--- a/transcribed_interviews/mexico_julio_boltvinik_16-02-2024.docx
+++ b/transcribed_interviews/mexico_julio_boltvinik_16-02-2024.docx
@@ -329,25 +329,6 @@
         <w:jc w:val="both"/>
         <w:rPr>
           <w:rFonts w:eastAsia="Aptos" w:cs="Aptos"/>
-          <w:color w:val="0070C0"/>
-          <w:lang w:val="es-MX"/>
-        </w:rPr>
-      </w:pPr>
-      <w:r>
-        <w:rPr>
-          <w:rFonts w:eastAsia="Aptos" w:cs="Aptos"/>
-          <w:color w:val="0070C0"/>
-          <w:lang w:val="es-MX"/>
-        </w:rPr>
-        <w:t>00:00</w:t>
-      </w:r>
-    </w:p>
-    <w:p>
-      <w:pPr>
-        <w:spacing w:after="0" w:line="240" w:lineRule="auto"/>
-        <w:jc w:val="both"/>
-        <w:rPr>
-          <w:rFonts w:eastAsia="Aptos" w:cs="Aptos"/>
           <w:color w:val="000000" w:themeColor="text1"/>
           <w:lang w:val="es-MX"/>
         </w:rPr>
@@ -942,25 +923,6 @@
         <w:spacing w:after="0" w:line="240" w:lineRule="auto"/>
         <w:jc w:val="both"/>
         <w:rPr>
-          <w:rFonts w:eastAsia="Aptos" w:cs="Aptos"/>
-          <w:color w:val="0070C0"/>
-          <w:lang w:val="es-MX"/>
-        </w:rPr>
-      </w:pPr>
-      <w:r>
-        <w:rPr>
-          <w:rFonts w:eastAsia="Aptos" w:cs="Aptos"/>
-          <w:color w:val="0070C0"/>
-          <w:lang w:val="es-MX"/>
-        </w:rPr>
-        <w:t>01:05</w:t>
-      </w:r>
-    </w:p>
-    <w:p>
-      <w:pPr>
-        <w:spacing w:after="0" w:line="240" w:lineRule="auto"/>
-        <w:jc w:val="both"/>
-        <w:rPr>
           <w:rFonts w:eastAsia="Times New Roman" w:cs="Times New Roman"/>
           <w:color w:val="0A0A0A"/>
           <w:lang w:val="es-MX" w:eastAsia="es-MX"/>
@@ -1183,25 +1145,6 @@
         <w:spacing w:after="0" w:line="240" w:lineRule="auto"/>
         <w:jc w:val="both"/>
         <w:rPr>
-          <w:rFonts w:eastAsia="Aptos" w:cs="Aptos"/>
-          <w:color w:val="0070C0"/>
-          <w:lang w:val="es-MX"/>
-        </w:rPr>
-      </w:pPr>
-      <w:r>
-        <w:rPr>
-          <w:rFonts w:eastAsia="Aptos" w:cs="Aptos"/>
-          <w:color w:val="0070C0"/>
-          <w:lang w:val="es-MX"/>
-        </w:rPr>
-        <w:t>02:06</w:t>
-      </w:r>
-    </w:p>
-    <w:p>
-      <w:pPr>
-        <w:spacing w:after="0" w:line="240" w:lineRule="auto"/>
-        <w:jc w:val="both"/>
-        <w:rPr>
           <w:rFonts w:eastAsia="Times New Roman" w:cs="Times New Roman"/>
           <w:color w:val="0A0A0A"/>
           <w:lang w:val="es-MX" w:eastAsia="es-MX"/>
@@ -1459,25 +1402,6 @@
         <w:spacing w:after="0" w:line="240" w:lineRule="auto"/>
         <w:jc w:val="both"/>
         <w:rPr>
-          <w:rFonts w:eastAsia="Aptos" w:cs="Aptos"/>
-          <w:color w:val="0070C0"/>
-          <w:lang w:val="es-MX"/>
-        </w:rPr>
-      </w:pPr>
-      <w:r>
-        <w:rPr>
-          <w:rFonts w:eastAsia="Aptos" w:cs="Aptos"/>
-          <w:color w:val="0070C0"/>
-          <w:lang w:val="es-MX"/>
-        </w:rPr>
-        <w:t>02:57</w:t>
-      </w:r>
-    </w:p>
-    <w:p>
-      <w:pPr>
-        <w:spacing w:after="0" w:line="240" w:lineRule="auto"/>
-        <w:jc w:val="both"/>
-        <w:rPr>
           <w:rFonts w:eastAsia="Times New Roman" w:cs="Times New Roman"/>
           <w:color w:val="0A0A0A"/>
           <w:lang w:val="es-MX" w:eastAsia="es-MX"/>
@@ -2000,25 +1924,6 @@
         <w:spacing w:after="0" w:line="240" w:lineRule="auto"/>
         <w:jc w:val="both"/>
         <w:rPr>
-          <w:rFonts w:eastAsia="Aptos" w:cs="Aptos"/>
-          <w:color w:val="0070C0"/>
-          <w:lang w:val="es-MX"/>
-        </w:rPr>
-      </w:pPr>
-      <w:r>
-        <w:rPr>
-          <w:rFonts w:eastAsia="Aptos" w:cs="Aptos"/>
-          <w:color w:val="0070C0"/>
-          <w:lang w:val="es-MX"/>
-        </w:rPr>
-        <w:t>05:02</w:t>
-      </w:r>
-    </w:p>
-    <w:p>
-      <w:pPr>
-        <w:spacing w:after="0" w:line="240" w:lineRule="auto"/>
-        <w:jc w:val="both"/>
-        <w:rPr>
           <w:rFonts w:eastAsia="Times New Roman" w:cs="Times New Roman"/>
           <w:color w:val="0A0A0A"/>
           <w:lang w:val="es-MX" w:eastAsia="es-MX"/>
@@ -2291,25 +2196,6 @@
         <w:spacing w:after="0" w:line="240" w:lineRule="auto"/>
         <w:jc w:val="both"/>
         <w:rPr>
-          <w:rFonts w:eastAsia="Aptos" w:cs="Aptos"/>
-          <w:color w:val="0070C0"/>
-          <w:lang w:val="es-MX"/>
-        </w:rPr>
-      </w:pPr>
-      <w:r>
-        <w:rPr>
-          <w:rFonts w:eastAsia="Aptos" w:cs="Aptos"/>
-          <w:color w:val="0070C0"/>
-          <w:lang w:val="es-MX"/>
-        </w:rPr>
-        <w:t>06:31</w:t>
-      </w:r>
-    </w:p>
-    <w:p>
-      <w:pPr>
-        <w:spacing w:after="0" w:line="240" w:lineRule="auto"/>
-        <w:jc w:val="both"/>
-        <w:rPr>
           <w:rFonts w:eastAsia="Times New Roman" w:cs="Times New Roman"/>
           <w:color w:val="0A0A0A"/>
           <w:lang w:val="es-MX" w:eastAsia="es-MX"/>
@@ -2663,25 +2549,6 @@
         <w:spacing w:after="0" w:line="240" w:lineRule="auto"/>
         <w:jc w:val="both"/>
         <w:rPr>
-          <w:rFonts w:eastAsia="Aptos" w:cs="Aptos"/>
-          <w:color w:val="0070C0"/>
-          <w:lang w:val="es-MX"/>
-        </w:rPr>
-      </w:pPr>
-      <w:r>
-        <w:rPr>
-          <w:rFonts w:eastAsia="Aptos" w:cs="Aptos"/>
-          <w:color w:val="0070C0"/>
-          <w:lang w:val="es-MX"/>
-        </w:rPr>
-        <w:t>07:46</w:t>
-      </w:r>
-    </w:p>
-    <w:p>
-      <w:pPr>
-        <w:spacing w:after="0" w:line="240" w:lineRule="auto"/>
-        <w:jc w:val="both"/>
-        <w:rPr>
           <w:rFonts w:eastAsia="Times New Roman" w:cs="Times New Roman"/>
           <w:color w:val="0A0A0A"/>
           <w:lang w:val="es-MX" w:eastAsia="es-MX"/>
@@ -3118,7 +2985,7 @@
           <w:color w:val="0A0A0A"/>
           <w:lang w:val="es-MX" w:eastAsia="es-MX"/>
         </w:rPr>
-        <w:t xml:space="preserve">(09:44) </w:t>
+        <w:t xml:space="preserve"/>
       </w:r>
       <w:r>
         <w:rPr>
@@ -3188,25 +3055,6 @@
           <w:lang w:val="es-MX" w:eastAsia="es-MX"/>
         </w:rPr>
       </w:pPr>
-    </w:p>
-    <w:p>
-      <w:pPr>
-        <w:spacing w:after="0" w:line="240" w:lineRule="auto"/>
-        <w:jc w:val="both"/>
-        <w:rPr>
-          <w:rFonts w:eastAsia="Aptos" w:cs="Aptos"/>
-          <w:color w:val="0070C0"/>
-          <w:lang w:val="es-MX"/>
-        </w:rPr>
-      </w:pPr>
-      <w:r>
-        <w:rPr>
-          <w:rFonts w:eastAsia="Aptos" w:cs="Aptos"/>
-          <w:color w:val="0070C0"/>
-          <w:lang w:val="es-MX"/>
-        </w:rPr>
-        <w:t>09:56</w:t>
-      </w:r>
     </w:p>
     <w:p>
       <w:pPr>
@@ -3608,25 +3456,6 @@
         <w:spacing w:after="0" w:line="240" w:lineRule="auto"/>
         <w:jc w:val="both"/>
         <w:rPr>
-          <w:rFonts w:eastAsia="Aptos" w:cs="Aptos"/>
-          <w:color w:val="0070C0"/>
-          <w:lang w:val="es-MX"/>
-        </w:rPr>
-      </w:pPr>
-      <w:r>
-        <w:rPr>
-          <w:rFonts w:eastAsia="Aptos" w:cs="Aptos"/>
-          <w:color w:val="0070C0"/>
-          <w:lang w:val="es-MX"/>
-        </w:rPr>
-        <w:t>11:54</w:t>
-      </w:r>
-    </w:p>
-    <w:p>
-      <w:pPr>
-        <w:spacing w:after="0" w:line="240" w:lineRule="auto"/>
-        <w:jc w:val="both"/>
-        <w:rPr>
           <w:rFonts w:eastAsia="Times New Roman" w:cs="Times New Roman"/>
           <w:color w:val="0A0A0A"/>
           <w:lang w:val="es-MX" w:eastAsia="es-MX"/>
@@ -3878,25 +3707,6 @@
         <w:spacing w:after="0" w:line="240" w:lineRule="auto"/>
         <w:jc w:val="both"/>
         <w:rPr>
-          <w:rFonts w:eastAsia="Aptos" w:cs="Aptos"/>
-          <w:color w:val="0070C0"/>
-          <w:lang w:val="es-MX"/>
-        </w:rPr>
-      </w:pPr>
-      <w:r>
-        <w:rPr>
-          <w:rFonts w:eastAsia="Aptos" w:cs="Aptos"/>
-          <w:color w:val="0070C0"/>
-          <w:lang w:val="es-MX"/>
-        </w:rPr>
-        <w:t>13:10</w:t>
-      </w:r>
-    </w:p>
-    <w:p>
-      <w:pPr>
-        <w:spacing w:after="0" w:line="240" w:lineRule="auto"/>
-        <w:jc w:val="both"/>
-        <w:rPr>
           <w:rFonts w:eastAsia="Times New Roman" w:cs="Times New Roman"/>
           <w:color w:val="0A0A0A"/>
           <w:lang w:val="es-MX" w:eastAsia="es-MX"/>
@@ -4171,25 +3981,6 @@
         <w:spacing w:after="0" w:line="240" w:lineRule="auto"/>
         <w:jc w:val="both"/>
         <w:rPr>
-          <w:rFonts w:eastAsia="Aptos" w:cs="Aptos"/>
-          <w:color w:val="0070C0"/>
-          <w:lang w:val="es-MX"/>
-        </w:rPr>
-      </w:pPr>
-      <w:r>
-        <w:rPr>
-          <w:rFonts w:eastAsia="Aptos" w:cs="Aptos"/>
-          <w:color w:val="0070C0"/>
-          <w:lang w:val="es-MX"/>
-        </w:rPr>
-        <w:t>14:10</w:t>
-      </w:r>
-    </w:p>
-    <w:p>
-      <w:pPr>
-        <w:spacing w:after="0" w:line="240" w:lineRule="auto"/>
-        <w:jc w:val="both"/>
-        <w:rPr>
           <w:rFonts w:eastAsia="Times New Roman" w:cs="Times New Roman"/>
           <w:color w:val="0A0A0A"/>
           <w:lang w:val="es-MX" w:eastAsia="es-MX"/>
@@ -4441,25 +4232,6 @@
         <w:spacing w:after="0" w:line="240" w:lineRule="auto"/>
         <w:jc w:val="both"/>
         <w:rPr>
-          <w:rFonts w:eastAsia="Aptos" w:cs="Aptos"/>
-          <w:color w:val="0070C0"/>
-          <w:lang w:val="es-MX"/>
-        </w:rPr>
-      </w:pPr>
-      <w:r>
-        <w:rPr>
-          <w:rFonts w:eastAsia="Aptos" w:cs="Aptos"/>
-          <w:color w:val="0070C0"/>
-          <w:lang w:val="es-MX"/>
-        </w:rPr>
-        <w:t>15:54</w:t>
-      </w:r>
-    </w:p>
-    <w:p>
-      <w:pPr>
-        <w:spacing w:after="0" w:line="240" w:lineRule="auto"/>
-        <w:jc w:val="both"/>
-        <w:rPr>
           <w:rFonts w:eastAsia="Times New Roman" w:cs="Times New Roman"/>
           <w:color w:val="0A0A0A"/>
           <w:lang w:val="es-MX" w:eastAsia="es-MX"/>
@@ -4698,25 +4470,6 @@
         <w:spacing w:after="0" w:line="240" w:lineRule="auto"/>
         <w:jc w:val="both"/>
         <w:rPr>
-          <w:rFonts w:eastAsia="Aptos" w:cs="Aptos"/>
-          <w:color w:val="0070C0"/>
-          <w:lang w:val="es-MX"/>
-        </w:rPr>
-      </w:pPr>
-      <w:r>
-        <w:rPr>
-          <w:rFonts w:eastAsia="Aptos" w:cs="Aptos"/>
-          <w:color w:val="0070C0"/>
-          <w:lang w:val="es-MX"/>
-        </w:rPr>
-        <w:t>17:03</w:t>
-      </w:r>
-    </w:p>
-    <w:p>
-      <w:pPr>
-        <w:spacing w:after="0" w:line="240" w:lineRule="auto"/>
-        <w:jc w:val="both"/>
-        <w:rPr>
           <w:rFonts w:eastAsia="Times New Roman" w:cs="Times New Roman"/>
           <w:color w:val="0A0A0A"/>
           <w:lang w:val="es-MX" w:eastAsia="es-MX"/>
@@ -5233,25 +4986,6 @@
         <w:spacing w:after="0" w:line="240" w:lineRule="auto"/>
         <w:jc w:val="both"/>
         <w:rPr>
-          <w:rFonts w:eastAsia="Aptos" w:cs="Aptos"/>
-          <w:color w:val="0070C0"/>
-          <w:lang w:val="es-MX"/>
-        </w:rPr>
-      </w:pPr>
-      <w:r>
-        <w:rPr>
-          <w:rFonts w:eastAsia="Aptos" w:cs="Aptos"/>
-          <w:color w:val="0070C0"/>
-          <w:lang w:val="es-MX"/>
-        </w:rPr>
-        <w:t>19:18</w:t>
-      </w:r>
-    </w:p>
-    <w:p>
-      <w:pPr>
-        <w:spacing w:after="0" w:line="240" w:lineRule="auto"/>
-        <w:jc w:val="both"/>
-        <w:rPr>
           <w:rFonts w:eastAsia="Times New Roman" w:cs="Times New Roman"/>
           <w:color w:val="0A0A0A"/>
           <w:lang w:val="es-MX" w:eastAsia="es-MX"/>
@@ -5524,25 +5258,6 @@
         <w:spacing w:after="0" w:line="240" w:lineRule="auto"/>
         <w:jc w:val="both"/>
         <w:rPr>
-          <w:rFonts w:eastAsia="Aptos" w:cs="Aptos"/>
-          <w:color w:val="0070C0"/>
-          <w:lang w:val="es-MX"/>
-        </w:rPr>
-      </w:pPr>
-      <w:r>
-        <w:rPr>
-          <w:rFonts w:eastAsia="Aptos" w:cs="Aptos"/>
-          <w:color w:val="0070C0"/>
-          <w:lang w:val="es-MX"/>
-        </w:rPr>
-        <w:t>20:45</w:t>
-      </w:r>
-    </w:p>
-    <w:p>
-      <w:pPr>
-        <w:spacing w:after="0" w:line="240" w:lineRule="auto"/>
-        <w:jc w:val="both"/>
-        <w:rPr>
           <w:rFonts w:eastAsia="Times New Roman" w:cs="Times New Roman"/>
           <w:color w:val="0A0A0A"/>
           <w:lang w:val="es-MX" w:eastAsia="es-MX"/>
@@ -5833,25 +5548,6 @@
         <w:spacing w:after="0" w:line="240" w:lineRule="auto"/>
         <w:jc w:val="both"/>
         <w:rPr>
-          <w:rFonts w:eastAsia="Aptos" w:cs="Aptos"/>
-          <w:color w:val="0070C0"/>
-          <w:lang w:val="es-MX"/>
-        </w:rPr>
-      </w:pPr>
-      <w:r>
-        <w:rPr>
-          <w:rFonts w:eastAsia="Aptos" w:cs="Aptos"/>
-          <w:color w:val="0070C0"/>
-          <w:lang w:val="es-MX"/>
-        </w:rPr>
-        <w:t>22:10</w:t>
-      </w:r>
-    </w:p>
-    <w:p>
-      <w:pPr>
-        <w:spacing w:after="0" w:line="240" w:lineRule="auto"/>
-        <w:jc w:val="both"/>
-        <w:rPr>
           <w:rFonts w:eastAsia="Times New Roman" w:cs="Times New Roman"/>
           <w:color w:val="0A0A0A"/>
           <w:lang w:val="es-MX" w:eastAsia="es-MX"/>
@@ -6313,25 +6009,6 @@
         <w:spacing w:after="0" w:line="240" w:lineRule="auto"/>
         <w:jc w:val="both"/>
         <w:rPr>
-          <w:rFonts w:eastAsia="Aptos" w:cs="Aptos"/>
-          <w:color w:val="0070C0"/>
-          <w:lang w:val="es-MX"/>
-        </w:rPr>
-      </w:pPr>
-      <w:r>
-        <w:rPr>
-          <w:rFonts w:eastAsia="Aptos" w:cs="Aptos"/>
-          <w:color w:val="0070C0"/>
-          <w:lang w:val="es-MX"/>
-        </w:rPr>
-        <w:t>24:23</w:t>
-      </w:r>
-    </w:p>
-    <w:p>
-      <w:pPr>
-        <w:spacing w:after="0" w:line="240" w:lineRule="auto"/>
-        <w:jc w:val="both"/>
-        <w:rPr>
           <w:rFonts w:eastAsia="Times New Roman" w:cs="Times New Roman"/>
           <w:color w:val="0A0A0A"/>
           <w:lang w:val="es-MX" w:eastAsia="es-MX"/>
@@ -6705,25 +6382,6 @@
         <w:spacing w:after="0" w:line="240" w:lineRule="auto"/>
         <w:jc w:val="both"/>
         <w:rPr>
-          <w:rFonts w:eastAsia="Aptos" w:cs="Aptos"/>
-          <w:color w:val="0070C0"/>
-          <w:lang w:val="es-MX"/>
-        </w:rPr>
-      </w:pPr>
-      <w:r>
-        <w:rPr>
-          <w:rFonts w:eastAsia="Aptos" w:cs="Aptos"/>
-          <w:color w:val="0070C0"/>
-          <w:lang w:val="es-MX"/>
-        </w:rPr>
-        <w:t>25:29</w:t>
-      </w:r>
-    </w:p>
-    <w:p>
-      <w:pPr>
-        <w:spacing w:after="0" w:line="240" w:lineRule="auto"/>
-        <w:jc w:val="both"/>
-        <w:rPr>
           <w:rFonts w:eastAsia="Times New Roman" w:cs="Times New Roman"/>
           <w:color w:val="0A0A0A"/>
           <w:lang w:val="es-MX" w:eastAsia="es-MX"/>
@@ -7125,25 +6783,6 @@
         <w:spacing w:after="0" w:line="240" w:lineRule="auto"/>
         <w:jc w:val="both"/>
         <w:rPr>
-          <w:rFonts w:eastAsia="Aptos" w:cs="Aptos"/>
-          <w:color w:val="0070C0"/>
-          <w:lang w:val="es-MX"/>
-        </w:rPr>
-      </w:pPr>
-      <w:r>
-        <w:rPr>
-          <w:rFonts w:eastAsia="Aptos" w:cs="Aptos"/>
-          <w:color w:val="0070C0"/>
-          <w:lang w:val="es-MX"/>
-        </w:rPr>
-        <w:t>28:25</w:t>
-      </w:r>
-    </w:p>
-    <w:p>
-      <w:pPr>
-        <w:spacing w:after="0" w:line="240" w:lineRule="auto"/>
-        <w:jc w:val="both"/>
-        <w:rPr>
           <w:rFonts w:eastAsia="Times New Roman" w:cs="Times New Roman"/>
           <w:color w:val="0A0A0A"/>
           <w:lang w:val="es-MX" w:eastAsia="es-MX"/>
@@ -7428,7 +7067,7 @@
           <w:lang w:val="es-MX"/>
         </w:rPr>
         <w:lastRenderedPageBreak/>
-        <w:t xml:space="preserve">(29:58) </w:t>
+        <w:t xml:space="preserve"/>
       </w:r>
       <w:r>
         <w:rPr>
@@ -7463,25 +7102,6 @@
           <w:lang w:val="es-MX"/>
         </w:rPr>
       </w:pPr>
-    </w:p>
-    <w:p>
-      <w:pPr>
-        <w:spacing w:after="0" w:line="240" w:lineRule="auto"/>
-        <w:jc w:val="both"/>
-        <w:rPr>
-          <w:rFonts w:eastAsia="Aptos" w:cs="Aptos"/>
-          <w:color w:val="0070C0"/>
-          <w:lang w:val="es-MX"/>
-        </w:rPr>
-      </w:pPr>
-      <w:r>
-        <w:rPr>
-          <w:rFonts w:eastAsia="Aptos" w:cs="Aptos"/>
-          <w:color w:val="0070C0"/>
-          <w:lang w:val="es-MX"/>
-        </w:rPr>
-        <w:t>30:39</w:t>
-      </w:r>
     </w:p>
     <w:p>
       <w:pPr>
@@ -8054,25 +7674,6 @@
           <w:rFonts w:asciiTheme="minorHAnsi" w:hAnsiTheme="minorHAnsi"/>
         </w:rPr>
         <w:t xml:space="preserve"> gracias a él conocí y luego lo empecé a leer, me encantó. Me abrió un mundo nuevo.</w:t>
-      </w:r>
-    </w:p>
-    <w:p>
-      <w:pPr>
-        <w:spacing w:after="0" w:line="240" w:lineRule="auto"/>
-        <w:jc w:val="both"/>
-        <w:rPr>
-          <w:rFonts w:eastAsia="Aptos" w:cs="Aptos"/>
-          <w:color w:val="0070C0"/>
-          <w:lang w:val="es-MX"/>
-        </w:rPr>
-      </w:pPr>
-      <w:r>
-        <w:rPr>
-          <w:rFonts w:eastAsia="Aptos" w:cs="Aptos"/>
-          <w:color w:val="0070C0"/>
-          <w:lang w:val="es-MX"/>
-        </w:rPr>
-        <w:t>35:21</w:t>
       </w:r>
     </w:p>
     <w:p>
@@ -8387,25 +7988,6 @@
     </w:p>
     <w:p>
       <w:pPr>
-        <w:spacing w:after="0" w:line="240" w:lineRule="auto"/>
-        <w:jc w:val="both"/>
-        <w:rPr>
-          <w:rFonts w:eastAsia="Aptos" w:cs="Aptos"/>
-          <w:color w:val="0070C0"/>
-          <w:lang w:val="es-MX"/>
-        </w:rPr>
-      </w:pPr>
-      <w:r>
-        <w:rPr>
-          <w:rFonts w:eastAsia="Aptos" w:cs="Aptos"/>
-          <w:color w:val="0070C0"/>
-          <w:lang w:val="es-MX"/>
-        </w:rPr>
-        <w:t>38:06</w:t>
-      </w:r>
-    </w:p>
-    <w:p>
-      <w:pPr>
         <w:pStyle w:val="vlaz4d"/>
         <w:shd w:val="clear" w:color="auto" w:fill="FFFFFF"/>
         <w:jc w:val="both"/>
@@ -8577,25 +8159,6 @@
     </w:p>
     <w:p>
       <w:pPr>
-        <w:spacing w:after="0" w:line="240" w:lineRule="auto"/>
-        <w:jc w:val="both"/>
-        <w:rPr>
-          <w:rFonts w:eastAsia="Aptos" w:cs="Aptos"/>
-          <w:color w:val="0070C0"/>
-          <w:lang w:val="es-MX"/>
-        </w:rPr>
-      </w:pPr>
-      <w:r>
-        <w:rPr>
-          <w:rFonts w:eastAsia="Aptos" w:cs="Aptos"/>
-          <w:color w:val="0070C0"/>
-          <w:lang w:val="es-MX"/>
-        </w:rPr>
-        <w:t>40:04</w:t>
-      </w:r>
-    </w:p>
-    <w:p>
-      <w:pPr>
         <w:pStyle w:val="vlaz4d"/>
         <w:shd w:val="clear" w:color="auto" w:fill="FFFFFF"/>
         <w:jc w:val="both"/>
@@ -8866,25 +8429,6 @@
     </w:p>
     <w:p>
       <w:pPr>
-        <w:spacing w:after="0" w:line="240" w:lineRule="auto"/>
-        <w:jc w:val="both"/>
-        <w:rPr>
-          <w:rFonts w:eastAsia="Aptos" w:cs="Aptos"/>
-          <w:color w:val="0070C0"/>
-          <w:lang w:val="es-MX"/>
-        </w:rPr>
-      </w:pPr>
-      <w:r>
-        <w:rPr>
-          <w:rFonts w:eastAsia="Aptos" w:cs="Aptos"/>
-          <w:color w:val="0070C0"/>
-          <w:lang w:val="es-MX"/>
-        </w:rPr>
-        <w:t>42:21</w:t>
-      </w:r>
-    </w:p>
-    <w:p>
-      <w:pPr>
         <w:pStyle w:val="vlaz4d"/>
         <w:shd w:val="clear" w:color="auto" w:fill="FFFFFF"/>
         <w:jc w:val="both"/>
@@ -9431,13 +8975,13 @@
           <w:rFonts w:asciiTheme="minorHAnsi" w:hAnsiTheme="minorHAnsi"/>
         </w:rPr>
         <w:lastRenderedPageBreak/>
-        <w:t>(43:</w:t>
-      </w:r>
-      <w:r>
-        <w:rPr>
-          <w:rFonts w:asciiTheme="minorHAnsi" w:hAnsiTheme="minorHAnsi"/>
-        </w:rPr>
-        <w:t>27) Defino el Florecimeinto Humano como el desarrollo y satisfacción de necesidad</w:t>
+        <w:t/>
+      </w:r>
+      <w:r>
+        <w:rPr>
+          <w:rFonts w:asciiTheme="minorHAnsi" w:hAnsiTheme="minorHAnsi"/>
+        </w:rPr>
+        <w:t>Defino el Florecimeinto Humano como el desarrollo y satisfacción de necesidad</w:t>
       </w:r>
       <w:r>
         <w:rPr>
@@ -9470,18 +9014,88 @@
         <w:shd w:val="clear" w:color="auto" w:fill="FFFFFF"/>
         <w:jc w:val="both"/>
         <w:rPr>
-          <w:rFonts w:asciiTheme="minorHAnsi" w:eastAsia="Aptos" w:hAnsiTheme="minorHAnsi" w:cs="Aptos"/>
-          <w:color w:val="0070C0"/>
-          <w:lang w:eastAsia="ja-JP"/>
-        </w:rPr>
-      </w:pPr>
-      <w:r>
-        <w:rPr>
-          <w:rFonts w:asciiTheme="minorHAnsi" w:eastAsia="Aptos" w:hAnsiTheme="minorHAnsi" w:cs="Aptos"/>
-          <w:color w:val="0070C0"/>
-          <w:lang w:eastAsia="ja-JP"/>
-        </w:rPr>
-        <w:t>45:53</w:t>
+          <w:rFonts w:asciiTheme="minorHAnsi" w:hAnsiTheme="minorHAnsi"/>
+        </w:rPr>
+      </w:pPr>
+      <w:r>
+        <w:rPr>
+          <w:rFonts w:asciiTheme="minorHAnsi" w:hAnsiTheme="minorHAnsi"/>
+          <w:b/>
+          <w:bCs/>
+        </w:rPr>
+        <w:t>Julio:</w:t>
+      </w:r>
+      <w:r>
+        <w:rPr>
+          <w:rFonts w:asciiTheme="minorHAnsi" w:hAnsiTheme="minorHAnsi"/>
+        </w:rPr>
+        <w:t xml:space="preserve"> D</w:t>
+      </w:r>
+      <w:r>
+        <w:rPr>
+          <w:rFonts w:asciiTheme="minorHAnsi" w:hAnsiTheme="minorHAnsi"/>
+        </w:rPr>
+        <w:t>espués están las capacidades internas que son las capacidades que desarrollamos a lo largo de la vida.</w:t>
+      </w:r>
+      <w:r>
+        <w:rPr>
+          <w:rFonts w:asciiTheme="minorHAnsi" w:hAnsiTheme="minorHAnsi"/>
+        </w:rPr>
+        <w:t xml:space="preserve"> </w:t>
+      </w:r>
+      <w:r>
+        <w:rPr>
+          <w:rFonts w:asciiTheme="minorHAnsi" w:hAnsiTheme="minorHAnsi"/>
+        </w:rPr>
+        <w:t>A partir de esas capacidades innatas ten</w:t>
+      </w:r>
+      <w:r>
+        <w:rPr>
+          <w:rFonts w:asciiTheme="minorHAnsi" w:hAnsiTheme="minorHAnsi"/>
+        </w:rPr>
+        <w:t>d</w:t>
+      </w:r>
+      <w:r>
+        <w:rPr>
+          <w:rFonts w:asciiTheme="minorHAnsi" w:hAnsiTheme="minorHAnsi"/>
+        </w:rPr>
+        <w:t>emos a leer, ten</w:t>
+      </w:r>
+      <w:r>
+        <w:rPr>
+          <w:rFonts w:asciiTheme="minorHAnsi" w:hAnsiTheme="minorHAnsi"/>
+        </w:rPr>
+        <w:t>d</w:t>
+      </w:r>
+      <w:r>
+        <w:rPr>
+          <w:rFonts w:asciiTheme="minorHAnsi" w:hAnsiTheme="minorHAnsi"/>
+        </w:rPr>
+        <w:t>emos a caminar</w:t>
+      </w:r>
+      <w:r>
+        <w:rPr>
+          <w:rFonts w:asciiTheme="minorHAnsi" w:hAnsiTheme="minorHAnsi"/>
+        </w:rPr>
+        <w:t xml:space="preserve">, tenemos </w:t>
+      </w:r>
+      <w:r>
+        <w:rPr>
+          <w:rFonts w:asciiTheme="minorHAnsi" w:hAnsiTheme="minorHAnsi"/>
+        </w:rPr>
+        <w:t>la capacidad innata de camino, pero tenemos que aprenderla volverla una interna y luego hay capacidades</w:t>
+      </w:r>
+      <w:r>
+        <w:rPr>
+          <w:rFonts w:asciiTheme="minorHAnsi" w:hAnsiTheme="minorHAnsi"/>
+        </w:rPr>
+        <w:t xml:space="preserve"> c</w:t>
+      </w:r>
+      <w:r>
+        <w:rPr>
+          <w:rFonts w:asciiTheme="minorHAnsi" w:hAnsiTheme="minorHAnsi"/>
+        </w:rPr>
+        <w:t>ombinadas donde lo que nosotros podemos hacer solo se vuelve realidad si se combina con capacidades preexistentes a nivel social.</w:t>
       </w:r>
     </w:p>
     <w:p>
@@ -9505,73 +9119,97 @@
         <w:rPr>
           <w:rFonts w:asciiTheme="minorHAnsi" w:hAnsiTheme="minorHAnsi"/>
         </w:rPr>
-        <w:t xml:space="preserve"> D</w:t>
-      </w:r>
-      <w:r>
-        <w:rPr>
-          <w:rFonts w:asciiTheme="minorHAnsi" w:hAnsiTheme="minorHAnsi"/>
-        </w:rPr>
-        <w:t>espués están las capacidades internas que son las capacidades que desarrollamos a lo largo de la vida.</w:t>
-      </w:r>
-      <w:r>
-        <w:rPr>
-          <w:rFonts w:asciiTheme="minorHAnsi" w:hAnsiTheme="minorHAnsi"/>
-        </w:rPr>
-        <w:t xml:space="preserve"> </w:t>
-      </w:r>
-      <w:r>
-        <w:rPr>
-          <w:rFonts w:asciiTheme="minorHAnsi" w:hAnsiTheme="minorHAnsi"/>
-        </w:rPr>
-        <w:t>A partir de esas capacidades innatas ten</w:t>
-      </w:r>
-      <w:r>
-        <w:rPr>
-          <w:rFonts w:asciiTheme="minorHAnsi" w:hAnsiTheme="minorHAnsi"/>
-        </w:rPr>
-        <w:t>d</w:t>
-      </w:r>
-      <w:r>
-        <w:rPr>
-          <w:rFonts w:asciiTheme="minorHAnsi" w:hAnsiTheme="minorHAnsi"/>
-        </w:rPr>
-        <w:t>emos a leer, ten</w:t>
-      </w:r>
-      <w:r>
-        <w:rPr>
-          <w:rFonts w:asciiTheme="minorHAnsi" w:hAnsiTheme="minorHAnsi"/>
-        </w:rPr>
-        <w:t>d</w:t>
-      </w:r>
-      <w:r>
-        <w:rPr>
-          <w:rFonts w:asciiTheme="minorHAnsi" w:hAnsiTheme="minorHAnsi"/>
-        </w:rPr>
-        <w:t>emos a caminar</w:t>
-      </w:r>
-      <w:r>
-        <w:rPr>
-          <w:rFonts w:asciiTheme="minorHAnsi" w:hAnsiTheme="minorHAnsi"/>
-        </w:rPr>
-        <w:t xml:space="preserve">, tenemos </w:t>
-      </w:r>
-      <w:r>
-        <w:rPr>
-          <w:rFonts w:asciiTheme="minorHAnsi" w:hAnsiTheme="minorHAnsi"/>
-        </w:rPr>
-        <w:t>la capacidad innata de camino, pero tenemos que aprenderla volverla una interna y luego hay capacidades</w:t>
-      </w:r>
-      <w:r>
-        <w:rPr>
-          <w:rFonts w:asciiTheme="minorHAnsi" w:hAnsiTheme="minorHAnsi"/>
-        </w:rPr>
-        <w:t xml:space="preserve"> c</w:t>
-      </w:r>
-      <w:r>
-        <w:rPr>
-          <w:rFonts w:asciiTheme="minorHAnsi" w:hAnsiTheme="minorHAnsi"/>
-        </w:rPr>
-        <w:t>ombinadas donde lo que nosotros podemos hacer solo se vuelve realidad si se combina con capacidades preexistentes a nivel social.</w:t>
+        <w:t xml:space="preserve"> E</w:t>
+      </w:r>
+      <w:r>
+        <w:rPr>
+          <w:rFonts w:asciiTheme="minorHAnsi" w:hAnsiTheme="minorHAnsi"/>
+        </w:rPr>
+        <w:t xml:space="preserve">ntonces que yo no tengo la capacidad de hablar con Alberto Hernández </w:t>
+      </w:r>
+      <w:r>
+        <w:rPr>
+          <w:rFonts w:asciiTheme="minorHAnsi" w:hAnsiTheme="minorHAnsi"/>
+        </w:rPr>
+        <w:t>Baquiero</w:t>
+      </w:r>
+      <w:r>
+        <w:rPr>
+          <w:rFonts w:asciiTheme="minorHAnsi" w:hAnsiTheme="minorHAnsi"/>
+        </w:rPr>
+        <w:t xml:space="preserve"> estando en lugares distintos del planeta, pero gracias a las capacidades que se han plasmado</w:t>
+      </w:r>
+      <w:r>
+        <w:rPr>
+          <w:rFonts w:asciiTheme="minorHAnsi" w:hAnsiTheme="minorHAnsi"/>
+        </w:rPr>
+        <w:t>,</w:t>
+      </w:r>
+      <w:r>
+        <w:rPr>
+          <w:rFonts w:asciiTheme="minorHAnsi" w:hAnsiTheme="minorHAnsi"/>
+        </w:rPr>
+        <w:t xml:space="preserve"> en las computadoras</w:t>
+      </w:r>
+      <w:r>
+        <w:rPr>
+          <w:rFonts w:asciiTheme="minorHAnsi" w:hAnsiTheme="minorHAnsi"/>
+        </w:rPr>
+        <w:t>,</w:t>
+      </w:r>
+      <w:r>
+        <w:rPr>
+          <w:rFonts w:asciiTheme="minorHAnsi" w:hAnsiTheme="minorHAnsi"/>
+        </w:rPr>
+        <w:t xml:space="preserve"> en los sistemas de transmisión en el Internet etcétera, podemos hablar entonces usted y yo y </w:t>
+      </w:r>
+      <w:r>
+        <w:rPr>
+          <w:rFonts w:asciiTheme="minorHAnsi" w:hAnsiTheme="minorHAnsi"/>
+        </w:rPr>
+        <w:t>Hugo</w:t>
+      </w:r>
+      <w:r>
+        <w:rPr>
+          <w:rFonts w:asciiTheme="minorHAnsi" w:hAnsiTheme="minorHAnsi"/>
+        </w:rPr>
+        <w:t xml:space="preserve"> tenemos la capacidad combinada de comunicarnos a distancia</w:t>
+      </w:r>
+      <w:r>
+        <w:rPr>
+          <w:rFonts w:asciiTheme="minorHAnsi" w:hAnsiTheme="minorHAnsi"/>
+        </w:rPr>
+        <w:t>. E</w:t>
+      </w:r>
+      <w:r>
+        <w:rPr>
+          <w:rFonts w:asciiTheme="minorHAnsi" w:hAnsiTheme="minorHAnsi"/>
+        </w:rPr>
+        <w:t>sa clasificación que hacen nos vamos, no la no la he visto trabajada por otras personas, pero como</w:t>
+      </w:r>
+      <w:r>
+        <w:rPr>
+          <w:rFonts w:asciiTheme="minorHAnsi" w:hAnsiTheme="minorHAnsi"/>
+        </w:rPr>
+        <w:t xml:space="preserve"> </w:t>
+      </w:r>
+      <w:r>
+        <w:rPr>
+          <w:rFonts w:asciiTheme="minorHAnsi" w:hAnsiTheme="minorHAnsi"/>
+        </w:rPr>
+        <w:t>el elemento más novedoso de</w:t>
+      </w:r>
+      <w:r>
+        <w:rPr>
+          <w:rFonts w:asciiTheme="minorHAnsi" w:hAnsiTheme="minorHAnsi"/>
+        </w:rPr>
+        <w:t xml:space="preserve"> </w:t>
+      </w:r>
+      <w:r>
+        <w:rPr>
+          <w:rFonts w:asciiTheme="minorHAnsi" w:hAnsiTheme="minorHAnsi"/>
+        </w:rPr>
+        <w:t xml:space="preserve">mi definición de florecimiento humano es añadir capacidades a necesidades, pues no puedo quedarme otra vez en necesidades, porque caigo en lo que ya está ahora </w:t>
       </w:r>
     </w:p>
     <w:p>
@@ -9595,25 +9233,182 @@
         <w:rPr>
           <w:rFonts w:asciiTheme="minorHAnsi" w:hAnsiTheme="minorHAnsi"/>
         </w:rPr>
-        <w:t xml:space="preserve"> E</w:t>
-      </w:r>
-      <w:r>
-        <w:rPr>
-          <w:rFonts w:asciiTheme="minorHAnsi" w:hAnsiTheme="minorHAnsi"/>
-        </w:rPr>
-        <w:t xml:space="preserve">ntonces que yo no tengo la capacidad de hablar con Alberto Hernández </w:t>
-      </w:r>
-      <w:r>
-        <w:rPr>
-          <w:rFonts w:asciiTheme="minorHAnsi" w:hAnsiTheme="minorHAnsi"/>
-        </w:rPr>
-        <w:t>Baquiero</w:t>
-      </w:r>
-      <w:r>
-        <w:rPr>
-          <w:rFonts w:asciiTheme="minorHAnsi" w:hAnsiTheme="minorHAnsi"/>
-        </w:rPr>
-        <w:t xml:space="preserve"> estando en lugares distintos del planeta, pero gracias a las capacidades que se han plasmado</w:t>
+        <w:t xml:space="preserve"> </w:t>
+      </w:r>
+      <w:r>
+        <w:rPr>
+          <w:rFonts w:asciiTheme="minorHAnsi" w:hAnsiTheme="minorHAnsi"/>
+          <w:highlight w:val="green"/>
+        </w:rPr>
+        <w:t>E</w:t>
+      </w:r>
+      <w:r>
+        <w:rPr>
+          <w:rFonts w:asciiTheme="minorHAnsi" w:hAnsiTheme="minorHAnsi"/>
+          <w:highlight w:val="green"/>
+        </w:rPr>
+        <w:t>l ser humano n</w:t>
+      </w:r>
+      <w:r>
+        <w:rPr>
+          <w:rFonts w:asciiTheme="minorHAnsi" w:hAnsiTheme="minorHAnsi"/>
+          <w:highlight w:val="green"/>
+        </w:rPr>
+        <w:t xml:space="preserve">o </w:t>
+      </w:r>
+      <w:r>
+        <w:rPr>
+          <w:rFonts w:asciiTheme="minorHAnsi" w:hAnsiTheme="minorHAnsi"/>
+          <w:highlight w:val="green"/>
+        </w:rPr>
+        <w:t>es un consumidor</w:t>
+      </w:r>
+      <w:r>
+        <w:rPr>
+          <w:rFonts w:asciiTheme="minorHAnsi" w:hAnsiTheme="minorHAnsi"/>
+          <w:highlight w:val="green"/>
+        </w:rPr>
+        <w:t xml:space="preserve">, </w:t>
+      </w:r>
+      <w:r>
+        <w:rPr>
+          <w:rFonts w:asciiTheme="minorHAnsi" w:hAnsiTheme="minorHAnsi"/>
+          <w:highlight w:val="green"/>
+        </w:rPr>
+        <w:t>vora</w:t>
+      </w:r>
+      <w:r>
+        <w:rPr>
+          <w:rFonts w:asciiTheme="minorHAnsi" w:hAnsiTheme="minorHAnsi"/>
+          <w:highlight w:val="green"/>
+        </w:rPr>
+        <w:t>z</w:t>
+      </w:r>
+      <w:r>
+        <w:rPr>
+          <w:rFonts w:asciiTheme="minorHAnsi" w:hAnsiTheme="minorHAnsi"/>
+          <w:highlight w:val="green"/>
+        </w:rPr>
+        <w:t xml:space="preserve"> e insaciable</w:t>
+      </w:r>
+      <w:r>
+        <w:rPr>
+          <w:rFonts w:asciiTheme="minorHAnsi" w:hAnsiTheme="minorHAnsi"/>
+          <w:highlight w:val="green"/>
+        </w:rPr>
+        <w:t>. E</w:t>
+      </w:r>
+      <w:r>
+        <w:rPr>
+          <w:rFonts w:asciiTheme="minorHAnsi" w:hAnsiTheme="minorHAnsi"/>
+          <w:highlight w:val="green"/>
+        </w:rPr>
+        <w:t xml:space="preserve">s un ser que para satisfacer sus necesidades produce cosas, por eso es tan importante el énfasis que da </w:t>
+      </w:r>
+      <w:r>
+        <w:rPr>
+          <w:rFonts w:asciiTheme="minorHAnsi" w:hAnsiTheme="minorHAnsi"/>
+          <w:highlight w:val="green"/>
+        </w:rPr>
+        <w:t>Marx y</w:t>
+      </w:r>
+      <w:r>
+        <w:rPr>
+          <w:rFonts w:asciiTheme="minorHAnsi" w:hAnsiTheme="minorHAnsi"/>
+          <w:highlight w:val="green"/>
+        </w:rPr>
+        <w:t xml:space="preserve"> Marcus a la cosa del trabajo humano</w:t>
+      </w:r>
+      <w:r>
+        <w:rPr>
+          <w:rFonts w:asciiTheme="minorHAnsi" w:hAnsiTheme="minorHAnsi"/>
+          <w:highlight w:val="green"/>
+        </w:rPr>
+        <w:t xml:space="preserve">. </w:t>
+      </w:r>
+      <w:r>
+        <w:rPr>
+          <w:rFonts w:asciiTheme="minorHAnsi" w:hAnsiTheme="minorHAnsi"/>
+        </w:rPr>
+        <w:t>E</w:t>
+      </w:r>
+      <w:r>
+        <w:rPr>
+          <w:rFonts w:asciiTheme="minorHAnsi" w:hAnsiTheme="minorHAnsi"/>
+        </w:rPr>
+        <w:t>l ser humano se hace a sí mismo a través del trabajo</w:t>
+      </w:r>
+      <w:r>
+        <w:rPr>
+          <w:rFonts w:asciiTheme="minorHAnsi" w:hAnsiTheme="minorHAnsi"/>
+        </w:rPr>
+        <w:t>.</w:t>
+      </w:r>
+      <w:r>
+        <w:rPr>
+          <w:rFonts w:asciiTheme="minorHAnsi" w:hAnsiTheme="minorHAnsi"/>
+        </w:rPr>
+        <w:t xml:space="preserve"> </w:t>
+      </w:r>
+      <w:r>
+        <w:rPr>
+          <w:rFonts w:asciiTheme="minorHAnsi" w:hAnsiTheme="minorHAnsi"/>
+        </w:rPr>
+        <w:t>C</w:t>
+      </w:r>
+      <w:r>
+        <w:rPr>
+          <w:rFonts w:asciiTheme="minorHAnsi" w:hAnsiTheme="minorHAnsi"/>
+        </w:rPr>
+        <w:t>uando el ser humano hizo una herramienta</w:t>
+      </w:r>
+      <w:r>
+        <w:rPr>
+          <w:rFonts w:asciiTheme="minorHAnsi" w:hAnsiTheme="minorHAnsi"/>
+        </w:rPr>
+        <w:t>, n</w:t>
+      </w:r>
+      <w:r>
+        <w:rPr>
+          <w:rFonts w:asciiTheme="minorHAnsi" w:hAnsiTheme="minorHAnsi"/>
+        </w:rPr>
+        <w:t>o se vio en el espejo porque no había espejos, pero contempló su situación le dijo soy otro</w:t>
+      </w:r>
+      <w:r>
+        <w:rPr>
+          <w:rFonts w:asciiTheme="minorHAnsi" w:hAnsiTheme="minorHAnsi"/>
+        </w:rPr>
+        <w:t xml:space="preserve"> p</w:t>
+      </w:r>
+      <w:r>
+        <w:rPr>
+          <w:rFonts w:asciiTheme="minorHAnsi" w:hAnsiTheme="minorHAnsi"/>
+        </w:rPr>
+        <w:t xml:space="preserve">orque ahora puedo con la herramienta que acabo de hacer unas lejitas de este tamaño delgadas y muy filosas, ya puedo cortar la piel de un venado, </w:t>
+      </w:r>
+      <w:r>
+        <w:rPr>
+          <w:rFonts w:asciiTheme="minorHAnsi" w:hAnsiTheme="minorHAnsi"/>
+        </w:rPr>
+        <w:t xml:space="preserve">cosa </w:t>
+      </w:r>
+      <w:r>
+        <w:rPr>
+          <w:rFonts w:asciiTheme="minorHAnsi" w:hAnsiTheme="minorHAnsi"/>
+        </w:rPr>
+        <w:t>que no podía hacer con mis dientes chiquititos</w:t>
+      </w:r>
+      <w:r>
+        <w:rPr>
+          <w:rFonts w:asciiTheme="minorHAnsi" w:hAnsiTheme="minorHAnsi"/>
+        </w:rPr>
+        <w:t>. S</w:t>
+      </w:r>
+      <w:r>
+        <w:rPr>
+          <w:rFonts w:asciiTheme="minorHAnsi" w:hAnsiTheme="minorHAnsi"/>
+        </w:rPr>
+        <w:t>omos una especie sin herramientas en nuestro cuerpo</w:t>
       </w:r>
       <w:r>
         <w:rPr>
@@ -9625,7 +9420,19 @@
         <w:rPr>
           <w:rFonts w:asciiTheme="minorHAnsi" w:hAnsiTheme="minorHAnsi"/>
         </w:rPr>
-        <w:t xml:space="preserve"> en las computadoras</w:t>
+        <w:t xml:space="preserve"> nuestras herramientas son muy débiles, los </w:t>
+      </w:r>
+      <w:r>
+        <w:rPr>
+          <w:rFonts w:asciiTheme="minorHAnsi" w:hAnsiTheme="minorHAnsi"/>
+        </w:rPr>
+        <w:t>t</w:t>
+      </w:r>
+      <w:r>
+        <w:rPr>
+          <w:rFonts w:asciiTheme="minorHAnsi" w:hAnsiTheme="minorHAnsi"/>
+        </w:rPr>
+        <w:t>igres</w:t>
       </w:r>
       <w:r>
         <w:rPr>
@@ -9637,55 +9444,49 @@
         <w:rPr>
           <w:rFonts w:asciiTheme="minorHAnsi" w:hAnsiTheme="minorHAnsi"/>
         </w:rPr>
-        <w:t xml:space="preserve"> en los sistemas de transmisión en el Internet etcétera, podemos hablar entonces usted y yo y </w:t>
-      </w:r>
-      <w:r>
-        <w:rPr>
-          <w:rFonts w:asciiTheme="minorHAnsi" w:hAnsiTheme="minorHAnsi"/>
-        </w:rPr>
-        <w:t>Hugo</w:t>
-      </w:r>
-      <w:r>
-        <w:rPr>
-          <w:rFonts w:asciiTheme="minorHAnsi" w:hAnsiTheme="minorHAnsi"/>
-        </w:rPr>
-        <w:t xml:space="preserve"> tenemos la capacidad combinada de comunicarnos a distancia</w:t>
-      </w:r>
-      <w:r>
-        <w:rPr>
-          <w:rFonts w:asciiTheme="minorHAnsi" w:hAnsiTheme="minorHAnsi"/>
-        </w:rPr>
-        <w:t>. E</w:t>
-      </w:r>
-      <w:r>
-        <w:rPr>
-          <w:rFonts w:asciiTheme="minorHAnsi" w:hAnsiTheme="minorHAnsi"/>
-        </w:rPr>
-        <w:t>sa clasificación que hacen nos vamos, no la no la he visto trabajada por otras personas, pero como</w:t>
-      </w:r>
-      <w:r>
-        <w:rPr>
-          <w:rFonts w:asciiTheme="minorHAnsi" w:hAnsiTheme="minorHAnsi"/>
-        </w:rPr>
-        <w:t xml:space="preserve"> </w:t>
-      </w:r>
-      <w:r>
-        <w:rPr>
-          <w:rFonts w:asciiTheme="minorHAnsi" w:hAnsiTheme="minorHAnsi"/>
-        </w:rPr>
-        <w:t>el elemento más novedoso de</w:t>
-      </w:r>
-      <w:r>
-        <w:rPr>
-          <w:rFonts w:asciiTheme="minorHAnsi" w:hAnsiTheme="minorHAnsi"/>
-        </w:rPr>
-        <w:t xml:space="preserve"> </w:t>
-      </w:r>
-      <w:r>
-        <w:rPr>
-          <w:rFonts w:asciiTheme="minorHAnsi" w:hAnsiTheme="minorHAnsi"/>
-        </w:rPr>
-        <w:t xml:space="preserve">mi definición de florecimiento humano es añadir capacidades a necesidades, pues no puedo quedarme otra vez en necesidades, porque caigo en lo que ya está ahora </w:t>
+        <w:t xml:space="preserve"> los leones, tienen uñas muy poderosas este caninos muy poderosos corren a velocidades impresionantes, nosotros por eso tuvimos que fabricar objetos externos para aumentar nuestro cuerpo y ahora nuestra mente</w:t>
+      </w:r>
+      <w:r>
+        <w:rPr>
+          <w:rFonts w:asciiTheme="minorHAnsi" w:hAnsiTheme="minorHAnsi"/>
+        </w:rPr>
+        <w:t>,</w:t>
+      </w:r>
+      <w:r>
+        <w:rPr>
+          <w:rFonts w:asciiTheme="minorHAnsi" w:hAnsiTheme="minorHAnsi"/>
+        </w:rPr>
+        <w:t xml:space="preserve"> la inteligencia artificial estamos</w:t>
+      </w:r>
+      <w:r>
+        <w:rPr>
+          <w:rFonts w:asciiTheme="minorHAnsi" w:hAnsiTheme="minorHAnsi"/>
+        </w:rPr>
+        <w:t>…</w:t>
+      </w:r>
+      <w:r>
+        <w:rPr>
+          <w:rFonts w:asciiTheme="minorHAnsi" w:hAnsiTheme="minorHAnsi"/>
+        </w:rPr>
+        <w:t>es otra cosa. Estamos creando un nuevo ser</w:t>
+      </w:r>
+      <w:r>
+        <w:rPr>
+          <w:rFonts w:asciiTheme="minorHAnsi" w:hAnsiTheme="minorHAnsi"/>
+        </w:rPr>
+        <w:t>, c</w:t>
+      </w:r>
+      <w:r>
+        <w:rPr>
+          <w:rFonts w:asciiTheme="minorHAnsi" w:hAnsiTheme="minorHAnsi"/>
+        </w:rPr>
+        <w:t>on el peligro de que nos debería dominando la inteligencia artificial.</w:t>
+      </w:r>
+      <w:r>
+        <w:rPr>
+          <w:rFonts w:asciiTheme="minorHAnsi" w:hAnsiTheme="minorHAnsi"/>
+        </w:rPr>
+        <w:t xml:space="preserve"> </w:t>
       </w:r>
     </w:p>
     <w:p>
@@ -9694,18 +9495,28 @@
         <w:shd w:val="clear" w:color="auto" w:fill="FFFFFF"/>
         <w:jc w:val="both"/>
         <w:rPr>
-          <w:rFonts w:asciiTheme="minorHAnsi" w:eastAsia="Aptos" w:hAnsiTheme="minorHAnsi" w:cs="Aptos"/>
-          <w:color w:val="0070C0"/>
-          <w:lang w:eastAsia="ja-JP"/>
-        </w:rPr>
-      </w:pPr>
-      <w:r>
-        <w:rPr>
-          <w:rFonts w:asciiTheme="minorHAnsi" w:eastAsia="Aptos" w:hAnsiTheme="minorHAnsi" w:cs="Aptos"/>
-          <w:color w:val="0070C0"/>
-          <w:lang w:eastAsia="ja-JP"/>
-        </w:rPr>
-        <w:t>47:45</w:t>
+          <w:rFonts w:asciiTheme="minorHAnsi" w:hAnsiTheme="minorHAnsi"/>
+        </w:rPr>
+      </w:pPr>
+      <w:r>
+        <w:rPr>
+          <w:rFonts w:asciiTheme="minorHAnsi" w:hAnsiTheme="minorHAnsi"/>
+          <w:b/>
+          <w:bCs/>
+        </w:rPr>
+        <w:t>Julio:</w:t>
+      </w:r>
+      <w:r>
+        <w:rPr>
+          <w:rFonts w:asciiTheme="minorHAnsi" w:hAnsiTheme="minorHAnsi"/>
+        </w:rPr>
+        <w:t xml:space="preserve"> </w:t>
+      </w:r>
+      <w:r>
+        <w:rPr>
+          <w:rFonts w:asciiTheme="minorHAnsi" w:hAnsiTheme="minorHAnsi"/>
+        </w:rPr>
+        <w:t>Bueno, ya les eché mi rollo ni entusiasmo por estos temas.</w:t>
       </w:r>
     </w:p>
     <w:p>
@@ -9723,102 +9534,41 @@
           <w:b/>
           <w:bCs/>
         </w:rPr>
-        <w:t>Julio:</w:t>
-      </w:r>
-      <w:r>
-        <w:rPr>
-          <w:rFonts w:asciiTheme="minorHAnsi" w:hAnsiTheme="minorHAnsi"/>
-        </w:rPr>
-        <w:t xml:space="preserve"> </w:t>
-      </w:r>
-      <w:r>
-        <w:rPr>
-          <w:rFonts w:asciiTheme="minorHAnsi" w:hAnsiTheme="minorHAnsi"/>
-          <w:highlight w:val="green"/>
-        </w:rPr>
-        <w:t>E</w:t>
-      </w:r>
-      <w:r>
-        <w:rPr>
-          <w:rFonts w:asciiTheme="minorHAnsi" w:hAnsiTheme="minorHAnsi"/>
-          <w:highlight w:val="green"/>
-        </w:rPr>
-        <w:t>l ser humano n</w:t>
-      </w:r>
-      <w:r>
-        <w:rPr>
-          <w:rFonts w:asciiTheme="minorHAnsi" w:hAnsiTheme="minorHAnsi"/>
-          <w:highlight w:val="green"/>
-        </w:rPr>
-        <w:t xml:space="preserve">o </w:t>
-      </w:r>
-      <w:r>
-        <w:rPr>
-          <w:rFonts w:asciiTheme="minorHAnsi" w:hAnsiTheme="minorHAnsi"/>
-          <w:highlight w:val="green"/>
-        </w:rPr>
-        <w:t>es un consumidor</w:t>
-      </w:r>
-      <w:r>
-        <w:rPr>
-          <w:rFonts w:asciiTheme="minorHAnsi" w:hAnsiTheme="minorHAnsi"/>
-          <w:highlight w:val="green"/>
-        </w:rPr>
-        <w:t xml:space="preserve">, </w:t>
-      </w:r>
-      <w:r>
-        <w:rPr>
-          <w:rFonts w:asciiTheme="minorHAnsi" w:hAnsiTheme="minorHAnsi"/>
-          <w:highlight w:val="green"/>
-        </w:rPr>
-        <w:t>vora</w:t>
-      </w:r>
-      <w:r>
-        <w:rPr>
-          <w:rFonts w:asciiTheme="minorHAnsi" w:hAnsiTheme="minorHAnsi"/>
-          <w:highlight w:val="green"/>
-        </w:rPr>
-        <w:t>z</w:t>
-      </w:r>
-      <w:r>
-        <w:rPr>
-          <w:rFonts w:asciiTheme="minorHAnsi" w:hAnsiTheme="minorHAnsi"/>
-          <w:highlight w:val="green"/>
-        </w:rPr>
-        <w:t xml:space="preserve"> e insaciable</w:t>
-      </w:r>
-      <w:r>
-        <w:rPr>
-          <w:rFonts w:asciiTheme="minorHAnsi" w:hAnsiTheme="minorHAnsi"/>
-          <w:highlight w:val="green"/>
-        </w:rPr>
-        <w:t>. E</w:t>
-      </w:r>
-      <w:r>
-        <w:rPr>
-          <w:rFonts w:asciiTheme="minorHAnsi" w:hAnsiTheme="minorHAnsi"/>
-          <w:highlight w:val="green"/>
-        </w:rPr>
-        <w:t xml:space="preserve">s un ser que para satisfacer sus necesidades produce cosas, por eso es tan importante el énfasis que da </w:t>
-      </w:r>
-      <w:r>
-        <w:rPr>
-          <w:rFonts w:asciiTheme="minorHAnsi" w:hAnsiTheme="minorHAnsi"/>
-          <w:highlight w:val="green"/>
-        </w:rPr>
-        <w:t>Marx y</w:t>
-      </w:r>
-      <w:r>
-        <w:rPr>
-          <w:rFonts w:asciiTheme="minorHAnsi" w:hAnsiTheme="minorHAnsi"/>
-          <w:highlight w:val="green"/>
-        </w:rPr>
-        <w:t xml:space="preserve"> Marcus a la cosa del trabajo humano</w:t>
-      </w:r>
-      <w:r>
-        <w:rPr>
-          <w:rFonts w:asciiTheme="minorHAnsi" w:hAnsiTheme="minorHAnsi"/>
-          <w:highlight w:val="green"/>
+        <w:t>Alberto:</w:t>
+      </w:r>
+      <w:r>
+        <w:rPr>
+          <w:rFonts w:asciiTheme="minorHAnsi" w:hAnsiTheme="minorHAnsi"/>
+        </w:rPr>
+        <w:t xml:space="preserve"> </w:t>
+      </w:r>
+      <w:r>
+        <w:rPr>
+          <w:rFonts w:asciiTheme="minorHAnsi" w:hAnsiTheme="minorHAnsi"/>
+        </w:rPr>
+        <w:t>N</w:t>
+      </w:r>
+      <w:r>
+        <w:rPr>
+          <w:rFonts w:asciiTheme="minorHAnsi" w:hAnsiTheme="minorHAnsi"/>
+        </w:rPr>
+        <w:t>os gusta mucho</w:t>
+      </w:r>
+      <w:r>
+        <w:rPr>
+          <w:rFonts w:asciiTheme="minorHAnsi" w:hAnsiTheme="minorHAnsi"/>
+        </w:rPr>
+        <w:t>, D</w:t>
+      </w:r>
+      <w:r>
+        <w:rPr>
+          <w:rFonts w:asciiTheme="minorHAnsi" w:hAnsiTheme="minorHAnsi"/>
+        </w:rPr>
+        <w:t>octor</w:t>
+      </w:r>
+      <w:r>
+        <w:rPr>
+          <w:rFonts w:asciiTheme="minorHAnsi" w:hAnsiTheme="minorHAnsi"/>
         </w:rPr>
         <w:t xml:space="preserve">. </w:t>
       </w:r>
@@ -9826,85 +9576,62 @@
         <w:rPr>
           <w:rFonts w:asciiTheme="minorHAnsi" w:hAnsiTheme="minorHAnsi"/>
         </w:rPr>
-        <w:t>E</w:t>
-      </w:r>
-      <w:r>
-        <w:rPr>
-          <w:rFonts w:asciiTheme="minorHAnsi" w:hAnsiTheme="minorHAnsi"/>
-        </w:rPr>
-        <w:t>l ser humano se hace a sí mismo a través del trabajo</w:t>
-      </w:r>
-      <w:r>
-        <w:rPr>
-          <w:rFonts w:asciiTheme="minorHAnsi" w:hAnsiTheme="minorHAnsi"/>
-        </w:rPr>
-        <w:t>.</w:t>
-      </w:r>
-      <w:r>
-        <w:rPr>
-          <w:rFonts w:asciiTheme="minorHAnsi" w:hAnsiTheme="minorHAnsi"/>
-        </w:rPr>
-        <w:t xml:space="preserve"> </w:t>
-      </w:r>
-      <w:r>
-        <w:rPr>
-          <w:rFonts w:asciiTheme="minorHAnsi" w:hAnsiTheme="minorHAnsi"/>
-        </w:rPr>
-        <w:t>C</w:t>
-      </w:r>
-      <w:r>
-        <w:rPr>
-          <w:rFonts w:asciiTheme="minorHAnsi" w:hAnsiTheme="minorHAnsi"/>
-        </w:rPr>
-        <w:t>uando el ser humano hizo una herramienta</w:t>
-      </w:r>
-      <w:r>
-        <w:rPr>
-          <w:rFonts w:asciiTheme="minorHAnsi" w:hAnsiTheme="minorHAnsi"/>
-        </w:rPr>
-        <w:t>, n</w:t>
-      </w:r>
-      <w:r>
-        <w:rPr>
-          <w:rFonts w:asciiTheme="minorHAnsi" w:hAnsiTheme="minorHAnsi"/>
-        </w:rPr>
-        <w:t>o se vio en el espejo porque no había espejos, pero contempló su situación le dijo soy otro</w:t>
-      </w:r>
-      <w:r>
-        <w:rPr>
-          <w:rFonts w:asciiTheme="minorHAnsi" w:hAnsiTheme="minorHAnsi"/>
-        </w:rPr>
-        <w:t xml:space="preserve"> p</w:t>
-      </w:r>
-      <w:r>
-        <w:rPr>
-          <w:rFonts w:asciiTheme="minorHAnsi" w:hAnsiTheme="minorHAnsi"/>
-        </w:rPr>
-        <w:t xml:space="preserve">orque ahora puedo con la herramienta que acabo de hacer unas lejitas de este tamaño delgadas y muy filosas, ya puedo cortar la piel de un venado, </w:t>
-      </w:r>
-      <w:r>
-        <w:rPr>
-          <w:rFonts w:asciiTheme="minorHAnsi" w:hAnsiTheme="minorHAnsi"/>
-        </w:rPr>
-        <w:t xml:space="preserve">cosa </w:t>
-      </w:r>
-      <w:r>
-        <w:rPr>
-          <w:rFonts w:asciiTheme="minorHAnsi" w:hAnsiTheme="minorHAnsi"/>
-        </w:rPr>
-        <w:t>que no podía hacer con mis dientes chiquititos</w:t>
-      </w:r>
-      <w:r>
-        <w:rPr>
-          <w:rFonts w:asciiTheme="minorHAnsi" w:hAnsiTheme="minorHAnsi"/>
-        </w:rPr>
-        <w:t>. S</w:t>
-      </w:r>
-      <w:r>
-        <w:rPr>
-          <w:rFonts w:asciiTheme="minorHAnsi" w:hAnsiTheme="minorHAnsi"/>
-        </w:rPr>
-        <w:t>omos una especie sin herramientas en nuestro cuerpo</w:t>
+        <w:t xml:space="preserve">Yo creo que esta última idea de cambiar la visión del ser humano como un depredador insaciable e inconsciente por la de un ser que produce es mucho más esperanzadora mucho más optimista para nuestros </w:t>
+      </w:r>
+      <w:r>
+        <w:rPr>
+          <w:rFonts w:asciiTheme="minorHAnsi" w:hAnsiTheme="minorHAnsi"/>
+        </w:rPr>
+        <w:lastRenderedPageBreak/>
+        <w:t>problemas</w:t>
+      </w:r>
+      <w:r>
+        <w:rPr>
+          <w:rFonts w:asciiTheme="minorHAnsi" w:hAnsiTheme="minorHAnsi"/>
+        </w:rPr>
+        <w:t>. U</w:t>
+      </w:r>
+      <w:r>
+        <w:rPr>
+          <w:rFonts w:asciiTheme="minorHAnsi" w:hAnsiTheme="minorHAnsi"/>
+        </w:rPr>
+        <w:t>na cosa más que le queríamos plantear</w:t>
+      </w:r>
+      <w:r>
+        <w:rPr>
+          <w:rFonts w:asciiTheme="minorHAnsi" w:hAnsiTheme="minorHAnsi"/>
+        </w:rPr>
+        <w:t>, D</w:t>
+      </w:r>
+      <w:r>
+        <w:rPr>
+          <w:rFonts w:asciiTheme="minorHAnsi" w:hAnsiTheme="minorHAnsi"/>
+        </w:rPr>
+        <w:t>octor</w:t>
+      </w:r>
+      <w:r>
+        <w:rPr>
+          <w:rFonts w:asciiTheme="minorHAnsi" w:hAnsiTheme="minorHAnsi"/>
+        </w:rPr>
+        <w:t>, q</w:t>
+      </w:r>
+      <w:r>
+        <w:rPr>
+          <w:rFonts w:asciiTheme="minorHAnsi" w:hAnsiTheme="minorHAnsi"/>
+        </w:rPr>
+        <w:t>ué hay desde América Latina hay algo en nuestra experiencia nacional o regional que puede ser útil al ser humano en general</w:t>
+      </w:r>
+      <w:r>
+        <w:rPr>
+          <w:rFonts w:asciiTheme="minorHAnsi" w:hAnsiTheme="minorHAnsi"/>
+        </w:rPr>
+        <w:t>. N</w:t>
+      </w:r>
+      <w:r>
+        <w:rPr>
+          <w:rFonts w:asciiTheme="minorHAnsi" w:hAnsiTheme="minorHAnsi"/>
+        </w:rPr>
+        <w:t>uestra experiencia como latinoamericanos puede contribuir al aprendizaje de otros para que puedan florecer</w:t>
       </w:r>
       <w:r>
         <w:rPr>
@@ -9916,73 +9643,7 @@
         <w:rPr>
           <w:rFonts w:asciiTheme="minorHAnsi" w:hAnsiTheme="minorHAnsi"/>
         </w:rPr>
-        <w:t xml:space="preserve"> nuestras herramientas son muy débiles, los </w:t>
-      </w:r>
-      <w:r>
-        <w:rPr>
-          <w:rFonts w:asciiTheme="minorHAnsi" w:hAnsiTheme="minorHAnsi"/>
-        </w:rPr>
-        <w:t>t</w:t>
-      </w:r>
-      <w:r>
-        <w:rPr>
-          <w:rFonts w:asciiTheme="minorHAnsi" w:hAnsiTheme="minorHAnsi"/>
-        </w:rPr>
-        <w:t>igres</w:t>
-      </w:r>
-      <w:r>
-        <w:rPr>
-          <w:rFonts w:asciiTheme="minorHAnsi" w:hAnsiTheme="minorHAnsi"/>
-        </w:rPr>
-        <w:t>,</w:t>
-      </w:r>
-      <w:r>
-        <w:rPr>
-          <w:rFonts w:asciiTheme="minorHAnsi" w:hAnsiTheme="minorHAnsi"/>
-        </w:rPr>
-        <w:t xml:space="preserve"> los leones, tienen uñas muy poderosas este caninos muy poderosos corren a velocidades impresionantes, nosotros por eso tuvimos que fabricar objetos externos para aumentar nuestro cuerpo y ahora nuestra mente</w:t>
-      </w:r>
-      <w:r>
-        <w:rPr>
-          <w:rFonts w:asciiTheme="minorHAnsi" w:hAnsiTheme="minorHAnsi"/>
-        </w:rPr>
-        <w:t>,</w:t>
-      </w:r>
-      <w:r>
-        <w:rPr>
-          <w:rFonts w:asciiTheme="minorHAnsi" w:hAnsiTheme="minorHAnsi"/>
-        </w:rPr>
-        <w:t xml:space="preserve"> la inteligencia artificial estamos</w:t>
-      </w:r>
-      <w:r>
-        <w:rPr>
-          <w:rFonts w:asciiTheme="minorHAnsi" w:hAnsiTheme="minorHAnsi"/>
-        </w:rPr>
-        <w:t>…</w:t>
-      </w:r>
-      <w:r>
-        <w:rPr>
-          <w:rFonts w:asciiTheme="minorHAnsi" w:hAnsiTheme="minorHAnsi"/>
-        </w:rPr>
-        <w:t>es otra cosa. Estamos creando un nuevo ser</w:t>
-      </w:r>
-      <w:r>
-        <w:rPr>
-          <w:rFonts w:asciiTheme="minorHAnsi" w:hAnsiTheme="minorHAnsi"/>
-        </w:rPr>
-        <w:t>, c</w:t>
-      </w:r>
-      <w:r>
-        <w:rPr>
-          <w:rFonts w:asciiTheme="minorHAnsi" w:hAnsiTheme="minorHAnsi"/>
-        </w:rPr>
-        <w:t>on el peligro de que nos debería dominando la inteligencia artificial.</w:t>
-      </w:r>
-      <w:r>
-        <w:rPr>
-          <w:rFonts w:asciiTheme="minorHAnsi" w:hAnsiTheme="minorHAnsi"/>
-        </w:rPr>
-        <w:t xml:space="preserve"> </w:t>
+        <w:t xml:space="preserve"> para que puedan descubrir formas de riqueza humana que nosotros tenemos en nuestro patrimonio y quizás ellos no, pero podrían llegar a tenerlas. </w:t>
       </w:r>
     </w:p>
     <w:p>
@@ -10012,7 +9673,223 @@
         <w:rPr>
           <w:rFonts w:asciiTheme="minorHAnsi" w:hAnsiTheme="minorHAnsi"/>
         </w:rPr>
-        <w:t>Bueno, ya les eché mi rollo ni entusiasmo por estos temas.</w:t>
+        <w:t>Yo digo que sí</w:t>
+      </w:r>
+      <w:r>
+        <w:rPr>
+          <w:rFonts w:asciiTheme="minorHAnsi" w:hAnsiTheme="minorHAnsi"/>
+        </w:rPr>
+        <w:t>,</w:t>
+      </w:r>
+      <w:r>
+        <w:rPr>
+          <w:rFonts w:asciiTheme="minorHAnsi" w:hAnsiTheme="minorHAnsi"/>
+        </w:rPr>
+        <w:t xml:space="preserve"> finalmente</w:t>
+      </w:r>
+      <w:r>
+        <w:rPr>
+          <w:rFonts w:asciiTheme="minorHAnsi" w:hAnsiTheme="minorHAnsi"/>
+        </w:rPr>
+        <w:t xml:space="preserve"> y</w:t>
+      </w:r>
+      <w:r>
+        <w:rPr>
+          <w:rFonts w:asciiTheme="minorHAnsi" w:hAnsiTheme="minorHAnsi"/>
+        </w:rPr>
+        <w:t xml:space="preserve">o soy latinoamericano, entonces lo que yo he hecho, pues es algo y además yo me hice en esos cuatro años que vivieron en Bogotá recorriendo toda América Latina formando equipos en cada país para </w:t>
+      </w:r>
+      <w:r>
+        <w:rPr>
+          <w:rFonts w:asciiTheme="minorHAnsi" w:hAnsiTheme="minorHAnsi"/>
+        </w:rPr>
+        <w:t>comprobar</w:t>
+      </w:r>
+      <w:r>
+        <w:rPr>
+          <w:rFonts w:asciiTheme="minorHAnsi" w:hAnsiTheme="minorHAnsi"/>
+        </w:rPr>
+        <w:t xml:space="preserve"> para estudiar y después combatir la pobreza ahí aprendí un montón y me</w:t>
+      </w:r>
+      <w:r>
+        <w:rPr>
+          <w:rFonts w:asciiTheme="minorHAnsi" w:hAnsiTheme="minorHAnsi"/>
+        </w:rPr>
+        <w:t xml:space="preserve"> di cuenta q</w:t>
+      </w:r>
+      <w:r>
+        <w:rPr>
+          <w:rFonts w:asciiTheme="minorHAnsi" w:hAnsiTheme="minorHAnsi"/>
+        </w:rPr>
+        <w:t>ue nuestros hermanos latinoamericanos tienen mucho que enseñarnos a los mexicanos, yo llegué y me quedé con los ojos asombrados</w:t>
+      </w:r>
+      <w:r>
+        <w:rPr>
+          <w:rFonts w:asciiTheme="minorHAnsi" w:hAnsiTheme="minorHAnsi"/>
+        </w:rPr>
+        <w:t>,</w:t>
+      </w:r>
+      <w:r>
+        <w:rPr>
+          <w:rFonts w:asciiTheme="minorHAnsi" w:hAnsiTheme="minorHAnsi"/>
+        </w:rPr>
+        <w:t xml:space="preserve"> las cosas que tenían por ejemplo en economía popular</w:t>
+      </w:r>
+      <w:r>
+        <w:rPr>
+          <w:rFonts w:asciiTheme="minorHAnsi" w:hAnsiTheme="minorHAnsi"/>
+        </w:rPr>
+        <w:t xml:space="preserve"> </w:t>
+      </w:r>
+      <w:r>
+        <w:rPr>
+          <w:rFonts w:asciiTheme="minorHAnsi" w:hAnsiTheme="minorHAnsi"/>
+        </w:rPr>
+        <w:t>y la promoción de asociaciones productivas de los</w:t>
+      </w:r>
+      <w:r>
+        <w:rPr>
+          <w:rFonts w:asciiTheme="minorHAnsi" w:hAnsiTheme="minorHAnsi"/>
+        </w:rPr>
+        <w:t xml:space="preserve"> pobres. Jamás</w:t>
+      </w:r>
+      <w:r>
+        <w:rPr>
+          <w:rFonts w:asciiTheme="minorHAnsi" w:hAnsiTheme="minorHAnsi"/>
+        </w:rPr>
+        <w:t xml:space="preserve"> había yo soñado que eso existiera en México</w:t>
+      </w:r>
+      <w:r>
+        <w:rPr>
+          <w:rFonts w:asciiTheme="minorHAnsi" w:hAnsiTheme="minorHAnsi"/>
+        </w:rPr>
+        <w:t>,</w:t>
+      </w:r>
+      <w:r>
+        <w:rPr>
+          <w:rFonts w:asciiTheme="minorHAnsi" w:hAnsiTheme="minorHAnsi"/>
+        </w:rPr>
+        <w:t xml:space="preserve"> aprend</w:t>
+      </w:r>
+      <w:r>
+        <w:rPr>
+          <w:rFonts w:asciiTheme="minorHAnsi" w:hAnsiTheme="minorHAnsi"/>
+        </w:rPr>
+        <w:t>í</w:t>
+      </w:r>
+      <w:r>
+        <w:rPr>
+          <w:rFonts w:asciiTheme="minorHAnsi" w:hAnsiTheme="minorHAnsi"/>
+        </w:rPr>
+        <w:t xml:space="preserve"> un montón de c</w:t>
+      </w:r>
+      <w:r>
+        <w:rPr>
+          <w:rFonts w:asciiTheme="minorHAnsi" w:hAnsiTheme="minorHAnsi"/>
+        </w:rPr>
+        <w:t xml:space="preserve">osas. Finalmente </w:t>
+      </w:r>
+      <w:r>
+        <w:rPr>
+          <w:rFonts w:asciiTheme="minorHAnsi" w:hAnsiTheme="minorHAnsi"/>
+        </w:rPr>
+        <w:t>lo que desarrollé en pobreza, lo aprendí de ellos, pero lo reinterpreté la ventaja de él le viene de fuera, es que ve</w:t>
+      </w:r>
+      <w:r>
+        <w:rPr>
+          <w:rFonts w:asciiTheme="minorHAnsi" w:hAnsiTheme="minorHAnsi"/>
+        </w:rPr>
+        <w:t xml:space="preserve"> las cosas frescas y yo traia la experiencia de México y me encontré estas nuevas manera e hice una sintesis, una </w:t>
+      </w:r>
+      <w:r>
+        <w:rPr>
+          <w:rFonts w:asciiTheme="minorHAnsi" w:hAnsiTheme="minorHAnsi"/>
+        </w:rPr>
+        <w:t>salto</w:t>
+      </w:r>
+      <w:r>
+        <w:rPr>
+          <w:rFonts w:asciiTheme="minorHAnsi" w:hAnsiTheme="minorHAnsi"/>
+        </w:rPr>
+        <w:t xml:space="preserve"> tremendo de </w:t>
+      </w:r>
+      <w:r>
+        <w:rPr>
+          <w:rFonts w:asciiTheme="minorHAnsi" w:hAnsiTheme="minorHAnsi"/>
+        </w:rPr>
+        <w:t>la pobreza y su medición</w:t>
+      </w:r>
+      <w:r>
+        <w:rPr>
+          <w:rFonts w:asciiTheme="minorHAnsi" w:hAnsiTheme="minorHAnsi"/>
+        </w:rPr>
+        <w:t>.</w:t>
+      </w:r>
+      <w:r>
+        <w:rPr>
+          <w:rFonts w:asciiTheme="minorHAnsi" w:hAnsiTheme="minorHAnsi"/>
+        </w:rPr>
+        <w:t xml:space="preserve"> Que</w:t>
+      </w:r>
+      <w:r>
+        <w:rPr>
+          <w:rFonts w:asciiTheme="minorHAnsi" w:hAnsiTheme="minorHAnsi"/>
+        </w:rPr>
+        <w:t xml:space="preserve"> es donde acabo de sacar un libro en inglés</w:t>
+      </w:r>
+      <w:r>
+        <w:rPr>
+          <w:rFonts w:asciiTheme="minorHAnsi" w:hAnsiTheme="minorHAnsi"/>
+        </w:rPr>
+        <w:t>,</w:t>
+      </w:r>
+      <w:r>
+        <w:rPr>
+          <w:rFonts w:asciiTheme="minorHAnsi" w:hAnsiTheme="minorHAnsi"/>
+        </w:rPr>
+        <w:t xml:space="preserve"> les presumo, </w:t>
+      </w:r>
+      <w:r>
+        <w:rPr>
+          <w:rFonts w:asciiTheme="minorHAnsi" w:hAnsiTheme="minorHAnsi"/>
+        </w:rPr>
+        <w:t>este</w:t>
+      </w:r>
+      <w:r>
+        <w:rPr>
+          <w:rFonts w:asciiTheme="minorHAnsi" w:hAnsiTheme="minorHAnsi"/>
+        </w:rPr>
+        <w:t xml:space="preserve"> </w:t>
+      </w:r>
+      <w:r>
+        <w:rPr>
+          <w:rFonts w:asciiTheme="minorHAnsi" w:hAnsiTheme="minorHAnsi"/>
+        </w:rPr>
+        <w:t>libro tiene un mes circulando en el mundo</w:t>
+      </w:r>
+      <w:r>
+        <w:rPr>
+          <w:rFonts w:asciiTheme="minorHAnsi" w:hAnsiTheme="minorHAnsi"/>
+        </w:rPr>
+        <w:t xml:space="preserve"> </w:t>
+      </w:r>
+      <w:r>
+        <w:rPr>
+          <w:rFonts w:asciiTheme="minorHAnsi" w:hAnsiTheme="minorHAnsi"/>
+        </w:rPr>
+        <w:t>como ven en la parte azul está</w:t>
+      </w:r>
+      <w:r>
+        <w:rPr>
+          <w:rFonts w:asciiTheme="minorHAnsi" w:hAnsiTheme="minorHAnsi"/>
+        </w:rPr>
+        <w:t xml:space="preserve"> e</w:t>
+      </w:r>
+      <w:r>
+        <w:rPr>
+          <w:rFonts w:asciiTheme="minorHAnsi" w:hAnsiTheme="minorHAnsi"/>
+        </w:rPr>
+        <w:t>l dice arriba volumen 1 y luego abajo dice de qué se trata el volumen uno en conceptualización integrada y medición de la pobreza económica aquí.</w:t>
       </w:r>
     </w:p>
     <w:p>
@@ -10021,18 +9898,142 @@
         <w:shd w:val="clear" w:color="auto" w:fill="FFFFFF"/>
         <w:jc w:val="both"/>
         <w:rPr>
-          <w:rFonts w:asciiTheme="minorHAnsi" w:eastAsia="Aptos" w:hAnsiTheme="minorHAnsi" w:cs="Aptos"/>
-          <w:color w:val="0070C0"/>
-          <w:lang w:eastAsia="ja-JP"/>
-        </w:rPr>
-      </w:pPr>
-      <w:r>
-        <w:rPr>
-          <w:rFonts w:asciiTheme="minorHAnsi" w:eastAsia="Aptos" w:hAnsiTheme="minorHAnsi" w:cs="Aptos"/>
-          <w:color w:val="0070C0"/>
-          <w:lang w:eastAsia="ja-JP"/>
-        </w:rPr>
-        <w:t>49:51</w:t>
+          <w:rFonts w:asciiTheme="minorHAnsi" w:hAnsiTheme="minorHAnsi"/>
+        </w:rPr>
+      </w:pPr>
+      <w:r>
+        <w:rPr>
+          <w:rFonts w:asciiTheme="minorHAnsi" w:hAnsiTheme="minorHAnsi"/>
+          <w:b/>
+          <w:bCs/>
+        </w:rPr>
+        <w:t>Julio:</w:t>
+      </w:r>
+      <w:r>
+        <w:rPr>
+          <w:rFonts w:asciiTheme="minorHAnsi" w:hAnsiTheme="minorHAnsi"/>
+        </w:rPr>
+        <w:t xml:space="preserve"> A</w:t>
+      </w:r>
+      <w:r>
+        <w:rPr>
+          <w:rFonts w:asciiTheme="minorHAnsi" w:hAnsiTheme="minorHAnsi"/>
+        </w:rPr>
+        <w:t>quí sinteticé lo que estaba disperso en</w:t>
+      </w:r>
+      <w:r>
+        <w:rPr>
+          <w:rFonts w:asciiTheme="minorHAnsi" w:hAnsiTheme="minorHAnsi"/>
+        </w:rPr>
+        <w:t xml:space="preserve"> </w:t>
+      </w:r>
+      <w:r>
+        <w:rPr>
+          <w:rFonts w:asciiTheme="minorHAnsi" w:hAnsiTheme="minorHAnsi"/>
+        </w:rPr>
+        <w:t>60</w:t>
+      </w:r>
+      <w:r>
+        <w:rPr>
+          <w:rFonts w:asciiTheme="minorHAnsi" w:hAnsiTheme="minorHAnsi"/>
+        </w:rPr>
+        <w:t>,</w:t>
+      </w:r>
+      <w:r>
+        <w:rPr>
+          <w:rFonts w:asciiTheme="minorHAnsi" w:hAnsiTheme="minorHAnsi"/>
+        </w:rPr>
+        <w:t xml:space="preserve"> 7</w:t>
+      </w:r>
+      <w:r>
+        <w:rPr>
+          <w:rFonts w:asciiTheme="minorHAnsi" w:hAnsiTheme="minorHAnsi"/>
+        </w:rPr>
+        <w:t>,</w:t>
+      </w:r>
+      <w:r>
+        <w:rPr>
+          <w:rFonts w:asciiTheme="minorHAnsi" w:hAnsiTheme="minorHAnsi"/>
+        </w:rPr>
+        <w:t>0 80 trabajos que había hecho desde 1980 y tantos hasta ahora y agarré lo mejor</w:t>
+      </w:r>
+      <w:r>
+        <w:rPr>
+          <w:rFonts w:asciiTheme="minorHAnsi" w:hAnsiTheme="minorHAnsi"/>
+        </w:rPr>
+        <w:t>,</w:t>
+      </w:r>
+      <w:r>
+        <w:rPr>
+          <w:rFonts w:asciiTheme="minorHAnsi" w:hAnsiTheme="minorHAnsi"/>
+        </w:rPr>
+        <w:t xml:space="preserve"> lo estructuraré para que tuviera lógica y este es mi libro y digamos es mi legado</w:t>
+      </w:r>
+      <w:r>
+        <w:rPr>
+          <w:rFonts w:asciiTheme="minorHAnsi" w:hAnsiTheme="minorHAnsi"/>
+        </w:rPr>
+        <w:t>. Y</w:t>
+      </w:r>
+      <w:r>
+        <w:rPr>
+          <w:rFonts w:asciiTheme="minorHAnsi" w:hAnsiTheme="minorHAnsi"/>
+        </w:rPr>
+        <w:t xml:space="preserve"> va a salir un segundo volumen en inglés está bien con un título parecido porque este es de la pobreza al florecimiento humano este tal</w:t>
+      </w:r>
+      <w:r>
+        <w:rPr>
+          <w:rFonts w:asciiTheme="minorHAnsi" w:hAnsiTheme="minorHAnsi"/>
+        </w:rPr>
+        <w:t>,</w:t>
+      </w:r>
+      <w:r>
+        <w:rPr>
+          <w:rFonts w:asciiTheme="minorHAnsi" w:hAnsiTheme="minorHAnsi"/>
+        </w:rPr>
+        <w:t xml:space="preserve"> el segundo volumen en inglés va a ser una versión ampliada de este libro en español</w:t>
+      </w:r>
+      <w:r>
+        <w:rPr>
+          <w:rFonts w:asciiTheme="minorHAnsi" w:hAnsiTheme="minorHAnsi"/>
+        </w:rPr>
+        <w:t xml:space="preserve">, </w:t>
+      </w:r>
+      <w:r>
+        <w:rPr>
+          <w:rFonts w:asciiTheme="minorHAnsi" w:hAnsiTheme="minorHAnsi"/>
+        </w:rPr>
+        <w:t>iba a tener el mismo formato y también una foto. Ahora quiero que sea una foto de un ser humano produciendo arte</w:t>
+      </w:r>
+      <w:r>
+        <w:rPr>
+          <w:rFonts w:asciiTheme="minorHAnsi" w:hAnsiTheme="minorHAnsi"/>
+        </w:rPr>
+        <w:t>,</w:t>
+      </w:r>
+      <w:r>
+        <w:rPr>
+          <w:rFonts w:asciiTheme="minorHAnsi" w:hAnsiTheme="minorHAnsi"/>
+        </w:rPr>
+        <w:t xml:space="preserve"> produciendo cosas haciéndose a sí mismo en la historia</w:t>
+      </w:r>
+      <w:r>
+        <w:rPr>
+          <w:rFonts w:asciiTheme="minorHAnsi" w:hAnsiTheme="minorHAnsi"/>
+        </w:rPr>
+        <w:t>,</w:t>
+      </w:r>
+      <w:r>
+        <w:rPr>
+          <w:rFonts w:asciiTheme="minorHAnsi" w:hAnsiTheme="minorHAnsi"/>
+        </w:rPr>
+        <w:t xml:space="preserve"> esta es la pobreza cuando es lo que produce es apenitas para sobrevivir, pero cuando produces belleza es porque ya te sobra y ya te puedes dar el lujo de dedicarte a producir pobreza.</w:t>
+      </w:r>
+      <w:r>
+        <w:rPr>
+          <w:rFonts w:asciiTheme="minorHAnsi" w:hAnsiTheme="minorHAnsi"/>
+        </w:rPr>
+        <w:t xml:space="preserve"> </w:t>
       </w:r>
     </w:p>
     <w:p>
@@ -10050,104 +10051,177 @@
           <w:b/>
           <w:bCs/>
         </w:rPr>
-        <w:t>Alberto:</w:t>
-      </w:r>
-      <w:r>
-        <w:rPr>
-          <w:rFonts w:asciiTheme="minorHAnsi" w:hAnsiTheme="minorHAnsi"/>
-        </w:rPr>
-        <w:t xml:space="preserve"> </w:t>
-      </w:r>
-      <w:r>
-        <w:rPr>
-          <w:rFonts w:asciiTheme="minorHAnsi" w:hAnsiTheme="minorHAnsi"/>
-        </w:rPr>
-        <w:t>N</w:t>
-      </w:r>
-      <w:r>
-        <w:rPr>
-          <w:rFonts w:asciiTheme="minorHAnsi" w:hAnsiTheme="minorHAnsi"/>
-        </w:rPr>
-        <w:t>os gusta mucho</w:t>
-      </w:r>
-      <w:r>
-        <w:rPr>
-          <w:rFonts w:asciiTheme="minorHAnsi" w:hAnsiTheme="minorHAnsi"/>
-        </w:rPr>
-        <w:t>, D</w:t>
-      </w:r>
-      <w:r>
-        <w:rPr>
-          <w:rFonts w:asciiTheme="minorHAnsi" w:hAnsiTheme="minorHAnsi"/>
-        </w:rPr>
-        <w:t>octor</w:t>
-      </w:r>
-      <w:r>
-        <w:rPr>
-          <w:rFonts w:asciiTheme="minorHAnsi" w:hAnsiTheme="minorHAnsi"/>
-        </w:rPr>
-        <w:t xml:space="preserve">. </w:t>
-      </w:r>
-      <w:r>
-        <w:rPr>
-          <w:rFonts w:asciiTheme="minorHAnsi" w:hAnsiTheme="minorHAnsi"/>
-        </w:rPr>
-        <w:t xml:space="preserve">Yo creo que esta última idea de cambiar la visión del ser humano como un depredador insaciable e inconsciente por la de un ser que produce es mucho más esperanzadora mucho más optimista para nuestros </w:t>
+        <w:t>Julio:</w:t>
+      </w:r>
+      <w:r>
+        <w:rPr>
+          <w:rFonts w:asciiTheme="minorHAnsi" w:hAnsiTheme="minorHAnsi"/>
+        </w:rPr>
+        <w:t xml:space="preserve"> </w:t>
+      </w:r>
+      <w:r>
+        <w:rPr>
+          <w:rFonts w:asciiTheme="minorHAnsi" w:hAnsiTheme="minorHAnsi"/>
+        </w:rPr>
+        <w:t>América Latina</w:t>
+      </w:r>
+      <w:r>
+        <w:rPr>
+          <w:rFonts w:asciiTheme="minorHAnsi" w:hAnsiTheme="minorHAnsi"/>
+        </w:rPr>
+        <w:t xml:space="preserve"> </w:t>
+      </w:r>
+      <w:r>
+        <w:rPr>
+          <w:rFonts w:asciiTheme="minorHAnsi" w:hAnsiTheme="minorHAnsi"/>
+        </w:rPr>
+        <w:t>ha sido</w:t>
+      </w:r>
+      <w:r>
+        <w:rPr>
+          <w:rFonts w:asciiTheme="minorHAnsi" w:hAnsiTheme="minorHAnsi"/>
+        </w:rPr>
+        <w:t xml:space="preserve"> u</w:t>
+      </w:r>
+      <w:r>
+        <w:rPr>
+          <w:rFonts w:asciiTheme="minorHAnsi" w:hAnsiTheme="minorHAnsi"/>
+        </w:rPr>
+        <w:t>n lugar donde se ha pensado mucho</w:t>
+      </w:r>
+      <w:r>
+        <w:rPr>
+          <w:rFonts w:asciiTheme="minorHAnsi" w:hAnsiTheme="minorHAnsi"/>
+        </w:rPr>
+        <w:t>,</w:t>
+      </w:r>
+      <w:r>
+        <w:rPr>
+          <w:rFonts w:asciiTheme="minorHAnsi" w:hAnsiTheme="minorHAnsi"/>
+        </w:rPr>
+        <w:t xml:space="preserve"> se ha escrito mucho, se desarrollaron las ciencias sociales</w:t>
+      </w:r>
+      <w:r>
+        <w:rPr>
+          <w:rFonts w:asciiTheme="minorHAnsi" w:hAnsiTheme="minorHAnsi"/>
+        </w:rPr>
+        <w:t>.</w:t>
+      </w:r>
+      <w:r>
+        <w:rPr>
+          <w:rFonts w:asciiTheme="minorHAnsi" w:hAnsiTheme="minorHAnsi"/>
+        </w:rPr>
+        <w:t xml:space="preserve"> América Latina ha sido precursora en muchos temas de economía</w:t>
+      </w:r>
+      <w:r>
+        <w:rPr>
+          <w:rFonts w:asciiTheme="minorHAnsi" w:hAnsiTheme="minorHAnsi"/>
+        </w:rPr>
+        <w:t>,</w:t>
+      </w:r>
+      <w:r>
+        <w:rPr>
+          <w:rFonts w:asciiTheme="minorHAnsi" w:hAnsiTheme="minorHAnsi"/>
+        </w:rPr>
+        <w:t xml:space="preserve"> de sociología</w:t>
+      </w:r>
+      <w:r>
+        <w:rPr>
+          <w:rFonts w:asciiTheme="minorHAnsi" w:hAnsiTheme="minorHAnsi"/>
+        </w:rPr>
+        <w:t>,</w:t>
+      </w:r>
+      <w:r>
+        <w:rPr>
+          <w:rFonts w:asciiTheme="minorHAnsi" w:hAnsiTheme="minorHAnsi"/>
+        </w:rPr>
+        <w:t xml:space="preserve"> todas las cosas de la marginación por ahí empezamos a llegar a la pobreza por la vía de la marginación.</w:t>
+      </w:r>
+      <w:r>
+        <w:rPr>
+          <w:rFonts w:asciiTheme="minorHAnsi" w:hAnsiTheme="minorHAnsi"/>
+        </w:rPr>
+        <w:t xml:space="preserve"> </w:t>
+      </w:r>
+      <w:r>
+        <w:rPr>
+          <w:rFonts w:asciiTheme="minorHAnsi" w:hAnsiTheme="minorHAnsi"/>
+        </w:rPr>
+        <w:t xml:space="preserve">Lo hicieron las ciudades y se rodearon de de barrios de invasión porque no había no tenían dinero para comprar tierra. Entonces invadían y construían y no tenían servicios y así estaban todas las </w:t>
       </w:r>
       <w:r>
         <w:rPr>
           <w:rFonts w:asciiTheme="minorHAnsi" w:hAnsiTheme="minorHAnsi"/>
         </w:rPr>
         <w:lastRenderedPageBreak/>
-        <w:t>problemas</w:t>
-      </w:r>
-      <w:r>
-        <w:rPr>
-          <w:rFonts w:asciiTheme="minorHAnsi" w:hAnsiTheme="minorHAnsi"/>
-        </w:rPr>
-        <w:t>. U</w:t>
-      </w:r>
-      <w:r>
-        <w:rPr>
-          <w:rFonts w:asciiTheme="minorHAnsi" w:hAnsiTheme="minorHAnsi"/>
-        </w:rPr>
-        <w:t>na cosa más que le queríamos plantear</w:t>
-      </w:r>
-      <w:r>
-        <w:rPr>
-          <w:rFonts w:asciiTheme="minorHAnsi" w:hAnsiTheme="minorHAnsi"/>
-        </w:rPr>
-        <w:t>, D</w:t>
-      </w:r>
-      <w:r>
-        <w:rPr>
-          <w:rFonts w:asciiTheme="minorHAnsi" w:hAnsiTheme="minorHAnsi"/>
-        </w:rPr>
-        <w:t>octor</w:t>
-      </w:r>
-      <w:r>
-        <w:rPr>
-          <w:rFonts w:asciiTheme="minorHAnsi" w:hAnsiTheme="minorHAnsi"/>
-        </w:rPr>
-        <w:t>, q</w:t>
-      </w:r>
-      <w:r>
-        <w:rPr>
-          <w:rFonts w:asciiTheme="minorHAnsi" w:hAnsiTheme="minorHAnsi"/>
-        </w:rPr>
-        <w:t>ué hay desde América Latina hay algo en nuestra experiencia nacional o regional que puede ser útil al ser humano en general</w:t>
-      </w:r>
-      <w:r>
-        <w:rPr>
-          <w:rFonts w:asciiTheme="minorHAnsi" w:hAnsiTheme="minorHAnsi"/>
-        </w:rPr>
-        <w:t>. N</w:t>
-      </w:r>
-      <w:r>
-        <w:rPr>
-          <w:rFonts w:asciiTheme="minorHAnsi" w:hAnsiTheme="minorHAnsi"/>
-        </w:rPr>
-        <w:t>uestra experiencia como latinoamericanos puede contribuir al aprendizaje de otros para que puedan florecer</w:t>
+        <w:t>ciudades de América Latina y ahí desarrollamos esa conceptualización y por eso es que mi gran escuela fue el proyecto regional del penudo para las operaciones de la pobreza en América Latina que trabajamos como en 15 países de América Latina estudiando y tratando de combatir la pobreza.</w:t>
+      </w:r>
+      <w:r>
+        <w:rPr>
+          <w:rFonts w:asciiTheme="minorHAnsi" w:hAnsiTheme="minorHAnsi"/>
+        </w:rPr>
+        <w:t xml:space="preserve"> </w:t>
+      </w:r>
+      <w:r>
+        <w:rPr>
+          <w:rFonts w:asciiTheme="minorHAnsi" w:hAnsiTheme="minorHAnsi"/>
+        </w:rPr>
+        <w:t xml:space="preserve">Porque había ya antecedentes muy importantes y yo llegué y asimilé y aprendí un montón de </w:t>
+      </w:r>
+      <w:r>
+        <w:rPr>
+          <w:rFonts w:asciiTheme="minorHAnsi" w:hAnsiTheme="minorHAnsi"/>
+          <w:highlight w:val="yellow"/>
+        </w:rPr>
+        <w:t xml:space="preserve">Óscar </w:t>
+      </w:r>
+      <w:r>
+        <w:rPr>
+          <w:rFonts w:asciiTheme="minorHAnsi" w:hAnsiTheme="minorHAnsi"/>
+          <w:highlight w:val="yellow"/>
+        </w:rPr>
+        <w:t>A</w:t>
+      </w:r>
+      <w:r>
+        <w:rPr>
+          <w:rFonts w:asciiTheme="minorHAnsi" w:hAnsiTheme="minorHAnsi"/>
+          <w:highlight w:val="yellow"/>
+        </w:rPr>
+        <w:t>ltime</w:t>
+      </w:r>
+      <w:r>
+        <w:rPr>
+          <w:rFonts w:asciiTheme="minorHAnsi" w:hAnsiTheme="minorHAnsi"/>
+        </w:rPr>
+        <w:t xml:space="preserve">. Está ahí los nombres bueno de mi amigo </w:t>
+      </w:r>
+      <w:r>
+        <w:rPr>
+          <w:rFonts w:asciiTheme="minorHAnsi" w:hAnsiTheme="minorHAnsi"/>
+          <w:highlight w:val="yellow"/>
+        </w:rPr>
+        <w:t>O</w:t>
+      </w:r>
+      <w:r>
+        <w:rPr>
+          <w:rFonts w:asciiTheme="minorHAnsi" w:hAnsiTheme="minorHAnsi"/>
+          <w:highlight w:val="yellow"/>
+        </w:rPr>
+        <w:t>livardo</w:t>
+      </w:r>
+      <w:r>
+        <w:rPr>
+          <w:rFonts w:asciiTheme="minorHAnsi" w:hAnsiTheme="minorHAnsi"/>
+          <w:highlight w:val="yellow"/>
+        </w:rPr>
+        <w:t xml:space="preserve"> </w:t>
+      </w:r>
+      <w:r>
+        <w:rPr>
+          <w:rFonts w:asciiTheme="minorHAnsi" w:hAnsiTheme="minorHAnsi"/>
+          <w:highlight w:val="yellow"/>
+        </w:rPr>
+        <w:t>Sarmiento</w:t>
       </w:r>
       <w:r>
         <w:rPr>
@@ -10159,7 +10233,20 @@
         <w:rPr>
           <w:rFonts w:asciiTheme="minorHAnsi" w:hAnsiTheme="minorHAnsi"/>
         </w:rPr>
-        <w:t xml:space="preserve"> para que puedan descubrir formas de riqueza humana que nosotros tenemos en nuestro patrimonio y quizás ellos no, pero podrían llegar a tenerlas. </w:t>
+        <w:t xml:space="preserve"> de otro amigo colombiano este muy bueno, el tema se cobra esa </w:t>
+      </w:r>
+      <w:r>
+        <w:rPr>
+          <w:rFonts w:asciiTheme="minorHAnsi" w:hAnsiTheme="minorHAnsi"/>
+          <w:highlight w:val="yellow"/>
+        </w:rPr>
+        <w:t>Óscar Fresneda</w:t>
+      </w:r>
+      <w:r>
+        <w:rPr>
+          <w:rFonts w:asciiTheme="minorHAnsi" w:hAnsiTheme="minorHAnsi"/>
+        </w:rPr>
+        <w:t xml:space="preserve"> </w:t>
       </w:r>
     </w:p>
     <w:p>
@@ -10177,235 +10264,37 @@
           <w:b/>
           <w:bCs/>
         </w:rPr>
-        <w:t>Julio:</w:t>
-      </w:r>
-      <w:r>
-        <w:rPr>
-          <w:rFonts w:asciiTheme="minorHAnsi" w:hAnsiTheme="minorHAnsi"/>
-        </w:rPr>
-        <w:t xml:space="preserve"> </w:t>
-      </w:r>
-      <w:r>
-        <w:rPr>
-          <w:rFonts w:asciiTheme="minorHAnsi" w:hAnsiTheme="minorHAnsi"/>
-        </w:rPr>
-        <w:t>Yo digo que sí</w:t>
-      </w:r>
-      <w:r>
-        <w:rPr>
-          <w:rFonts w:asciiTheme="minorHAnsi" w:hAnsiTheme="minorHAnsi"/>
-        </w:rPr>
-        <w:t>,</w:t>
-      </w:r>
-      <w:r>
-        <w:rPr>
-          <w:rFonts w:asciiTheme="minorHAnsi" w:hAnsiTheme="minorHAnsi"/>
-        </w:rPr>
-        <w:t xml:space="preserve"> finalmente</w:t>
-      </w:r>
-      <w:r>
-        <w:rPr>
-          <w:rFonts w:asciiTheme="minorHAnsi" w:hAnsiTheme="minorHAnsi"/>
-        </w:rPr>
-        <w:t xml:space="preserve"> y</w:t>
-      </w:r>
-      <w:r>
-        <w:rPr>
-          <w:rFonts w:asciiTheme="minorHAnsi" w:hAnsiTheme="minorHAnsi"/>
-        </w:rPr>
-        <w:t xml:space="preserve">o soy latinoamericano, entonces lo que yo he hecho, pues es algo y además yo me hice en esos cuatro años que vivieron en Bogotá recorriendo toda América Latina formando equipos en cada país para </w:t>
-      </w:r>
-      <w:r>
-        <w:rPr>
-          <w:rFonts w:asciiTheme="minorHAnsi" w:hAnsiTheme="minorHAnsi"/>
-        </w:rPr>
-        <w:t>comprobar</w:t>
-      </w:r>
-      <w:r>
-        <w:rPr>
-          <w:rFonts w:asciiTheme="minorHAnsi" w:hAnsiTheme="minorHAnsi"/>
-        </w:rPr>
-        <w:t xml:space="preserve"> para estudiar y después combatir la pobreza ahí aprendí un montón y me</w:t>
-      </w:r>
-      <w:r>
-        <w:rPr>
-          <w:rFonts w:asciiTheme="minorHAnsi" w:hAnsiTheme="minorHAnsi"/>
-        </w:rPr>
-        <w:t xml:space="preserve"> di cuenta q</w:t>
-      </w:r>
-      <w:r>
-        <w:rPr>
-          <w:rFonts w:asciiTheme="minorHAnsi" w:hAnsiTheme="minorHAnsi"/>
-        </w:rPr>
-        <w:t>ue nuestros hermanos latinoamericanos tienen mucho que enseñarnos a los mexicanos, yo llegué y me quedé con los ojos asombrados</w:t>
-      </w:r>
-      <w:r>
-        <w:rPr>
-          <w:rFonts w:asciiTheme="minorHAnsi" w:hAnsiTheme="minorHAnsi"/>
-        </w:rPr>
-        <w:t>,</w:t>
-      </w:r>
-      <w:r>
-        <w:rPr>
-          <w:rFonts w:asciiTheme="minorHAnsi" w:hAnsiTheme="minorHAnsi"/>
-        </w:rPr>
-        <w:t xml:space="preserve"> las cosas que tenían por ejemplo en economía popular</w:t>
-      </w:r>
-      <w:r>
-        <w:rPr>
-          <w:rFonts w:asciiTheme="minorHAnsi" w:hAnsiTheme="minorHAnsi"/>
-        </w:rPr>
-        <w:t xml:space="preserve"> </w:t>
-      </w:r>
-      <w:r>
-        <w:rPr>
-          <w:rFonts w:asciiTheme="minorHAnsi" w:hAnsiTheme="minorHAnsi"/>
-        </w:rPr>
-        <w:t>y la promoción de asociaciones productivas de los</w:t>
-      </w:r>
-      <w:r>
-        <w:rPr>
-          <w:rFonts w:asciiTheme="minorHAnsi" w:hAnsiTheme="minorHAnsi"/>
-        </w:rPr>
-        <w:t xml:space="preserve"> pobres. Jamás</w:t>
-      </w:r>
-      <w:r>
-        <w:rPr>
-          <w:rFonts w:asciiTheme="minorHAnsi" w:hAnsiTheme="minorHAnsi"/>
-        </w:rPr>
-        <w:t xml:space="preserve"> había yo soñado que eso existiera en México</w:t>
-      </w:r>
-      <w:r>
-        <w:rPr>
-          <w:rFonts w:asciiTheme="minorHAnsi" w:hAnsiTheme="minorHAnsi"/>
-        </w:rPr>
-        <w:t>,</w:t>
-      </w:r>
-      <w:r>
-        <w:rPr>
-          <w:rFonts w:asciiTheme="minorHAnsi" w:hAnsiTheme="minorHAnsi"/>
-        </w:rPr>
-        <w:t xml:space="preserve"> aprend</w:t>
-      </w:r>
-      <w:r>
-        <w:rPr>
-          <w:rFonts w:asciiTheme="minorHAnsi" w:hAnsiTheme="minorHAnsi"/>
-        </w:rPr>
-        <w:t>í</w:t>
-      </w:r>
-      <w:r>
-        <w:rPr>
-          <w:rFonts w:asciiTheme="minorHAnsi" w:hAnsiTheme="minorHAnsi"/>
-        </w:rPr>
-        <w:t xml:space="preserve"> un montón de c</w:t>
-      </w:r>
-      <w:r>
-        <w:rPr>
-          <w:rFonts w:asciiTheme="minorHAnsi" w:hAnsiTheme="minorHAnsi"/>
-        </w:rPr>
-        <w:t xml:space="preserve">osas. Finalmente </w:t>
-      </w:r>
-      <w:r>
-        <w:rPr>
-          <w:rFonts w:asciiTheme="minorHAnsi" w:hAnsiTheme="minorHAnsi"/>
-        </w:rPr>
-        <w:t>lo que desarrollé en pobreza, lo aprendí de ellos, pero lo reinterpreté la ventaja de él le viene de fuera, es que ve</w:t>
-      </w:r>
-      <w:r>
-        <w:rPr>
-          <w:rFonts w:asciiTheme="minorHAnsi" w:hAnsiTheme="minorHAnsi"/>
-        </w:rPr>
-        <w:t xml:space="preserve"> las cosas frescas y yo traia la experiencia de México y me encontré estas nuevas manera e hice una sintesis, una </w:t>
-      </w:r>
-      <w:r>
-        <w:rPr>
-          <w:rFonts w:asciiTheme="minorHAnsi" w:hAnsiTheme="minorHAnsi"/>
-        </w:rPr>
-        <w:t>salto</w:t>
-      </w:r>
-      <w:r>
-        <w:rPr>
-          <w:rFonts w:asciiTheme="minorHAnsi" w:hAnsiTheme="minorHAnsi"/>
-        </w:rPr>
-        <w:t xml:space="preserve"> tremendo de </w:t>
-      </w:r>
-      <w:r>
-        <w:rPr>
-          <w:rFonts w:asciiTheme="minorHAnsi" w:hAnsiTheme="minorHAnsi"/>
-        </w:rPr>
-        <w:t>la pobreza y su medición</w:t>
+        <w:t>Alberto:</w:t>
+      </w:r>
+      <w:r>
+        <w:rPr>
+          <w:rFonts w:asciiTheme="minorHAnsi" w:hAnsiTheme="minorHAnsi"/>
+        </w:rPr>
+        <w:t xml:space="preserve"> L</w:t>
+      </w:r>
+      <w:r>
+        <w:rPr>
+          <w:rFonts w:asciiTheme="minorHAnsi" w:hAnsiTheme="minorHAnsi"/>
+        </w:rPr>
+        <w:t>os chilenos mucho hicieron, no</w:t>
+      </w:r>
+      <w:r>
+        <w:rPr>
+          <w:rFonts w:asciiTheme="minorHAnsi" w:hAnsiTheme="minorHAnsi"/>
+        </w:rPr>
+        <w:t>?</w:t>
+      </w:r>
+      <w:r>
+        <w:rPr>
+          <w:rFonts w:asciiTheme="minorHAnsi" w:hAnsiTheme="minorHAnsi"/>
+        </w:rPr>
+        <w:t xml:space="preserve"> también desde la economía de la dependencia</w:t>
       </w:r>
       <w:r>
         <w:rPr>
           <w:rFonts w:asciiTheme="minorHAnsi" w:hAnsiTheme="minorHAnsi"/>
         </w:rPr>
         <w:t>.</w:t>
-      </w:r>
-      <w:r>
-        <w:rPr>
-          <w:rFonts w:asciiTheme="minorHAnsi" w:hAnsiTheme="minorHAnsi"/>
-        </w:rPr>
-        <w:t xml:space="preserve"> Que</w:t>
-      </w:r>
-      <w:r>
-        <w:rPr>
-          <w:rFonts w:asciiTheme="minorHAnsi" w:hAnsiTheme="minorHAnsi"/>
-        </w:rPr>
-        <w:t xml:space="preserve"> es donde acabo de sacar un libro en inglés</w:t>
-      </w:r>
-      <w:r>
-        <w:rPr>
-          <w:rFonts w:asciiTheme="minorHAnsi" w:hAnsiTheme="minorHAnsi"/>
-        </w:rPr>
-        <w:t>,</w:t>
-      </w:r>
-      <w:r>
-        <w:rPr>
-          <w:rFonts w:asciiTheme="minorHAnsi" w:hAnsiTheme="minorHAnsi"/>
-        </w:rPr>
-        <w:t xml:space="preserve"> les presumo, </w:t>
-      </w:r>
-      <w:r>
-        <w:rPr>
-          <w:rFonts w:asciiTheme="minorHAnsi" w:hAnsiTheme="minorHAnsi"/>
-        </w:rPr>
-        <w:t>este</w:t>
-      </w:r>
-      <w:r>
-        <w:rPr>
-          <w:rFonts w:asciiTheme="minorHAnsi" w:hAnsiTheme="minorHAnsi"/>
-        </w:rPr>
-        <w:t xml:space="preserve"> </w:t>
-      </w:r>
-      <w:r>
-        <w:rPr>
-          <w:rFonts w:asciiTheme="minorHAnsi" w:hAnsiTheme="minorHAnsi"/>
-        </w:rPr>
-        <w:t>libro tiene un mes circulando en el mundo</w:t>
-      </w:r>
-      <w:r>
-        <w:rPr>
-          <w:rFonts w:asciiTheme="minorHAnsi" w:hAnsiTheme="minorHAnsi"/>
-        </w:rPr>
-        <w:t xml:space="preserve"> </w:t>
-      </w:r>
-      <w:r>
-        <w:rPr>
-          <w:rFonts w:asciiTheme="minorHAnsi" w:hAnsiTheme="minorHAnsi"/>
-        </w:rPr>
-        <w:t>como ven en la parte azul está</w:t>
-      </w:r>
-      <w:r>
-        <w:rPr>
-          <w:rFonts w:asciiTheme="minorHAnsi" w:hAnsiTheme="minorHAnsi"/>
-        </w:rPr>
-        <w:t xml:space="preserve"> e</w:t>
-      </w:r>
-      <w:r>
-        <w:rPr>
-          <w:rFonts w:asciiTheme="minorHAnsi" w:hAnsiTheme="minorHAnsi"/>
-        </w:rPr>
-        <w:t>l dice arriba volumen 1 y luego abajo dice de qué se trata el volumen uno en conceptualización integrada y medición de la pobreza económica aquí.</w:t>
       </w:r>
     </w:p>
     <w:p>
@@ -10414,18 +10303,46 @@
         <w:shd w:val="clear" w:color="auto" w:fill="FFFFFF"/>
         <w:jc w:val="both"/>
         <w:rPr>
-          <w:rFonts w:asciiTheme="minorHAnsi" w:eastAsia="Aptos" w:hAnsiTheme="minorHAnsi" w:cs="Aptos"/>
-          <w:color w:val="0070C0"/>
-          <w:lang w:eastAsia="ja-JP"/>
-        </w:rPr>
-      </w:pPr>
-      <w:r>
-        <w:rPr>
-          <w:rFonts w:asciiTheme="minorHAnsi" w:eastAsia="Aptos" w:hAnsiTheme="minorHAnsi" w:cs="Aptos"/>
-          <w:color w:val="0070C0"/>
-          <w:lang w:eastAsia="ja-JP"/>
-        </w:rPr>
-        <w:t>52:52</w:t>
+          <w:rFonts w:asciiTheme="minorHAnsi" w:hAnsiTheme="minorHAnsi"/>
+        </w:rPr>
+      </w:pPr>
+      <w:r>
+        <w:rPr>
+          <w:rFonts w:asciiTheme="minorHAnsi" w:hAnsiTheme="minorHAnsi"/>
+          <w:b/>
+          <w:bCs/>
+        </w:rPr>
+        <w:t>Julio:</w:t>
+      </w:r>
+      <w:r>
+        <w:rPr>
+          <w:rFonts w:asciiTheme="minorHAnsi" w:hAnsiTheme="minorHAnsi"/>
+        </w:rPr>
+        <w:t xml:space="preserve"> S</w:t>
+      </w:r>
+      <w:r>
+        <w:rPr>
+          <w:rFonts w:asciiTheme="minorHAnsi" w:hAnsiTheme="minorHAnsi"/>
+        </w:rPr>
+        <w:t>í, bueno, en materia de teoría económica todo es la escuela de la dependencia y el estructuralismo latinoamericano era lo mejor de su tiempo no superado por nadie sin duda, hubo después un y nos llegaron los neoliberales y los</w:t>
+      </w:r>
+      <w:r>
+        <w:rPr>
+          <w:rFonts w:asciiTheme="minorHAnsi" w:hAnsiTheme="minorHAnsi"/>
+        </w:rPr>
+        <w:t xml:space="preserve"> </w:t>
+      </w:r>
+      <w:r>
+        <w:rPr>
+          <w:rFonts w:asciiTheme="minorHAnsi" w:hAnsiTheme="minorHAnsi"/>
+        </w:rPr>
+        <w:t>y tiramos a la basura todo lo que habíamos desarrollado en América Latina</w:t>
+      </w:r>
+      <w:r>
+        <w:rPr>
+          <w:rFonts w:asciiTheme="minorHAnsi" w:hAnsiTheme="minorHAnsi"/>
+        </w:rPr>
+        <w:t>.</w:t>
       </w:r>
     </w:p>
     <w:p>
@@ -10449,127 +10366,27 @@
         <w:rPr>
           <w:rFonts w:asciiTheme="minorHAnsi" w:hAnsiTheme="minorHAnsi"/>
         </w:rPr>
-        <w:t xml:space="preserve"> A</w:t>
-      </w:r>
-      <w:r>
-        <w:rPr>
-          <w:rFonts w:asciiTheme="minorHAnsi" w:hAnsiTheme="minorHAnsi"/>
-        </w:rPr>
-        <w:t>quí sinteticé lo que estaba disperso en</w:t>
-      </w:r>
-      <w:r>
-        <w:rPr>
-          <w:rFonts w:asciiTheme="minorHAnsi" w:hAnsiTheme="minorHAnsi"/>
-        </w:rPr>
-        <w:t xml:space="preserve"> </w:t>
-      </w:r>
-      <w:r>
-        <w:rPr>
-          <w:rFonts w:asciiTheme="minorHAnsi" w:hAnsiTheme="minorHAnsi"/>
-        </w:rPr>
-        <w:t>60</w:t>
-      </w:r>
-      <w:r>
-        <w:rPr>
-          <w:rFonts w:asciiTheme="minorHAnsi" w:hAnsiTheme="minorHAnsi"/>
-        </w:rPr>
-        <w:t>,</w:t>
-      </w:r>
-      <w:r>
-        <w:rPr>
-          <w:rFonts w:asciiTheme="minorHAnsi" w:hAnsiTheme="minorHAnsi"/>
-        </w:rPr>
-        <w:t xml:space="preserve"> 7</w:t>
-      </w:r>
-      <w:r>
-        <w:rPr>
-          <w:rFonts w:asciiTheme="minorHAnsi" w:hAnsiTheme="minorHAnsi"/>
-        </w:rPr>
-        <w:t>,</w:t>
-      </w:r>
-      <w:r>
-        <w:rPr>
-          <w:rFonts w:asciiTheme="minorHAnsi" w:hAnsiTheme="minorHAnsi"/>
-        </w:rPr>
-        <w:t>0 80 trabajos que había hecho desde 1980 y tantos hasta ahora y agarré lo mejor</w:t>
-      </w:r>
-      <w:r>
-        <w:rPr>
-          <w:rFonts w:asciiTheme="minorHAnsi" w:hAnsiTheme="minorHAnsi"/>
-        </w:rPr>
-        <w:t>,</w:t>
-      </w:r>
-      <w:r>
-        <w:rPr>
-          <w:rFonts w:asciiTheme="minorHAnsi" w:hAnsiTheme="minorHAnsi"/>
-        </w:rPr>
-        <w:t xml:space="preserve"> lo estructuraré para que tuviera lógica y este es mi libro y digamos es mi legado</w:t>
-      </w:r>
-      <w:r>
-        <w:rPr>
-          <w:rFonts w:asciiTheme="minorHAnsi" w:hAnsiTheme="minorHAnsi"/>
-        </w:rPr>
-        <w:t>. Y</w:t>
-      </w:r>
-      <w:r>
-        <w:rPr>
-          <w:rFonts w:asciiTheme="minorHAnsi" w:hAnsiTheme="minorHAnsi"/>
-        </w:rPr>
-        <w:t xml:space="preserve"> va a salir un segundo volumen en inglés está bien con un título parecido porque este es de la pobreza al florecimiento humano este tal</w:t>
-      </w:r>
-      <w:r>
-        <w:rPr>
-          <w:rFonts w:asciiTheme="minorHAnsi" w:hAnsiTheme="minorHAnsi"/>
-        </w:rPr>
-        <w:t>,</w:t>
-      </w:r>
-      <w:r>
-        <w:rPr>
-          <w:rFonts w:asciiTheme="minorHAnsi" w:hAnsiTheme="minorHAnsi"/>
-        </w:rPr>
-        <w:t xml:space="preserve"> el segundo volumen en inglés va a ser una versión ampliada de este libro en español</w:t>
-      </w:r>
-      <w:r>
-        <w:rPr>
-          <w:rFonts w:asciiTheme="minorHAnsi" w:hAnsiTheme="minorHAnsi"/>
-        </w:rPr>
-        <w:t xml:space="preserve">, </w:t>
-      </w:r>
-      <w:r>
-        <w:rPr>
-          <w:rFonts w:asciiTheme="minorHAnsi" w:hAnsiTheme="minorHAnsi"/>
-        </w:rPr>
-        <w:t>iba a tener el mismo formato y también una foto. Ahora quiero que sea una foto de un ser humano produciendo arte</w:t>
-      </w:r>
-      <w:r>
-        <w:rPr>
-          <w:rFonts w:asciiTheme="minorHAnsi" w:hAnsiTheme="minorHAnsi"/>
-        </w:rPr>
-        <w:t>,</w:t>
-      </w:r>
-      <w:r>
-        <w:rPr>
-          <w:rFonts w:asciiTheme="minorHAnsi" w:hAnsiTheme="minorHAnsi"/>
-        </w:rPr>
-        <w:t xml:space="preserve"> produciendo cosas haciéndose a sí mismo en la historia</w:t>
-      </w:r>
-      <w:r>
-        <w:rPr>
-          <w:rFonts w:asciiTheme="minorHAnsi" w:hAnsiTheme="minorHAnsi"/>
-        </w:rPr>
-        <w:t>,</w:t>
-      </w:r>
-      <w:r>
-        <w:rPr>
-          <w:rFonts w:asciiTheme="minorHAnsi" w:hAnsiTheme="minorHAnsi"/>
-        </w:rPr>
-        <w:t xml:space="preserve"> esta es la pobreza cuando es lo que produce es apenitas para sobrevivir, pero cuando produces belleza es porque ya te sobra y ya te puedes dar el lujo de dedicarte a producir pobreza.</w:t>
-      </w:r>
-      <w:r>
-        <w:rPr>
-          <w:rFonts w:asciiTheme="minorHAnsi" w:hAnsiTheme="minorHAnsi"/>
-        </w:rPr>
-        <w:t xml:space="preserve"> </w:t>
+        <w:t xml:space="preserve"> </w:t>
+      </w:r>
+      <w:r>
+        <w:rPr>
+          <w:rFonts w:asciiTheme="minorHAnsi" w:hAnsiTheme="minorHAnsi"/>
+        </w:rPr>
+        <w:t xml:space="preserve">Tengo un artículo que escribí en un seminario que en Chile sobre el tema de pobreza y el artículo se llama algo así </w:t>
+      </w:r>
+      <w:r>
+        <w:rPr>
+          <w:rFonts w:asciiTheme="minorHAnsi" w:hAnsiTheme="minorHAnsi"/>
+          <w:i/>
+          <w:iCs/>
+        </w:rPr>
+        <w:t>como América Latina de precursora a rezagada en materia de estudios de la pobreza</w:t>
+      </w:r>
+      <w:r>
+        <w:rPr>
+          <w:rFonts w:asciiTheme="minorHAnsi" w:hAnsiTheme="minorHAnsi"/>
+        </w:rPr>
+        <w:t>.</w:t>
       </w:r>
     </w:p>
     <w:p>
@@ -10578,18 +10395,58 @@
         <w:shd w:val="clear" w:color="auto" w:fill="FFFFFF"/>
         <w:jc w:val="both"/>
         <w:rPr>
-          <w:rFonts w:asciiTheme="minorHAnsi" w:eastAsia="Aptos" w:hAnsiTheme="minorHAnsi" w:cs="Aptos"/>
-          <w:color w:val="0070C0"/>
-          <w:lang w:eastAsia="ja-JP"/>
-        </w:rPr>
-      </w:pPr>
-      <w:r>
-        <w:rPr>
-          <w:rFonts w:asciiTheme="minorHAnsi" w:eastAsia="Aptos" w:hAnsiTheme="minorHAnsi" w:cs="Aptos"/>
-          <w:color w:val="0070C0"/>
-          <w:lang w:eastAsia="ja-JP"/>
-        </w:rPr>
-        <w:t>54:22</w:t>
+          <w:rFonts w:asciiTheme="minorHAnsi" w:hAnsiTheme="minorHAnsi"/>
+        </w:rPr>
+      </w:pPr>
+      <w:r>
+        <w:rPr>
+          <w:rFonts w:asciiTheme="minorHAnsi" w:hAnsiTheme="minorHAnsi"/>
+          <w:b/>
+          <w:bCs/>
+        </w:rPr>
+        <w:t>Alberto:</w:t>
+      </w:r>
+      <w:r>
+        <w:rPr>
+          <w:rFonts w:asciiTheme="minorHAnsi" w:hAnsiTheme="minorHAnsi"/>
+        </w:rPr>
+        <w:t xml:space="preserve"> </w:t>
+      </w:r>
+      <w:r>
+        <w:rPr>
+          <w:rFonts w:asciiTheme="minorHAnsi" w:hAnsiTheme="minorHAnsi"/>
+        </w:rPr>
+        <w:t>¿D</w:t>
+      </w:r>
+      <w:r>
+        <w:rPr>
+          <w:rFonts w:asciiTheme="minorHAnsi" w:hAnsiTheme="minorHAnsi"/>
+        </w:rPr>
+        <w:t>ónde estamos hoy en los estudios sobre la pobreza</w:t>
+      </w:r>
+      <w:r>
+        <w:rPr>
+          <w:rFonts w:asciiTheme="minorHAnsi" w:hAnsiTheme="minorHAnsi"/>
+        </w:rPr>
+        <w:t>?</w:t>
+      </w:r>
+      <w:r>
+        <w:rPr>
+          <w:rFonts w:asciiTheme="minorHAnsi" w:hAnsiTheme="minorHAnsi"/>
+        </w:rPr>
+        <w:t xml:space="preserve"> </w:t>
+      </w:r>
+      <w:r>
+        <w:rPr>
+          <w:rFonts w:asciiTheme="minorHAnsi" w:hAnsiTheme="minorHAnsi"/>
+        </w:rPr>
+        <w:t>¿</w:t>
+      </w:r>
+      <w:r>
+        <w:rPr>
+          <w:rFonts w:asciiTheme="minorHAnsi" w:hAnsiTheme="minorHAnsi"/>
+        </w:rPr>
+        <w:t>hay un pensamiento latinoamericano importante?</w:t>
       </w:r>
     </w:p>
     <w:p>
@@ -10613,37 +10470,25 @@
         <w:rPr>
           <w:rFonts w:asciiTheme="minorHAnsi" w:hAnsiTheme="minorHAnsi"/>
         </w:rPr>
-        <w:t xml:space="preserve"> </w:t>
-      </w:r>
-      <w:r>
-        <w:rPr>
-          <w:rFonts w:asciiTheme="minorHAnsi" w:hAnsiTheme="minorHAnsi"/>
-        </w:rPr>
-        <w:t>América Latina</w:t>
-      </w:r>
-      <w:r>
-        <w:rPr>
-          <w:rFonts w:asciiTheme="minorHAnsi" w:hAnsiTheme="minorHAnsi"/>
-        </w:rPr>
-        <w:t xml:space="preserve"> </w:t>
-      </w:r>
-      <w:r>
-        <w:rPr>
-          <w:rFonts w:asciiTheme="minorHAnsi" w:hAnsiTheme="minorHAnsi"/>
-        </w:rPr>
-        <w:t>ha sido</w:t>
-      </w:r>
-      <w:r>
-        <w:rPr>
-          <w:rFonts w:asciiTheme="minorHAnsi" w:hAnsiTheme="minorHAnsi"/>
-        </w:rPr>
-        <w:t xml:space="preserve"> u</w:t>
-      </w:r>
-      <w:r>
-        <w:rPr>
-          <w:rFonts w:asciiTheme="minorHAnsi" w:hAnsiTheme="minorHAnsi"/>
-        </w:rPr>
-        <w:t>n lugar donde se ha pensado mucho</w:t>
+        <w:t xml:space="preserve"> Hemor retrocedido mucho, estamos copiando lo que hacen los de afuera. Los andolzajones que son </w:t>
+      </w:r>
+      <w:r>
+        <w:rPr>
+          <w:rFonts w:asciiTheme="minorHAnsi" w:hAnsiTheme="minorHAnsi"/>
+        </w:rPr>
+        <w:t>muy tontos</w:t>
+      </w:r>
+      <w:r>
+        <w:rPr>
+          <w:rFonts w:asciiTheme="minorHAnsi" w:hAnsiTheme="minorHAnsi"/>
+        </w:rPr>
+        <w:t>. E</w:t>
+      </w:r>
+      <w:r>
+        <w:rPr>
+          <w:rFonts w:asciiTheme="minorHAnsi" w:hAnsiTheme="minorHAnsi"/>
+        </w:rPr>
+        <w:t>n este libro</w:t>
       </w:r>
       <w:r>
         <w:rPr>
@@ -10655,19 +10500,50 @@
         <w:rPr>
           <w:rFonts w:asciiTheme="minorHAnsi" w:hAnsiTheme="minorHAnsi"/>
         </w:rPr>
-        <w:t xml:space="preserve"> se ha escrito mucho, se desarrollaron las ciencias sociales</w:t>
-      </w:r>
-      <w:r>
-        <w:rPr>
-          <w:rFonts w:asciiTheme="minorHAnsi" w:hAnsiTheme="minorHAnsi"/>
-        </w:rPr>
-        <w:t>.</w:t>
-      </w:r>
-      <w:r>
-        <w:rPr>
-          <w:rFonts w:asciiTheme="minorHAnsi" w:hAnsiTheme="minorHAnsi"/>
-        </w:rPr>
-        <w:t xml:space="preserve"> América Latina ha sido precursora en muchos temas de economía</w:t>
+        <w:t xml:space="preserve"> no sé cómo me lo publicaron en</w:t>
+      </w:r>
+      <w:r>
+        <w:rPr>
+          <w:rFonts w:asciiTheme="minorHAnsi" w:hAnsiTheme="minorHAnsi"/>
+        </w:rPr>
+        <w:t xml:space="preserve"> </w:t>
+      </w:r>
+      <w:r>
+        <w:rPr>
+          <w:rFonts w:asciiTheme="minorHAnsi" w:hAnsiTheme="minorHAnsi"/>
+        </w:rPr>
+        <w:t>Inglaterra</w:t>
+      </w:r>
+      <w:r>
+        <w:rPr>
+          <w:rFonts w:asciiTheme="minorHAnsi" w:hAnsiTheme="minorHAnsi"/>
+        </w:rPr>
+        <w:t>, en la Universidad de Bristol</w:t>
+      </w:r>
+      <w:r>
+        <w:rPr>
+          <w:rFonts w:asciiTheme="minorHAnsi" w:hAnsiTheme="minorHAnsi"/>
+        </w:rPr>
+        <w:t>, l</w:t>
+      </w:r>
+      <w:r>
+        <w:rPr>
+          <w:rFonts w:asciiTheme="minorHAnsi" w:hAnsiTheme="minorHAnsi"/>
+        </w:rPr>
+        <w:t>os hago pedazos a todos, hasta mi heroes</w:t>
+      </w:r>
+      <w:r>
+        <w:rPr>
+          <w:rFonts w:asciiTheme="minorHAnsi" w:hAnsiTheme="minorHAnsi"/>
+        </w:rPr>
+        <w:t xml:space="preserve">, </w:t>
+      </w:r>
+      <w:r>
+        <w:rPr>
+          <w:rFonts w:asciiTheme="minorHAnsi" w:hAnsiTheme="minorHAnsi"/>
+          <w:highlight w:val="yellow"/>
+        </w:rPr>
+        <w:t>Peter Sprous</w:t>
       </w:r>
       <w:r>
         <w:rPr>
@@ -10679,130 +10555,38 @@
         <w:rPr>
           <w:rFonts w:asciiTheme="minorHAnsi" w:hAnsiTheme="minorHAnsi"/>
         </w:rPr>
-        <w:t xml:space="preserve"> de sociología</w:t>
-      </w:r>
-      <w:r>
-        <w:rPr>
-          <w:rFonts w:asciiTheme="minorHAnsi" w:hAnsiTheme="minorHAnsi"/>
-        </w:rPr>
-        <w:t>,</w:t>
-      </w:r>
-      <w:r>
-        <w:rPr>
-          <w:rFonts w:asciiTheme="minorHAnsi" w:hAnsiTheme="minorHAnsi"/>
-        </w:rPr>
-        <w:t xml:space="preserve"> todas las cosas de la marginación por ahí empezamos a llegar a la pobreza por la vía de la marginación.</w:t>
-      </w:r>
-      <w:r>
-        <w:rPr>
-          <w:rFonts w:asciiTheme="minorHAnsi" w:hAnsiTheme="minorHAnsi"/>
-        </w:rPr>
-        <w:t xml:space="preserve"> </w:t>
-      </w:r>
-      <w:r>
-        <w:rPr>
-          <w:rFonts w:asciiTheme="minorHAnsi" w:hAnsiTheme="minorHAnsi"/>
-        </w:rPr>
-        <w:t xml:space="preserve">Lo hicieron las ciudades y se rodearon de de barrios de invasión porque no había no tenían dinero para comprar tierra. Entonces invadían y construían y no tenían servicios y así estaban todas las </w:t>
-      </w:r>
-      <w:r>
-        <w:rPr>
-          <w:rFonts w:asciiTheme="minorHAnsi" w:hAnsiTheme="minorHAnsi"/>
-        </w:rPr>
-        <w:lastRenderedPageBreak/>
-        <w:t>ciudades de América Latina y ahí desarrollamos esa conceptualización y por eso es que mi gran escuela fue el proyecto regional del penudo para las operaciones de la pobreza en América Latina que trabajamos como en 15 países de América Latina estudiando y tratando de combatir la pobreza.</w:t>
-      </w:r>
-      <w:r>
-        <w:rPr>
-          <w:rFonts w:asciiTheme="minorHAnsi" w:hAnsiTheme="minorHAnsi"/>
-        </w:rPr>
-        <w:t xml:space="preserve"> </w:t>
-      </w:r>
-      <w:r>
-        <w:rPr>
-          <w:rFonts w:asciiTheme="minorHAnsi" w:hAnsiTheme="minorHAnsi"/>
-        </w:rPr>
-        <w:t xml:space="preserve">Porque había ya antecedentes muy importantes y yo llegué y asimilé y aprendí un montón de </w:t>
+        <w:t xml:space="preserve"> </w:t>
+      </w:r>
+      <w:r>
+        <w:rPr>
+          <w:rFonts w:asciiTheme="minorHAnsi" w:hAnsiTheme="minorHAnsi"/>
+        </w:rPr>
+        <w:t xml:space="preserve">mi heroé personal, </w:t>
+      </w:r>
+      <w:r>
+        <w:rPr>
+          <w:rFonts w:asciiTheme="minorHAnsi" w:hAnsiTheme="minorHAnsi"/>
+        </w:rPr>
+        <w:t>lo hago pedazos acá. A</w:t>
+      </w:r>
+      <w:r>
+        <w:rPr>
+          <w:rFonts w:asciiTheme="minorHAnsi" w:hAnsiTheme="minorHAnsi"/>
+        </w:rPr>
+        <w:t xml:space="preserve"> </w:t>
       </w:r>
       <w:r>
         <w:rPr>
           <w:rFonts w:asciiTheme="minorHAnsi" w:hAnsiTheme="minorHAnsi"/>
           <w:highlight w:val="yellow"/>
         </w:rPr>
-        <w:t xml:space="preserve">Óscar </w:t>
-      </w:r>
-      <w:r>
-        <w:rPr>
-          <w:rFonts w:asciiTheme="minorHAnsi" w:hAnsiTheme="minorHAnsi"/>
-          <w:highlight w:val="yellow"/>
-        </w:rPr>
-        <w:t>A</w:t>
-      </w:r>
-      <w:r>
-        <w:rPr>
-          <w:rFonts w:asciiTheme="minorHAnsi" w:hAnsiTheme="minorHAnsi"/>
-          <w:highlight w:val="yellow"/>
-        </w:rPr>
-        <w:t>ltime</w:t>
-      </w:r>
-      <w:r>
-        <w:rPr>
-          <w:rFonts w:asciiTheme="minorHAnsi" w:hAnsiTheme="minorHAnsi"/>
-        </w:rPr>
-        <w:t xml:space="preserve">. Está ahí los nombres bueno de mi amigo </w:t>
-      </w:r>
-      <w:r>
-        <w:rPr>
-          <w:rFonts w:asciiTheme="minorHAnsi" w:hAnsiTheme="minorHAnsi"/>
-          <w:highlight w:val="yellow"/>
-        </w:rPr>
-        <w:t>O</w:t>
-      </w:r>
-      <w:r>
-        <w:rPr>
-          <w:rFonts w:asciiTheme="minorHAnsi" w:hAnsiTheme="minorHAnsi"/>
-          <w:highlight w:val="yellow"/>
-        </w:rPr>
-        <w:t>livardo</w:t>
-      </w:r>
-      <w:r>
-        <w:rPr>
-          <w:rFonts w:asciiTheme="minorHAnsi" w:hAnsiTheme="minorHAnsi"/>
-          <w:highlight w:val="yellow"/>
-        </w:rPr>
-        <w:t xml:space="preserve"> </w:t>
-      </w:r>
-      <w:r>
-        <w:rPr>
-          <w:rFonts w:asciiTheme="minorHAnsi" w:hAnsiTheme="minorHAnsi"/>
-          <w:highlight w:val="yellow"/>
-        </w:rPr>
-        <w:t>Sarmiento</w:t>
-      </w:r>
-      <w:r>
-        <w:rPr>
-          <w:rFonts w:asciiTheme="minorHAnsi" w:hAnsiTheme="minorHAnsi"/>
-        </w:rPr>
-        <w:t>,</w:t>
-      </w:r>
-      <w:r>
-        <w:rPr>
-          <w:rFonts w:asciiTheme="minorHAnsi" w:hAnsiTheme="minorHAnsi"/>
-        </w:rPr>
-        <w:t xml:space="preserve"> de otro amigo colombiano este muy bueno, el tema se cobra esa </w:t>
-      </w:r>
-      <w:r>
-        <w:rPr>
-          <w:rFonts w:asciiTheme="minorHAnsi" w:hAnsiTheme="minorHAnsi"/>
-          <w:highlight w:val="yellow"/>
-        </w:rPr>
-        <w:t>Óscar Fresneda</w:t>
-      </w:r>
-      <w:r>
-        <w:rPr>
-          <w:rFonts w:asciiTheme="minorHAnsi" w:hAnsiTheme="minorHAnsi"/>
-        </w:rPr>
-        <w:t xml:space="preserve"> </w:t>
+        <w:t>Mark Asem</w:t>
+      </w:r>
+      <w:r>
+        <w:rPr>
+          <w:rFonts w:asciiTheme="minorHAnsi" w:hAnsiTheme="minorHAnsi"/>
+        </w:rPr>
+        <w:t>, tambien mi heroe personal en un tiempo lo hago pedazos. Acá los métodos de medicion de la pobreza en Europa y Estados unidos los hago pedazos aquí. Me lo publicaron, aver si se vende. A ver si tiene éxito de librería porque hijole una cosa es una cosa y otra cosa es otra cosa</w:t>
       </w:r>
     </w:p>
     <w:p>
@@ -10820,37 +10604,49 @@
           <w:b/>
           <w:bCs/>
         </w:rPr>
-        <w:t>Alberto:</w:t>
-      </w:r>
-      <w:r>
-        <w:rPr>
-          <w:rFonts w:asciiTheme="minorHAnsi" w:hAnsiTheme="minorHAnsi"/>
-        </w:rPr>
-        <w:t xml:space="preserve"> L</w:t>
-      </w:r>
-      <w:r>
-        <w:rPr>
-          <w:rFonts w:asciiTheme="minorHAnsi" w:hAnsiTheme="minorHAnsi"/>
-        </w:rPr>
-        <w:t>os chilenos mucho hicieron, no</w:t>
+        <w:t>Hugo:</w:t>
+      </w:r>
+      <w:r>
+        <w:rPr>
+          <w:rFonts w:asciiTheme="minorHAnsi" w:hAnsiTheme="minorHAnsi"/>
+        </w:rPr>
+        <w:t xml:space="preserve"> D</w:t>
+      </w:r>
+      <w:r>
+        <w:rPr>
+          <w:rFonts w:asciiTheme="minorHAnsi" w:hAnsiTheme="minorHAnsi"/>
+        </w:rPr>
+        <w:t xml:space="preserve">isculpe </w:t>
+      </w:r>
+      <w:r>
+        <w:rPr>
+          <w:rFonts w:asciiTheme="minorHAnsi" w:hAnsiTheme="minorHAnsi"/>
+        </w:rPr>
+        <w:t>D</w:t>
+      </w:r>
+      <w:r>
+        <w:rPr>
+          <w:rFonts w:asciiTheme="minorHAnsi" w:hAnsiTheme="minorHAnsi"/>
+        </w:rPr>
+        <w:t xml:space="preserve">octor </w:t>
+      </w:r>
+      <w:r>
+        <w:rPr>
+          <w:rFonts w:asciiTheme="minorHAnsi" w:hAnsiTheme="minorHAnsi"/>
+        </w:rPr>
+        <w:t>¿</w:t>
+      </w:r>
+      <w:r>
+        <w:rPr>
+          <w:rFonts w:asciiTheme="minorHAnsi" w:hAnsiTheme="minorHAnsi"/>
+        </w:rPr>
+        <w:t>el libro está disponible en librerías en México</w:t>
       </w:r>
       <w:r>
         <w:rPr>
           <w:rFonts w:asciiTheme="minorHAnsi" w:hAnsiTheme="minorHAnsi"/>
         </w:rPr>
         <w:t>?</w:t>
-      </w:r>
-      <w:r>
-        <w:rPr>
-          <w:rFonts w:asciiTheme="minorHAnsi" w:hAnsiTheme="minorHAnsi"/>
-        </w:rPr>
-        <w:t xml:space="preserve"> también desde la economía de la dependencia</w:t>
-      </w:r>
-      <w:r>
-        <w:rPr>
-          <w:rFonts w:asciiTheme="minorHAnsi" w:hAnsiTheme="minorHAnsi"/>
-        </w:rPr>
-        <w:t>.</w:t>
       </w:r>
     </w:p>
     <w:p>
@@ -10859,18 +10655,221 @@
         <w:shd w:val="clear" w:color="auto" w:fill="FFFFFF"/>
         <w:jc w:val="both"/>
         <w:rPr>
-          <w:rFonts w:asciiTheme="minorHAnsi" w:eastAsia="Aptos" w:hAnsiTheme="minorHAnsi" w:cs="Aptos"/>
-          <w:color w:val="0070C0"/>
-          <w:lang w:eastAsia="ja-JP"/>
-        </w:rPr>
-      </w:pPr>
-      <w:r>
-        <w:rPr>
-          <w:rFonts w:asciiTheme="minorHAnsi" w:eastAsia="Aptos" w:hAnsiTheme="minorHAnsi" w:cs="Aptos"/>
-          <w:color w:val="0070C0"/>
-          <w:lang w:eastAsia="ja-JP"/>
-        </w:rPr>
-        <w:t>56:13</w:t>
+          <w:rFonts w:asciiTheme="minorHAnsi" w:hAnsiTheme="minorHAnsi"/>
+        </w:rPr>
+      </w:pPr>
+      <w:r>
+        <w:rPr>
+          <w:rFonts w:asciiTheme="minorHAnsi" w:hAnsiTheme="minorHAnsi"/>
+          <w:b/>
+          <w:bCs/>
+        </w:rPr>
+        <w:t>Julio:</w:t>
+      </w:r>
+      <w:r>
+        <w:rPr>
+          <w:rFonts w:asciiTheme="minorHAnsi" w:hAnsiTheme="minorHAnsi"/>
+        </w:rPr>
+        <w:t xml:space="preserve"> E</w:t>
+      </w:r>
+      <w:r>
+        <w:rPr>
+          <w:rFonts w:asciiTheme="minorHAnsi" w:hAnsiTheme="minorHAnsi"/>
+        </w:rPr>
+        <w:t>stá en Amazon</w:t>
+      </w:r>
+      <w:r>
+        <w:rPr>
+          <w:rFonts w:asciiTheme="minorHAnsi" w:hAnsiTheme="minorHAnsi"/>
+        </w:rPr>
+        <w:t>,</w:t>
+      </w:r>
+      <w:r>
+        <w:rPr>
+          <w:rFonts w:asciiTheme="minorHAnsi" w:hAnsiTheme="minorHAnsi"/>
+        </w:rPr>
+        <w:t xml:space="preserve"> ya casi no hay ejemplares, se está agotando, por eso es que la segunda versión que va a salir en inglés de este que trae</w:t>
+      </w:r>
+      <w:r>
+        <w:rPr>
+          <w:rFonts w:asciiTheme="minorHAnsi" w:hAnsiTheme="minorHAnsi"/>
+        </w:rPr>
+        <w:t xml:space="preserve"> </w:t>
+      </w:r>
+      <w:r>
+        <w:rPr>
+          <w:rFonts w:asciiTheme="minorHAnsi" w:hAnsiTheme="minorHAnsi"/>
+        </w:rPr>
+        <w:t>casi dos capítulos</w:t>
+      </w:r>
+      <w:r>
+        <w:rPr>
+          <w:rFonts w:asciiTheme="minorHAnsi" w:hAnsiTheme="minorHAnsi"/>
+        </w:rPr>
+        <w:t xml:space="preserve"> adicionados y el resto esta revisado</w:t>
+      </w:r>
+      <w:r>
+        <w:rPr>
+          <w:rFonts w:asciiTheme="minorHAnsi" w:hAnsiTheme="minorHAnsi"/>
+        </w:rPr>
+        <w:t>. T</w:t>
+      </w:r>
+      <w:r>
+        <w:rPr>
+          <w:rFonts w:asciiTheme="minorHAnsi" w:hAnsiTheme="minorHAnsi"/>
+        </w:rPr>
+        <w:t xml:space="preserve">ambien lo voy a </w:t>
+      </w:r>
+      <w:r>
+        <w:rPr>
+          <w:rFonts w:asciiTheme="minorHAnsi" w:hAnsiTheme="minorHAnsi"/>
+        </w:rPr>
+        <w:t>publicar</w:t>
+      </w:r>
+      <w:r>
+        <w:rPr>
+          <w:rFonts w:asciiTheme="minorHAnsi" w:hAnsiTheme="minorHAnsi"/>
+        </w:rPr>
+        <w:t xml:space="preserve"> en español y lo voy a </w:t>
+      </w:r>
+      <w:r>
+        <w:rPr>
+          <w:rFonts w:asciiTheme="minorHAnsi" w:hAnsiTheme="minorHAnsi"/>
+        </w:rPr>
+        <w:t>publicar</w:t>
+      </w:r>
+      <w:r>
+        <w:rPr>
+          <w:rFonts w:asciiTheme="minorHAnsi" w:hAnsiTheme="minorHAnsi"/>
+        </w:rPr>
+        <w:t xml:space="preserve"> siglo 21 porque la editoral de ahorita ya casi no tiene ejemplares. En Amazon</w:t>
+      </w:r>
+      <w:r>
+        <w:rPr>
+          <w:rFonts w:asciiTheme="minorHAnsi" w:hAnsiTheme="minorHAnsi"/>
+        </w:rPr>
+        <w:t>, si entran esta en 200 y tantos de pesos o 300, es relativamente barato</w:t>
+      </w:r>
+      <w:r>
+        <w:rPr>
+          <w:rFonts w:asciiTheme="minorHAnsi" w:hAnsiTheme="minorHAnsi"/>
+        </w:rPr>
+        <w:t xml:space="preserve"> </w:t>
+      </w:r>
+      <w:r>
+        <w:rPr>
+          <w:rFonts w:asciiTheme="minorHAnsi" w:hAnsiTheme="minorHAnsi"/>
+        </w:rPr>
+        <w:t>pero de segunda mano</w:t>
+      </w:r>
+      <w:r>
+        <w:rPr>
+          <w:rFonts w:asciiTheme="minorHAnsi" w:hAnsiTheme="minorHAnsi"/>
+        </w:rPr>
+        <w:t>,</w:t>
+      </w:r>
+      <w:r>
+        <w:rPr>
+          <w:rFonts w:asciiTheme="minorHAnsi" w:hAnsiTheme="minorHAnsi"/>
+        </w:rPr>
+        <w:t xml:space="preserve"> ya no tienen libros nuevos directos de Amazon porque ya no tienen libros en bodega</w:t>
+      </w:r>
+      <w:r>
+        <w:rPr>
+          <w:rFonts w:asciiTheme="minorHAnsi" w:hAnsiTheme="minorHAnsi"/>
+        </w:rPr>
+        <w:t>,</w:t>
+      </w:r>
+      <w:r>
+        <w:rPr>
+          <w:rFonts w:asciiTheme="minorHAnsi" w:hAnsiTheme="minorHAnsi"/>
+        </w:rPr>
+        <w:t xml:space="preserve"> ya todo </w:t>
+      </w:r>
+      <w:r>
+        <w:rPr>
+          <w:rFonts w:asciiTheme="minorHAnsi" w:hAnsiTheme="minorHAnsi"/>
+        </w:rPr>
+        <w:lastRenderedPageBreak/>
+        <w:t xml:space="preserve">lo que imprimieron ya se vendió y entonces, por eso es que voy a sacar una segunda edición y voy a tener esos dos iba a ser como mi legado y quiero seguir viviendo otros 10 </w:t>
+      </w:r>
+      <w:r>
+        <w:rPr>
+          <w:rFonts w:asciiTheme="minorHAnsi" w:hAnsiTheme="minorHAnsi"/>
+        </w:rPr>
+        <w:t>años</w:t>
+      </w:r>
+      <w:r>
+        <w:rPr>
+          <w:rFonts w:asciiTheme="minorHAnsi" w:hAnsiTheme="minorHAnsi"/>
+        </w:rPr>
+        <w:t xml:space="preserve"> cumpl</w:t>
+      </w:r>
+      <w:r>
+        <w:rPr>
+          <w:rFonts w:asciiTheme="minorHAnsi" w:hAnsiTheme="minorHAnsi"/>
+        </w:rPr>
+        <w:t>o</w:t>
+      </w:r>
+      <w:r>
+        <w:rPr>
+          <w:rFonts w:asciiTheme="minorHAnsi" w:hAnsiTheme="minorHAnsi"/>
+        </w:rPr>
+        <w:t xml:space="preserve"> 80 años en tres semanas y pues quisiera seguir viviendo y seguir escribiendo un par de libros bajas sobre necesidades humanas y a lo mejor</w:t>
+      </w:r>
+      <w:r>
+        <w:rPr>
+          <w:rFonts w:asciiTheme="minorHAnsi" w:hAnsiTheme="minorHAnsi"/>
+        </w:rPr>
+        <w:t xml:space="preserve"> uno sobre capacidad, u</w:t>
+      </w:r>
+      <w:r>
+        <w:rPr>
+          <w:rFonts w:asciiTheme="minorHAnsi" w:hAnsiTheme="minorHAnsi"/>
+        </w:rPr>
+        <w:t>nos híjole, qué difícil tema las capacidades</w:t>
+      </w:r>
+      <w:r>
+        <w:rPr>
+          <w:rFonts w:asciiTheme="minorHAnsi" w:hAnsiTheme="minorHAnsi"/>
+        </w:rPr>
+        <w:t xml:space="preserve"> humanas</w:t>
+      </w:r>
+      <w:r>
+        <w:rPr>
+          <w:rFonts w:asciiTheme="minorHAnsi" w:hAnsiTheme="minorHAnsi"/>
+        </w:rPr>
+        <w:t>.</w:t>
+      </w:r>
+      <w:r>
+        <w:rPr>
+          <w:rFonts w:asciiTheme="minorHAnsi" w:hAnsiTheme="minorHAnsi"/>
+        </w:rPr>
+        <w:t xml:space="preserve"> Es que son cgnitivas, técnicas, abstractas, artíticas,</w:t>
+      </w:r>
+      <w:r>
+        <w:rPr>
+          <w:rFonts w:asciiTheme="minorHAnsi" w:hAnsiTheme="minorHAnsi"/>
+        </w:rPr>
+        <w:t xml:space="preserve"> hay de tantos tipos de capacidades</w:t>
+      </w:r>
+      <w:r>
+        <w:rPr>
+          <w:rFonts w:asciiTheme="minorHAnsi" w:hAnsiTheme="minorHAnsi"/>
+        </w:rPr>
+        <w:t xml:space="preserve">, es muy díficl </w:t>
+      </w:r>
+      <w:r>
+        <w:rPr>
+          <w:rFonts w:asciiTheme="minorHAnsi" w:hAnsiTheme="minorHAnsi"/>
+        </w:rPr>
+        <w:t>tener todo</w:t>
+      </w:r>
+      <w:r>
+        <w:rPr>
+          <w:rFonts w:asciiTheme="minorHAnsi" w:hAnsiTheme="minorHAnsi"/>
+        </w:rPr>
+        <w:t>.</w:t>
       </w:r>
     </w:p>
     <w:p>
@@ -10888,37 +10887,127 @@
           <w:b/>
           <w:bCs/>
         </w:rPr>
-        <w:t>Julio:</w:t>
-      </w:r>
-      <w:r>
-        <w:rPr>
-          <w:rFonts w:asciiTheme="minorHAnsi" w:hAnsiTheme="minorHAnsi"/>
-        </w:rPr>
-        <w:t xml:space="preserve"> S</w:t>
-      </w:r>
-      <w:r>
-        <w:rPr>
-          <w:rFonts w:asciiTheme="minorHAnsi" w:hAnsiTheme="minorHAnsi"/>
-        </w:rPr>
-        <w:t>í, bueno, en materia de teoría económica todo es la escuela de la dependencia y el estructuralismo latinoamericano era lo mejor de su tiempo no superado por nadie sin duda, hubo después un y nos llegaron los neoliberales y los</w:t>
-      </w:r>
-      <w:r>
-        <w:rPr>
-          <w:rFonts w:asciiTheme="minorHAnsi" w:hAnsiTheme="minorHAnsi"/>
-        </w:rPr>
-        <w:t xml:space="preserve"> </w:t>
-      </w:r>
-      <w:r>
-        <w:rPr>
-          <w:rFonts w:asciiTheme="minorHAnsi" w:hAnsiTheme="minorHAnsi"/>
-        </w:rPr>
-        <w:t>y tiramos a la basura todo lo que habíamos desarrollado en América Latina</w:t>
-      </w:r>
-      <w:r>
-        <w:rPr>
-          <w:rFonts w:asciiTheme="minorHAnsi" w:hAnsiTheme="minorHAnsi"/>
-        </w:rPr>
-        <w:t>.</w:t>
+        <w:t>Alberto:</w:t>
+      </w:r>
+      <w:r>
+        <w:rPr>
+          <w:rFonts w:asciiTheme="minorHAnsi" w:hAnsiTheme="minorHAnsi"/>
+        </w:rPr>
+        <w:t xml:space="preserve"> </w:t>
+      </w:r>
+      <w:r>
+        <w:rPr>
+          <w:rFonts w:asciiTheme="minorHAnsi" w:hAnsiTheme="minorHAnsi"/>
+        </w:rPr>
+        <w:t xml:space="preserve">Sin duda es muy retador y muy motivante escucharle </w:t>
+      </w:r>
+      <w:r>
+        <w:rPr>
+          <w:rFonts w:asciiTheme="minorHAnsi" w:hAnsiTheme="minorHAnsi"/>
+        </w:rPr>
+        <w:t>D</w:t>
+      </w:r>
+      <w:r>
+        <w:rPr>
+          <w:rFonts w:asciiTheme="minorHAnsi" w:hAnsiTheme="minorHAnsi"/>
+        </w:rPr>
+        <w:t>octor</w:t>
+      </w:r>
+      <w:r>
+        <w:rPr>
+          <w:rFonts w:asciiTheme="minorHAnsi" w:hAnsiTheme="minorHAnsi"/>
+        </w:rPr>
+        <w:t xml:space="preserve">. </w:t>
+      </w:r>
+      <w:r>
+        <w:rPr>
+          <w:rFonts w:asciiTheme="minorHAnsi" w:hAnsiTheme="minorHAnsi"/>
+        </w:rPr>
+        <w:t>Pues hemos grabado una entrevista muy rica</w:t>
+      </w:r>
+      <w:r>
+        <w:rPr>
+          <w:rFonts w:asciiTheme="minorHAnsi" w:hAnsiTheme="minorHAnsi"/>
+        </w:rPr>
+        <w:t xml:space="preserve">. </w:t>
+      </w:r>
+      <w:r>
+        <w:rPr>
+          <w:rFonts w:asciiTheme="minorHAnsi" w:hAnsiTheme="minorHAnsi"/>
+        </w:rPr>
+        <w:t>Una de las funciones de Hugo</w:t>
+      </w:r>
+      <w:r>
+        <w:rPr>
+          <w:rFonts w:asciiTheme="minorHAnsi" w:hAnsiTheme="minorHAnsi"/>
+        </w:rPr>
+        <w:t>,</w:t>
+      </w:r>
+      <w:r>
+        <w:rPr>
+          <w:rFonts w:asciiTheme="minorHAnsi" w:hAnsiTheme="minorHAnsi"/>
+        </w:rPr>
+        <w:t xml:space="preserve"> además de que se ocupa de que las grabaciones quede bien y me ayuda a controlarme a notar, si nota algo que nos esté faltando preguntarle al </w:t>
+      </w:r>
+      <w:r>
+        <w:rPr>
+          <w:rFonts w:asciiTheme="minorHAnsi" w:hAnsiTheme="minorHAnsi"/>
+        </w:rPr>
+        <w:t>D</w:t>
+      </w:r>
+      <w:r>
+        <w:rPr>
+          <w:rFonts w:asciiTheme="minorHAnsi" w:hAnsiTheme="minorHAnsi"/>
+        </w:rPr>
+        <w:t>octor</w:t>
+      </w:r>
+      <w:r>
+        <w:rPr>
+          <w:rFonts w:asciiTheme="minorHAnsi" w:hAnsiTheme="minorHAnsi"/>
+        </w:rPr>
+        <w:t>,</w:t>
+      </w:r>
+      <w:r>
+        <w:rPr>
+          <w:rFonts w:asciiTheme="minorHAnsi" w:hAnsiTheme="minorHAnsi"/>
+        </w:rPr>
+        <w:t xml:space="preserve"> Hugo </w:t>
+      </w:r>
+      <w:r>
+        <w:rPr>
+          <w:rFonts w:asciiTheme="minorHAnsi" w:hAnsiTheme="minorHAnsi"/>
+        </w:rPr>
+        <w:t>¿</w:t>
+      </w:r>
+      <w:r>
+        <w:rPr>
+          <w:rFonts w:asciiTheme="minorHAnsi" w:hAnsiTheme="minorHAnsi"/>
+        </w:rPr>
+        <w:t xml:space="preserve">cómo cómo ves? </w:t>
+      </w:r>
+      <w:r>
+        <w:rPr>
+          <w:rFonts w:asciiTheme="minorHAnsi" w:hAnsiTheme="minorHAnsi"/>
+        </w:rPr>
+        <w:t>¿</w:t>
+      </w:r>
+      <w:r>
+        <w:rPr>
+          <w:rFonts w:asciiTheme="minorHAnsi" w:hAnsiTheme="minorHAnsi"/>
+        </w:rPr>
+        <w:t>Hay algo que no se ha olvidado tocar con él</w:t>
+      </w:r>
+      <w:r>
+        <w:rPr>
+          <w:rFonts w:asciiTheme="minorHAnsi" w:hAnsiTheme="minorHAnsi"/>
+        </w:rPr>
+        <w:t>?</w:t>
+      </w:r>
+      <w:r>
+        <w:rPr>
+          <w:rFonts w:asciiTheme="minorHAnsi" w:hAnsiTheme="minorHAnsi"/>
+        </w:rPr>
+        <w:t xml:space="preserve"> </w:t>
       </w:r>
     </w:p>
     <w:p>
@@ -10936,19 +11025,349 @@
           <w:b/>
           <w:bCs/>
         </w:rPr>
+        <w:t>Hugo:</w:t>
+      </w:r>
+      <w:r>
+        <w:rPr>
+          <w:rFonts w:asciiTheme="minorHAnsi" w:hAnsiTheme="minorHAnsi"/>
+        </w:rPr>
+        <w:t xml:space="preserve"> Yo</w:t>
+      </w:r>
+      <w:r>
+        <w:rPr>
+          <w:rFonts w:asciiTheme="minorHAnsi" w:hAnsiTheme="minorHAnsi"/>
+        </w:rPr>
+        <w:t xml:space="preserve"> considero que n</w:t>
+      </w:r>
+      <w:r>
+        <w:rPr>
+          <w:rFonts w:asciiTheme="minorHAnsi" w:hAnsiTheme="minorHAnsi"/>
+        </w:rPr>
+        <w:t xml:space="preserve">o </w:t>
+      </w:r>
+      <w:r>
+        <w:rPr>
+          <w:rFonts w:asciiTheme="minorHAnsi" w:hAnsiTheme="minorHAnsi"/>
+        </w:rPr>
+        <w:t>s</w:t>
+      </w:r>
+      <w:r>
+        <w:rPr>
+          <w:rFonts w:asciiTheme="minorHAnsi" w:hAnsiTheme="minorHAnsi"/>
+        </w:rPr>
+        <w:t>e</w:t>
+      </w:r>
+      <w:r>
+        <w:rPr>
+          <w:rFonts w:asciiTheme="minorHAnsi" w:hAnsiTheme="minorHAnsi"/>
+        </w:rPr>
+        <w:t xml:space="preserve"> ha tocado el el punto sobre las redes y las capacidades de investigación en América Latina</w:t>
+      </w:r>
+      <w:r>
+        <w:rPr>
+          <w:rFonts w:asciiTheme="minorHAnsi" w:hAnsiTheme="minorHAnsi"/>
+        </w:rPr>
+        <w:t xml:space="preserve">. Dio </w:t>
+      </w:r>
+      <w:r>
+        <w:rPr>
+          <w:rFonts w:asciiTheme="minorHAnsi" w:hAnsiTheme="minorHAnsi"/>
+        </w:rPr>
+        <w:t xml:space="preserve">algunos atisbos al </w:t>
+      </w:r>
+      <w:r>
+        <w:rPr>
+          <w:rFonts w:asciiTheme="minorHAnsi" w:hAnsiTheme="minorHAnsi"/>
+        </w:rPr>
+        <w:t>S</w:t>
+      </w:r>
+      <w:r>
+        <w:rPr>
+          <w:rFonts w:asciiTheme="minorHAnsi" w:hAnsiTheme="minorHAnsi"/>
+        </w:rPr>
+        <w:t>octor, pero sí creo que sí, s</w:t>
+      </w:r>
+      <w:r>
+        <w:rPr>
+          <w:rFonts w:asciiTheme="minorHAnsi" w:hAnsiTheme="minorHAnsi"/>
+        </w:rPr>
+        <w:t>i es necesario.</w:t>
+      </w:r>
+    </w:p>
+    <w:p>
+      <w:pPr>
+        <w:pStyle w:val="vlaz4d"/>
+        <w:shd w:val="clear" w:color="auto" w:fill="FFFFFF"/>
+        <w:jc w:val="both"/>
+        <w:rPr>
+          <w:rFonts w:asciiTheme="minorHAnsi" w:hAnsiTheme="minorHAnsi"/>
+        </w:rPr>
+      </w:pPr>
+      <w:r>
+        <w:rPr>
+          <w:rFonts w:asciiTheme="minorHAnsi" w:hAnsiTheme="minorHAnsi"/>
+          <w:b/>
+          <w:bCs/>
+        </w:rPr>
         <w:t>Julio:</w:t>
       </w:r>
       <w:r>
         <w:rPr>
           <w:rFonts w:asciiTheme="minorHAnsi" w:hAnsiTheme="minorHAnsi"/>
         </w:rPr>
-        <w:t xml:space="preserve"> </w:t>
-      </w:r>
-      <w:r>
-        <w:rPr>
-          <w:rFonts w:asciiTheme="minorHAnsi" w:hAnsiTheme="minorHAnsi"/>
-        </w:rPr>
-        <w:t xml:space="preserve">Tengo un artículo que escribí en un seminario que en Chile sobre el tema de pobreza y el artículo se llama algo así </w:t>
+        <w:t xml:space="preserve"> L</w:t>
+      </w:r>
+      <w:r>
+        <w:rPr>
+          <w:rFonts w:asciiTheme="minorHAnsi" w:hAnsiTheme="minorHAnsi"/>
+        </w:rPr>
+        <w:t>e comentó algo rápido</w:t>
+      </w:r>
+      <w:r>
+        <w:rPr>
+          <w:rFonts w:asciiTheme="minorHAnsi" w:hAnsiTheme="minorHAnsi"/>
+        </w:rPr>
+        <w:t xml:space="preserve">, </w:t>
+      </w:r>
+      <w:r>
+        <w:rPr>
+          <w:rFonts w:asciiTheme="minorHAnsi" w:hAnsiTheme="minorHAnsi"/>
+        </w:rPr>
+        <w:t>mire este</w:t>
+      </w:r>
+      <w:r>
+        <w:rPr>
+          <w:rFonts w:asciiTheme="minorHAnsi" w:hAnsiTheme="minorHAnsi"/>
+        </w:rPr>
+        <w:t xml:space="preserve"> </w:t>
+      </w:r>
+      <w:r>
+        <w:rPr>
+          <w:rFonts w:asciiTheme="minorHAnsi" w:hAnsiTheme="minorHAnsi"/>
+        </w:rPr>
+        <w:t>empiezo con</w:t>
+      </w:r>
+      <w:r>
+        <w:rPr>
+          <w:rFonts w:asciiTheme="minorHAnsi" w:hAnsiTheme="minorHAnsi"/>
+        </w:rPr>
+        <w:t xml:space="preserve"> </w:t>
+      </w:r>
+      <w:r>
+        <w:rPr>
+          <w:rFonts w:asciiTheme="minorHAnsi" w:hAnsiTheme="minorHAnsi"/>
+        </w:rPr>
+        <w:t>los años en que estaba yo en Colombia</w:t>
+      </w:r>
+      <w:r>
+        <w:rPr>
+          <w:rFonts w:asciiTheme="minorHAnsi" w:hAnsiTheme="minorHAnsi"/>
+        </w:rPr>
+        <w:t>,</w:t>
+      </w:r>
+      <w:r>
+        <w:rPr>
+          <w:rFonts w:asciiTheme="minorHAnsi" w:hAnsiTheme="minorHAnsi"/>
+        </w:rPr>
+        <w:t xml:space="preserve"> eran por cierto los </w:t>
+      </w:r>
+      <w:r>
+        <w:rPr>
+          <w:rFonts w:asciiTheme="minorHAnsi" w:hAnsiTheme="minorHAnsi"/>
+        </w:rPr>
+        <w:t xml:space="preserve">años </w:t>
+      </w:r>
+      <w:r>
+        <w:rPr>
+          <w:rFonts w:asciiTheme="minorHAnsi" w:hAnsiTheme="minorHAnsi"/>
+        </w:rPr>
+        <w:t xml:space="preserve"> peores de la violencia en Colombia en que  Escobar</w:t>
+      </w:r>
+      <w:r>
+        <w:rPr>
+          <w:rFonts w:asciiTheme="minorHAnsi" w:hAnsiTheme="minorHAnsi"/>
+        </w:rPr>
+        <w:t>,</w:t>
+      </w:r>
+      <w:r>
+        <w:rPr>
+          <w:rFonts w:asciiTheme="minorHAnsi" w:hAnsiTheme="minorHAnsi"/>
+        </w:rPr>
+        <w:t xml:space="preserve"> el terrible Escobar</w:t>
+      </w:r>
+      <w:r>
+        <w:rPr>
+          <w:rFonts w:asciiTheme="minorHAnsi" w:hAnsiTheme="minorHAnsi"/>
+        </w:rPr>
+        <w:t>,</w:t>
+      </w:r>
+      <w:r>
+        <w:rPr>
+          <w:rFonts w:asciiTheme="minorHAnsi" w:hAnsiTheme="minorHAnsi"/>
+        </w:rPr>
+        <w:t xml:space="preserve"> declaró la guerra contra todo mundo porque nos consideraron extraditables</w:t>
+      </w:r>
+      <w:r>
+        <w:rPr>
+          <w:rFonts w:asciiTheme="minorHAnsi" w:hAnsiTheme="minorHAnsi"/>
+        </w:rPr>
+        <w:t>. C</w:t>
+      </w:r>
+      <w:r>
+        <w:rPr>
+          <w:rFonts w:asciiTheme="minorHAnsi" w:hAnsiTheme="minorHAnsi"/>
+        </w:rPr>
+        <w:t xml:space="preserve">ambiaron las leyes en Colombia y  entonces usaban el tema de preferimos una tumba en Colombia </w:t>
+      </w:r>
+      <w:r>
+        <w:rPr>
+          <w:rFonts w:asciiTheme="minorHAnsi" w:hAnsiTheme="minorHAnsi"/>
+        </w:rPr>
+        <w:t>que</w:t>
+      </w:r>
+      <w:r>
+        <w:rPr>
+          <w:rFonts w:asciiTheme="minorHAnsi" w:hAnsiTheme="minorHAnsi"/>
+        </w:rPr>
+        <w:t xml:space="preserve"> una cárcel en el exterior y ponían bombas todos los días en supermercados</w:t>
+      </w:r>
+      <w:r>
+        <w:rPr>
+          <w:rFonts w:asciiTheme="minorHAnsi" w:hAnsiTheme="minorHAnsi"/>
+        </w:rPr>
+        <w:t xml:space="preserve">, </w:t>
+      </w:r>
+      <w:r>
+        <w:rPr>
+          <w:rFonts w:asciiTheme="minorHAnsi" w:hAnsiTheme="minorHAnsi"/>
+        </w:rPr>
+        <w:t>centros comerciales</w:t>
+      </w:r>
+      <w:r>
+        <w:rPr>
+          <w:rFonts w:asciiTheme="minorHAnsi" w:hAnsiTheme="minorHAnsi"/>
+        </w:rPr>
+        <w:t>,</w:t>
+      </w:r>
+      <w:r>
+        <w:rPr>
+          <w:rFonts w:asciiTheme="minorHAnsi" w:hAnsiTheme="minorHAnsi"/>
+        </w:rPr>
+        <w:t xml:space="preserve"> en escuelas</w:t>
+      </w:r>
+      <w:r>
+        <w:rPr>
+          <w:rFonts w:asciiTheme="minorHAnsi" w:hAnsiTheme="minorHAnsi"/>
+        </w:rPr>
+        <w:t>,</w:t>
+      </w:r>
+      <w:r>
+        <w:rPr>
+          <w:rFonts w:asciiTheme="minorHAnsi" w:hAnsiTheme="minorHAnsi"/>
+        </w:rPr>
+        <w:t xml:space="preserve"> en edificios de oficinas</w:t>
+      </w:r>
+      <w:r>
+        <w:rPr>
+          <w:rFonts w:asciiTheme="minorHAnsi" w:hAnsiTheme="minorHAnsi"/>
+        </w:rPr>
+        <w:t>,</w:t>
+      </w:r>
+      <w:r>
+        <w:rPr>
+          <w:rFonts w:asciiTheme="minorHAnsi" w:hAnsiTheme="minorHAnsi"/>
+        </w:rPr>
+        <w:t xml:space="preserve"> era una cosa terrible</w:t>
+      </w:r>
+      <w:r>
+        <w:rPr>
+          <w:rFonts w:asciiTheme="minorHAnsi" w:hAnsiTheme="minorHAnsi"/>
+        </w:rPr>
+        <w:t>. M</w:t>
+      </w:r>
+      <w:r>
+        <w:rPr>
+          <w:rFonts w:asciiTheme="minorHAnsi" w:hAnsiTheme="minorHAnsi"/>
+        </w:rPr>
+        <w:t xml:space="preserve">e tocó una parte de ese tiempo estar ahí </w:t>
+      </w:r>
+    </w:p>
+    <w:p>
+      <w:pPr>
+        <w:pStyle w:val="vlaz4d"/>
+        <w:shd w:val="clear" w:color="auto" w:fill="FFFFFF"/>
+        <w:jc w:val="both"/>
+        <w:rPr>
+          <w:rFonts w:asciiTheme="minorHAnsi" w:hAnsiTheme="minorHAnsi"/>
+        </w:rPr>
+      </w:pPr>
+      <w:r>
+        <w:rPr>
+          <w:rFonts w:asciiTheme="minorHAnsi" w:hAnsiTheme="minorHAnsi"/>
+          <w:b/>
+          <w:bCs/>
+        </w:rPr>
+        <w:t>Julio:</w:t>
+      </w:r>
+      <w:r>
+        <w:rPr>
+          <w:rFonts w:asciiTheme="minorHAnsi" w:hAnsiTheme="minorHAnsi"/>
+        </w:rPr>
+        <w:t xml:space="preserve"> P</w:t>
+      </w:r>
+      <w:r>
+        <w:rPr>
+          <w:rFonts w:asciiTheme="minorHAnsi" w:hAnsiTheme="minorHAnsi"/>
+        </w:rPr>
+        <w:t xml:space="preserve">ero que </w:t>
+      </w:r>
+      <w:r>
+        <w:rPr>
+          <w:rFonts w:asciiTheme="minorHAnsi" w:hAnsiTheme="minorHAnsi"/>
+        </w:rPr>
+        <w:t>estaba</w:t>
+      </w:r>
+      <w:r>
+        <w:rPr>
+          <w:rFonts w:asciiTheme="minorHAnsi" w:hAnsiTheme="minorHAnsi"/>
+        </w:rPr>
+        <w:t xml:space="preserve"> ahí porque ahí intentamos construir una red</w:t>
+      </w:r>
+      <w:r>
+        <w:rPr>
+          <w:rFonts w:asciiTheme="minorHAnsi" w:hAnsiTheme="minorHAnsi"/>
+        </w:rPr>
+        <w:t>.</w:t>
+      </w:r>
+      <w:r>
+        <w:rPr>
+          <w:rFonts w:asciiTheme="minorHAnsi" w:hAnsiTheme="minorHAnsi"/>
+        </w:rPr>
+        <w:t xml:space="preserve"> </w:t>
+      </w:r>
+      <w:r>
+        <w:rPr>
+          <w:rFonts w:asciiTheme="minorHAnsi" w:hAnsiTheme="minorHAnsi"/>
+        </w:rPr>
+        <w:t>E</w:t>
+      </w:r>
+      <w:r>
+        <w:rPr>
+          <w:rFonts w:asciiTheme="minorHAnsi" w:hAnsiTheme="minorHAnsi"/>
+        </w:rPr>
+        <w:t>ran los años de la crisis de la deuda los 80s</w:t>
+      </w:r>
+      <w:r>
+        <w:rPr>
+          <w:rFonts w:asciiTheme="minorHAnsi" w:hAnsiTheme="minorHAnsi"/>
+        </w:rPr>
+        <w:t>,</w:t>
+      </w:r>
+      <w:r>
+        <w:rPr>
+          <w:rFonts w:asciiTheme="minorHAnsi" w:hAnsiTheme="minorHAnsi"/>
+        </w:rPr>
+        <w:t xml:space="preserve"> todos los países de América Latina estaban en bancarrota, una deuda gigantesca y nosotros escribimos el libro </w:t>
       </w:r>
       <w:r>
         <w:rPr>
@@ -10956,7 +11375,125 @@
           <w:i/>
           <w:iCs/>
         </w:rPr>
-        <w:t>como América Latina de precursora a rezagada en materia de estudios de la pobreza</w:t>
+        <w:t>desarrollo sin pobreza</w:t>
+      </w:r>
+      <w:r>
+        <w:rPr>
+          <w:rFonts w:asciiTheme="minorHAnsi" w:hAnsiTheme="minorHAnsi"/>
+          <w:i/>
+          <w:iCs/>
+        </w:rPr>
+        <w:t>,</w:t>
+      </w:r>
+      <w:r>
+        <w:rPr>
+          <w:rFonts w:asciiTheme="minorHAnsi" w:hAnsiTheme="minorHAnsi"/>
+        </w:rPr>
+        <w:t xml:space="preserve"> hicimos una Conferencia Latinoamericana la que fueron veintitantos países están buscando desarrollos y pobres pero como </w:t>
+      </w:r>
+      <w:r>
+        <w:rPr>
+          <w:rFonts w:asciiTheme="minorHAnsi" w:hAnsiTheme="minorHAnsi"/>
+        </w:rPr>
+        <w:t>vei todos</w:t>
+      </w:r>
+      <w:r>
+        <w:rPr>
+          <w:rFonts w:asciiTheme="minorHAnsi" w:hAnsiTheme="minorHAnsi"/>
+        </w:rPr>
+        <w:t xml:space="preserve"> los libros aquí </w:t>
+      </w:r>
+      <w:r>
+        <w:rPr>
+          <w:rFonts w:asciiTheme="minorHAnsi" w:hAnsiTheme="minorHAnsi"/>
+          <w:i/>
+          <w:iCs/>
+        </w:rPr>
+        <w:t>desarrollo sin pobreza</w:t>
+      </w:r>
+      <w:r>
+        <w:rPr>
+          <w:rFonts w:asciiTheme="minorHAnsi" w:hAnsiTheme="minorHAnsi"/>
+        </w:rPr>
+        <w:t xml:space="preserve"> se llama el libro y es un planteamiento de estrategia para la superación de la pobreza</w:t>
+      </w:r>
+      <w:r>
+        <w:rPr>
+          <w:rFonts w:asciiTheme="minorHAnsi" w:hAnsiTheme="minorHAnsi"/>
+        </w:rPr>
+        <w:t>. Lo</w:t>
+      </w:r>
+      <w:r>
+        <w:rPr>
+          <w:rFonts w:asciiTheme="minorHAnsi" w:hAnsiTheme="minorHAnsi"/>
+        </w:rPr>
+        <w:t xml:space="preserve"> </w:t>
+      </w:r>
+      <w:r>
+        <w:rPr>
+          <w:rFonts w:asciiTheme="minorHAnsi" w:hAnsiTheme="minorHAnsi"/>
+        </w:rPr>
+        <w:t xml:space="preserve">he </w:t>
+      </w:r>
+      <w:r>
+        <w:rPr>
+          <w:rFonts w:asciiTheme="minorHAnsi" w:hAnsiTheme="minorHAnsi"/>
+        </w:rPr>
+        <w:t>est</w:t>
+      </w:r>
+      <w:r>
+        <w:rPr>
+          <w:rFonts w:asciiTheme="minorHAnsi" w:hAnsiTheme="minorHAnsi"/>
+        </w:rPr>
+        <w:t>ado</w:t>
+      </w:r>
+      <w:r>
+        <w:rPr>
+          <w:rFonts w:asciiTheme="minorHAnsi" w:hAnsiTheme="minorHAnsi"/>
+        </w:rPr>
+        <w:t xml:space="preserve"> documentando esta semanas en mi columna de la jornada</w:t>
+      </w:r>
+      <w:r>
+        <w:rPr>
+          <w:rFonts w:asciiTheme="minorHAnsi" w:hAnsiTheme="minorHAnsi"/>
+        </w:rPr>
+        <w:t>,</w:t>
+      </w:r>
+      <w:r>
+        <w:rPr>
+          <w:rFonts w:asciiTheme="minorHAnsi" w:hAnsiTheme="minorHAnsi"/>
+        </w:rPr>
+        <w:t xml:space="preserve"> he estado haciendo un resumen de</w:t>
+      </w:r>
+      <w:r>
+        <w:rPr>
+          <w:rFonts w:asciiTheme="minorHAnsi" w:hAnsiTheme="minorHAnsi"/>
+        </w:rPr>
+        <w:t xml:space="preserve"> los </w:t>
+      </w:r>
+      <w:r>
+        <w:rPr>
+          <w:rFonts w:asciiTheme="minorHAnsi" w:hAnsiTheme="minorHAnsi"/>
+        </w:rPr>
+        <w:t xml:space="preserve">Pintamientos diciéndole a Claudia </w:t>
+      </w:r>
+      <w:r>
+        <w:rPr>
+          <w:rFonts w:asciiTheme="minorHAnsi" w:hAnsiTheme="minorHAnsi"/>
+        </w:rPr>
+        <w:t>Sheinbaum</w:t>
+      </w:r>
+      <w:r>
+        <w:rPr>
+          <w:rFonts w:asciiTheme="minorHAnsi" w:hAnsiTheme="minorHAnsi"/>
+        </w:rPr>
+        <w:t xml:space="preserve"> que le ponga atención los seres humanos llevamos mucho</w:t>
+      </w:r>
+      <w:r>
+        <w:rPr>
+          <w:rFonts w:asciiTheme="minorHAnsi" w:hAnsiTheme="minorHAnsi"/>
+        </w:rPr>
+        <w:t xml:space="preserve"> tiempo pensando en estos temas y ella apenas querinedo empezar a pensar en la pobreza</w:t>
       </w:r>
       <w:r>
         <w:rPr>
@@ -10971,18 +11508,153 @@
         <w:shd w:val="clear" w:color="auto" w:fill="FFFFFF"/>
         <w:jc w:val="both"/>
         <w:rPr>
-          <w:rFonts w:asciiTheme="minorHAnsi" w:eastAsia="Aptos" w:hAnsiTheme="minorHAnsi" w:cs="Aptos"/>
-          <w:color w:val="0070C0"/>
-          <w:lang w:eastAsia="ja-JP"/>
-        </w:rPr>
-      </w:pPr>
-      <w:r>
-        <w:rPr>
-          <w:rFonts w:asciiTheme="minorHAnsi" w:eastAsia="Aptos" w:hAnsiTheme="minorHAnsi" w:cs="Aptos"/>
-          <w:color w:val="0070C0"/>
-          <w:lang w:eastAsia="ja-JP"/>
-        </w:rPr>
-        <w:t>57:12</w:t>
+          <w:rFonts w:asciiTheme="minorHAnsi" w:hAnsiTheme="minorHAnsi"/>
+        </w:rPr>
+      </w:pPr>
+      <w:r>
+        <w:rPr>
+          <w:rFonts w:asciiTheme="minorHAnsi" w:hAnsiTheme="minorHAnsi"/>
+          <w:b/>
+          <w:bCs/>
+        </w:rPr>
+        <w:lastRenderedPageBreak/>
+        <w:t>Julio:</w:t>
+      </w:r>
+      <w:r>
+        <w:rPr>
+          <w:rFonts w:asciiTheme="minorHAnsi" w:hAnsiTheme="minorHAnsi"/>
+        </w:rPr>
+        <w:t xml:space="preserve"> </w:t>
+      </w:r>
+      <w:r>
+        <w:rPr>
+          <w:rFonts w:asciiTheme="minorHAnsi" w:hAnsiTheme="minorHAnsi"/>
+        </w:rPr>
+        <w:t>Bueno, este redes</w:t>
+      </w:r>
+      <w:r>
+        <w:rPr>
+          <w:rFonts w:asciiTheme="minorHAnsi" w:hAnsiTheme="minorHAnsi"/>
+        </w:rPr>
+        <w:t>. A</w:t>
+      </w:r>
+      <w:r>
+        <w:rPr>
+          <w:rFonts w:asciiTheme="minorHAnsi" w:hAnsiTheme="minorHAnsi"/>
+        </w:rPr>
+        <w:t>hí intentamos construir una hicimos dos conferencias</w:t>
+      </w:r>
+      <w:r>
+        <w:rPr>
+          <w:rFonts w:asciiTheme="minorHAnsi" w:hAnsiTheme="minorHAnsi"/>
+        </w:rPr>
+        <w:t xml:space="preserve"> latinamercanas de pobreza c</w:t>
+      </w:r>
+      <w:r>
+        <w:rPr>
+          <w:rFonts w:asciiTheme="minorHAnsi" w:hAnsiTheme="minorHAnsi"/>
+        </w:rPr>
+        <w:t xml:space="preserve">on resoluciones y todo y se había convocado a una a que se hiciera que hubiera un Secretariado Técnico de pobreza y el </w:t>
+      </w:r>
+      <w:r>
+        <w:rPr>
+          <w:rFonts w:asciiTheme="minorHAnsi" w:hAnsiTheme="minorHAnsi"/>
+          <w:highlight w:val="yellow"/>
+        </w:rPr>
+        <w:t>P</w:t>
+      </w:r>
+      <w:r>
+        <w:rPr>
+          <w:rFonts w:asciiTheme="minorHAnsi" w:hAnsiTheme="minorHAnsi"/>
+          <w:highlight w:val="yellow"/>
+        </w:rPr>
+        <w:t>ENU</w:t>
+      </w:r>
+      <w:r>
+        <w:rPr>
+          <w:rFonts w:asciiTheme="minorHAnsi" w:hAnsiTheme="minorHAnsi"/>
+        </w:rPr>
+        <w:t xml:space="preserve"> decidió</w:t>
+      </w:r>
+      <w:r>
+        <w:rPr>
+          <w:rFonts w:asciiTheme="minorHAnsi" w:hAnsiTheme="minorHAnsi"/>
+        </w:rPr>
+        <w:t xml:space="preserve"> cancelar todo. </w:t>
+      </w:r>
+      <w:r>
+        <w:rPr>
+          <w:rFonts w:asciiTheme="minorHAnsi" w:hAnsiTheme="minorHAnsi"/>
+        </w:rPr>
+        <w:t>Celos de burócratas de Nueva York que no querían en este ya habíamos destacado demasiado</w:t>
+      </w:r>
+      <w:r>
+        <w:rPr>
+          <w:rFonts w:asciiTheme="minorHAnsi" w:hAnsiTheme="minorHAnsi"/>
+        </w:rPr>
+        <w:t xml:space="preserve">, </w:t>
+      </w:r>
+      <w:r>
+        <w:rPr>
+          <w:rFonts w:asciiTheme="minorHAnsi" w:hAnsiTheme="minorHAnsi"/>
+        </w:rPr>
+        <w:t>armar dos conferencias regionales latinoamericanas</w:t>
+      </w:r>
+      <w:r>
+        <w:rPr>
+          <w:rFonts w:asciiTheme="minorHAnsi" w:hAnsiTheme="minorHAnsi"/>
+        </w:rPr>
+        <w:t>. U</w:t>
+      </w:r>
+      <w:r>
+        <w:rPr>
+          <w:rFonts w:asciiTheme="minorHAnsi" w:hAnsiTheme="minorHAnsi"/>
+        </w:rPr>
+        <w:t>na en Cartagena de Indias</w:t>
+      </w:r>
+      <w:r>
+        <w:rPr>
+          <w:rFonts w:asciiTheme="minorHAnsi" w:hAnsiTheme="minorHAnsi"/>
+        </w:rPr>
+        <w:t>,</w:t>
+      </w:r>
+      <w:r>
+        <w:rPr>
+          <w:rFonts w:asciiTheme="minorHAnsi" w:hAnsiTheme="minorHAnsi"/>
+        </w:rPr>
+        <w:t xml:space="preserve"> la primera fue muy regular todavía el equipo del proyecto no estaba listo y la segunda en Ecuador ya todo eso donde</w:t>
+      </w:r>
+      <w:r>
+        <w:rPr>
+          <w:rFonts w:asciiTheme="minorHAnsi" w:hAnsiTheme="minorHAnsi"/>
+        </w:rPr>
+        <w:t xml:space="preserve"> </w:t>
+      </w:r>
+      <w:r>
+        <w:rPr>
+          <w:rFonts w:asciiTheme="minorHAnsi" w:hAnsiTheme="minorHAnsi"/>
+        </w:rPr>
+        <w:t>sacamos</w:t>
+      </w:r>
+      <w:r>
+        <w:rPr>
+          <w:rFonts w:asciiTheme="minorHAnsi" w:hAnsiTheme="minorHAnsi"/>
+        </w:rPr>
+        <w:t xml:space="preserve"> este libro de </w:t>
+      </w:r>
+      <w:r>
+        <w:rPr>
+          <w:rFonts w:asciiTheme="minorHAnsi" w:hAnsiTheme="minorHAnsi"/>
+          <w:i/>
+          <w:iCs/>
+        </w:rPr>
+        <w:t>desarrollo sin pobreza</w:t>
+      </w:r>
+      <w:r>
+        <w:rPr>
+          <w:rFonts w:asciiTheme="minorHAnsi" w:hAnsiTheme="minorHAnsi"/>
+        </w:rPr>
+        <w:t>. Aquí esta la versión en inglés. Ahí intentamos hacer una red, se deshizo.</w:t>
       </w:r>
     </w:p>
     <w:p>
@@ -11000,49 +11672,141 @@
           <w:b/>
           <w:bCs/>
         </w:rPr>
-        <w:t>Alberto:</w:t>
-      </w:r>
-      <w:r>
-        <w:rPr>
-          <w:rFonts w:asciiTheme="minorHAnsi" w:hAnsiTheme="minorHAnsi"/>
-        </w:rPr>
-        <w:t xml:space="preserve"> </w:t>
-      </w:r>
-      <w:r>
-        <w:rPr>
-          <w:rFonts w:asciiTheme="minorHAnsi" w:hAnsiTheme="minorHAnsi"/>
-        </w:rPr>
-        <w:t>¿D</w:t>
-      </w:r>
-      <w:r>
-        <w:rPr>
-          <w:rFonts w:asciiTheme="minorHAnsi" w:hAnsiTheme="minorHAnsi"/>
-        </w:rPr>
-        <w:t>ónde estamos hoy en los estudios sobre la pobreza</w:t>
-      </w:r>
-      <w:r>
-        <w:rPr>
-          <w:rFonts w:asciiTheme="minorHAnsi" w:hAnsiTheme="minorHAnsi"/>
-        </w:rPr>
-        <w:t>?</w:t>
-      </w:r>
-      <w:r>
-        <w:rPr>
-          <w:rFonts w:asciiTheme="minorHAnsi" w:hAnsiTheme="minorHAnsi"/>
-        </w:rPr>
-        <w:t xml:space="preserve"> </w:t>
-      </w:r>
-      <w:r>
-        <w:rPr>
-          <w:rFonts w:asciiTheme="minorHAnsi" w:hAnsiTheme="minorHAnsi"/>
-        </w:rPr>
-        <w:t>¿</w:t>
-      </w:r>
-      <w:r>
-        <w:rPr>
-          <w:rFonts w:asciiTheme="minorHAnsi" w:hAnsiTheme="minorHAnsi"/>
-        </w:rPr>
-        <w:t>hay un pensamiento latinoamericano importante?</w:t>
+        <w:t>Julio:</w:t>
+      </w:r>
+      <w:r>
+        <w:rPr>
+          <w:rFonts w:asciiTheme="minorHAnsi" w:hAnsiTheme="minorHAnsi"/>
+        </w:rPr>
+        <w:t xml:space="preserve"> </w:t>
+      </w:r>
+      <w:r>
+        <w:rPr>
+          <w:rFonts w:asciiTheme="minorHAnsi" w:hAnsiTheme="minorHAnsi"/>
+        </w:rPr>
+        <w:t>D</w:t>
+      </w:r>
+      <w:r>
+        <w:rPr>
+          <w:rFonts w:asciiTheme="minorHAnsi" w:hAnsiTheme="minorHAnsi"/>
+        </w:rPr>
+        <w:t xml:space="preserve">espués se creó un grupo de Río trabajaba temas de pobreza, me excluyeron a mí y pues ya destruyeron porque yo ya había desarrollado el método de medición integrada de la pobreza y ellos seguían usando métodos de pobreza por ingresos unidimensionales en lugar de multidimensionales. Bueno, pero hay una red en México muy exitosa muy muy exitosa que lleva 22 años funcionando o 25, que se llama </w:t>
+      </w:r>
+      <w:r>
+        <w:rPr>
+          <w:rFonts w:asciiTheme="minorHAnsi" w:hAnsiTheme="minorHAnsi"/>
+          <w:highlight w:val="yellow"/>
+        </w:rPr>
+        <w:t>R</w:t>
+      </w:r>
+      <w:r>
+        <w:rPr>
+          <w:rFonts w:asciiTheme="minorHAnsi" w:hAnsiTheme="minorHAnsi"/>
+          <w:highlight w:val="yellow"/>
+        </w:rPr>
+        <w:t>emixo</w:t>
+      </w:r>
+      <w:r>
+        <w:rPr>
+          <w:rFonts w:asciiTheme="minorHAnsi" w:hAnsiTheme="minorHAnsi"/>
+        </w:rPr>
+        <w:t xml:space="preserve"> </w:t>
+      </w:r>
+      <w:r>
+        <w:rPr>
+          <w:rFonts w:asciiTheme="minorHAnsi" w:hAnsiTheme="minorHAnsi"/>
+        </w:rPr>
+        <w:t>Red</w:t>
+      </w:r>
+      <w:r>
+        <w:rPr>
+          <w:rFonts w:asciiTheme="minorHAnsi" w:hAnsiTheme="minorHAnsi"/>
+        </w:rPr>
+        <w:t xml:space="preserve"> mexicana de investigación de política social.</w:t>
+      </w:r>
+      <w:r>
+        <w:rPr>
+          <w:rFonts w:asciiTheme="minorHAnsi" w:hAnsiTheme="minorHAnsi"/>
+        </w:rPr>
+        <w:t xml:space="preserve"> </w:t>
+      </w:r>
+      <w:r>
+        <w:rPr>
+          <w:rFonts w:asciiTheme="minorHAnsi" w:hAnsiTheme="minorHAnsi"/>
+        </w:rPr>
+        <w:t xml:space="preserve">Son esto lo promovió </w:t>
+      </w:r>
+      <w:r>
+        <w:rPr>
+          <w:rFonts w:asciiTheme="minorHAnsi" w:hAnsiTheme="minorHAnsi"/>
+        </w:rPr>
+        <w:t>gentes</w:t>
+      </w:r>
+      <w:r>
+        <w:rPr>
+          <w:rFonts w:asciiTheme="minorHAnsi" w:hAnsiTheme="minorHAnsi"/>
+        </w:rPr>
+        <w:t xml:space="preserve"> valiosísimas de la Universidad de Guadalajara</w:t>
+      </w:r>
+      <w:r>
+        <w:rPr>
+          <w:rFonts w:asciiTheme="minorHAnsi" w:hAnsiTheme="minorHAnsi"/>
+        </w:rPr>
+        <w:t>,</w:t>
+      </w:r>
+      <w:r>
+        <w:rPr>
+          <w:rFonts w:asciiTheme="minorHAnsi" w:hAnsiTheme="minorHAnsi"/>
+        </w:rPr>
+        <w:t xml:space="preserve"> Enrique Valencia y Carlos Barba y se dedican a estos temas de pobreza, no de pobreza, no de medición, pero sí de políticas sociales muy importante el trabajo que han hecho hoy en políticas sociales</w:t>
+      </w:r>
+      <w:r>
+        <w:rPr>
+          <w:rFonts w:asciiTheme="minorHAnsi" w:hAnsiTheme="minorHAnsi"/>
+        </w:rPr>
+        <w:t>. Y</w:t>
+      </w:r>
+      <w:r>
+        <w:rPr>
+          <w:rFonts w:asciiTheme="minorHAnsi" w:hAnsiTheme="minorHAnsi"/>
+        </w:rPr>
+        <w:t xml:space="preserve"> han organizado y lleva 21 seminarios hace poquito estuve </w:t>
+      </w:r>
+      <w:r>
+        <w:rPr>
+          <w:rFonts w:asciiTheme="minorHAnsi" w:hAnsiTheme="minorHAnsi"/>
+        </w:rPr>
+        <w:t>en Tampico</w:t>
+      </w:r>
+      <w:r>
+        <w:rPr>
+          <w:rFonts w:asciiTheme="minorHAnsi" w:hAnsiTheme="minorHAnsi"/>
+        </w:rPr>
+        <w:t xml:space="preserve"> en el 21 seminario de entonces nos reunimos antes cada año nos reuníamos en una ciudad distinta con la pandemia tuvo que ser virtual los seminarios, pero es una red que funciona y que publica un libro </w:t>
+      </w:r>
+      <w:r>
+        <w:rPr>
+          <w:rFonts w:asciiTheme="minorHAnsi" w:hAnsiTheme="minorHAnsi"/>
+        </w:rPr>
+        <w:t>cada</w:t>
+      </w:r>
+      <w:r>
+        <w:rPr>
+          <w:rFonts w:asciiTheme="minorHAnsi" w:hAnsiTheme="minorHAnsi"/>
+        </w:rPr>
+        <w:t xml:space="preserve"> año</w:t>
+      </w:r>
+      <w:r>
+        <w:rPr>
+          <w:rFonts w:asciiTheme="minorHAnsi" w:hAnsiTheme="minorHAnsi"/>
+        </w:rPr>
+        <w:t>,</w:t>
+      </w:r>
+      <w:r>
+        <w:rPr>
+          <w:rFonts w:asciiTheme="minorHAnsi" w:hAnsiTheme="minorHAnsi"/>
+        </w:rPr>
+        <w:t xml:space="preserve"> por los temas y a los organizadores les parecen importantes convocan y los investigadores como de 40 universidades o más desde nos inscribimos siempre que nos interese la temática que se va a tocar</w:t>
       </w:r>
     </w:p>
     <w:p>
@@ -11066,25 +11830,13 @@
         <w:rPr>
           <w:rFonts w:asciiTheme="minorHAnsi" w:hAnsiTheme="minorHAnsi"/>
         </w:rPr>
-        <w:t xml:space="preserve"> Hemor retrocedido mucho, estamos copiando lo que hacen los de afuera. Los andolzajones que son </w:t>
-      </w:r>
-      <w:r>
-        <w:rPr>
-          <w:rFonts w:asciiTheme="minorHAnsi" w:hAnsiTheme="minorHAnsi"/>
-        </w:rPr>
-        <w:t>muy tontos</w:t>
-      </w:r>
-      <w:r>
-        <w:rPr>
-          <w:rFonts w:asciiTheme="minorHAnsi" w:hAnsiTheme="minorHAnsi"/>
-        </w:rPr>
-        <w:t>. E</w:t>
-      </w:r>
-      <w:r>
-        <w:rPr>
-          <w:rFonts w:asciiTheme="minorHAnsi" w:hAnsiTheme="minorHAnsi"/>
-        </w:rPr>
-        <w:t>n este libro</w:t>
+        <w:t xml:space="preserve"> P</w:t>
+      </w:r>
+      <w:r>
+        <w:rPr>
+          <w:rFonts w:asciiTheme="minorHAnsi" w:hAnsiTheme="minorHAnsi"/>
+        </w:rPr>
+        <w:t>ero no ha avanzado más allá no ha avanzado</w:t>
       </w:r>
       <w:r>
         <w:rPr>
@@ -11096,50 +11848,165 @@
         <w:rPr>
           <w:rFonts w:asciiTheme="minorHAnsi" w:hAnsiTheme="minorHAnsi"/>
         </w:rPr>
-        <w:t xml:space="preserve"> no sé cómo me lo publicaron en</w:t>
-      </w:r>
-      <w:r>
-        <w:rPr>
-          <w:rFonts w:asciiTheme="minorHAnsi" w:hAnsiTheme="minorHAnsi"/>
-        </w:rPr>
-        <w:t xml:space="preserve"> </w:t>
-      </w:r>
-      <w:r>
-        <w:rPr>
-          <w:rFonts w:asciiTheme="minorHAnsi" w:hAnsiTheme="minorHAnsi"/>
-        </w:rPr>
-        <w:t>Inglaterra</w:t>
-      </w:r>
-      <w:r>
-        <w:rPr>
-          <w:rFonts w:asciiTheme="minorHAnsi" w:hAnsiTheme="minorHAnsi"/>
-        </w:rPr>
-        <w:t>, en la Universidad de Bristol</w:t>
-      </w:r>
-      <w:r>
-        <w:rPr>
-          <w:rFonts w:asciiTheme="minorHAnsi" w:hAnsiTheme="minorHAnsi"/>
-        </w:rPr>
-        <w:t>, l</w:t>
-      </w:r>
-      <w:r>
-        <w:rPr>
-          <w:rFonts w:asciiTheme="minorHAnsi" w:hAnsiTheme="minorHAnsi"/>
-        </w:rPr>
-        <w:t>os hago pedazos a todos, hasta mi heroes</w:t>
-      </w:r>
-      <w:r>
-        <w:rPr>
-          <w:rFonts w:asciiTheme="minorHAnsi" w:hAnsiTheme="minorHAnsi"/>
-        </w:rPr>
-        <w:t xml:space="preserve">, </w:t>
+        <w:t xml:space="preserve"> </w:t>
+      </w:r>
+      <w:r>
+        <w:rPr>
+          <w:rFonts w:asciiTheme="minorHAnsi" w:hAnsiTheme="minorHAnsi"/>
+        </w:rPr>
+        <w:t xml:space="preserve">no ha avanzado </w:t>
+      </w:r>
+      <w:r>
+        <w:rPr>
+          <w:rFonts w:asciiTheme="minorHAnsi" w:hAnsiTheme="minorHAnsi"/>
+        </w:rPr>
+        <w:t>más allá</w:t>
+      </w:r>
+      <w:r>
+        <w:rPr>
+          <w:rFonts w:asciiTheme="minorHAnsi" w:hAnsiTheme="minorHAnsi"/>
+        </w:rPr>
+        <w:t>,</w:t>
+      </w:r>
+      <w:r>
+        <w:rPr>
+          <w:rFonts w:asciiTheme="minorHAnsi" w:hAnsiTheme="minorHAnsi"/>
+        </w:rPr>
+        <w:t xml:space="preserve"> esa red podría hacer mucho</w:t>
+      </w:r>
+      <w:r>
+        <w:rPr>
+          <w:rFonts w:asciiTheme="minorHAnsi" w:hAnsiTheme="minorHAnsi"/>
+        </w:rPr>
+        <w:t>.</w:t>
+      </w:r>
+      <w:r>
+        <w:rPr>
+          <w:rFonts w:asciiTheme="minorHAnsi" w:hAnsiTheme="minorHAnsi"/>
+        </w:rPr>
+        <w:t xml:space="preserve"> </w:t>
+      </w:r>
+      <w:r>
+        <w:rPr>
+          <w:rFonts w:asciiTheme="minorHAnsi" w:hAnsiTheme="minorHAnsi"/>
+        </w:rPr>
+        <w:t>Y</w:t>
+      </w:r>
+      <w:r>
+        <w:rPr>
+          <w:rFonts w:asciiTheme="minorHAnsi" w:hAnsiTheme="minorHAnsi"/>
+        </w:rPr>
+        <w:t>o alguna vez</w:t>
+      </w:r>
+      <w:r>
+        <w:rPr>
+          <w:rFonts w:asciiTheme="minorHAnsi" w:hAnsiTheme="minorHAnsi"/>
+        </w:rPr>
+        <w:t xml:space="preserve"> </w:t>
+      </w:r>
+      <w:r>
+        <w:rPr>
+          <w:rFonts w:asciiTheme="minorHAnsi" w:hAnsiTheme="minorHAnsi"/>
+        </w:rPr>
+        <w:t>les dije ayer a los a la red</w:t>
+      </w:r>
+      <w:r>
+        <w:rPr>
+          <w:rFonts w:asciiTheme="minorHAnsi" w:hAnsiTheme="minorHAnsi"/>
+        </w:rPr>
+        <w:t>,</w:t>
+      </w:r>
+      <w:r>
+        <w:rPr>
+          <w:rFonts w:asciiTheme="minorHAnsi" w:hAnsiTheme="minorHAnsi"/>
+        </w:rPr>
+        <w:t xml:space="preserve"> </w:t>
+      </w:r>
+      <w:r>
+        <w:rPr>
+          <w:rFonts w:asciiTheme="minorHAnsi" w:hAnsiTheme="minorHAnsi"/>
+        </w:rPr>
+        <w:t>hace</w:t>
+      </w:r>
+      <w:r>
+        <w:rPr>
+          <w:rFonts w:asciiTheme="minorHAnsi" w:hAnsiTheme="minorHAnsi"/>
+        </w:rPr>
+        <w:t xml:space="preserve">  años</w:t>
+      </w:r>
+      <w:r>
+        <w:rPr>
+          <w:rFonts w:asciiTheme="minorHAnsi" w:hAnsiTheme="minorHAnsi"/>
+        </w:rPr>
+        <w:t>,</w:t>
+      </w:r>
+      <w:r>
+        <w:rPr>
+          <w:rFonts w:asciiTheme="minorHAnsi" w:hAnsiTheme="minorHAnsi"/>
+        </w:rPr>
+        <w:t xml:space="preserve"> al final de los seminarios siempre hacemos reflexiones y les dije si yo fuera can</w:t>
+      </w:r>
+      <w:r>
+        <w:rPr>
+          <w:rFonts w:asciiTheme="minorHAnsi" w:hAnsiTheme="minorHAnsi"/>
+        </w:rPr>
+        <w:t xml:space="preserve">didato </w:t>
+      </w:r>
+      <w:r>
+        <w:rPr>
+          <w:rFonts w:asciiTheme="minorHAnsi" w:hAnsiTheme="minorHAnsi"/>
+        </w:rPr>
+        <w:t>a la Presidencia de la República</w:t>
+      </w:r>
+      <w:r>
+        <w:rPr>
+          <w:rFonts w:asciiTheme="minorHAnsi" w:hAnsiTheme="minorHAnsi"/>
+        </w:rPr>
+        <w:t xml:space="preserve"> </w:t>
+      </w:r>
+      <w:r>
+        <w:rPr>
+          <w:rFonts w:asciiTheme="minorHAnsi" w:hAnsiTheme="minorHAnsi"/>
+        </w:rPr>
+        <w:t xml:space="preserve">tendría yo a mi lado </w:t>
+      </w:r>
+      <w:r>
+        <w:rPr>
+          <w:rFonts w:asciiTheme="minorHAnsi" w:hAnsiTheme="minorHAnsi"/>
+        </w:rPr>
+        <w:t xml:space="preserve">a </w:t>
+      </w:r>
+      <w:r>
+        <w:rPr>
+          <w:rFonts w:asciiTheme="minorHAnsi" w:hAnsiTheme="minorHAnsi"/>
+        </w:rPr>
+        <w:t>r</w:t>
       </w:r>
       <w:r>
         <w:rPr>
           <w:rFonts w:asciiTheme="minorHAnsi" w:hAnsiTheme="minorHAnsi"/>
           <w:highlight w:val="yellow"/>
         </w:rPr>
-        <w:t>Peter Sprous</w:t>
+        <w:t>emix</w:t>
+      </w:r>
+      <w:r>
+        <w:rPr>
+          <w:rFonts w:asciiTheme="minorHAnsi" w:hAnsiTheme="minorHAnsi"/>
+        </w:rPr>
+        <w:t xml:space="preserve"> reuniría con </w:t>
+      </w:r>
+      <w:r>
+        <w:rPr>
+          <w:rFonts w:asciiTheme="minorHAnsi" w:hAnsiTheme="minorHAnsi"/>
+          <w:highlight w:val="yellow"/>
+        </w:rPr>
+        <w:t>remixo</w:t>
+      </w:r>
+      <w:r>
+        <w:rPr>
+          <w:rFonts w:asciiTheme="minorHAnsi" w:hAnsiTheme="minorHAnsi"/>
+        </w:rPr>
+        <w:t xml:space="preserve"> todo el tiempo</w:t>
       </w:r>
       <w:r>
         <w:rPr>
@@ -11151,38 +12018,129 @@
         <w:rPr>
           <w:rFonts w:asciiTheme="minorHAnsi" w:hAnsiTheme="minorHAnsi"/>
         </w:rPr>
-        <w:t xml:space="preserve"> </w:t>
-      </w:r>
-      <w:r>
-        <w:rPr>
-          <w:rFonts w:asciiTheme="minorHAnsi" w:hAnsiTheme="minorHAnsi"/>
-        </w:rPr>
-        <w:t xml:space="preserve">mi heroé personal, </w:t>
-      </w:r>
-      <w:r>
-        <w:rPr>
-          <w:rFonts w:asciiTheme="minorHAnsi" w:hAnsiTheme="minorHAnsi"/>
-        </w:rPr>
-        <w:t>lo hago pedazos acá. A</w:t>
-      </w:r>
-      <w:r>
-        <w:rPr>
-          <w:rFonts w:asciiTheme="minorHAnsi" w:hAnsiTheme="minorHAnsi"/>
-        </w:rPr>
-        <w:t xml:space="preserve"> </w:t>
+        <w:t xml:space="preserve"> porque llevan ustedes 30 años pensando en los problemas de política social y quien mejor para ayudarme, pero no hay una red similar en Economía</w:t>
+      </w:r>
+      <w:r>
+        <w:rPr>
+          <w:rFonts w:asciiTheme="minorHAnsi" w:hAnsiTheme="minorHAnsi"/>
+        </w:rPr>
+        <w:t>. D</w:t>
+      </w:r>
+      <w:r>
+        <w:rPr>
+          <w:rFonts w:asciiTheme="minorHAnsi" w:hAnsiTheme="minorHAnsi"/>
+        </w:rPr>
+        <w:t>urante muchos años, el Colegio Nacional de Economistas sí funcionó como un organismo que se separó del</w:t>
+      </w:r>
+      <w:r>
+        <w:rPr>
+          <w:rFonts w:asciiTheme="minorHAnsi" w:hAnsiTheme="minorHAnsi"/>
+        </w:rPr>
+        <w:t xml:space="preserve"> </w:t>
+      </w:r>
+      <w:r>
+        <w:rPr>
+          <w:rFonts w:asciiTheme="minorHAnsi" w:hAnsiTheme="minorHAnsi"/>
+        </w:rPr>
+        <w:t>PRI</w:t>
+      </w:r>
+      <w:r>
+        <w:rPr>
+          <w:rFonts w:asciiTheme="minorHAnsi" w:hAnsiTheme="minorHAnsi"/>
+        </w:rPr>
+        <w:t>, se quitó esa cosa</w:t>
+      </w:r>
+      <w:r>
+        <w:rPr>
+          <w:rFonts w:asciiTheme="minorHAnsi" w:hAnsiTheme="minorHAnsi"/>
+        </w:rPr>
+        <w:t xml:space="preserve"> horrible gracias a Jorge Tamayo</w:t>
+      </w:r>
+      <w:r>
+        <w:rPr>
+          <w:rFonts w:asciiTheme="minorHAnsi" w:hAnsiTheme="minorHAnsi"/>
+        </w:rPr>
+        <w:t xml:space="preserve"> y</w:t>
+      </w:r>
+      <w:r>
+        <w:rPr>
+          <w:rFonts w:asciiTheme="minorHAnsi" w:hAnsiTheme="minorHAnsi"/>
+        </w:rPr>
+        <w:t xml:space="preserve"> tuvimos unos seis ocho años de independencia de pensamiento</w:t>
+      </w:r>
+      <w:r>
+        <w:rPr>
+          <w:rFonts w:asciiTheme="minorHAnsi" w:hAnsiTheme="minorHAnsi"/>
+        </w:rPr>
+        <w:t xml:space="preserve"> </w:t>
+      </w:r>
+      <w:r>
+        <w:rPr>
+          <w:rFonts w:asciiTheme="minorHAnsi" w:hAnsiTheme="minorHAnsi"/>
+        </w:rPr>
+        <w:t>y le movimos el tapete a todo el</w:t>
+      </w:r>
+      <w:r>
+        <w:rPr>
+          <w:rFonts w:asciiTheme="minorHAnsi" w:hAnsiTheme="minorHAnsi"/>
+        </w:rPr>
+        <w:t xml:space="preserve"> p</w:t>
+      </w:r>
+      <w:r>
+        <w:rPr>
+          <w:rFonts w:asciiTheme="minorHAnsi" w:hAnsiTheme="minorHAnsi"/>
+        </w:rPr>
+        <w:t>aís</w:t>
+      </w:r>
+      <w:r>
+        <w:rPr>
+          <w:rFonts w:asciiTheme="minorHAnsi" w:hAnsiTheme="minorHAnsi"/>
+        </w:rPr>
+        <w:t>,</w:t>
+      </w:r>
+      <w:r>
+        <w:rPr>
+          <w:rFonts w:asciiTheme="minorHAnsi" w:hAnsiTheme="minorHAnsi"/>
+        </w:rPr>
+        <w:t xml:space="preserve"> </w:t>
+      </w:r>
+      <w:r>
+        <w:rPr>
+          <w:rFonts w:asciiTheme="minorHAnsi" w:hAnsiTheme="minorHAnsi"/>
+        </w:rPr>
+        <w:t xml:space="preserve">estuvimos </w:t>
+      </w:r>
+      <w:r>
+        <w:rPr>
+          <w:rFonts w:asciiTheme="minorHAnsi" w:hAnsiTheme="minorHAnsi"/>
+        </w:rPr>
+        <w:t xml:space="preserve">en contra de la entrada de México </w:t>
       </w:r>
       <w:r>
         <w:rPr>
           <w:rFonts w:asciiTheme="minorHAnsi" w:hAnsiTheme="minorHAnsi"/>
           <w:highlight w:val="yellow"/>
         </w:rPr>
-        <w:t>Mark Asem</w:t>
-      </w:r>
-      <w:r>
-        <w:rPr>
-          <w:rFonts w:asciiTheme="minorHAnsi" w:hAnsiTheme="minorHAnsi"/>
-        </w:rPr>
-        <w:t>, tambien mi heroe personal en un tiempo lo hago pedazos. Acá los métodos de medicion de la pobreza en Europa y Estados unidos los hago pedazos aquí. Me lo publicaron, aver si se vende. A ver si tiene éxito de librería porque hijole una cosa es una cosa y otra cosa es otra cosa</w:t>
+        <w:t>ALT</w:t>
+      </w:r>
+      <w:r>
+        <w:rPr>
+          <w:rFonts w:asciiTheme="minorHAnsi" w:hAnsiTheme="minorHAnsi"/>
+        </w:rPr>
+        <w:t xml:space="preserve"> y logramos que separar a la entrada al </w:t>
+      </w:r>
+      <w:r>
+        <w:rPr>
+          <w:rFonts w:asciiTheme="minorHAnsi" w:hAnsiTheme="minorHAnsi"/>
+          <w:highlight w:val="yellow"/>
+        </w:rPr>
+        <w:t>GAT</w:t>
+      </w:r>
+      <w:r>
+        <w:rPr>
+          <w:rFonts w:asciiTheme="minorHAnsi" w:hAnsiTheme="minorHAnsi"/>
+        </w:rPr>
+        <w:t xml:space="preserve"> después ya se vino abajo otra vez volvió a volverse un órgano burocrático.</w:t>
       </w:r>
     </w:p>
     <w:p>
@@ -11200,49 +12158,111 @@
           <w:b/>
           <w:bCs/>
         </w:rPr>
-        <w:t>Hugo:</w:t>
-      </w:r>
-      <w:r>
-        <w:rPr>
-          <w:rFonts w:asciiTheme="minorHAnsi" w:hAnsiTheme="minorHAnsi"/>
-        </w:rPr>
-        <w:t xml:space="preserve"> D</w:t>
-      </w:r>
-      <w:r>
-        <w:rPr>
-          <w:rFonts w:asciiTheme="minorHAnsi" w:hAnsiTheme="minorHAnsi"/>
-        </w:rPr>
-        <w:t xml:space="preserve">isculpe </w:t>
-      </w:r>
-      <w:r>
-        <w:rPr>
-          <w:rFonts w:asciiTheme="minorHAnsi" w:hAnsiTheme="minorHAnsi"/>
-        </w:rPr>
-        <w:t>D</w:t>
-      </w:r>
-      <w:r>
-        <w:rPr>
-          <w:rFonts w:asciiTheme="minorHAnsi" w:hAnsiTheme="minorHAnsi"/>
-        </w:rPr>
-        <w:t xml:space="preserve">octor </w:t>
-      </w:r>
-      <w:r>
-        <w:rPr>
-          <w:rFonts w:asciiTheme="minorHAnsi" w:hAnsiTheme="minorHAnsi"/>
-        </w:rPr>
-        <w:t>¿</w:t>
-      </w:r>
-      <w:r>
-        <w:rPr>
-          <w:rFonts w:asciiTheme="minorHAnsi" w:hAnsiTheme="minorHAnsi"/>
-        </w:rPr>
-        <w:t>el libro está disponible en librerías en México</w:t>
-      </w:r>
-      <w:r>
-        <w:rPr>
-          <w:rFonts w:asciiTheme="minorHAnsi" w:hAnsiTheme="minorHAnsi"/>
-        </w:rPr>
-        <w:t>?</w:t>
+        <w:lastRenderedPageBreak/>
+        <w:t>Julio:</w:t>
+      </w:r>
+      <w:r>
+        <w:rPr>
+          <w:rFonts w:asciiTheme="minorHAnsi" w:hAnsiTheme="minorHAnsi"/>
+        </w:rPr>
+        <w:t xml:space="preserve"> Entonces, si hay algunas redes, pero </w:t>
+      </w:r>
+      <w:r>
+        <w:rPr>
+          <w:rFonts w:asciiTheme="minorHAnsi" w:hAnsiTheme="minorHAnsi"/>
+        </w:rPr>
+        <w:t>o son excluyentes como el Grupo de Río</w:t>
+      </w:r>
+      <w:r>
+        <w:rPr>
+          <w:rFonts w:asciiTheme="minorHAnsi" w:hAnsiTheme="minorHAnsi"/>
+        </w:rPr>
+        <w:t xml:space="preserve"> </w:t>
+      </w:r>
+      <w:r>
+        <w:rPr>
+          <w:rFonts w:asciiTheme="minorHAnsi" w:hAnsiTheme="minorHAnsi"/>
+        </w:rPr>
+        <w:t xml:space="preserve">y </w:t>
+      </w:r>
+      <w:r>
+        <w:rPr>
+          <w:rFonts w:asciiTheme="minorHAnsi" w:hAnsiTheme="minorHAnsi"/>
+        </w:rPr>
+        <w:t>solo</w:t>
+      </w:r>
+      <w:r>
+        <w:rPr>
+          <w:rFonts w:asciiTheme="minorHAnsi" w:hAnsiTheme="minorHAnsi"/>
+        </w:rPr>
+        <w:t xml:space="preserve"> </w:t>
+      </w:r>
+      <w:r>
+        <w:rPr>
+          <w:rFonts w:asciiTheme="minorHAnsi" w:hAnsiTheme="minorHAnsi"/>
+        </w:rPr>
+        <w:t>o</w:t>
+      </w:r>
+      <w:r>
+        <w:rPr>
+          <w:rFonts w:asciiTheme="minorHAnsi" w:hAnsiTheme="minorHAnsi"/>
+        </w:rPr>
+        <w:t xml:space="preserve"> invitan a sus de derecha</w:t>
+      </w:r>
+      <w:r>
+        <w:rPr>
+          <w:rFonts w:asciiTheme="minorHAnsi" w:hAnsiTheme="minorHAnsi"/>
+        </w:rPr>
+        <w:t>,</w:t>
+      </w:r>
+      <w:r>
+        <w:rPr>
+          <w:rFonts w:asciiTheme="minorHAnsi" w:hAnsiTheme="minorHAnsi"/>
+        </w:rPr>
+        <w:t xml:space="preserve"> los </w:t>
+      </w:r>
+      <w:r>
+        <w:rPr>
+          <w:rFonts w:asciiTheme="minorHAnsi" w:hAnsiTheme="minorHAnsi"/>
+        </w:rPr>
+        <w:t>meo</w:t>
+      </w:r>
+      <w:r>
+        <w:rPr>
+          <w:rFonts w:asciiTheme="minorHAnsi" w:hAnsiTheme="minorHAnsi"/>
+        </w:rPr>
+        <w:t xml:space="preserve">liberales </w:t>
+      </w:r>
+      <w:r>
+        <w:rPr>
+          <w:rFonts w:asciiTheme="minorHAnsi" w:hAnsiTheme="minorHAnsi"/>
+        </w:rPr>
+        <w:t xml:space="preserve">o </w:t>
+      </w:r>
+      <w:r>
+        <w:rPr>
+          <w:rFonts w:asciiTheme="minorHAnsi" w:hAnsiTheme="minorHAnsi"/>
+        </w:rPr>
+        <w:t xml:space="preserve">no han podido ir más allá y tener impacto en la vida pública nacional como esta como este </w:t>
+      </w:r>
+      <w:r>
+        <w:rPr>
+          <w:rFonts w:asciiTheme="minorHAnsi" w:hAnsiTheme="minorHAnsi"/>
+          <w:highlight w:val="yellow"/>
+        </w:rPr>
+        <w:t>remix</w:t>
+      </w:r>
+      <w:r>
+        <w:rPr>
+          <w:rFonts w:asciiTheme="minorHAnsi" w:hAnsiTheme="minorHAnsi"/>
+        </w:rPr>
+        <w:t>o</w:t>
+      </w:r>
+      <w:r>
+        <w:rPr>
+          <w:rFonts w:asciiTheme="minorHAnsi" w:hAnsiTheme="minorHAnsi"/>
+        </w:rPr>
+        <w:t>.</w:t>
       </w:r>
     </w:p>
     <w:p>
@@ -11272,7 +12292,43 @@
         <w:rPr>
           <w:rFonts w:asciiTheme="minorHAnsi" w:hAnsiTheme="minorHAnsi"/>
         </w:rPr>
-        <w:t>stá en Amazon</w:t>
+        <w:t>l proyecto regional de pobreza</w:t>
+      </w:r>
+      <w:r>
+        <w:rPr>
+          <w:rFonts w:asciiTheme="minorHAnsi" w:hAnsiTheme="minorHAnsi"/>
+        </w:rPr>
+        <w:t xml:space="preserve"> </w:t>
+      </w:r>
+      <w:r>
+        <w:rPr>
+          <w:rFonts w:asciiTheme="minorHAnsi" w:hAnsiTheme="minorHAnsi"/>
+        </w:rPr>
+        <w:t>logró una red</w:t>
+      </w:r>
+      <w:r>
+        <w:rPr>
+          <w:rFonts w:asciiTheme="minorHAnsi" w:hAnsiTheme="minorHAnsi"/>
+        </w:rPr>
+        <w:t xml:space="preserve"> </w:t>
+      </w:r>
+      <w:r>
+        <w:rPr>
+          <w:rFonts w:asciiTheme="minorHAnsi" w:hAnsiTheme="minorHAnsi"/>
+        </w:rPr>
+        <w:t>porque cuando fueran las conferencias, no solo se reunían los enviados de los gobiernos de la región, sino todos los investigadores que estaban trabajando en nuestro equipo se reunían a intercambiábamos experiencias</w:t>
+      </w:r>
+      <w:r>
+        <w:rPr>
+          <w:rFonts w:asciiTheme="minorHAnsi" w:hAnsiTheme="minorHAnsi"/>
+        </w:rPr>
+        <w:t>. P</w:t>
+      </w:r>
+      <w:r>
+        <w:rPr>
+          <w:rFonts w:asciiTheme="minorHAnsi" w:hAnsiTheme="minorHAnsi"/>
+        </w:rPr>
+        <w:t>ublicamos nueve volúmenes uno de ellos sobre economía popular</w:t>
       </w:r>
       <w:r>
         <w:rPr>
@@ -11284,79 +12340,7 @@
         <w:rPr>
           <w:rFonts w:asciiTheme="minorHAnsi" w:hAnsiTheme="minorHAnsi"/>
         </w:rPr>
-        <w:t xml:space="preserve"> ya casi no hay ejemplares, se está agotando, por eso es que la segunda versión que va a salir en inglés de este que trae</w:t>
-      </w:r>
-      <w:r>
-        <w:rPr>
-          <w:rFonts w:asciiTheme="minorHAnsi" w:hAnsiTheme="minorHAnsi"/>
-        </w:rPr>
-        <w:t xml:space="preserve"> </w:t>
-      </w:r>
-      <w:r>
-        <w:rPr>
-          <w:rFonts w:asciiTheme="minorHAnsi" w:hAnsiTheme="minorHAnsi"/>
-        </w:rPr>
-        <w:t>casi dos capítulos</w:t>
-      </w:r>
-      <w:r>
-        <w:rPr>
-          <w:rFonts w:asciiTheme="minorHAnsi" w:hAnsiTheme="minorHAnsi"/>
-        </w:rPr>
-        <w:t xml:space="preserve"> adicionados y el resto esta revisado</w:t>
-      </w:r>
-      <w:r>
-        <w:rPr>
-          <w:rFonts w:asciiTheme="minorHAnsi" w:hAnsiTheme="minorHAnsi"/>
-        </w:rPr>
-        <w:t>. T</w:t>
-      </w:r>
-      <w:r>
-        <w:rPr>
-          <w:rFonts w:asciiTheme="minorHAnsi" w:hAnsiTheme="minorHAnsi"/>
-        </w:rPr>
-        <w:t xml:space="preserve">ambien lo voy a </w:t>
-      </w:r>
-      <w:r>
-        <w:rPr>
-          <w:rFonts w:asciiTheme="minorHAnsi" w:hAnsiTheme="minorHAnsi"/>
-        </w:rPr>
-        <w:t>publicar</w:t>
-      </w:r>
-      <w:r>
-        <w:rPr>
-          <w:rFonts w:asciiTheme="minorHAnsi" w:hAnsiTheme="minorHAnsi"/>
-        </w:rPr>
-        <w:t xml:space="preserve"> en español y lo voy a </w:t>
-      </w:r>
-      <w:r>
-        <w:rPr>
-          <w:rFonts w:asciiTheme="minorHAnsi" w:hAnsiTheme="minorHAnsi"/>
-        </w:rPr>
-        <w:t>publicar</w:t>
-      </w:r>
-      <w:r>
-        <w:rPr>
-          <w:rFonts w:asciiTheme="minorHAnsi" w:hAnsiTheme="minorHAnsi"/>
-        </w:rPr>
-        <w:t xml:space="preserve"> siglo 21 porque la editoral de ahorita ya casi no tiene ejemplares. En Amazon</w:t>
-      </w:r>
-      <w:r>
-        <w:rPr>
-          <w:rFonts w:asciiTheme="minorHAnsi" w:hAnsiTheme="minorHAnsi"/>
-        </w:rPr>
-        <w:t>, si entran esta en 200 y tantos de pesos o 300, es relativamente barato</w:t>
-      </w:r>
-      <w:r>
-        <w:rPr>
-          <w:rFonts w:asciiTheme="minorHAnsi" w:hAnsiTheme="minorHAnsi"/>
-        </w:rPr>
-        <w:t xml:space="preserve"> </w:t>
-      </w:r>
-      <w:r>
-        <w:rPr>
-          <w:rFonts w:asciiTheme="minorHAnsi" w:hAnsiTheme="minorHAnsi"/>
-        </w:rPr>
-        <w:t>pero de segunda mano</w:t>
+        <w:t xml:space="preserve"> el de desarrollo sin pobreza y otros de situaciones específicas de cada país de Colombia</w:t>
       </w:r>
       <w:r>
         <w:rPr>
@@ -11368,7 +12352,7 @@
         <w:rPr>
           <w:rFonts w:asciiTheme="minorHAnsi" w:hAnsiTheme="minorHAnsi"/>
         </w:rPr>
-        <w:t xml:space="preserve"> ya no tienen libros nuevos directos de Amazon porque ya no tienen libros en bodega</w:t>
+        <w:t xml:space="preserve"> de Perú</w:t>
       </w:r>
       <w:r>
         <w:rPr>
@@ -11380,92 +12364,91 @@
         <w:rPr>
           <w:rFonts w:asciiTheme="minorHAnsi" w:hAnsiTheme="minorHAnsi"/>
         </w:rPr>
-        <w:t xml:space="preserve"> ya todo </w:t>
-      </w:r>
-      <w:r>
-        <w:rPr>
-          <w:rFonts w:asciiTheme="minorHAnsi" w:hAnsiTheme="minorHAnsi"/>
-        </w:rPr>
-        <w:lastRenderedPageBreak/>
-        <w:t xml:space="preserve">lo que imprimieron ya se vendió y entonces, por eso es que voy a sacar una segunda edición y voy a tener esos dos iba a ser como mi legado y quiero seguir viviendo otros 10 </w:t>
-      </w:r>
-      <w:r>
-        <w:rPr>
-          <w:rFonts w:asciiTheme="minorHAnsi" w:hAnsiTheme="minorHAnsi"/>
-        </w:rPr>
-        <w:t>años</w:t>
-      </w:r>
-      <w:r>
-        <w:rPr>
-          <w:rFonts w:asciiTheme="minorHAnsi" w:hAnsiTheme="minorHAnsi"/>
-        </w:rPr>
-        <w:t xml:space="preserve"> cumpl</w:t>
-      </w:r>
-      <w:r>
-        <w:rPr>
-          <w:rFonts w:asciiTheme="minorHAnsi" w:hAnsiTheme="minorHAnsi"/>
-        </w:rPr>
-        <w:t>o</w:t>
-      </w:r>
-      <w:r>
-        <w:rPr>
-          <w:rFonts w:asciiTheme="minorHAnsi" w:hAnsiTheme="minorHAnsi"/>
-        </w:rPr>
-        <w:t xml:space="preserve"> 80 años en tres semanas y pues quisiera seguir viviendo y seguir escribiendo un par de libros bajas sobre necesidades humanas y a lo mejor</w:t>
-      </w:r>
-      <w:r>
-        <w:rPr>
-          <w:rFonts w:asciiTheme="minorHAnsi" w:hAnsiTheme="minorHAnsi"/>
-        </w:rPr>
-        <w:t xml:space="preserve"> uno sobre capacidad, u</w:t>
-      </w:r>
-      <w:r>
-        <w:rPr>
-          <w:rFonts w:asciiTheme="minorHAnsi" w:hAnsiTheme="minorHAnsi"/>
-        </w:rPr>
-        <w:t>nos híjole, qué difícil tema las capacidades</w:t>
-      </w:r>
-      <w:r>
-        <w:rPr>
-          <w:rFonts w:asciiTheme="minorHAnsi" w:hAnsiTheme="minorHAnsi"/>
-        </w:rPr>
-        <w:t xml:space="preserve"> humanas</w:t>
-      </w:r>
-      <w:r>
-        <w:rPr>
-          <w:rFonts w:asciiTheme="minorHAnsi" w:hAnsiTheme="minorHAnsi"/>
-        </w:rPr>
-        <w:t>.</w:t>
-      </w:r>
-      <w:r>
-        <w:rPr>
-          <w:rFonts w:asciiTheme="minorHAnsi" w:hAnsiTheme="minorHAnsi"/>
-        </w:rPr>
-        <w:t xml:space="preserve"> Es que son cgnitivas, técnicas, abstractas, artíticas,</w:t>
-      </w:r>
-      <w:r>
-        <w:rPr>
-          <w:rFonts w:asciiTheme="minorHAnsi" w:hAnsiTheme="minorHAnsi"/>
-        </w:rPr>
-        <w:t xml:space="preserve"> hay de tantos tipos de capacidades</w:t>
-      </w:r>
-      <w:r>
-        <w:rPr>
-          <w:rFonts w:asciiTheme="minorHAnsi" w:hAnsiTheme="minorHAnsi"/>
-        </w:rPr>
-        <w:t xml:space="preserve">, es muy díficl </w:t>
-      </w:r>
-      <w:r>
-        <w:rPr>
-          <w:rFonts w:asciiTheme="minorHAnsi" w:hAnsiTheme="minorHAnsi"/>
-        </w:rPr>
-        <w:t>tener todo</w:t>
-      </w:r>
-      <w:r>
-        <w:rPr>
-          <w:rFonts w:asciiTheme="minorHAnsi" w:hAnsiTheme="minorHAnsi"/>
-        </w:rPr>
-        <w:t>.</w:t>
+        <w:t xml:space="preserve"> de México </w:t>
+      </w:r>
+      <w:r>
+        <w:rPr>
+          <w:rFonts w:asciiTheme="minorHAnsi" w:hAnsiTheme="minorHAnsi"/>
+        </w:rPr>
+        <w:t>no hubo</w:t>
+      </w:r>
+      <w:r>
+        <w:rPr>
+          <w:rFonts w:asciiTheme="minorHAnsi" w:hAnsiTheme="minorHAnsi"/>
+        </w:rPr>
+        <w:t xml:space="preserve"> libro</w:t>
+      </w:r>
+      <w:r>
+        <w:rPr>
+          <w:rFonts w:asciiTheme="minorHAnsi" w:hAnsiTheme="minorHAnsi"/>
+        </w:rPr>
+        <w:t>,</w:t>
+      </w:r>
+      <w:r>
+        <w:rPr>
+          <w:rFonts w:asciiTheme="minorHAnsi" w:hAnsiTheme="minorHAnsi"/>
+        </w:rPr>
+        <w:t xml:space="preserve"> Carlos Rojas que acaba de fallecer</w:t>
+      </w:r>
+      <w:r>
+        <w:rPr>
+          <w:rFonts w:asciiTheme="minorHAnsi" w:hAnsiTheme="minorHAnsi"/>
+        </w:rPr>
+        <w:t>,</w:t>
+      </w:r>
+      <w:r>
+        <w:rPr>
+          <w:rFonts w:asciiTheme="minorHAnsi" w:hAnsiTheme="minorHAnsi"/>
+        </w:rPr>
+        <w:t xml:space="preserve"> no quiso constituir equipo nacional cuando yo lo vi</w:t>
+      </w:r>
+      <w:r>
+        <w:rPr>
+          <w:rFonts w:asciiTheme="minorHAnsi" w:hAnsiTheme="minorHAnsi"/>
+        </w:rPr>
+        <w:t>. V</w:t>
+      </w:r>
+      <w:r>
+        <w:rPr>
+          <w:rFonts w:asciiTheme="minorHAnsi" w:hAnsiTheme="minorHAnsi"/>
+        </w:rPr>
+        <w:t>iene a visitar</w:t>
+      </w:r>
+      <w:r>
+        <w:rPr>
+          <w:rFonts w:asciiTheme="minorHAnsi" w:hAnsiTheme="minorHAnsi"/>
+        </w:rPr>
+        <w:t>,</w:t>
+      </w:r>
+      <w:r>
+        <w:rPr>
+          <w:rFonts w:asciiTheme="minorHAnsi" w:hAnsiTheme="minorHAnsi"/>
+        </w:rPr>
+        <w:t xml:space="preserve"> me dijo no nosotros ya estamos re bien, ya tenemos el Programa Solidaridad ah bueno, ya saben todo esa es la actitud esa del que cree que sabe todo y bueno y entonces ya no, no, esa cosa de redes</w:t>
+      </w:r>
+      <w:r>
+        <w:rPr>
+          <w:rFonts w:asciiTheme="minorHAnsi" w:hAnsiTheme="minorHAnsi"/>
+        </w:rPr>
+        <w:t xml:space="preserve"> ¿</w:t>
+      </w:r>
+      <w:r>
+        <w:rPr>
+          <w:rFonts w:asciiTheme="minorHAnsi" w:hAnsiTheme="minorHAnsi"/>
+        </w:rPr>
+        <w:t>No sé si quieres algo más</w:t>
+      </w:r>
+      <w:r>
+        <w:rPr>
+          <w:rFonts w:asciiTheme="minorHAnsi" w:hAnsiTheme="minorHAnsi"/>
+        </w:rPr>
+        <w:t>, Hugo</w:t>
+      </w:r>
+      <w:r>
+        <w:rPr>
+          <w:rFonts w:asciiTheme="minorHAnsi" w:hAnsiTheme="minorHAnsi"/>
+        </w:rPr>
+        <w:t>?</w:t>
       </w:r>
     </w:p>
     <w:p>
@@ -11474,18 +12457,40 @@
         <w:shd w:val="clear" w:color="auto" w:fill="FFFFFF"/>
         <w:jc w:val="both"/>
         <w:rPr>
-          <w:rFonts w:asciiTheme="minorHAnsi" w:eastAsia="Aptos" w:hAnsiTheme="minorHAnsi" w:cs="Aptos"/>
-          <w:color w:val="0070C0"/>
-          <w:lang w:eastAsia="ja-JP"/>
-        </w:rPr>
-      </w:pPr>
-      <w:r>
-        <w:rPr>
-          <w:rFonts w:asciiTheme="minorHAnsi" w:eastAsia="Aptos" w:hAnsiTheme="minorHAnsi" w:cs="Aptos"/>
-          <w:color w:val="0070C0"/>
-          <w:lang w:eastAsia="ja-JP"/>
-        </w:rPr>
-        <w:t>1:00:18</w:t>
+          <w:rFonts w:asciiTheme="minorHAnsi" w:hAnsiTheme="minorHAnsi"/>
+        </w:rPr>
+      </w:pPr>
+      <w:r>
+        <w:rPr>
+          <w:rFonts w:asciiTheme="minorHAnsi" w:hAnsiTheme="minorHAnsi"/>
+          <w:b/>
+          <w:bCs/>
+        </w:rPr>
+        <w:t>Hugo:</w:t>
+      </w:r>
+      <w:r>
+        <w:rPr>
+          <w:rFonts w:asciiTheme="minorHAnsi" w:hAnsiTheme="minorHAnsi"/>
+        </w:rPr>
+        <w:t xml:space="preserve"> </w:t>
+      </w:r>
+      <w:r>
+        <w:rPr>
+          <w:rFonts w:asciiTheme="minorHAnsi" w:hAnsiTheme="minorHAnsi"/>
+        </w:rPr>
+        <w:t xml:space="preserve">Bueno, creo que la cuestión de redes sí quedó bastante clara y ya nada más falta tocar el punto sobre el financiamiento </w:t>
+      </w:r>
+      <w:r>
+        <w:rPr>
+          <w:rFonts w:asciiTheme="minorHAnsi" w:hAnsiTheme="minorHAnsi"/>
+        </w:rPr>
+        <w:t>como l</w:t>
+      </w:r>
+      <w:r>
+        <w:rPr>
+          <w:rFonts w:asciiTheme="minorHAnsi" w:hAnsiTheme="minorHAnsi"/>
+        </w:rPr>
+        <w:t xml:space="preserve">a manera en la que se sustentan las redes </w:t>
       </w:r>
     </w:p>
     <w:p>
@@ -11509,85 +12514,37 @@
         <w:rPr>
           <w:rFonts w:asciiTheme="minorHAnsi" w:hAnsiTheme="minorHAnsi"/>
         </w:rPr>
-        <w:t xml:space="preserve"> </w:t>
-      </w:r>
-      <w:r>
-        <w:rPr>
-          <w:rFonts w:asciiTheme="minorHAnsi" w:hAnsiTheme="minorHAnsi"/>
-        </w:rPr>
-        <w:t xml:space="preserve">Sin duda es muy retador y muy motivante escucharle </w:t>
-      </w:r>
-      <w:r>
-        <w:rPr>
-          <w:rFonts w:asciiTheme="minorHAnsi" w:hAnsiTheme="minorHAnsi"/>
-        </w:rPr>
-        <w:t>D</w:t>
-      </w:r>
-      <w:r>
-        <w:rPr>
-          <w:rFonts w:asciiTheme="minorHAnsi" w:hAnsiTheme="minorHAnsi"/>
-        </w:rPr>
-        <w:t>octor</w:t>
-      </w:r>
-      <w:r>
-        <w:rPr>
-          <w:rFonts w:asciiTheme="minorHAnsi" w:hAnsiTheme="minorHAnsi"/>
-        </w:rPr>
-        <w:t xml:space="preserve">. </w:t>
-      </w:r>
-      <w:r>
-        <w:rPr>
-          <w:rFonts w:asciiTheme="minorHAnsi" w:hAnsiTheme="minorHAnsi"/>
-        </w:rPr>
-        <w:t>Pues hemos grabado una entrevista muy rica</w:t>
-      </w:r>
-      <w:r>
-        <w:rPr>
-          <w:rFonts w:asciiTheme="minorHAnsi" w:hAnsiTheme="minorHAnsi"/>
-        </w:rPr>
-        <w:t xml:space="preserve">. </w:t>
-      </w:r>
-      <w:r>
-        <w:rPr>
-          <w:rFonts w:asciiTheme="minorHAnsi" w:hAnsiTheme="minorHAnsi"/>
-        </w:rPr>
-        <w:t>Una de las funciones de Hugo</w:t>
-      </w:r>
-      <w:r>
-        <w:rPr>
-          <w:rFonts w:asciiTheme="minorHAnsi" w:hAnsiTheme="minorHAnsi"/>
-        </w:rPr>
-        <w:t>,</w:t>
-      </w:r>
-      <w:r>
-        <w:rPr>
-          <w:rFonts w:asciiTheme="minorHAnsi" w:hAnsiTheme="minorHAnsi"/>
-        </w:rPr>
-        <w:t xml:space="preserve"> además de que se ocupa de que las grabaciones quede bien y me ayuda a controlarme a notar, si nota algo que nos esté faltando preguntarle al </w:t>
-      </w:r>
-      <w:r>
-        <w:rPr>
-          <w:rFonts w:asciiTheme="minorHAnsi" w:hAnsiTheme="minorHAnsi"/>
-        </w:rPr>
-        <w:t>D</w:t>
-      </w:r>
-      <w:r>
-        <w:rPr>
-          <w:rFonts w:asciiTheme="minorHAnsi" w:hAnsiTheme="minorHAnsi"/>
-        </w:rPr>
-        <w:t>octor</w:t>
-      </w:r>
-      <w:r>
-        <w:rPr>
-          <w:rFonts w:asciiTheme="minorHAnsi" w:hAnsiTheme="minorHAnsi"/>
-        </w:rPr>
-        <w:t>,</w:t>
-      </w:r>
-      <w:r>
-        <w:rPr>
-          <w:rFonts w:asciiTheme="minorHAnsi" w:hAnsiTheme="minorHAnsi"/>
-        </w:rPr>
-        <w:t xml:space="preserve"> Hugo </w:t>
+        <w:t xml:space="preserve"> O</w:t>
+      </w:r>
+      <w:r>
+        <w:rPr>
+          <w:rFonts w:asciiTheme="minorHAnsi" w:hAnsiTheme="minorHAnsi"/>
+        </w:rPr>
+        <w:t xml:space="preserve"> cómo estaba pensando en </w:t>
+      </w:r>
+      <w:r>
+        <w:rPr>
+          <w:rFonts w:asciiTheme="minorHAnsi" w:hAnsiTheme="minorHAnsi"/>
+        </w:rPr>
+        <w:t>¿Qué</w:t>
+      </w:r>
+      <w:r>
+        <w:rPr>
+          <w:rFonts w:asciiTheme="minorHAnsi" w:hAnsiTheme="minorHAnsi"/>
+        </w:rPr>
+        <w:t xml:space="preserve"> recursos nos están haciendo falta para impulsar la investigación</w:t>
+      </w:r>
+      <w:r>
+        <w:rPr>
+          <w:rFonts w:asciiTheme="minorHAnsi" w:hAnsiTheme="minorHAnsi"/>
+        </w:rPr>
+        <w:t>?</w:t>
+      </w:r>
+      <w:r>
+        <w:rPr>
+          <w:rFonts w:asciiTheme="minorHAnsi" w:hAnsiTheme="minorHAnsi"/>
+        </w:rPr>
+        <w:t xml:space="preserve"> la investigación y ciencias sociales, siempre tiene esta cosa de que parece más difícil de vincular con resultados económicos </w:t>
       </w:r>
       <w:r>
         <w:rPr>
@@ -11599,31 +12556,25 @@
         <w:rPr>
           <w:rFonts w:asciiTheme="minorHAnsi" w:hAnsiTheme="minorHAnsi"/>
         </w:rPr>
-        <w:t xml:space="preserve">cómo cómo ves? </w:t>
-      </w:r>
-      <w:r>
-        <w:rPr>
-          <w:rFonts w:asciiTheme="minorHAnsi" w:hAnsiTheme="minorHAnsi"/>
-        </w:rPr>
-        <w:t>¿</w:t>
-      </w:r>
-      <w:r>
-        <w:rPr>
-          <w:rFonts w:asciiTheme="minorHAnsi" w:hAnsiTheme="minorHAnsi"/>
-        </w:rPr>
-        <w:t>Hay algo que no se ha olvidado tocar con él</w:t>
+        <w:t>qu</w:t>
+      </w:r>
+      <w:r>
+        <w:rPr>
+          <w:rFonts w:asciiTheme="minorHAnsi" w:hAnsiTheme="minorHAnsi"/>
+        </w:rPr>
+        <w:t>é</w:t>
+      </w:r>
+      <w:r>
+        <w:rPr>
+          <w:rFonts w:asciiTheme="minorHAnsi" w:hAnsiTheme="minorHAnsi"/>
+        </w:rPr>
+        <w:t xml:space="preserve"> nos estaría haciendo falta en México para impulsar investigación sobre florecimiento humano</w:t>
       </w:r>
       <w:r>
         <w:rPr>
           <w:rFonts w:asciiTheme="minorHAnsi" w:hAnsiTheme="minorHAnsi"/>
         </w:rPr>
         <w:t>?</w:t>
-      </w:r>
-      <w:r>
-        <w:rPr>
-          <w:rFonts w:asciiTheme="minorHAnsi" w:hAnsiTheme="minorHAnsi"/>
-        </w:rPr>
-        <w:t xml:space="preserve"> </w:t>
       </w:r>
     </w:p>
     <w:p>
@@ -11641,73 +12592,170 @@
           <w:b/>
           <w:bCs/>
         </w:rPr>
-        <w:t>Hugo:</w:t>
-      </w:r>
-      <w:r>
-        <w:rPr>
-          <w:rFonts w:asciiTheme="minorHAnsi" w:hAnsiTheme="minorHAnsi"/>
-        </w:rPr>
-        <w:t xml:space="preserve"> Yo</w:t>
-      </w:r>
-      <w:r>
-        <w:rPr>
-          <w:rFonts w:asciiTheme="minorHAnsi" w:hAnsiTheme="minorHAnsi"/>
-        </w:rPr>
-        <w:t xml:space="preserve"> considero que n</w:t>
-      </w:r>
-      <w:r>
-        <w:rPr>
-          <w:rFonts w:asciiTheme="minorHAnsi" w:hAnsiTheme="minorHAnsi"/>
-        </w:rPr>
-        <w:t xml:space="preserve">o </w:t>
-      </w:r>
-      <w:r>
-        <w:rPr>
-          <w:rFonts w:asciiTheme="minorHAnsi" w:hAnsiTheme="minorHAnsi"/>
-        </w:rPr>
-        <w:t>s</w:t>
-      </w:r>
-      <w:r>
-        <w:rPr>
-          <w:rFonts w:asciiTheme="minorHAnsi" w:hAnsiTheme="minorHAnsi"/>
-        </w:rPr>
-        <w:t>e</w:t>
-      </w:r>
-      <w:r>
-        <w:rPr>
-          <w:rFonts w:asciiTheme="minorHAnsi" w:hAnsiTheme="minorHAnsi"/>
-        </w:rPr>
-        <w:t xml:space="preserve"> ha tocado el el punto sobre las redes y las capacidades de investigación en América Latina</w:t>
-      </w:r>
-      <w:r>
-        <w:rPr>
-          <w:rFonts w:asciiTheme="minorHAnsi" w:hAnsiTheme="minorHAnsi"/>
-        </w:rPr>
-        <w:t xml:space="preserve">. Dio </w:t>
-      </w:r>
-      <w:r>
-        <w:rPr>
-          <w:rFonts w:asciiTheme="minorHAnsi" w:hAnsiTheme="minorHAnsi"/>
-        </w:rPr>
-        <w:t xml:space="preserve">algunos atisbos al </w:t>
-      </w:r>
-      <w:r>
-        <w:rPr>
-          <w:rFonts w:asciiTheme="minorHAnsi" w:hAnsiTheme="minorHAnsi"/>
-        </w:rPr>
-        <w:t>S</w:t>
-      </w:r>
-      <w:r>
-        <w:rPr>
-          <w:rFonts w:asciiTheme="minorHAnsi" w:hAnsiTheme="minorHAnsi"/>
-        </w:rPr>
-        <w:t>octor, pero sí creo que sí, s</w:t>
-      </w:r>
-      <w:r>
-        <w:rPr>
-          <w:rFonts w:asciiTheme="minorHAnsi" w:hAnsiTheme="minorHAnsi"/>
-        </w:rPr>
-        <w:t>i es necesario.</w:t>
+        <w:t>Julio:</w:t>
+      </w:r>
+      <w:r>
+        <w:rPr>
+          <w:rFonts w:asciiTheme="minorHAnsi" w:hAnsiTheme="minorHAnsi"/>
+        </w:rPr>
+        <w:t xml:space="preserve"> Dejenme </w:t>
+      </w:r>
+      <w:r>
+        <w:rPr>
+          <w:rFonts w:asciiTheme="minorHAnsi" w:hAnsiTheme="minorHAnsi"/>
+        </w:rPr>
+        <w:t>pensar</w:t>
+      </w:r>
+      <w:r>
+        <w:rPr>
+          <w:rFonts w:asciiTheme="minorHAnsi" w:hAnsiTheme="minorHAnsi"/>
+        </w:rPr>
+        <w:t xml:space="preserve">, </w:t>
+      </w:r>
+      <w:r>
+        <w:rPr>
+          <w:rFonts w:asciiTheme="minorHAnsi" w:hAnsiTheme="minorHAnsi"/>
+          <w:highlight w:val="yellow"/>
+        </w:rPr>
+        <w:t>remixo</w:t>
+      </w:r>
+      <w:r>
+        <w:rPr>
+          <w:rFonts w:asciiTheme="minorHAnsi" w:hAnsiTheme="minorHAnsi"/>
+        </w:rPr>
+        <w:t xml:space="preserve"> </w:t>
+      </w:r>
+      <w:r>
+        <w:rPr>
+          <w:rFonts w:asciiTheme="minorHAnsi" w:hAnsiTheme="minorHAnsi"/>
+        </w:rPr>
+        <w:t>¿</w:t>
+      </w:r>
+      <w:r>
+        <w:rPr>
+          <w:rFonts w:asciiTheme="minorHAnsi" w:hAnsiTheme="minorHAnsi"/>
+        </w:rPr>
+        <w:t>cómo logro que durante 20 y tantos años</w:t>
+      </w:r>
+      <w:r>
+        <w:rPr>
+          <w:rFonts w:asciiTheme="minorHAnsi" w:hAnsiTheme="minorHAnsi"/>
+        </w:rPr>
+        <w:t xml:space="preserve"> que </w:t>
+      </w:r>
+      <w:r>
+        <w:rPr>
+          <w:rFonts w:asciiTheme="minorHAnsi" w:hAnsiTheme="minorHAnsi"/>
+        </w:rPr>
+        <w:t>30</w:t>
+      </w:r>
+      <w:r>
+        <w:rPr>
+          <w:rFonts w:asciiTheme="minorHAnsi" w:hAnsiTheme="minorHAnsi"/>
+        </w:rPr>
+        <w:t>,</w:t>
+      </w:r>
+      <w:r>
+        <w:rPr>
+          <w:rFonts w:asciiTheme="minorHAnsi" w:hAnsiTheme="minorHAnsi"/>
+        </w:rPr>
+        <w:t xml:space="preserve"> 40 investigadores nos reunieron en una ciudad en un seminario de dos días</w:t>
+      </w:r>
+      <w:r>
+        <w:rPr>
+          <w:rFonts w:asciiTheme="minorHAnsi" w:hAnsiTheme="minorHAnsi"/>
+        </w:rPr>
+        <w:t>?</w:t>
+      </w:r>
+      <w:r>
+        <w:rPr>
+          <w:rFonts w:asciiTheme="minorHAnsi" w:hAnsiTheme="minorHAnsi"/>
+        </w:rPr>
+        <w:t xml:space="preserve"> se necesita dinero, hay que pagar transporte a la gente y hay que pagar alojamiento</w:t>
+      </w:r>
+      <w:r>
+        <w:rPr>
+          <w:rFonts w:asciiTheme="minorHAnsi" w:hAnsiTheme="minorHAnsi"/>
+        </w:rPr>
+        <w:t>. N</w:t>
+      </w:r>
+      <w:r>
+        <w:rPr>
+          <w:rFonts w:asciiTheme="minorHAnsi" w:hAnsiTheme="minorHAnsi"/>
+        </w:rPr>
+        <w:t>o nos pagaban nunca</w:t>
+      </w:r>
+      <w:r>
+        <w:rPr>
+          <w:rFonts w:asciiTheme="minorHAnsi" w:hAnsiTheme="minorHAnsi"/>
+        </w:rPr>
+        <w:t xml:space="preserve"> nada por e</w:t>
+      </w:r>
+      <w:r>
+        <w:rPr>
+          <w:rFonts w:asciiTheme="minorHAnsi" w:hAnsiTheme="minorHAnsi"/>
+        </w:rPr>
+        <w:t>scribir obviamente</w:t>
+      </w:r>
+      <w:r>
+        <w:rPr>
+          <w:rFonts w:asciiTheme="minorHAnsi" w:hAnsiTheme="minorHAnsi"/>
+        </w:rPr>
+        <w:t>,</w:t>
+      </w:r>
+      <w:r>
+        <w:rPr>
+          <w:rFonts w:asciiTheme="minorHAnsi" w:hAnsiTheme="minorHAnsi"/>
+        </w:rPr>
+        <w:t xml:space="preserve"> para ser a nuestra chamba en nuestras</w:t>
+      </w:r>
+      <w:r>
+        <w:rPr>
+          <w:rFonts w:asciiTheme="minorHAnsi" w:hAnsiTheme="minorHAnsi"/>
+        </w:rPr>
+        <w:t xml:space="preserve"> instituciones </w:t>
+      </w:r>
+      <w:r>
+        <w:rPr>
+          <w:rFonts w:asciiTheme="minorHAnsi" w:hAnsiTheme="minorHAnsi"/>
+        </w:rPr>
+        <w:t>académicas</w:t>
+      </w:r>
+      <w:r>
+        <w:rPr>
+          <w:rFonts w:asciiTheme="minorHAnsi" w:hAnsiTheme="minorHAnsi"/>
+        </w:rPr>
+        <w:t>,</w:t>
+      </w:r>
+      <w:r>
+        <w:rPr>
+          <w:rFonts w:asciiTheme="minorHAnsi" w:hAnsiTheme="minorHAnsi"/>
+        </w:rPr>
+        <w:t xml:space="preserve"> a veces algunos conseguían apoyo de sus instituciones para ir a los viajes</w:t>
+      </w:r>
+      <w:r>
+        <w:rPr>
+          <w:rFonts w:asciiTheme="minorHAnsi" w:hAnsiTheme="minorHAnsi"/>
+        </w:rPr>
+        <w:t>.</w:t>
+      </w:r>
+      <w:r>
+        <w:rPr>
+          <w:rFonts w:asciiTheme="minorHAnsi" w:hAnsiTheme="minorHAnsi"/>
+        </w:rPr>
+        <w:t xml:space="preserve"> </w:t>
+      </w:r>
+      <w:r>
+        <w:rPr>
+          <w:rFonts w:asciiTheme="minorHAnsi" w:hAnsiTheme="minorHAnsi"/>
+        </w:rPr>
+        <w:t>L</w:t>
+      </w:r>
+      <w:r>
+        <w:rPr>
+          <w:rFonts w:asciiTheme="minorHAnsi" w:hAnsiTheme="minorHAnsi"/>
+        </w:rPr>
+        <w:t>as instituciones en general tienen algo de viáticos y algo del pasaje para ese tipo de eventos</w:t>
       </w:r>
     </w:p>
     <w:p>
@@ -11731,49 +12779,44 @@
         <w:rPr>
           <w:rFonts w:asciiTheme="minorHAnsi" w:hAnsiTheme="minorHAnsi"/>
         </w:rPr>
-        <w:t xml:space="preserve"> L</w:t>
-      </w:r>
-      <w:r>
-        <w:rPr>
-          <w:rFonts w:asciiTheme="minorHAnsi" w:hAnsiTheme="minorHAnsi"/>
-        </w:rPr>
-        <w:t>e comentó algo rápido</w:t>
-      </w:r>
-      <w:r>
-        <w:rPr>
-          <w:rFonts w:asciiTheme="minorHAnsi" w:hAnsiTheme="minorHAnsi"/>
-        </w:rPr>
-        <w:t xml:space="preserve">, </w:t>
-      </w:r>
-      <w:r>
-        <w:rPr>
-          <w:rFonts w:asciiTheme="minorHAnsi" w:hAnsiTheme="minorHAnsi"/>
-        </w:rPr>
-        <w:t>mire este</w:t>
-      </w:r>
-      <w:r>
-        <w:rPr>
-          <w:rFonts w:asciiTheme="minorHAnsi" w:hAnsiTheme="minorHAnsi"/>
-        </w:rPr>
-        <w:t xml:space="preserve"> </w:t>
-      </w:r>
-      <w:r>
-        <w:rPr>
-          <w:rFonts w:asciiTheme="minorHAnsi" w:hAnsiTheme="minorHAnsi"/>
-        </w:rPr>
-        <w:t>empiezo con</w:t>
-      </w:r>
-      <w:r>
-        <w:rPr>
-          <w:rFonts w:asciiTheme="minorHAnsi" w:hAnsiTheme="minorHAnsi"/>
-        </w:rPr>
-        <w:t xml:space="preserve"> </w:t>
-      </w:r>
-      <w:r>
-        <w:rPr>
-          <w:rFonts w:asciiTheme="minorHAnsi" w:hAnsiTheme="minorHAnsi"/>
-        </w:rPr>
-        <w:t>los años en que estaba yo en Colombia</w:t>
+        <w:t xml:space="preserve"> P</w:t>
+      </w:r>
+      <w:r>
+        <w:rPr>
+          <w:rFonts w:asciiTheme="minorHAnsi" w:hAnsiTheme="minorHAnsi"/>
+        </w:rPr>
+        <w:t>ero Enrique Valencia consiguió que una de estas organizaciones de ayuda externa de Alemani</w:t>
+      </w:r>
+      <w:r>
+        <w:rPr>
+          <w:rFonts w:asciiTheme="minorHAnsi" w:hAnsiTheme="minorHAnsi"/>
+        </w:rPr>
+        <w:t>a</w:t>
+      </w:r>
+      <w:r>
+        <w:rPr>
+          <w:rFonts w:asciiTheme="minorHAnsi" w:hAnsiTheme="minorHAnsi"/>
+        </w:rPr>
+        <w:t>…</w:t>
+      </w:r>
+      <w:r>
+        <w:rPr>
+          <w:rFonts w:asciiTheme="minorHAnsi" w:hAnsiTheme="minorHAnsi"/>
+        </w:rPr>
+        <w:t xml:space="preserve">no, no es la </w:t>
+      </w:r>
+      <w:r>
+        <w:rPr>
+          <w:rFonts w:asciiTheme="minorHAnsi" w:hAnsiTheme="minorHAnsi"/>
+          <w:highlight w:val="yellow"/>
+        </w:rPr>
+        <w:t>Friday header</w:t>
+      </w:r>
+      <w:r>
+        <w:rPr>
+          <w:rFonts w:asciiTheme="minorHAnsi" w:hAnsiTheme="minorHAnsi"/>
+        </w:rPr>
+        <w:t>, sino la otra</w:t>
       </w:r>
       <w:r>
         <w:rPr>
@@ -11785,127 +12828,92 @@
         <w:rPr>
           <w:rFonts w:asciiTheme="minorHAnsi" w:hAnsiTheme="minorHAnsi"/>
         </w:rPr>
-        <w:t xml:space="preserve"> eran por cierto los </w:t>
-      </w:r>
-      <w:r>
-        <w:rPr>
-          <w:rFonts w:asciiTheme="minorHAnsi" w:hAnsiTheme="minorHAnsi"/>
-        </w:rPr>
-        <w:t xml:space="preserve">años </w:t>
-      </w:r>
-      <w:r>
-        <w:rPr>
-          <w:rFonts w:asciiTheme="minorHAnsi" w:hAnsiTheme="minorHAnsi"/>
-        </w:rPr>
-        <w:t xml:space="preserve"> peores de la violencia en Colombia en que  Escobar</w:t>
-      </w:r>
-      <w:r>
-        <w:rPr>
-          <w:rFonts w:asciiTheme="minorHAnsi" w:hAnsiTheme="minorHAnsi"/>
-        </w:rPr>
-        <w:t>,</w:t>
-      </w:r>
-      <w:r>
-        <w:rPr>
-          <w:rFonts w:asciiTheme="minorHAnsi" w:hAnsiTheme="minorHAnsi"/>
-        </w:rPr>
-        <w:t xml:space="preserve"> el terrible Escobar</w:t>
-      </w:r>
-      <w:r>
-        <w:rPr>
-          <w:rFonts w:asciiTheme="minorHAnsi" w:hAnsiTheme="minorHAnsi"/>
-        </w:rPr>
-        <w:t>,</w:t>
-      </w:r>
-      <w:r>
-        <w:rPr>
-          <w:rFonts w:asciiTheme="minorHAnsi" w:hAnsiTheme="minorHAnsi"/>
-        </w:rPr>
-        <w:t xml:space="preserve"> declaró la guerra contra todo mundo porque nos consideraron extraditables</w:t>
-      </w:r>
-      <w:r>
-        <w:rPr>
-          <w:rFonts w:asciiTheme="minorHAnsi" w:hAnsiTheme="minorHAnsi"/>
-        </w:rPr>
-        <w:t>. C</w:t>
-      </w:r>
-      <w:r>
-        <w:rPr>
-          <w:rFonts w:asciiTheme="minorHAnsi" w:hAnsiTheme="minorHAnsi"/>
-        </w:rPr>
-        <w:t xml:space="preserve">ambiaron las leyes en Colombia y  entonces usaban el tema de preferimos una tumba en Colombia </w:t>
-      </w:r>
-      <w:r>
-        <w:rPr>
-          <w:rFonts w:asciiTheme="minorHAnsi" w:hAnsiTheme="minorHAnsi"/>
-        </w:rPr>
-        <w:t>que</w:t>
-      </w:r>
-      <w:r>
-        <w:rPr>
-          <w:rFonts w:asciiTheme="minorHAnsi" w:hAnsiTheme="minorHAnsi"/>
-        </w:rPr>
-        <w:t xml:space="preserve"> una cárcel en el exterior y ponían bombas todos los días en supermercados</w:t>
-      </w:r>
-      <w:r>
-        <w:rPr>
-          <w:rFonts w:asciiTheme="minorHAnsi" w:hAnsiTheme="minorHAnsi"/>
-        </w:rPr>
-        <w:t xml:space="preserve">, </w:t>
-      </w:r>
-      <w:r>
-        <w:rPr>
-          <w:rFonts w:asciiTheme="minorHAnsi" w:hAnsiTheme="minorHAnsi"/>
-        </w:rPr>
-        <w:t>centros comerciales</w:t>
-      </w:r>
-      <w:r>
-        <w:rPr>
-          <w:rFonts w:asciiTheme="minorHAnsi" w:hAnsiTheme="minorHAnsi"/>
-        </w:rPr>
-        <w:t>,</w:t>
-      </w:r>
-      <w:r>
-        <w:rPr>
-          <w:rFonts w:asciiTheme="minorHAnsi" w:hAnsiTheme="minorHAnsi"/>
-        </w:rPr>
-        <w:t xml:space="preserve"> en escuelas</w:t>
-      </w:r>
-      <w:r>
-        <w:rPr>
-          <w:rFonts w:asciiTheme="minorHAnsi" w:hAnsiTheme="minorHAnsi"/>
-        </w:rPr>
-        <w:t>,</w:t>
-      </w:r>
-      <w:r>
-        <w:rPr>
-          <w:rFonts w:asciiTheme="minorHAnsi" w:hAnsiTheme="minorHAnsi"/>
-        </w:rPr>
-        <w:t xml:space="preserve"> en edificios de oficinas</w:t>
-      </w:r>
-      <w:r>
-        <w:rPr>
-          <w:rFonts w:asciiTheme="minorHAnsi" w:hAnsiTheme="minorHAnsi"/>
-        </w:rPr>
-        <w:t>,</w:t>
-      </w:r>
-      <w:r>
-        <w:rPr>
-          <w:rFonts w:asciiTheme="minorHAnsi" w:hAnsiTheme="minorHAnsi"/>
-        </w:rPr>
-        <w:t xml:space="preserve"> era una cosa terrible</w:t>
-      </w:r>
-      <w:r>
-        <w:rPr>
-          <w:rFonts w:asciiTheme="minorHAnsi" w:hAnsiTheme="minorHAnsi"/>
-        </w:rPr>
-        <w:t>. M</w:t>
-      </w:r>
-      <w:r>
-        <w:rPr>
-          <w:rFonts w:asciiTheme="minorHAnsi" w:hAnsiTheme="minorHAnsi"/>
-        </w:rPr>
-        <w:t xml:space="preserve">e tocó una parte de ese tiempo estar ahí </w:t>
+        <w:t xml:space="preserve"> la </w:t>
+      </w:r>
+      <w:r>
+        <w:rPr>
+          <w:rFonts w:asciiTheme="minorHAnsi" w:hAnsiTheme="minorHAnsi"/>
+          <w:highlight w:val="yellow"/>
+        </w:rPr>
+        <w:t>Freddy Hebert</w:t>
+      </w:r>
+      <w:r>
+        <w:rPr>
+          <w:rFonts w:asciiTheme="minorHAnsi" w:hAnsiTheme="minorHAnsi"/>
+        </w:rPr>
+        <w:t xml:space="preserve"> es la </w:t>
+      </w:r>
+      <w:r>
+        <w:rPr>
+          <w:rFonts w:asciiTheme="minorHAnsi" w:hAnsiTheme="minorHAnsi"/>
+        </w:rPr>
+        <w:t>de la socila democrata, es la otra que esta más del centro</w:t>
+      </w:r>
+      <w:r>
+        <w:rPr>
+          <w:rFonts w:asciiTheme="minorHAnsi" w:hAnsiTheme="minorHAnsi"/>
+        </w:rPr>
+        <w:t xml:space="preserve"> que </w:t>
+      </w:r>
+      <w:r>
+        <w:rPr>
+          <w:rFonts w:asciiTheme="minorHAnsi" w:hAnsiTheme="minorHAnsi"/>
+        </w:rPr>
+        <w:t>muy bien ella</w:t>
+      </w:r>
+      <w:r>
+        <w:rPr>
+          <w:rFonts w:asciiTheme="minorHAnsi" w:hAnsiTheme="minorHAnsi"/>
+        </w:rPr>
+        <w:t xml:space="preserve"> financiaba los gastos, si no todo, si cubría los gastos de pasajes </w:t>
+      </w:r>
+      <w:r>
+        <w:rPr>
+          <w:rFonts w:asciiTheme="minorHAnsi" w:hAnsiTheme="minorHAnsi"/>
+        </w:rPr>
+        <w:t>y las universidades en la ciudad que se hacía esto</w:t>
+      </w:r>
+      <w:r>
+        <w:rPr>
+          <w:rFonts w:asciiTheme="minorHAnsi" w:hAnsiTheme="minorHAnsi"/>
+        </w:rPr>
+        <w:t xml:space="preserve"> </w:t>
+      </w:r>
+      <w:r>
+        <w:rPr>
+          <w:rFonts w:asciiTheme="minorHAnsi" w:hAnsiTheme="minorHAnsi"/>
+        </w:rPr>
+        <w:t>las</w:t>
+      </w:r>
+      <w:r>
+        <w:rPr>
+          <w:rFonts w:asciiTheme="minorHAnsi" w:hAnsiTheme="minorHAnsi"/>
+        </w:rPr>
+        <w:t xml:space="preserve"> universidad publicaban el libro, ese era el financiamiento que se necesitaba </w:t>
+      </w:r>
+      <w:r>
+        <w:rPr>
+          <w:rFonts w:asciiTheme="minorHAnsi" w:hAnsiTheme="minorHAnsi"/>
+        </w:rPr>
+        <w:t xml:space="preserve">pero </w:t>
+      </w:r>
+      <w:r>
+        <w:rPr>
+          <w:rFonts w:asciiTheme="minorHAnsi" w:hAnsiTheme="minorHAnsi"/>
+        </w:rPr>
+        <w:t>siempre peleo</w:t>
+      </w:r>
+      <w:r>
+        <w:rPr>
+          <w:rFonts w:asciiTheme="minorHAnsi" w:hAnsiTheme="minorHAnsi"/>
+        </w:rPr>
+        <w:t xml:space="preserve"> que vayamos por más, pero es muy difícil</w:t>
+      </w:r>
+      <w:r>
+        <w:rPr>
+          <w:rFonts w:asciiTheme="minorHAnsi" w:hAnsiTheme="minorHAnsi"/>
+        </w:rPr>
+        <w:t xml:space="preserve"> como organización.</w:t>
       </w:r>
     </w:p>
     <w:p>
@@ -11914,18 +12922,227 @@
         <w:shd w:val="clear" w:color="auto" w:fill="FFFFFF"/>
         <w:jc w:val="both"/>
         <w:rPr>
-          <w:rFonts w:asciiTheme="minorHAnsi" w:eastAsia="Aptos" w:hAnsiTheme="minorHAnsi" w:cs="Aptos"/>
-          <w:color w:val="0070C0"/>
-          <w:lang w:eastAsia="ja-JP"/>
-        </w:rPr>
-      </w:pPr>
-      <w:r>
-        <w:rPr>
-          <w:rFonts w:asciiTheme="minorHAnsi" w:eastAsia="Aptos" w:hAnsiTheme="minorHAnsi" w:cs="Aptos"/>
-          <w:color w:val="0070C0"/>
-          <w:lang w:eastAsia="ja-JP"/>
-        </w:rPr>
-        <w:t>1:02:05</w:t>
+          <w:rFonts w:asciiTheme="minorHAnsi" w:hAnsiTheme="minorHAnsi"/>
+        </w:rPr>
+      </w:pPr>
+      <w:r>
+        <w:rPr>
+          <w:rFonts w:asciiTheme="minorHAnsi" w:hAnsiTheme="minorHAnsi"/>
+          <w:b/>
+          <w:bCs/>
+        </w:rPr>
+        <w:t>Julio:</w:t>
+      </w:r>
+      <w:r>
+        <w:rPr>
+          <w:rFonts w:asciiTheme="minorHAnsi" w:hAnsiTheme="minorHAnsi"/>
+        </w:rPr>
+        <w:t xml:space="preserve"> CONACYT</w:t>
+      </w:r>
+      <w:r>
+        <w:rPr>
+          <w:rFonts w:asciiTheme="minorHAnsi" w:hAnsiTheme="minorHAnsi"/>
+        </w:rPr>
+        <w:t xml:space="preserve"> puede financiar muchas cosas en México sin duda y lo ha hecho este, yo no he tenido</w:t>
+      </w:r>
+      <w:r>
+        <w:rPr>
+          <w:rFonts w:asciiTheme="minorHAnsi" w:hAnsiTheme="minorHAnsi"/>
+        </w:rPr>
+        <w:t xml:space="preserve"> miucha suerte. </w:t>
+      </w:r>
+      <w:r>
+        <w:rPr>
+          <w:rFonts w:asciiTheme="minorHAnsi" w:hAnsiTheme="minorHAnsi"/>
+        </w:rPr>
+        <w:t>Mis investigaciones grandes las he hecho bajo el cobijo de alguna institución, por ejemplo de 2008 a 2012</w:t>
+      </w:r>
+      <w:r>
+        <w:rPr>
+          <w:rFonts w:asciiTheme="minorHAnsi" w:hAnsiTheme="minorHAnsi"/>
+        </w:rPr>
+        <w:t xml:space="preserve">, </w:t>
+      </w:r>
+      <w:r>
+        <w:rPr>
+          <w:rFonts w:asciiTheme="minorHAnsi" w:hAnsiTheme="minorHAnsi"/>
+        </w:rPr>
+        <w:t xml:space="preserve">yo era consejero del Consejo de Evaluación del desarrollo social en la Ciudad de México y ahí conseguimos dinero para hacer encuestas hicimos muchas encuestas sobre la Ciudad de México y salieron varias publicaciones, al final tuvimos un </w:t>
+      </w:r>
+      <w:r>
+        <w:rPr>
+          <w:rFonts w:asciiTheme="minorHAnsi" w:hAnsiTheme="minorHAnsi"/>
+        </w:rPr>
+        <w:t>pleito</w:t>
+      </w:r>
+      <w:r>
+        <w:rPr>
+          <w:rFonts w:asciiTheme="minorHAnsi" w:hAnsiTheme="minorHAnsi"/>
+        </w:rPr>
+        <w:t xml:space="preserve"> con Ebrard</w:t>
+      </w:r>
+      <w:r>
+        <w:rPr>
+          <w:rFonts w:asciiTheme="minorHAnsi" w:hAnsiTheme="minorHAnsi"/>
+        </w:rPr>
+        <w:t>. P</w:t>
+      </w:r>
+      <w:r>
+        <w:rPr>
+          <w:rFonts w:asciiTheme="minorHAnsi" w:hAnsiTheme="minorHAnsi"/>
+        </w:rPr>
+        <w:t>rácticamente nos dio una patada en el trasero y nos ech</w:t>
+      </w:r>
+      <w:r>
+        <w:rPr>
+          <w:rFonts w:asciiTheme="minorHAnsi" w:hAnsiTheme="minorHAnsi"/>
+        </w:rPr>
+        <w:t>ó</w:t>
+      </w:r>
+      <w:r>
+        <w:rPr>
+          <w:rFonts w:asciiTheme="minorHAnsi" w:hAnsiTheme="minorHAnsi"/>
+        </w:rPr>
+        <w:t>, pero</w:t>
+      </w:r>
+      <w:r>
+        <w:rPr>
+          <w:rFonts w:asciiTheme="minorHAnsi" w:hAnsiTheme="minorHAnsi"/>
+        </w:rPr>
+        <w:t xml:space="preserve"> p</w:t>
+      </w:r>
+      <w:r>
+        <w:rPr>
+          <w:rFonts w:asciiTheme="minorHAnsi" w:hAnsiTheme="minorHAnsi"/>
+        </w:rPr>
+        <w:t xml:space="preserve">erdió continuidad, </w:t>
+      </w:r>
+      <w:r>
+        <w:rPr>
+          <w:rFonts w:asciiTheme="minorHAnsi" w:hAnsiTheme="minorHAnsi"/>
+        </w:rPr>
+        <w:t>p</w:t>
+      </w:r>
+      <w:r>
+        <w:rPr>
+          <w:rFonts w:asciiTheme="minorHAnsi" w:hAnsiTheme="minorHAnsi"/>
+        </w:rPr>
+        <w:t xml:space="preserve">orque </w:t>
+      </w:r>
+      <w:r>
+        <w:rPr>
+          <w:rFonts w:asciiTheme="minorHAnsi" w:hAnsiTheme="minorHAnsi"/>
+        </w:rPr>
+        <w:t>pasaron</w:t>
+      </w:r>
+      <w:r>
+        <w:rPr>
+          <w:rFonts w:asciiTheme="minorHAnsi" w:hAnsiTheme="minorHAnsi"/>
+        </w:rPr>
+        <w:t xml:space="preserve"> seis años hasta que llegó el nuevo gobierno ya de López Obrador y se volvió a reconstituir el consejo de comisión y ahora están haciendo otra vez cosas cosas buenas</w:t>
+      </w:r>
+      <w:r>
+        <w:rPr>
+          <w:rFonts w:asciiTheme="minorHAnsi" w:hAnsiTheme="minorHAnsi"/>
+        </w:rPr>
+        <w:t>.</w:t>
+      </w:r>
+      <w:r>
+        <w:rPr>
+          <w:rFonts w:asciiTheme="minorHAnsi" w:hAnsiTheme="minorHAnsi"/>
+        </w:rPr>
+        <w:t xml:space="preserve"> </w:t>
+      </w:r>
+      <w:r>
+        <w:rPr>
+          <w:rFonts w:asciiTheme="minorHAnsi" w:hAnsiTheme="minorHAnsi"/>
+        </w:rPr>
+        <w:t>E</w:t>
+      </w:r>
+      <w:r>
+        <w:rPr>
+          <w:rFonts w:asciiTheme="minorHAnsi" w:hAnsiTheme="minorHAnsi"/>
+        </w:rPr>
+        <w:t>se es un tipo de cobijo que puede conseguir</w:t>
+      </w:r>
+      <w:r>
+        <w:rPr>
+          <w:rFonts w:asciiTheme="minorHAnsi" w:hAnsiTheme="minorHAnsi"/>
+        </w:rPr>
+        <w:t>.</w:t>
+      </w:r>
+      <w:r>
+        <w:rPr>
+          <w:rFonts w:asciiTheme="minorHAnsi" w:hAnsiTheme="minorHAnsi"/>
+        </w:rPr>
+        <w:t xml:space="preserve"> </w:t>
+      </w:r>
+      <w:r>
+        <w:rPr>
+          <w:rFonts w:asciiTheme="minorHAnsi" w:hAnsiTheme="minorHAnsi"/>
+        </w:rPr>
+        <w:t>O</w:t>
+      </w:r>
+      <w:r>
+        <w:rPr>
+          <w:rFonts w:asciiTheme="minorHAnsi" w:hAnsiTheme="minorHAnsi"/>
+        </w:rPr>
+        <w:t>tro cobijo, por ejemplo, yo hice una encuesta muy importante abrir un campo nuevo en México de percepciones de lo que son los satisfactores necesarios</w:t>
+      </w:r>
+      <w:r>
+        <w:rPr>
+          <w:rFonts w:asciiTheme="minorHAnsi" w:hAnsiTheme="minorHAnsi"/>
+        </w:rPr>
+        <w:t>. E</w:t>
+      </w:r>
+      <w:r>
+        <w:rPr>
+          <w:rFonts w:asciiTheme="minorHAnsi" w:hAnsiTheme="minorHAnsi"/>
+        </w:rPr>
+        <w:t xml:space="preserve">so lo desarrollaron un par de ingleses, una mujer y un hombre </w:t>
+      </w:r>
+      <w:r>
+        <w:rPr>
+          <w:rFonts w:asciiTheme="minorHAnsi" w:hAnsiTheme="minorHAnsi"/>
+          <w:highlight w:val="yellow"/>
+        </w:rPr>
+        <w:t>Marc y lanceley</w:t>
+      </w:r>
+      <w:r>
+        <w:rPr>
+          <w:rFonts w:asciiTheme="minorHAnsi" w:hAnsiTheme="minorHAnsi"/>
+        </w:rPr>
+        <w:t xml:space="preserve">, desarrollaron el enfoque de percepciones sobre los satisfactores </w:t>
+      </w:r>
+      <w:r>
+        <w:rPr>
+          <w:rFonts w:asciiTheme="minorHAnsi" w:hAnsiTheme="minorHAnsi"/>
+        </w:rPr>
+        <w:t>base,</w:t>
+      </w:r>
+      <w:r>
+        <w:rPr>
+          <w:rFonts w:asciiTheme="minorHAnsi" w:hAnsiTheme="minorHAnsi"/>
+        </w:rPr>
+        <w:t xml:space="preserve"> un estudio precioso y yo lo estando en el año sabático en la Ibero es un año sabático que estaba en la Ibero ahí me pagaban un poquito este y entre la Ibero y la Procuraduría Federal del Consumidor conseguimos recursos para hacer una encuesta nacional en 18 ciudades, de qué piensan las familias de México sobre cuáles son los bienes y</w:t>
+      </w:r>
+      <w:r>
+        <w:rPr>
+          <w:rFonts w:asciiTheme="minorHAnsi" w:hAnsiTheme="minorHAnsi"/>
+        </w:rPr>
+        <w:t xml:space="preserve"> los </w:t>
+      </w:r>
+      <w:r>
+        <w:rPr>
+          <w:rFonts w:asciiTheme="minorHAnsi" w:hAnsiTheme="minorHAnsi"/>
+        </w:rPr>
+        <w:t xml:space="preserve">servicios estrictamente necesarios para cualquier lugar ese es una manera de estudiar la pobreza o más empírica apoyándose en lo que la gente piensa y </w:t>
+      </w:r>
+      <w:r>
+        <w:rPr>
+          <w:rFonts w:asciiTheme="minorHAnsi" w:hAnsiTheme="minorHAnsi"/>
+        </w:rPr>
+        <w:t>enriqueció mucho el enfoque.</w:t>
       </w:r>
     </w:p>
     <w:p>
@@ -11949,193 +13166,122 @@
         <w:rPr>
           <w:rFonts w:asciiTheme="minorHAnsi" w:hAnsiTheme="minorHAnsi"/>
         </w:rPr>
-        <w:t xml:space="preserve"> P</w:t>
-      </w:r>
-      <w:r>
-        <w:rPr>
-          <w:rFonts w:asciiTheme="minorHAnsi" w:hAnsiTheme="minorHAnsi"/>
-        </w:rPr>
-        <w:t xml:space="preserve">ero que </w:t>
-      </w:r>
-      <w:r>
-        <w:rPr>
-          <w:rFonts w:asciiTheme="minorHAnsi" w:hAnsiTheme="minorHAnsi"/>
-        </w:rPr>
-        <w:t>estaba</w:t>
-      </w:r>
-      <w:r>
-        <w:rPr>
-          <w:rFonts w:asciiTheme="minorHAnsi" w:hAnsiTheme="minorHAnsi"/>
-        </w:rPr>
-        <w:t xml:space="preserve"> ahí porque ahí intentamos construir una red</w:t>
-      </w:r>
-      <w:r>
-        <w:rPr>
-          <w:rFonts w:asciiTheme="minorHAnsi" w:hAnsiTheme="minorHAnsi"/>
-        </w:rPr>
-        <w:t>.</w:t>
-      </w:r>
-      <w:r>
-        <w:rPr>
-          <w:rFonts w:asciiTheme="minorHAnsi" w:hAnsiTheme="minorHAnsi"/>
-        </w:rPr>
-        <w:t xml:space="preserve"> </w:t>
-      </w:r>
-      <w:r>
-        <w:rPr>
-          <w:rFonts w:asciiTheme="minorHAnsi" w:hAnsiTheme="minorHAnsi"/>
-        </w:rPr>
-        <w:t>E</w:t>
-      </w:r>
-      <w:r>
-        <w:rPr>
-          <w:rFonts w:asciiTheme="minorHAnsi" w:hAnsiTheme="minorHAnsi"/>
-        </w:rPr>
-        <w:t>ran los años de la crisis de la deuda los 80s</w:t>
-      </w:r>
-      <w:r>
-        <w:rPr>
-          <w:rFonts w:asciiTheme="minorHAnsi" w:hAnsiTheme="minorHAnsi"/>
-        </w:rPr>
-        <w:t>,</w:t>
-      </w:r>
-      <w:r>
-        <w:rPr>
-          <w:rFonts w:asciiTheme="minorHAnsi" w:hAnsiTheme="minorHAnsi"/>
-        </w:rPr>
-        <w:t xml:space="preserve"> todos los países de América Latina estaban en bancarrota, una deuda gigantesca y nosotros escribimos el libro </w:t>
-      </w:r>
-      <w:r>
-        <w:rPr>
-          <w:rFonts w:asciiTheme="minorHAnsi" w:hAnsiTheme="minorHAnsi"/>
-          <w:i/>
-          <w:iCs/>
-        </w:rPr>
-        <w:t>desarrollo sin pobreza</w:t>
-      </w:r>
-      <w:r>
-        <w:rPr>
-          <w:rFonts w:asciiTheme="minorHAnsi" w:hAnsiTheme="minorHAnsi"/>
-          <w:i/>
-          <w:iCs/>
-        </w:rPr>
-        <w:t>,</w:t>
-      </w:r>
-      <w:r>
-        <w:rPr>
-          <w:rFonts w:asciiTheme="minorHAnsi" w:hAnsiTheme="minorHAnsi"/>
-        </w:rPr>
-        <w:t xml:space="preserve"> hicimos una Conferencia Latinoamericana la que fueron veintitantos países están buscando desarrollos y pobres pero como </w:t>
-      </w:r>
-      <w:r>
-        <w:rPr>
-          <w:rFonts w:asciiTheme="minorHAnsi" w:hAnsiTheme="minorHAnsi"/>
-        </w:rPr>
-        <w:t>vei todos</w:t>
-      </w:r>
-      <w:r>
-        <w:rPr>
-          <w:rFonts w:asciiTheme="minorHAnsi" w:hAnsiTheme="minorHAnsi"/>
-        </w:rPr>
-        <w:t xml:space="preserve"> los libros aquí </w:t>
-      </w:r>
-      <w:r>
-        <w:rPr>
-          <w:rFonts w:asciiTheme="minorHAnsi" w:hAnsiTheme="minorHAnsi"/>
-          <w:i/>
-          <w:iCs/>
-        </w:rPr>
-        <w:t>desarrollo sin pobreza</w:t>
-      </w:r>
-      <w:r>
-        <w:rPr>
-          <w:rFonts w:asciiTheme="minorHAnsi" w:hAnsiTheme="minorHAnsi"/>
-        </w:rPr>
-        <w:t xml:space="preserve"> se llama el libro y es un planteamiento de estrategia para la superación de la pobreza</w:t>
-      </w:r>
-      <w:r>
-        <w:rPr>
-          <w:rFonts w:asciiTheme="minorHAnsi" w:hAnsiTheme="minorHAnsi"/>
-        </w:rPr>
-        <w:t>. Lo</w:t>
-      </w:r>
-      <w:r>
-        <w:rPr>
-          <w:rFonts w:asciiTheme="minorHAnsi" w:hAnsiTheme="minorHAnsi"/>
-        </w:rPr>
-        <w:t xml:space="preserve"> </w:t>
-      </w:r>
-      <w:r>
-        <w:rPr>
-          <w:rFonts w:asciiTheme="minorHAnsi" w:hAnsiTheme="minorHAnsi"/>
-        </w:rPr>
-        <w:t xml:space="preserve">he </w:t>
-      </w:r>
-      <w:r>
-        <w:rPr>
-          <w:rFonts w:asciiTheme="minorHAnsi" w:hAnsiTheme="minorHAnsi"/>
-        </w:rPr>
-        <w:t>est</w:t>
-      </w:r>
-      <w:r>
-        <w:rPr>
-          <w:rFonts w:asciiTheme="minorHAnsi" w:hAnsiTheme="minorHAnsi"/>
-        </w:rPr>
-        <w:t>ado</w:t>
-      </w:r>
-      <w:r>
-        <w:rPr>
-          <w:rFonts w:asciiTheme="minorHAnsi" w:hAnsiTheme="minorHAnsi"/>
-        </w:rPr>
-        <w:t xml:space="preserve"> documentando esta semanas en mi columna de la jornada</w:t>
-      </w:r>
-      <w:r>
-        <w:rPr>
-          <w:rFonts w:asciiTheme="minorHAnsi" w:hAnsiTheme="minorHAnsi"/>
-        </w:rPr>
-        <w:t>,</w:t>
-      </w:r>
-      <w:r>
-        <w:rPr>
-          <w:rFonts w:asciiTheme="minorHAnsi" w:hAnsiTheme="minorHAnsi"/>
-        </w:rPr>
-        <w:t xml:space="preserve"> he estado haciendo un resumen de</w:t>
-      </w:r>
-      <w:r>
-        <w:rPr>
-          <w:rFonts w:asciiTheme="minorHAnsi" w:hAnsiTheme="minorHAnsi"/>
-        </w:rPr>
-        <w:t xml:space="preserve"> los </w:t>
-      </w:r>
-      <w:r>
-        <w:rPr>
-          <w:rFonts w:asciiTheme="minorHAnsi" w:hAnsiTheme="minorHAnsi"/>
-        </w:rPr>
-        <w:t xml:space="preserve">Pintamientos diciéndole a Claudia </w:t>
-      </w:r>
-      <w:r>
-        <w:rPr>
-          <w:rFonts w:asciiTheme="minorHAnsi" w:hAnsiTheme="minorHAnsi"/>
-        </w:rPr>
-        <w:t>Sheinbaum</w:t>
-      </w:r>
-      <w:r>
-        <w:rPr>
-          <w:rFonts w:asciiTheme="minorHAnsi" w:hAnsiTheme="minorHAnsi"/>
-        </w:rPr>
-        <w:t xml:space="preserve"> que le ponga atención los seres humanos llevamos mucho</w:t>
-      </w:r>
-      <w:r>
-        <w:rPr>
-          <w:rFonts w:asciiTheme="minorHAnsi" w:hAnsiTheme="minorHAnsi"/>
-        </w:rPr>
-        <w:t xml:space="preserve"> tiempo pensando en estos temas y ella apenas querinedo empezar a pensar en la pobreza</w:t>
-      </w:r>
-      <w:r>
-        <w:rPr>
-          <w:rFonts w:asciiTheme="minorHAnsi" w:hAnsiTheme="minorHAnsi"/>
-        </w:rPr>
-        <w:t>.</w:t>
+        <w:t xml:space="preserve"> </w:t>
+      </w:r>
+      <w:r>
+        <w:rPr>
+          <w:rFonts w:asciiTheme="minorHAnsi" w:hAnsiTheme="minorHAnsi"/>
+        </w:rPr>
+        <w:t>D</w:t>
+      </w:r>
+      <w:r>
+        <w:rPr>
+          <w:rFonts w:asciiTheme="minorHAnsi" w:hAnsiTheme="minorHAnsi"/>
+        </w:rPr>
+        <w:t xml:space="preserve">espués esto se ha generalizado y hasta el </w:t>
+      </w:r>
+      <w:r>
+        <w:rPr>
+          <w:rFonts w:asciiTheme="minorHAnsi" w:hAnsiTheme="minorHAnsi"/>
+          <w:highlight w:val="yellow"/>
+        </w:rPr>
+        <w:t>Coneval</w:t>
+      </w:r>
+      <w:r>
+        <w:rPr>
+          <w:rFonts w:asciiTheme="minorHAnsi" w:hAnsiTheme="minorHAnsi"/>
+        </w:rPr>
+        <w:t xml:space="preserve"> hizo este tipo de encuestas</w:t>
+      </w:r>
+      <w:r>
+        <w:rPr>
+          <w:rFonts w:asciiTheme="minorHAnsi" w:hAnsiTheme="minorHAnsi"/>
+        </w:rPr>
+        <w:t xml:space="preserve">, </w:t>
+      </w:r>
+      <w:r>
+        <w:rPr>
+          <w:rFonts w:asciiTheme="minorHAnsi" w:hAnsiTheme="minorHAnsi"/>
+        </w:rPr>
+        <w:t>no les hizo caso después porque les daban</w:t>
+      </w:r>
+      <w:r>
+        <w:rPr>
+          <w:rFonts w:asciiTheme="minorHAnsi" w:hAnsiTheme="minorHAnsi"/>
+        </w:rPr>
+        <w:t xml:space="preserve"> b</w:t>
+      </w:r>
+      <w:r>
+        <w:rPr>
+          <w:rFonts w:asciiTheme="minorHAnsi" w:hAnsiTheme="minorHAnsi"/>
+        </w:rPr>
+        <w:t>oyas</w:t>
+      </w:r>
+      <w:r>
+        <w:rPr>
+          <w:rFonts w:asciiTheme="minorHAnsi" w:hAnsiTheme="minorHAnsi"/>
+        </w:rPr>
+        <w:t xml:space="preserve">. Estaban preparen cual </w:t>
+      </w:r>
+      <w:r>
+        <w:rPr>
+          <w:rFonts w:asciiTheme="minorHAnsi" w:hAnsiTheme="minorHAnsi"/>
+        </w:rPr>
+        <w:t>es el nivel mínimo de estudios que todo el mundo debe tener</w:t>
+      </w:r>
+      <w:r>
+        <w:rPr>
+          <w:rFonts w:asciiTheme="minorHAnsi" w:hAnsiTheme="minorHAnsi"/>
+        </w:rPr>
+        <w:t xml:space="preserve"> y ellos</w:t>
+      </w:r>
+      <w:r>
+        <w:rPr>
+          <w:rFonts w:asciiTheme="minorHAnsi" w:hAnsiTheme="minorHAnsi"/>
+        </w:rPr>
+        <w:t xml:space="preserve"> pusieron primaria</w:t>
+      </w:r>
+      <w:r>
+        <w:rPr>
+          <w:rFonts w:asciiTheme="minorHAnsi" w:hAnsiTheme="minorHAnsi"/>
+        </w:rPr>
+        <w:t>, a</w:t>
+      </w:r>
+      <w:r>
+        <w:rPr>
+          <w:rFonts w:asciiTheme="minorHAnsi" w:hAnsiTheme="minorHAnsi"/>
+        </w:rPr>
+        <w:t>ese nivel</w:t>
+      </w:r>
+      <w:r>
+        <w:rPr>
+          <w:rFonts w:asciiTheme="minorHAnsi" w:hAnsiTheme="minorHAnsi"/>
+        </w:rPr>
+        <w:t>. S</w:t>
+      </w:r>
+      <w:r>
+        <w:rPr>
+          <w:rFonts w:asciiTheme="minorHAnsi" w:hAnsiTheme="minorHAnsi"/>
+        </w:rPr>
+        <w:t>us propias investigaciones tirarlas a la basura</w:t>
+      </w:r>
+      <w:r>
+        <w:rPr>
+          <w:rFonts w:asciiTheme="minorHAnsi" w:hAnsiTheme="minorHAnsi"/>
+        </w:rPr>
+        <w:t xml:space="preserve"> y m</w:t>
+      </w:r>
+      <w:r>
+        <w:rPr>
+          <w:rFonts w:asciiTheme="minorHAnsi" w:hAnsiTheme="minorHAnsi"/>
+        </w:rPr>
+        <w:t>entir este y bueno y están las fundaciones internacionales</w:t>
+      </w:r>
+      <w:r>
+        <w:rPr>
+          <w:rFonts w:asciiTheme="minorHAnsi" w:hAnsiTheme="minorHAnsi"/>
+        </w:rPr>
+        <w:t xml:space="preserve"> que dan recursos, esta la fundación Ford, la fundación Rockefeller se consiguen recursos. </w:t>
       </w:r>
     </w:p>
     <w:p>
@@ -12144,18 +13290,58 @@
         <w:shd w:val="clear" w:color="auto" w:fill="FFFFFF"/>
         <w:jc w:val="both"/>
         <w:rPr>
-          <w:rFonts w:asciiTheme="minorHAnsi" w:eastAsia="Aptos" w:hAnsiTheme="minorHAnsi" w:cs="Aptos"/>
-          <w:color w:val="0070C0"/>
-          <w:lang w:eastAsia="ja-JP"/>
-        </w:rPr>
-      </w:pPr>
-      <w:r>
-        <w:rPr>
-          <w:rFonts w:asciiTheme="minorHAnsi" w:eastAsia="Aptos" w:hAnsiTheme="minorHAnsi" w:cs="Aptos"/>
-          <w:color w:val="0070C0"/>
-          <w:lang w:eastAsia="ja-JP"/>
-        </w:rPr>
-        <w:t>01:03:06</w:t>
+          <w:rFonts w:asciiTheme="minorHAnsi" w:hAnsiTheme="minorHAnsi"/>
+        </w:rPr>
+      </w:pPr>
+      <w:r>
+        <w:rPr>
+          <w:rFonts w:asciiTheme="minorHAnsi" w:hAnsiTheme="minorHAnsi"/>
+          <w:b/>
+          <w:bCs/>
+        </w:rPr>
+        <w:t>Julio:</w:t>
+      </w:r>
+      <w:r>
+        <w:rPr>
+          <w:rFonts w:asciiTheme="minorHAnsi" w:hAnsiTheme="minorHAnsi"/>
+        </w:rPr>
+        <w:t xml:space="preserve"> Y</w:t>
+      </w:r>
+      <w:r>
+        <w:rPr>
+          <w:rFonts w:asciiTheme="minorHAnsi" w:hAnsiTheme="minorHAnsi"/>
+        </w:rPr>
+        <w:t>o soy muy malo para eso porque me dan mucha flojera llenado los formularios</w:t>
+      </w:r>
+      <w:r>
+        <w:rPr>
+          <w:rFonts w:asciiTheme="minorHAnsi" w:hAnsiTheme="minorHAnsi"/>
+        </w:rPr>
+        <w:t>, se pasa uno de tres meses llenandolo</w:t>
+      </w:r>
+      <w:r>
+        <w:rPr>
+          <w:rFonts w:asciiTheme="minorHAnsi" w:hAnsiTheme="minorHAnsi"/>
+        </w:rPr>
+        <w:t xml:space="preserve"> y al final me dice, sabe que no nos alcanzó el dinero para este año, pero presentela el año próximo</w:t>
+      </w:r>
+      <w:r>
+        <w:rPr>
+          <w:rFonts w:asciiTheme="minorHAnsi" w:hAnsiTheme="minorHAnsi"/>
+        </w:rPr>
+        <w:t>,</w:t>
+      </w:r>
+      <w:r>
+        <w:rPr>
+          <w:rFonts w:asciiTheme="minorHAnsi" w:hAnsiTheme="minorHAnsi"/>
+        </w:rPr>
+        <w:t xml:space="preserve"> el cuestionario va a ser distinto así</w:t>
+      </w:r>
+      <w:r>
+        <w:rPr>
+          <w:rFonts w:asciiTheme="minorHAnsi" w:hAnsiTheme="minorHAnsi"/>
+        </w:rPr>
+        <w:t xml:space="preserve"> que muchas gracías (risas) estoy bromeando, bueno</w:t>
       </w:r>
     </w:p>
     <w:p>
@@ -12173,100 +13359,86 @@
           <w:b/>
           <w:bCs/>
         </w:rPr>
+        <w:t>Alberto:</w:t>
+      </w:r>
+      <w:r>
+        <w:rPr>
+          <w:rFonts w:asciiTheme="minorHAnsi" w:hAnsiTheme="minorHAnsi"/>
+        </w:rPr>
+        <w:t xml:space="preserve"> </w:t>
+      </w:r>
+      <w:r>
+        <w:rPr>
+          <w:rFonts w:asciiTheme="minorHAnsi" w:hAnsiTheme="minorHAnsi"/>
+        </w:rPr>
+        <w:t xml:space="preserve">Muchas gracias, </w:t>
+      </w:r>
+      <w:r>
+        <w:rPr>
+          <w:rFonts w:asciiTheme="minorHAnsi" w:hAnsiTheme="minorHAnsi"/>
+        </w:rPr>
+        <w:t>D</w:t>
+      </w:r>
+      <w:r>
+        <w:rPr>
+          <w:rFonts w:asciiTheme="minorHAnsi" w:hAnsiTheme="minorHAnsi"/>
+        </w:rPr>
+        <w:t>octor</w:t>
+      </w:r>
+      <w:r>
+        <w:rPr>
+          <w:rFonts w:asciiTheme="minorHAnsi" w:hAnsiTheme="minorHAnsi"/>
+        </w:rPr>
+        <w:t>. E</w:t>
+      </w:r>
+      <w:r>
+        <w:rPr>
+          <w:rFonts w:asciiTheme="minorHAnsi" w:hAnsiTheme="minorHAnsi"/>
+        </w:rPr>
+        <w:t>s un montón de información muy valiosa. Si usted nos lo permite, pues estaremos en contacto hacia finales del año, esperamos tener resultados que reportar nos gustaría mucho</w:t>
+      </w:r>
+      <w:r>
+        <w:rPr>
+          <w:rFonts w:asciiTheme="minorHAnsi" w:hAnsiTheme="minorHAnsi"/>
+        </w:rPr>
+        <w:t xml:space="preserve"> e</w:t>
+      </w:r>
+      <w:r>
+        <w:rPr>
+          <w:rFonts w:asciiTheme="minorHAnsi" w:hAnsiTheme="minorHAnsi"/>
+        </w:rPr>
+        <w:t xml:space="preserve">nviárselos cualquier comentario desde luego </w:t>
+      </w:r>
+      <w:r>
+        <w:rPr>
+          <w:rFonts w:asciiTheme="minorHAnsi" w:hAnsiTheme="minorHAnsi"/>
+        </w:rPr>
+        <w:t>para n</w:t>
+      </w:r>
+      <w:r>
+        <w:rPr>
+          <w:rFonts w:asciiTheme="minorHAnsi" w:hAnsiTheme="minorHAnsi"/>
+        </w:rPr>
+        <w:t xml:space="preserve">osotros va a ser muy valioso y en todo caso, pues estaremos dando los </w:t>
+      </w:r>
+      <w:r>
+        <w:rPr>
+          <w:rFonts w:asciiTheme="minorHAnsi" w:hAnsiTheme="minorHAnsi"/>
+        </w:rPr>
         <w:lastRenderedPageBreak/>
-        <w:t>Julio:</w:t>
-      </w:r>
-      <w:r>
-        <w:rPr>
-          <w:rFonts w:asciiTheme="minorHAnsi" w:hAnsiTheme="minorHAnsi"/>
-        </w:rPr>
-        <w:t xml:space="preserve"> </w:t>
-      </w:r>
-      <w:r>
-        <w:rPr>
-          <w:rFonts w:asciiTheme="minorHAnsi" w:hAnsiTheme="minorHAnsi"/>
-        </w:rPr>
-        <w:t>Bueno, este redes</w:t>
-      </w:r>
-      <w:r>
-        <w:rPr>
-          <w:rFonts w:asciiTheme="minorHAnsi" w:hAnsiTheme="minorHAnsi"/>
-        </w:rPr>
-        <w:t>. A</w:t>
-      </w:r>
-      <w:r>
-        <w:rPr>
-          <w:rFonts w:asciiTheme="minorHAnsi" w:hAnsiTheme="minorHAnsi"/>
-        </w:rPr>
-        <w:t>hí intentamos construir una hicimos dos conferencias</w:t>
-      </w:r>
-      <w:r>
-        <w:rPr>
-          <w:rFonts w:asciiTheme="minorHAnsi" w:hAnsiTheme="minorHAnsi"/>
-        </w:rPr>
-        <w:t xml:space="preserve"> latinamercanas de pobreza c</w:t>
-      </w:r>
-      <w:r>
-        <w:rPr>
-          <w:rFonts w:asciiTheme="minorHAnsi" w:hAnsiTheme="minorHAnsi"/>
-        </w:rPr>
-        <w:t xml:space="preserve">on resoluciones y todo y se había convocado a una a que se hiciera que hubiera un Secretariado Técnico de pobreza y el </w:t>
-      </w:r>
-      <w:r>
-        <w:rPr>
-          <w:rFonts w:asciiTheme="minorHAnsi" w:hAnsiTheme="minorHAnsi"/>
-          <w:highlight w:val="yellow"/>
-        </w:rPr>
-        <w:t>P</w:t>
-      </w:r>
-      <w:r>
-        <w:rPr>
-          <w:rFonts w:asciiTheme="minorHAnsi" w:hAnsiTheme="minorHAnsi"/>
-          <w:highlight w:val="yellow"/>
-        </w:rPr>
-        <w:t>ENU</w:t>
-      </w:r>
-      <w:r>
-        <w:rPr>
-          <w:rFonts w:asciiTheme="minorHAnsi" w:hAnsiTheme="minorHAnsi"/>
-        </w:rPr>
-        <w:t xml:space="preserve"> decidió</w:t>
-      </w:r>
-      <w:r>
-        <w:rPr>
-          <w:rFonts w:asciiTheme="minorHAnsi" w:hAnsiTheme="minorHAnsi"/>
-        </w:rPr>
-        <w:t xml:space="preserve"> cancelar todo. </w:t>
-      </w:r>
-      <w:r>
-        <w:rPr>
-          <w:rFonts w:asciiTheme="minorHAnsi" w:hAnsiTheme="minorHAnsi"/>
-        </w:rPr>
-        <w:t>Celos de burócratas de Nueva York que no querían en este ya habíamos destacado demasiado</w:t>
-      </w:r>
-      <w:r>
-        <w:rPr>
-          <w:rFonts w:asciiTheme="minorHAnsi" w:hAnsiTheme="minorHAnsi"/>
-        </w:rPr>
-        <w:t xml:space="preserve">, </w:t>
-      </w:r>
-      <w:r>
-        <w:rPr>
-          <w:rFonts w:asciiTheme="minorHAnsi" w:hAnsiTheme="minorHAnsi"/>
-        </w:rPr>
-        <w:t>armar dos conferencias regionales latinoamericanas</w:t>
-      </w:r>
-      <w:r>
-        <w:rPr>
-          <w:rFonts w:asciiTheme="minorHAnsi" w:hAnsiTheme="minorHAnsi"/>
-        </w:rPr>
-        <w:t>. U</w:t>
-      </w:r>
-      <w:r>
-        <w:rPr>
-          <w:rFonts w:asciiTheme="minorHAnsi" w:hAnsiTheme="minorHAnsi"/>
-        </w:rPr>
-        <w:t>na en Cartagena de Indias</w:t>
+        <w:t xml:space="preserve">créditos de todas las participaciones, ya no le comenté, pero el </w:t>
+      </w:r>
+      <w:r>
+        <w:rPr>
+          <w:rFonts w:asciiTheme="minorHAnsi" w:hAnsiTheme="minorHAnsi"/>
+        </w:rPr>
+        <w:t>D</w:t>
+      </w:r>
+      <w:r>
+        <w:rPr>
+          <w:rFonts w:asciiTheme="minorHAnsi" w:hAnsiTheme="minorHAnsi"/>
+        </w:rPr>
+        <w:t>octor Mariano Rojas nos nos dio también muy generosamente una entrevista</w:t>
       </w:r>
       <w:r>
         <w:rPr>
@@ -12278,39 +13450,7 @@
         <w:rPr>
           <w:rFonts w:asciiTheme="minorHAnsi" w:hAnsiTheme="minorHAnsi"/>
         </w:rPr>
-        <w:t xml:space="preserve"> la primera fue muy regular todavía el equipo del proyecto no estaba listo y la segunda en Ecuador ya todo eso donde</w:t>
-      </w:r>
-      <w:r>
-        <w:rPr>
-          <w:rFonts w:asciiTheme="minorHAnsi" w:hAnsiTheme="minorHAnsi"/>
-        </w:rPr>
-        <w:t xml:space="preserve"> </w:t>
-      </w:r>
-      <w:r>
-        <w:rPr>
-          <w:rFonts w:asciiTheme="minorHAnsi" w:hAnsiTheme="minorHAnsi"/>
-        </w:rPr>
-        <w:t>sacamos</w:t>
-      </w:r>
-      <w:r>
-        <w:rPr>
-          <w:rFonts w:asciiTheme="minorHAnsi" w:hAnsiTheme="minorHAnsi"/>
-        </w:rPr>
-        <w:t xml:space="preserve"> este libro de </w:t>
-      </w:r>
-      <w:r>
-        <w:rPr>
-          <w:rFonts w:asciiTheme="minorHAnsi" w:hAnsiTheme="minorHAnsi"/>
-          <w:i/>
-          <w:iCs/>
-        </w:rPr>
-        <w:t>desarrollo sin pobreza</w:t>
-      </w:r>
-      <w:r>
-        <w:rPr>
-          <w:rFonts w:asciiTheme="minorHAnsi" w:hAnsiTheme="minorHAnsi"/>
-        </w:rPr>
-        <w:t>. Aquí esta la versión en inglés. Ahí intentamos hacer una red, se deshizo.</w:t>
+        <w:t xml:space="preserve"> muy interesante. </w:t>
       </w:r>
     </w:p>
     <w:p>
@@ -12334,135 +13474,19 @@
         <w:rPr>
           <w:rFonts w:asciiTheme="minorHAnsi" w:hAnsiTheme="minorHAnsi"/>
         </w:rPr>
-        <w:t xml:space="preserve"> </w:t>
-      </w:r>
-      <w:r>
-        <w:rPr>
-          <w:rFonts w:asciiTheme="minorHAnsi" w:hAnsiTheme="minorHAnsi"/>
-        </w:rPr>
-        <w:t>D</w:t>
-      </w:r>
-      <w:r>
-        <w:rPr>
-          <w:rFonts w:asciiTheme="minorHAnsi" w:hAnsiTheme="minorHAnsi"/>
-        </w:rPr>
-        <w:t xml:space="preserve">espués se creó un grupo de Río trabajaba temas de pobreza, me excluyeron a mí y pues ya destruyeron porque yo ya había desarrollado el método de medición integrada de la pobreza y ellos seguían usando métodos de pobreza por ingresos unidimensionales en lugar de multidimensionales. Bueno, pero hay una red en México muy exitosa muy muy exitosa que lleva 22 años funcionando o 25, que se llama </w:t>
-      </w:r>
-      <w:r>
-        <w:rPr>
-          <w:rFonts w:asciiTheme="minorHAnsi" w:hAnsiTheme="minorHAnsi"/>
-          <w:highlight w:val="yellow"/>
-        </w:rPr>
-        <w:t>R</w:t>
-      </w:r>
-      <w:r>
-        <w:rPr>
-          <w:rFonts w:asciiTheme="minorHAnsi" w:hAnsiTheme="minorHAnsi"/>
-          <w:highlight w:val="yellow"/>
-        </w:rPr>
-        <w:t>emixo</w:t>
-      </w:r>
-      <w:r>
-        <w:rPr>
-          <w:rFonts w:asciiTheme="minorHAnsi" w:hAnsiTheme="minorHAnsi"/>
-        </w:rPr>
-        <w:t xml:space="preserve"> </w:t>
-      </w:r>
-      <w:r>
-        <w:rPr>
-          <w:rFonts w:asciiTheme="minorHAnsi" w:hAnsiTheme="minorHAnsi"/>
-        </w:rPr>
-        <w:t>Red</w:t>
-      </w:r>
-      <w:r>
-        <w:rPr>
-          <w:rFonts w:asciiTheme="minorHAnsi" w:hAnsiTheme="minorHAnsi"/>
-        </w:rPr>
-        <w:t xml:space="preserve"> mexicana de investigación de política social.</w:t>
-      </w:r>
-      <w:r>
-        <w:rPr>
-          <w:rFonts w:asciiTheme="minorHAnsi" w:hAnsiTheme="minorHAnsi"/>
-        </w:rPr>
-        <w:t xml:space="preserve"> </w:t>
-      </w:r>
-      <w:r>
-        <w:rPr>
-          <w:rFonts w:asciiTheme="minorHAnsi" w:hAnsiTheme="minorHAnsi"/>
-        </w:rPr>
-        <w:t xml:space="preserve">Son esto lo promovió </w:t>
-      </w:r>
-      <w:r>
-        <w:rPr>
-          <w:rFonts w:asciiTheme="minorHAnsi" w:hAnsiTheme="minorHAnsi"/>
-        </w:rPr>
-        <w:t>gentes</w:t>
-      </w:r>
-      <w:r>
-        <w:rPr>
-          <w:rFonts w:asciiTheme="minorHAnsi" w:hAnsiTheme="minorHAnsi"/>
-        </w:rPr>
-        <w:t xml:space="preserve"> valiosísimas de la Universidad de Guadalajara</w:t>
-      </w:r>
-      <w:r>
-        <w:rPr>
-          <w:rFonts w:asciiTheme="minorHAnsi" w:hAnsiTheme="minorHAnsi"/>
-        </w:rPr>
-        <w:t>,</w:t>
-      </w:r>
-      <w:r>
-        <w:rPr>
-          <w:rFonts w:asciiTheme="minorHAnsi" w:hAnsiTheme="minorHAnsi"/>
-        </w:rPr>
-        <w:t xml:space="preserve"> Enrique Valencia y Carlos Barba y se dedican a estos temas de pobreza, no de pobreza, no de medición, pero sí de políticas sociales muy importante el trabajo que han hecho hoy en políticas sociales</w:t>
-      </w:r>
-      <w:r>
-        <w:rPr>
-          <w:rFonts w:asciiTheme="minorHAnsi" w:hAnsiTheme="minorHAnsi"/>
-        </w:rPr>
-        <w:t>. Y</w:t>
-      </w:r>
-      <w:r>
-        <w:rPr>
-          <w:rFonts w:asciiTheme="minorHAnsi" w:hAnsiTheme="minorHAnsi"/>
-        </w:rPr>
-        <w:t xml:space="preserve"> han organizado y lleva 21 seminarios hace poquito estuve </w:t>
-      </w:r>
-      <w:r>
-        <w:rPr>
-          <w:rFonts w:asciiTheme="minorHAnsi" w:hAnsiTheme="minorHAnsi"/>
-        </w:rPr>
-        <w:t>en Tampico</w:t>
-      </w:r>
-      <w:r>
-        <w:rPr>
-          <w:rFonts w:asciiTheme="minorHAnsi" w:hAnsiTheme="minorHAnsi"/>
-        </w:rPr>
-        <w:t xml:space="preserve"> en el 21 seminario de entonces nos reunimos antes cada año nos reuníamos en una ciudad distinta con la pandemia tuvo que ser virtual los seminarios, pero es una red que funciona y que publica un libro </w:t>
-      </w:r>
-      <w:r>
-        <w:rPr>
-          <w:rFonts w:asciiTheme="minorHAnsi" w:hAnsiTheme="minorHAnsi"/>
-        </w:rPr>
-        <w:t>cada</w:t>
-      </w:r>
-      <w:r>
-        <w:rPr>
-          <w:rFonts w:asciiTheme="minorHAnsi" w:hAnsiTheme="minorHAnsi"/>
-        </w:rPr>
-        <w:t xml:space="preserve"> año</w:t>
-      </w:r>
-      <w:r>
-        <w:rPr>
-          <w:rFonts w:asciiTheme="minorHAnsi" w:hAnsiTheme="minorHAnsi"/>
-        </w:rPr>
-        <w:t>,</w:t>
-      </w:r>
-      <w:r>
-        <w:rPr>
-          <w:rFonts w:asciiTheme="minorHAnsi" w:hAnsiTheme="minorHAnsi"/>
-        </w:rPr>
-        <w:t xml:space="preserve"> por los temas y a los organizadores les parecen importantes convocan y los investigadores como de 40 universidades o más desde nos inscribimos siempre que nos interese la temática que se va a tocar</w:t>
+        <w:t xml:space="preserve"> Muy bueno, Mariano es muy convincente</w:t>
+      </w:r>
+      <w:r>
+        <w:rPr>
+          <w:rFonts w:asciiTheme="minorHAnsi" w:hAnsiTheme="minorHAnsi"/>
+        </w:rPr>
+        <w:t xml:space="preserve">. </w:t>
+      </w:r>
+      <w:r>
+        <w:rPr>
+          <w:rFonts w:asciiTheme="minorHAnsi" w:hAnsiTheme="minorHAnsi"/>
+        </w:rPr>
+        <w:t xml:space="preserve">Ha sido realmente venden sus ideas que si se descuidan uno se las compre en las compras. </w:t>
       </w:r>
     </w:p>
     <w:p>
@@ -12471,18 +13495,28 @@
         <w:shd w:val="clear" w:color="auto" w:fill="FFFFFF"/>
         <w:jc w:val="both"/>
         <w:rPr>
-          <w:rFonts w:asciiTheme="minorHAnsi" w:eastAsia="Aptos" w:hAnsiTheme="minorHAnsi" w:cs="Aptos"/>
-          <w:color w:val="0070C0"/>
-          <w:lang w:eastAsia="ja-JP"/>
-        </w:rPr>
-      </w:pPr>
-      <w:r>
-        <w:rPr>
-          <w:rFonts w:asciiTheme="minorHAnsi" w:eastAsia="Aptos" w:hAnsiTheme="minorHAnsi" w:cs="Aptos"/>
-          <w:color w:val="0070C0"/>
-          <w:lang w:eastAsia="ja-JP"/>
-        </w:rPr>
-        <w:t>1:06:17</w:t>
+          <w:rFonts w:asciiTheme="minorHAnsi" w:hAnsiTheme="minorHAnsi"/>
+        </w:rPr>
+      </w:pPr>
+      <w:r>
+        <w:rPr>
+          <w:rFonts w:asciiTheme="minorHAnsi" w:hAnsiTheme="minorHAnsi"/>
+          <w:b/>
+          <w:bCs/>
+        </w:rPr>
+        <w:t>Alberto:</w:t>
+      </w:r>
+      <w:r>
+        <w:rPr>
+          <w:rFonts w:asciiTheme="minorHAnsi" w:hAnsiTheme="minorHAnsi"/>
+        </w:rPr>
+        <w:t xml:space="preserve"> </w:t>
+      </w:r>
+      <w:r>
+        <w:rPr>
+          <w:rFonts w:asciiTheme="minorHAnsi" w:hAnsiTheme="minorHAnsi"/>
+        </w:rPr>
+        <w:t>Sí, sí es es buen psicólogo bueno.</w:t>
       </w:r>
     </w:p>
     <w:p>
@@ -12506,317 +13540,7 @@
         <w:rPr>
           <w:rFonts w:asciiTheme="minorHAnsi" w:hAnsiTheme="minorHAnsi"/>
         </w:rPr>
-        <w:t xml:space="preserve"> P</w:t>
-      </w:r>
-      <w:r>
-        <w:rPr>
-          <w:rFonts w:asciiTheme="minorHAnsi" w:hAnsiTheme="minorHAnsi"/>
-        </w:rPr>
-        <w:t>ero no ha avanzado más allá no ha avanzado</w:t>
-      </w:r>
-      <w:r>
-        <w:rPr>
-          <w:rFonts w:asciiTheme="minorHAnsi" w:hAnsiTheme="minorHAnsi"/>
-        </w:rPr>
-        <w:t>,</w:t>
-      </w:r>
-      <w:r>
-        <w:rPr>
-          <w:rFonts w:asciiTheme="minorHAnsi" w:hAnsiTheme="minorHAnsi"/>
-        </w:rPr>
-        <w:t xml:space="preserve"> </w:t>
-      </w:r>
-      <w:r>
-        <w:rPr>
-          <w:rFonts w:asciiTheme="minorHAnsi" w:hAnsiTheme="minorHAnsi"/>
-        </w:rPr>
-        <w:t xml:space="preserve">no ha avanzado </w:t>
-      </w:r>
-      <w:r>
-        <w:rPr>
-          <w:rFonts w:asciiTheme="minorHAnsi" w:hAnsiTheme="minorHAnsi"/>
-        </w:rPr>
-        <w:t>más allá</w:t>
-      </w:r>
-      <w:r>
-        <w:rPr>
-          <w:rFonts w:asciiTheme="minorHAnsi" w:hAnsiTheme="minorHAnsi"/>
-        </w:rPr>
-        <w:t>,</w:t>
-      </w:r>
-      <w:r>
-        <w:rPr>
-          <w:rFonts w:asciiTheme="minorHAnsi" w:hAnsiTheme="minorHAnsi"/>
-        </w:rPr>
-        <w:t xml:space="preserve"> esa red podría hacer mucho</w:t>
-      </w:r>
-      <w:r>
-        <w:rPr>
-          <w:rFonts w:asciiTheme="minorHAnsi" w:hAnsiTheme="minorHAnsi"/>
-        </w:rPr>
-        <w:t>.</w:t>
-      </w:r>
-      <w:r>
-        <w:rPr>
-          <w:rFonts w:asciiTheme="minorHAnsi" w:hAnsiTheme="minorHAnsi"/>
-        </w:rPr>
-        <w:t xml:space="preserve"> </w:t>
-      </w:r>
-      <w:r>
-        <w:rPr>
-          <w:rFonts w:asciiTheme="minorHAnsi" w:hAnsiTheme="minorHAnsi"/>
-        </w:rPr>
-        <w:t>Y</w:t>
-      </w:r>
-      <w:r>
-        <w:rPr>
-          <w:rFonts w:asciiTheme="minorHAnsi" w:hAnsiTheme="minorHAnsi"/>
-        </w:rPr>
-        <w:t>o alguna vez</w:t>
-      </w:r>
-      <w:r>
-        <w:rPr>
-          <w:rFonts w:asciiTheme="minorHAnsi" w:hAnsiTheme="minorHAnsi"/>
-        </w:rPr>
-        <w:t xml:space="preserve"> </w:t>
-      </w:r>
-      <w:r>
-        <w:rPr>
-          <w:rFonts w:asciiTheme="minorHAnsi" w:hAnsiTheme="minorHAnsi"/>
-        </w:rPr>
-        <w:t>les dije ayer a los a la red</w:t>
-      </w:r>
-      <w:r>
-        <w:rPr>
-          <w:rFonts w:asciiTheme="minorHAnsi" w:hAnsiTheme="minorHAnsi"/>
-        </w:rPr>
-        <w:t>,</w:t>
-      </w:r>
-      <w:r>
-        <w:rPr>
-          <w:rFonts w:asciiTheme="minorHAnsi" w:hAnsiTheme="minorHAnsi"/>
-        </w:rPr>
-        <w:t xml:space="preserve"> </w:t>
-      </w:r>
-      <w:r>
-        <w:rPr>
-          <w:rFonts w:asciiTheme="minorHAnsi" w:hAnsiTheme="minorHAnsi"/>
-        </w:rPr>
-        <w:t>hace</w:t>
-      </w:r>
-      <w:r>
-        <w:rPr>
-          <w:rFonts w:asciiTheme="minorHAnsi" w:hAnsiTheme="minorHAnsi"/>
-        </w:rPr>
-        <w:t xml:space="preserve">  años</w:t>
-      </w:r>
-      <w:r>
-        <w:rPr>
-          <w:rFonts w:asciiTheme="minorHAnsi" w:hAnsiTheme="minorHAnsi"/>
-        </w:rPr>
-        <w:t>,</w:t>
-      </w:r>
-      <w:r>
-        <w:rPr>
-          <w:rFonts w:asciiTheme="minorHAnsi" w:hAnsiTheme="minorHAnsi"/>
-        </w:rPr>
-        <w:t xml:space="preserve"> al final de los seminarios siempre hacemos reflexiones y les dije si yo fuera can</w:t>
-      </w:r>
-      <w:r>
-        <w:rPr>
-          <w:rFonts w:asciiTheme="minorHAnsi" w:hAnsiTheme="minorHAnsi"/>
-        </w:rPr>
-        <w:t xml:space="preserve">didato </w:t>
-      </w:r>
-      <w:r>
-        <w:rPr>
-          <w:rFonts w:asciiTheme="minorHAnsi" w:hAnsiTheme="minorHAnsi"/>
-        </w:rPr>
-        <w:t>a la Presidencia de la República</w:t>
-      </w:r>
-      <w:r>
-        <w:rPr>
-          <w:rFonts w:asciiTheme="minorHAnsi" w:hAnsiTheme="minorHAnsi"/>
-        </w:rPr>
-        <w:t xml:space="preserve"> </w:t>
-      </w:r>
-      <w:r>
-        <w:rPr>
-          <w:rFonts w:asciiTheme="minorHAnsi" w:hAnsiTheme="minorHAnsi"/>
-        </w:rPr>
-        <w:t xml:space="preserve">tendría yo a mi lado </w:t>
-      </w:r>
-      <w:r>
-        <w:rPr>
-          <w:rFonts w:asciiTheme="minorHAnsi" w:hAnsiTheme="minorHAnsi"/>
-        </w:rPr>
-        <w:t xml:space="preserve">a </w:t>
-      </w:r>
-      <w:r>
-        <w:rPr>
-          <w:rFonts w:asciiTheme="minorHAnsi" w:hAnsiTheme="minorHAnsi"/>
-        </w:rPr>
-        <w:t>r</w:t>
-      </w:r>
-      <w:r>
-        <w:rPr>
-          <w:rFonts w:asciiTheme="minorHAnsi" w:hAnsiTheme="minorHAnsi"/>
-          <w:highlight w:val="yellow"/>
-        </w:rPr>
-        <w:t>emix</w:t>
-      </w:r>
-      <w:r>
-        <w:rPr>
-          <w:rFonts w:asciiTheme="minorHAnsi" w:hAnsiTheme="minorHAnsi"/>
-        </w:rPr>
-        <w:t xml:space="preserve"> reuniría con </w:t>
-      </w:r>
-      <w:r>
-        <w:rPr>
-          <w:rFonts w:asciiTheme="minorHAnsi" w:hAnsiTheme="minorHAnsi"/>
-          <w:highlight w:val="yellow"/>
-        </w:rPr>
-        <w:t>remixo</w:t>
-      </w:r>
-      <w:r>
-        <w:rPr>
-          <w:rFonts w:asciiTheme="minorHAnsi" w:hAnsiTheme="minorHAnsi"/>
-        </w:rPr>
-        <w:t xml:space="preserve"> todo el tiempo</w:t>
-      </w:r>
-      <w:r>
-        <w:rPr>
-          <w:rFonts w:asciiTheme="minorHAnsi" w:hAnsiTheme="minorHAnsi"/>
-        </w:rPr>
-        <w:t>,</w:t>
-      </w:r>
-      <w:r>
-        <w:rPr>
-          <w:rFonts w:asciiTheme="minorHAnsi" w:hAnsiTheme="minorHAnsi"/>
-        </w:rPr>
-        <w:t xml:space="preserve"> porque llevan ustedes 30 años pensando en los problemas de política social y quien mejor para ayudarme, pero no hay una red similar en Economía</w:t>
-      </w:r>
-      <w:r>
-        <w:rPr>
-          <w:rFonts w:asciiTheme="minorHAnsi" w:hAnsiTheme="minorHAnsi"/>
-        </w:rPr>
-        <w:t>. D</w:t>
-      </w:r>
-      <w:r>
-        <w:rPr>
-          <w:rFonts w:asciiTheme="minorHAnsi" w:hAnsiTheme="minorHAnsi"/>
-        </w:rPr>
-        <w:t>urante muchos años, el Colegio Nacional de Economistas sí funcionó como un organismo que se separó del</w:t>
-      </w:r>
-      <w:r>
-        <w:rPr>
-          <w:rFonts w:asciiTheme="minorHAnsi" w:hAnsiTheme="minorHAnsi"/>
-        </w:rPr>
-        <w:t xml:space="preserve"> </w:t>
-      </w:r>
-      <w:r>
-        <w:rPr>
-          <w:rFonts w:asciiTheme="minorHAnsi" w:hAnsiTheme="minorHAnsi"/>
-        </w:rPr>
-        <w:t>PRI</w:t>
-      </w:r>
-      <w:r>
-        <w:rPr>
-          <w:rFonts w:asciiTheme="minorHAnsi" w:hAnsiTheme="minorHAnsi"/>
-        </w:rPr>
-        <w:t>, se quitó esa cosa</w:t>
-      </w:r>
-      <w:r>
-        <w:rPr>
-          <w:rFonts w:asciiTheme="minorHAnsi" w:hAnsiTheme="minorHAnsi"/>
-        </w:rPr>
-        <w:t xml:space="preserve"> horrible gracias a Jorge Tamayo</w:t>
-      </w:r>
-      <w:r>
-        <w:rPr>
-          <w:rFonts w:asciiTheme="minorHAnsi" w:hAnsiTheme="minorHAnsi"/>
-        </w:rPr>
-        <w:t xml:space="preserve"> y</w:t>
-      </w:r>
-      <w:r>
-        <w:rPr>
-          <w:rFonts w:asciiTheme="minorHAnsi" w:hAnsiTheme="minorHAnsi"/>
-        </w:rPr>
-        <w:t xml:space="preserve"> tuvimos unos seis ocho años de independencia de pensamiento</w:t>
-      </w:r>
-      <w:r>
-        <w:rPr>
-          <w:rFonts w:asciiTheme="minorHAnsi" w:hAnsiTheme="minorHAnsi"/>
-        </w:rPr>
-        <w:t xml:space="preserve"> </w:t>
-      </w:r>
-      <w:r>
-        <w:rPr>
-          <w:rFonts w:asciiTheme="minorHAnsi" w:hAnsiTheme="minorHAnsi"/>
-        </w:rPr>
-        <w:t>y le movimos el tapete a todo el</w:t>
-      </w:r>
-      <w:r>
-        <w:rPr>
-          <w:rFonts w:asciiTheme="minorHAnsi" w:hAnsiTheme="minorHAnsi"/>
-        </w:rPr>
-        <w:t xml:space="preserve"> p</w:t>
-      </w:r>
-      <w:r>
-        <w:rPr>
-          <w:rFonts w:asciiTheme="minorHAnsi" w:hAnsiTheme="minorHAnsi"/>
-        </w:rPr>
-        <w:t>aís</w:t>
-      </w:r>
-      <w:r>
-        <w:rPr>
-          <w:rFonts w:asciiTheme="minorHAnsi" w:hAnsiTheme="minorHAnsi"/>
-        </w:rPr>
-        <w:t>,</w:t>
-      </w:r>
-      <w:r>
-        <w:rPr>
-          <w:rFonts w:asciiTheme="minorHAnsi" w:hAnsiTheme="minorHAnsi"/>
-        </w:rPr>
-        <w:t xml:space="preserve"> </w:t>
-      </w:r>
-      <w:r>
-        <w:rPr>
-          <w:rFonts w:asciiTheme="minorHAnsi" w:hAnsiTheme="minorHAnsi"/>
-        </w:rPr>
-        <w:t xml:space="preserve">estuvimos </w:t>
-      </w:r>
-      <w:r>
-        <w:rPr>
-          <w:rFonts w:asciiTheme="minorHAnsi" w:hAnsiTheme="minorHAnsi"/>
-        </w:rPr>
-        <w:t xml:space="preserve">en contra de la entrada de México </w:t>
-      </w:r>
-      <w:r>
-        <w:rPr>
-          <w:rFonts w:asciiTheme="minorHAnsi" w:hAnsiTheme="minorHAnsi"/>
-          <w:highlight w:val="yellow"/>
-        </w:rPr>
-        <w:t>ALT</w:t>
-      </w:r>
-      <w:r>
-        <w:rPr>
-          <w:rFonts w:asciiTheme="minorHAnsi" w:hAnsiTheme="minorHAnsi"/>
-        </w:rPr>
-        <w:t xml:space="preserve"> y logramos que separar a la entrada al </w:t>
-      </w:r>
-      <w:r>
-        <w:rPr>
-          <w:rFonts w:asciiTheme="minorHAnsi" w:hAnsiTheme="minorHAnsi"/>
-          <w:highlight w:val="yellow"/>
-        </w:rPr>
-        <w:t>GAT</w:t>
-      </w:r>
-      <w:r>
-        <w:rPr>
-          <w:rFonts w:asciiTheme="minorHAnsi" w:hAnsiTheme="minorHAnsi"/>
-        </w:rPr>
-        <w:t xml:space="preserve"> después ya se vino abajo otra vez volvió a volverse un órgano burocrático.</w:t>
+        <w:t xml:space="preserve"> Muy bueno</w:t>
       </w:r>
     </w:p>
     <w:p>
@@ -12825,18 +13549,28 @@
         <w:shd w:val="clear" w:color="auto" w:fill="FFFFFF"/>
         <w:jc w:val="both"/>
         <w:rPr>
-          <w:rFonts w:asciiTheme="minorHAnsi" w:eastAsia="Aptos" w:hAnsiTheme="minorHAnsi" w:cs="Aptos"/>
-          <w:color w:val="0070C0"/>
-          <w:lang w:eastAsia="ja-JP"/>
-        </w:rPr>
-      </w:pPr>
-      <w:r>
-        <w:rPr>
-          <w:rFonts w:asciiTheme="minorHAnsi" w:eastAsia="Aptos" w:hAnsiTheme="minorHAnsi" w:cs="Aptos"/>
-          <w:color w:val="0070C0"/>
-          <w:lang w:eastAsia="ja-JP"/>
-        </w:rPr>
-        <w:t>1:07:46</w:t>
+          <w:rFonts w:asciiTheme="minorHAnsi" w:hAnsiTheme="minorHAnsi"/>
+        </w:rPr>
+      </w:pPr>
+      <w:r>
+        <w:rPr>
+          <w:rFonts w:asciiTheme="minorHAnsi" w:hAnsiTheme="minorHAnsi"/>
+          <w:b/>
+          <w:bCs/>
+        </w:rPr>
+        <w:t>Alberto:</w:t>
+      </w:r>
+      <w:r>
+        <w:rPr>
+          <w:rFonts w:asciiTheme="minorHAnsi" w:hAnsiTheme="minorHAnsi"/>
+        </w:rPr>
+        <w:t xml:space="preserve"> </w:t>
+      </w:r>
+      <w:r>
+        <w:rPr>
+          <w:rFonts w:asciiTheme="minorHAnsi" w:hAnsiTheme="minorHAnsi"/>
+        </w:rPr>
+        <w:t xml:space="preserve">Doctor pues muchísimas gracias, estaremos en contacto y para siempre cuente con con amigos en el Tec de Monterrey que valoramos mucho su trabajo. </w:t>
       </w:r>
     </w:p>
     <w:p>
@@ -12854,111 +13588,19 @@
           <w:b/>
           <w:bCs/>
         </w:rPr>
-        <w:lastRenderedPageBreak/>
         <w:t>Julio:</w:t>
       </w:r>
       <w:r>
         <w:rPr>
           <w:rFonts w:asciiTheme="minorHAnsi" w:hAnsiTheme="minorHAnsi"/>
         </w:rPr>
-        <w:t xml:space="preserve"> Entonces, si hay algunas redes, pero </w:t>
-      </w:r>
-      <w:r>
-        <w:rPr>
-          <w:rFonts w:asciiTheme="minorHAnsi" w:hAnsiTheme="minorHAnsi"/>
-        </w:rPr>
-        <w:t>o son excluyentes como el Grupo de Río</w:t>
-      </w:r>
-      <w:r>
-        <w:rPr>
-          <w:rFonts w:asciiTheme="minorHAnsi" w:hAnsiTheme="minorHAnsi"/>
-        </w:rPr>
-        <w:t xml:space="preserve"> </w:t>
-      </w:r>
-      <w:r>
-        <w:rPr>
-          <w:rFonts w:asciiTheme="minorHAnsi" w:hAnsiTheme="minorHAnsi"/>
-        </w:rPr>
-        <w:t xml:space="preserve">y </w:t>
-      </w:r>
-      <w:r>
-        <w:rPr>
-          <w:rFonts w:asciiTheme="minorHAnsi" w:hAnsiTheme="minorHAnsi"/>
-        </w:rPr>
-        <w:t>solo</w:t>
-      </w:r>
-      <w:r>
-        <w:rPr>
-          <w:rFonts w:asciiTheme="minorHAnsi" w:hAnsiTheme="minorHAnsi"/>
-        </w:rPr>
-        <w:t xml:space="preserve"> </w:t>
-      </w:r>
-      <w:r>
-        <w:rPr>
-          <w:rFonts w:asciiTheme="minorHAnsi" w:hAnsiTheme="minorHAnsi"/>
-        </w:rPr>
-        <w:t>o</w:t>
-      </w:r>
-      <w:r>
-        <w:rPr>
-          <w:rFonts w:asciiTheme="minorHAnsi" w:hAnsiTheme="minorHAnsi"/>
-        </w:rPr>
-        <w:t xml:space="preserve"> invitan a sus de derecha</w:t>
-      </w:r>
-      <w:r>
-        <w:rPr>
-          <w:rFonts w:asciiTheme="minorHAnsi" w:hAnsiTheme="minorHAnsi"/>
-        </w:rPr>
-        <w:t>,</w:t>
-      </w:r>
-      <w:r>
-        <w:rPr>
-          <w:rFonts w:asciiTheme="minorHAnsi" w:hAnsiTheme="minorHAnsi"/>
-        </w:rPr>
-        <w:t xml:space="preserve"> los </w:t>
-      </w:r>
-      <w:r>
-        <w:rPr>
-          <w:rFonts w:asciiTheme="minorHAnsi" w:hAnsiTheme="minorHAnsi"/>
-        </w:rPr>
-        <w:t>meo</w:t>
-      </w:r>
-      <w:r>
-        <w:rPr>
-          <w:rFonts w:asciiTheme="minorHAnsi" w:hAnsiTheme="minorHAnsi"/>
-        </w:rPr>
-        <w:t xml:space="preserve">liberales </w:t>
-      </w:r>
-      <w:r>
-        <w:rPr>
-          <w:rFonts w:asciiTheme="minorHAnsi" w:hAnsiTheme="minorHAnsi"/>
-        </w:rPr>
-        <w:t xml:space="preserve">o </w:t>
-      </w:r>
-      <w:r>
-        <w:rPr>
-          <w:rFonts w:asciiTheme="minorHAnsi" w:hAnsiTheme="minorHAnsi"/>
-        </w:rPr>
-        <w:t xml:space="preserve">no han podido ir más allá y tener impacto en la vida pública nacional como esta como este </w:t>
-      </w:r>
-      <w:r>
-        <w:rPr>
-          <w:rFonts w:asciiTheme="minorHAnsi" w:hAnsiTheme="minorHAnsi"/>
-          <w:highlight w:val="yellow"/>
-        </w:rPr>
-        <w:t>remix</w:t>
-      </w:r>
-      <w:r>
-        <w:rPr>
-          <w:rFonts w:asciiTheme="minorHAnsi" w:hAnsiTheme="minorHAnsi"/>
-        </w:rPr>
-        <w:t>o</w:t>
-      </w:r>
-      <w:r>
-        <w:rPr>
-          <w:rFonts w:asciiTheme="minorHAnsi" w:hAnsiTheme="minorHAnsi"/>
-        </w:rPr>
-        <w:t>.</w:t>
+        <w:t xml:space="preserve"> </w:t>
+      </w:r>
+      <w:r>
+        <w:rPr>
+          <w:rFonts w:asciiTheme="minorHAnsi" w:hAnsiTheme="minorHAnsi"/>
+        </w:rPr>
+        <w:t xml:space="preserve">Ojalá se pueda hacer algo </w:t>
       </w:r>
     </w:p>
     <w:p>
@@ -12967,18 +13609,28 @@
         <w:shd w:val="clear" w:color="auto" w:fill="FFFFFF"/>
         <w:jc w:val="both"/>
         <w:rPr>
-          <w:rFonts w:asciiTheme="minorHAnsi" w:eastAsia="Aptos" w:hAnsiTheme="minorHAnsi" w:cs="Aptos"/>
-          <w:color w:val="0070C0"/>
-          <w:lang w:eastAsia="ja-JP"/>
-        </w:rPr>
-      </w:pPr>
-      <w:r>
-        <w:rPr>
-          <w:rFonts w:asciiTheme="minorHAnsi" w:eastAsia="Aptos" w:hAnsiTheme="minorHAnsi" w:cs="Aptos"/>
-          <w:color w:val="0070C0"/>
-          <w:lang w:eastAsia="ja-JP"/>
-        </w:rPr>
-        <w:t>1:08:18</w:t>
+          <w:rFonts w:asciiTheme="minorHAnsi" w:hAnsiTheme="minorHAnsi"/>
+        </w:rPr>
+      </w:pPr>
+      <w:r>
+        <w:rPr>
+          <w:rFonts w:asciiTheme="minorHAnsi" w:hAnsiTheme="minorHAnsi"/>
+          <w:b/>
+          <w:bCs/>
+        </w:rPr>
+        <w:t>Alberto:</w:t>
+      </w:r>
+      <w:r>
+        <w:rPr>
+          <w:rFonts w:asciiTheme="minorHAnsi" w:hAnsiTheme="minorHAnsi"/>
+        </w:rPr>
+        <w:t xml:space="preserve"> O</w:t>
+      </w:r>
+      <w:r>
+        <w:rPr>
+          <w:rFonts w:asciiTheme="minorHAnsi" w:hAnsiTheme="minorHAnsi"/>
+        </w:rPr>
+        <w:t>jalá que sí</w:t>
       </w:r>
     </w:p>
     <w:p>
@@ -13002,169 +13654,25 @@
         <w:rPr>
           <w:rFonts w:asciiTheme="minorHAnsi" w:hAnsiTheme="minorHAnsi"/>
         </w:rPr>
-        <w:t xml:space="preserve"> E</w:t>
-      </w:r>
-      <w:r>
-        <w:rPr>
-          <w:rFonts w:asciiTheme="minorHAnsi" w:hAnsiTheme="minorHAnsi"/>
-        </w:rPr>
-        <w:t>l proyecto regional de pobreza</w:t>
-      </w:r>
-      <w:r>
-        <w:rPr>
-          <w:rFonts w:asciiTheme="minorHAnsi" w:hAnsiTheme="minorHAnsi"/>
-        </w:rPr>
-        <w:t xml:space="preserve"> </w:t>
-      </w:r>
-      <w:r>
-        <w:rPr>
-          <w:rFonts w:asciiTheme="minorHAnsi" w:hAnsiTheme="minorHAnsi"/>
-        </w:rPr>
-        <w:t>logró una red</w:t>
-      </w:r>
-      <w:r>
-        <w:rPr>
-          <w:rFonts w:asciiTheme="minorHAnsi" w:hAnsiTheme="minorHAnsi"/>
-        </w:rPr>
-        <w:t xml:space="preserve"> </w:t>
-      </w:r>
-      <w:r>
-        <w:rPr>
-          <w:rFonts w:asciiTheme="minorHAnsi" w:hAnsiTheme="minorHAnsi"/>
-        </w:rPr>
-        <w:t>porque cuando fueran las conferencias, no solo se reunían los enviados de los gobiernos de la región, sino todos los investigadores que estaban trabajando en nuestro equipo se reunían a intercambiábamos experiencias</w:t>
-      </w:r>
-      <w:r>
-        <w:rPr>
-          <w:rFonts w:asciiTheme="minorHAnsi" w:hAnsiTheme="minorHAnsi"/>
-        </w:rPr>
-        <w:t>. P</w:t>
-      </w:r>
-      <w:r>
-        <w:rPr>
-          <w:rFonts w:asciiTheme="minorHAnsi" w:hAnsiTheme="minorHAnsi"/>
-        </w:rPr>
-        <w:t>ublicamos nueve volúmenes uno de ellos sobre economía popular</w:t>
-      </w:r>
-      <w:r>
-        <w:rPr>
-          <w:rFonts w:asciiTheme="minorHAnsi" w:hAnsiTheme="minorHAnsi"/>
-        </w:rPr>
-        <w:t>,</w:t>
-      </w:r>
-      <w:r>
-        <w:rPr>
-          <w:rFonts w:asciiTheme="minorHAnsi" w:hAnsiTheme="minorHAnsi"/>
-        </w:rPr>
-        <w:t xml:space="preserve"> el de desarrollo sin pobreza y otros de situaciones específicas de cada país de Colombia</w:t>
-      </w:r>
-      <w:r>
-        <w:rPr>
-          <w:rFonts w:asciiTheme="minorHAnsi" w:hAnsiTheme="minorHAnsi"/>
-        </w:rPr>
-        <w:t>,</w:t>
-      </w:r>
-      <w:r>
-        <w:rPr>
-          <w:rFonts w:asciiTheme="minorHAnsi" w:hAnsiTheme="minorHAnsi"/>
-        </w:rPr>
-        <w:t xml:space="preserve"> de Perú</w:t>
-      </w:r>
-      <w:r>
-        <w:rPr>
-          <w:rFonts w:asciiTheme="minorHAnsi" w:hAnsiTheme="minorHAnsi"/>
-        </w:rPr>
-        <w:t>,</w:t>
-      </w:r>
-      <w:r>
-        <w:rPr>
-          <w:rFonts w:asciiTheme="minorHAnsi" w:hAnsiTheme="minorHAnsi"/>
-        </w:rPr>
-        <w:t xml:space="preserve"> de México </w:t>
-      </w:r>
-      <w:r>
-        <w:rPr>
-          <w:rFonts w:asciiTheme="minorHAnsi" w:hAnsiTheme="minorHAnsi"/>
-        </w:rPr>
-        <w:t>no hubo</w:t>
-      </w:r>
-      <w:r>
-        <w:rPr>
-          <w:rFonts w:asciiTheme="minorHAnsi" w:hAnsiTheme="minorHAnsi"/>
-        </w:rPr>
-        <w:t xml:space="preserve"> libro</w:t>
-      </w:r>
-      <w:r>
-        <w:rPr>
-          <w:rFonts w:asciiTheme="minorHAnsi" w:hAnsiTheme="minorHAnsi"/>
-        </w:rPr>
-        <w:t>,</w:t>
-      </w:r>
-      <w:r>
-        <w:rPr>
-          <w:rFonts w:asciiTheme="minorHAnsi" w:hAnsiTheme="minorHAnsi"/>
-        </w:rPr>
-        <w:t xml:space="preserve"> Carlos Rojas que acaba de fallecer</w:t>
-      </w:r>
-      <w:r>
-        <w:rPr>
-          <w:rFonts w:asciiTheme="minorHAnsi" w:hAnsiTheme="minorHAnsi"/>
-        </w:rPr>
-        <w:t>,</w:t>
-      </w:r>
-      <w:r>
-        <w:rPr>
-          <w:rFonts w:asciiTheme="minorHAnsi" w:hAnsiTheme="minorHAnsi"/>
-        </w:rPr>
-        <w:t xml:space="preserve"> no quiso constituir equipo nacional cuando yo lo vi</w:t>
-      </w:r>
-      <w:r>
-        <w:rPr>
-          <w:rFonts w:asciiTheme="minorHAnsi" w:hAnsiTheme="minorHAnsi"/>
-        </w:rPr>
-        <w:t>. V</w:t>
-      </w:r>
-      <w:r>
-        <w:rPr>
-          <w:rFonts w:asciiTheme="minorHAnsi" w:hAnsiTheme="minorHAnsi"/>
-        </w:rPr>
-        <w:t>iene a visitar</w:t>
-      </w:r>
-      <w:r>
-        <w:rPr>
-          <w:rFonts w:asciiTheme="minorHAnsi" w:hAnsiTheme="minorHAnsi"/>
-        </w:rPr>
-        <w:t>,</w:t>
-      </w:r>
-      <w:r>
-        <w:rPr>
-          <w:rFonts w:asciiTheme="minorHAnsi" w:hAnsiTheme="minorHAnsi"/>
-        </w:rPr>
-        <w:t xml:space="preserve"> me dijo no nosotros ya estamos re bien, ya tenemos el Programa Solidaridad ah bueno, ya saben todo esa es la actitud esa del que cree que sabe todo y bueno y entonces ya no, no, esa cosa de redes</w:t>
-      </w:r>
-      <w:r>
-        <w:rPr>
-          <w:rFonts w:asciiTheme="minorHAnsi" w:hAnsiTheme="minorHAnsi"/>
-        </w:rPr>
-        <w:t xml:space="preserve"> ¿</w:t>
-      </w:r>
-      <w:r>
-        <w:rPr>
-          <w:rFonts w:asciiTheme="minorHAnsi" w:hAnsiTheme="minorHAnsi"/>
-        </w:rPr>
-        <w:t>No sé si quieres algo más</w:t>
-      </w:r>
-      <w:r>
-        <w:rPr>
-          <w:rFonts w:asciiTheme="minorHAnsi" w:hAnsiTheme="minorHAnsi"/>
-        </w:rPr>
-        <w:t>, Hugo</w:t>
+        <w:t xml:space="preserve"> P</w:t>
+      </w:r>
+      <w:r>
+        <w:rPr>
+          <w:rFonts w:asciiTheme="minorHAnsi" w:hAnsiTheme="minorHAnsi"/>
+        </w:rPr>
+        <w:t>orque veo que ustedes lo quieren hacer en grande y quieren trabajar en varios países no</w:t>
       </w:r>
       <w:r>
         <w:rPr>
           <w:rFonts w:asciiTheme="minorHAnsi" w:hAnsiTheme="minorHAnsi"/>
         </w:rPr>
         <w:t>?</w:t>
+      </w:r>
+      <w:r>
+        <w:rPr>
+          <w:rFonts w:asciiTheme="minorHAnsi" w:hAnsiTheme="minorHAnsi"/>
+        </w:rPr>
+        <w:t xml:space="preserve"> están pensando en trabajar en varios países</w:t>
       </w:r>
     </w:p>
     <w:p>
@@ -13182,188 +13690,31 @@
           <w:b/>
           <w:bCs/>
         </w:rPr>
-        <w:t>Hugo:</w:t>
-      </w:r>
-      <w:r>
-        <w:rPr>
-          <w:rFonts w:asciiTheme="minorHAnsi" w:hAnsiTheme="minorHAnsi"/>
-        </w:rPr>
-        <w:t xml:space="preserve"> </w:t>
-      </w:r>
-      <w:r>
-        <w:rPr>
-          <w:rFonts w:asciiTheme="minorHAnsi" w:hAnsiTheme="minorHAnsi"/>
-        </w:rPr>
-        <w:t xml:space="preserve">Bueno, creo que la cuestión de redes sí quedó bastante clara y ya nada más falta tocar el punto sobre el financiamiento </w:t>
-      </w:r>
-      <w:r>
-        <w:rPr>
-          <w:rFonts w:asciiTheme="minorHAnsi" w:hAnsiTheme="minorHAnsi"/>
-        </w:rPr>
-        <w:t>como l</w:t>
-      </w:r>
-      <w:r>
-        <w:rPr>
-          <w:rFonts w:asciiTheme="minorHAnsi" w:hAnsiTheme="minorHAnsi"/>
-        </w:rPr>
-        <w:t xml:space="preserve">a manera en la que se sustentan las redes </w:t>
-      </w:r>
-    </w:p>
-    <w:p>
-      <w:pPr>
-        <w:pStyle w:val="vlaz4d"/>
-        <w:shd w:val="clear" w:color="auto" w:fill="FFFFFF"/>
-        <w:jc w:val="both"/>
-        <w:rPr>
-          <w:rFonts w:asciiTheme="minorHAnsi" w:hAnsiTheme="minorHAnsi"/>
-        </w:rPr>
-      </w:pPr>
-      <w:r>
-        <w:rPr>
-          <w:rFonts w:asciiTheme="minorHAnsi" w:hAnsiTheme="minorHAnsi"/>
-          <w:b/>
-          <w:bCs/>
-        </w:rPr>
         <w:t>Alberto:</w:t>
       </w:r>
       <w:r>
         <w:rPr>
           <w:rFonts w:asciiTheme="minorHAnsi" w:hAnsiTheme="minorHAnsi"/>
         </w:rPr>
-        <w:t xml:space="preserve"> O</w:t>
-      </w:r>
-      <w:r>
-        <w:rPr>
-          <w:rFonts w:asciiTheme="minorHAnsi" w:hAnsiTheme="minorHAnsi"/>
-        </w:rPr>
-        <w:t xml:space="preserve"> cómo estaba pensando en </w:t>
-      </w:r>
-      <w:r>
-        <w:rPr>
-          <w:rFonts w:asciiTheme="minorHAnsi" w:hAnsiTheme="minorHAnsi"/>
-        </w:rPr>
-        <w:t>¿Qué</w:t>
-      </w:r>
-      <w:r>
-        <w:rPr>
-          <w:rFonts w:asciiTheme="minorHAnsi" w:hAnsiTheme="minorHAnsi"/>
-        </w:rPr>
-        <w:t xml:space="preserve"> recursos nos están haciendo falta para impulsar la investigación</w:t>
-      </w:r>
-      <w:r>
-        <w:rPr>
-          <w:rFonts w:asciiTheme="minorHAnsi" w:hAnsiTheme="minorHAnsi"/>
-        </w:rPr>
-        <w:t>?</w:t>
-      </w:r>
-      <w:r>
-        <w:rPr>
-          <w:rFonts w:asciiTheme="minorHAnsi" w:hAnsiTheme="minorHAnsi"/>
-        </w:rPr>
-        <w:t xml:space="preserve"> la investigación y ciencias sociales, siempre tiene esta cosa de que parece más difícil de vincular con resultados económicos </w:t>
-      </w:r>
-      <w:r>
-        <w:rPr>
-          <w:rFonts w:asciiTheme="minorHAnsi" w:hAnsiTheme="minorHAnsi"/>
-        </w:rPr>
-        <w:t>¿</w:t>
-      </w:r>
-      <w:r>
-        <w:rPr>
-          <w:rFonts w:asciiTheme="minorHAnsi" w:hAnsiTheme="minorHAnsi"/>
-        </w:rPr>
-        <w:t>qu</w:t>
-      </w:r>
-      <w:r>
-        <w:rPr>
-          <w:rFonts w:asciiTheme="minorHAnsi" w:hAnsiTheme="minorHAnsi"/>
-        </w:rPr>
-        <w:t>é</w:t>
-      </w:r>
-      <w:r>
-        <w:rPr>
-          <w:rFonts w:asciiTheme="minorHAnsi" w:hAnsiTheme="minorHAnsi"/>
-        </w:rPr>
-        <w:t xml:space="preserve"> nos estaría haciendo falta en México para impulsar investigación sobre florecimiento humano</w:t>
-      </w:r>
-      <w:r>
-        <w:rPr>
-          <w:rFonts w:asciiTheme="minorHAnsi" w:hAnsiTheme="minorHAnsi"/>
-        </w:rPr>
-        <w:t>?</w:t>
-      </w:r>
-    </w:p>
-    <w:p>
-      <w:pPr>
-        <w:pStyle w:val="vlaz4d"/>
-        <w:shd w:val="clear" w:color="auto" w:fill="FFFFFF"/>
-        <w:jc w:val="both"/>
-        <w:rPr>
-          <w:rFonts w:asciiTheme="minorHAnsi" w:hAnsiTheme="minorHAnsi"/>
-        </w:rPr>
-      </w:pPr>
-      <w:r>
-        <w:rPr>
-          <w:rFonts w:asciiTheme="minorHAnsi" w:hAnsiTheme="minorHAnsi"/>
-          <w:b/>
-          <w:bCs/>
-        </w:rPr>
-        <w:t>Julio:</w:t>
-      </w:r>
-      <w:r>
-        <w:rPr>
-          <w:rFonts w:asciiTheme="minorHAnsi" w:hAnsiTheme="minorHAnsi"/>
-        </w:rPr>
-        <w:t xml:space="preserve"> Dejenme </w:t>
-      </w:r>
-      <w:r>
-        <w:rPr>
-          <w:rFonts w:asciiTheme="minorHAnsi" w:hAnsiTheme="minorHAnsi"/>
-        </w:rPr>
-        <w:t>pensar</w:t>
-      </w:r>
-      <w:r>
-        <w:rPr>
-          <w:rFonts w:asciiTheme="minorHAnsi" w:hAnsiTheme="minorHAnsi"/>
-        </w:rPr>
-        <w:t xml:space="preserve">, </w:t>
-      </w:r>
-      <w:r>
-        <w:rPr>
-          <w:rFonts w:asciiTheme="minorHAnsi" w:hAnsiTheme="minorHAnsi"/>
-          <w:highlight w:val="yellow"/>
-        </w:rPr>
-        <w:t>remixo</w:t>
-      </w:r>
-      <w:r>
-        <w:rPr>
-          <w:rFonts w:asciiTheme="minorHAnsi" w:hAnsiTheme="minorHAnsi"/>
-        </w:rPr>
-        <w:t xml:space="preserve"> </w:t>
-      </w:r>
-      <w:r>
-        <w:rPr>
-          <w:rFonts w:asciiTheme="minorHAnsi" w:hAnsiTheme="minorHAnsi"/>
-        </w:rPr>
-        <w:t>¿</w:t>
-      </w:r>
-      <w:r>
-        <w:rPr>
-          <w:rFonts w:asciiTheme="minorHAnsi" w:hAnsiTheme="minorHAnsi"/>
-        </w:rPr>
-        <w:t>cómo logro que durante 20 y tantos años</w:t>
-      </w:r>
-      <w:r>
-        <w:rPr>
-          <w:rFonts w:asciiTheme="minorHAnsi" w:hAnsiTheme="minorHAnsi"/>
-        </w:rPr>
-        <w:t xml:space="preserve"> que </w:t>
-      </w:r>
-      <w:r>
-        <w:rPr>
-          <w:rFonts w:asciiTheme="minorHAnsi" w:hAnsiTheme="minorHAnsi"/>
-        </w:rPr>
-        <w:t>30</w:t>
+        <w:t xml:space="preserve"> Si,</w:t>
+      </w:r>
+      <w:r>
+        <w:rPr>
+          <w:rFonts w:asciiTheme="minorHAnsi" w:hAnsiTheme="minorHAnsi"/>
+        </w:rPr>
+        <w:t xml:space="preserve"> de hecho estamos en paralelo</w:t>
+      </w:r>
+      <w:r>
+        <w:rPr>
+          <w:rFonts w:asciiTheme="minorHAnsi" w:hAnsiTheme="minorHAnsi"/>
+        </w:rPr>
+        <w:t>, e</w:t>
+      </w:r>
+      <w:r>
+        <w:rPr>
+          <w:rFonts w:asciiTheme="minorHAnsi" w:hAnsiTheme="minorHAnsi"/>
+        </w:rPr>
+        <w:t>stamos arrancando ahora en Chile en Colombia y en Brasil y ya tenemos algunas cosas, va a haber algunos recursos interactivos. Estamos desarrollando una aplicación que permite localizar a los principales autores y toda su producción registrada en bases de datos</w:t>
       </w:r>
       <w:r>
         <w:rPr>
@@ -13375,1154 +13726,6 @@
         <w:rPr>
           <w:rFonts w:asciiTheme="minorHAnsi" w:hAnsiTheme="minorHAnsi"/>
         </w:rPr>
-        <w:t xml:space="preserve"> 40 investigadores nos reunieron en una ciudad en un seminario de dos días</w:t>
-      </w:r>
-      <w:r>
-        <w:rPr>
-          <w:rFonts w:asciiTheme="minorHAnsi" w:hAnsiTheme="minorHAnsi"/>
-        </w:rPr>
-        <w:t>?</w:t>
-      </w:r>
-      <w:r>
-        <w:rPr>
-          <w:rFonts w:asciiTheme="minorHAnsi" w:hAnsiTheme="minorHAnsi"/>
-        </w:rPr>
-        <w:t xml:space="preserve"> se necesita dinero, hay que pagar transporte a la gente y hay que pagar alojamiento</w:t>
-      </w:r>
-      <w:r>
-        <w:rPr>
-          <w:rFonts w:asciiTheme="minorHAnsi" w:hAnsiTheme="minorHAnsi"/>
-        </w:rPr>
-        <w:t>. N</w:t>
-      </w:r>
-      <w:r>
-        <w:rPr>
-          <w:rFonts w:asciiTheme="minorHAnsi" w:hAnsiTheme="minorHAnsi"/>
-        </w:rPr>
-        <w:t>o nos pagaban nunca</w:t>
-      </w:r>
-      <w:r>
-        <w:rPr>
-          <w:rFonts w:asciiTheme="minorHAnsi" w:hAnsiTheme="minorHAnsi"/>
-        </w:rPr>
-        <w:t xml:space="preserve"> nada por e</w:t>
-      </w:r>
-      <w:r>
-        <w:rPr>
-          <w:rFonts w:asciiTheme="minorHAnsi" w:hAnsiTheme="minorHAnsi"/>
-        </w:rPr>
-        <w:t>scribir obviamente</w:t>
-      </w:r>
-      <w:r>
-        <w:rPr>
-          <w:rFonts w:asciiTheme="minorHAnsi" w:hAnsiTheme="minorHAnsi"/>
-        </w:rPr>
-        <w:t>,</w:t>
-      </w:r>
-      <w:r>
-        <w:rPr>
-          <w:rFonts w:asciiTheme="minorHAnsi" w:hAnsiTheme="minorHAnsi"/>
-        </w:rPr>
-        <w:t xml:space="preserve"> para ser a nuestra chamba en nuestras</w:t>
-      </w:r>
-      <w:r>
-        <w:rPr>
-          <w:rFonts w:asciiTheme="minorHAnsi" w:hAnsiTheme="minorHAnsi"/>
-        </w:rPr>
-        <w:t xml:space="preserve"> instituciones </w:t>
-      </w:r>
-      <w:r>
-        <w:rPr>
-          <w:rFonts w:asciiTheme="minorHAnsi" w:hAnsiTheme="minorHAnsi"/>
-        </w:rPr>
-        <w:t>académicas</w:t>
-      </w:r>
-      <w:r>
-        <w:rPr>
-          <w:rFonts w:asciiTheme="minorHAnsi" w:hAnsiTheme="minorHAnsi"/>
-        </w:rPr>
-        <w:t>,</w:t>
-      </w:r>
-      <w:r>
-        <w:rPr>
-          <w:rFonts w:asciiTheme="minorHAnsi" w:hAnsiTheme="minorHAnsi"/>
-        </w:rPr>
-        <w:t xml:space="preserve"> a veces algunos conseguían apoyo de sus instituciones para ir a los viajes</w:t>
-      </w:r>
-      <w:r>
-        <w:rPr>
-          <w:rFonts w:asciiTheme="minorHAnsi" w:hAnsiTheme="minorHAnsi"/>
-        </w:rPr>
-        <w:t>.</w:t>
-      </w:r>
-      <w:r>
-        <w:rPr>
-          <w:rFonts w:asciiTheme="minorHAnsi" w:hAnsiTheme="minorHAnsi"/>
-        </w:rPr>
-        <w:t xml:space="preserve"> </w:t>
-      </w:r>
-      <w:r>
-        <w:rPr>
-          <w:rFonts w:asciiTheme="minorHAnsi" w:hAnsiTheme="minorHAnsi"/>
-        </w:rPr>
-        <w:t>L</w:t>
-      </w:r>
-      <w:r>
-        <w:rPr>
-          <w:rFonts w:asciiTheme="minorHAnsi" w:hAnsiTheme="minorHAnsi"/>
-        </w:rPr>
-        <w:t>as instituciones en general tienen algo de viáticos y algo del pasaje para ese tipo de eventos</w:t>
-      </w:r>
-    </w:p>
-    <w:p>
-      <w:pPr>
-        <w:pStyle w:val="vlaz4d"/>
-        <w:shd w:val="clear" w:color="auto" w:fill="FFFFFF"/>
-        <w:jc w:val="both"/>
-        <w:rPr>
-          <w:rFonts w:asciiTheme="minorHAnsi" w:eastAsia="Aptos" w:hAnsiTheme="minorHAnsi" w:cs="Aptos"/>
-          <w:color w:val="0070C0"/>
-          <w:lang w:eastAsia="ja-JP"/>
-        </w:rPr>
-      </w:pPr>
-      <w:r>
-        <w:rPr>
-          <w:rFonts w:asciiTheme="minorHAnsi" w:eastAsia="Aptos" w:hAnsiTheme="minorHAnsi" w:cs="Aptos"/>
-          <w:color w:val="0070C0"/>
-          <w:lang w:eastAsia="ja-JP"/>
-        </w:rPr>
-        <w:t>01:11:02</w:t>
-      </w:r>
-    </w:p>
-    <w:p>
-      <w:pPr>
-        <w:pStyle w:val="vlaz4d"/>
-        <w:shd w:val="clear" w:color="auto" w:fill="FFFFFF"/>
-        <w:jc w:val="both"/>
-        <w:rPr>
-          <w:rFonts w:asciiTheme="minorHAnsi" w:hAnsiTheme="minorHAnsi"/>
-        </w:rPr>
-      </w:pPr>
-      <w:r>
-        <w:rPr>
-          <w:rFonts w:asciiTheme="minorHAnsi" w:hAnsiTheme="minorHAnsi"/>
-          <w:b/>
-          <w:bCs/>
-        </w:rPr>
-        <w:t>Julio:</w:t>
-      </w:r>
-      <w:r>
-        <w:rPr>
-          <w:rFonts w:asciiTheme="minorHAnsi" w:hAnsiTheme="minorHAnsi"/>
-        </w:rPr>
-        <w:t xml:space="preserve"> P</w:t>
-      </w:r>
-      <w:r>
-        <w:rPr>
-          <w:rFonts w:asciiTheme="minorHAnsi" w:hAnsiTheme="minorHAnsi"/>
-        </w:rPr>
-        <w:t>ero Enrique Valencia consiguió que una de estas organizaciones de ayuda externa de Alemani</w:t>
-      </w:r>
-      <w:r>
-        <w:rPr>
-          <w:rFonts w:asciiTheme="minorHAnsi" w:hAnsiTheme="minorHAnsi"/>
-        </w:rPr>
-        <w:t>a</w:t>
-      </w:r>
-      <w:r>
-        <w:rPr>
-          <w:rFonts w:asciiTheme="minorHAnsi" w:hAnsiTheme="minorHAnsi"/>
-        </w:rPr>
-        <w:t>…</w:t>
-      </w:r>
-      <w:r>
-        <w:rPr>
-          <w:rFonts w:asciiTheme="minorHAnsi" w:hAnsiTheme="minorHAnsi"/>
-        </w:rPr>
-        <w:t xml:space="preserve">no, no es la </w:t>
-      </w:r>
-      <w:r>
-        <w:rPr>
-          <w:rFonts w:asciiTheme="minorHAnsi" w:hAnsiTheme="minorHAnsi"/>
-          <w:highlight w:val="yellow"/>
-        </w:rPr>
-        <w:t>Friday header</w:t>
-      </w:r>
-      <w:r>
-        <w:rPr>
-          <w:rFonts w:asciiTheme="minorHAnsi" w:hAnsiTheme="minorHAnsi"/>
-        </w:rPr>
-        <w:t>, sino la otra</w:t>
-      </w:r>
-      <w:r>
-        <w:rPr>
-          <w:rFonts w:asciiTheme="minorHAnsi" w:hAnsiTheme="minorHAnsi"/>
-        </w:rPr>
-        <w:t>,</w:t>
-      </w:r>
-      <w:r>
-        <w:rPr>
-          <w:rFonts w:asciiTheme="minorHAnsi" w:hAnsiTheme="minorHAnsi"/>
-        </w:rPr>
-        <w:t xml:space="preserve"> la </w:t>
-      </w:r>
-      <w:r>
-        <w:rPr>
-          <w:rFonts w:asciiTheme="minorHAnsi" w:hAnsiTheme="minorHAnsi"/>
-          <w:highlight w:val="yellow"/>
-        </w:rPr>
-        <w:t>Freddy Hebert</w:t>
-      </w:r>
-      <w:r>
-        <w:rPr>
-          <w:rFonts w:asciiTheme="minorHAnsi" w:hAnsiTheme="minorHAnsi"/>
-        </w:rPr>
-        <w:t xml:space="preserve"> es la </w:t>
-      </w:r>
-      <w:r>
-        <w:rPr>
-          <w:rFonts w:asciiTheme="minorHAnsi" w:hAnsiTheme="minorHAnsi"/>
-        </w:rPr>
-        <w:t>de la socila democrata, es la otra que esta más del centro</w:t>
-      </w:r>
-      <w:r>
-        <w:rPr>
-          <w:rFonts w:asciiTheme="minorHAnsi" w:hAnsiTheme="minorHAnsi"/>
-        </w:rPr>
-        <w:t xml:space="preserve"> que </w:t>
-      </w:r>
-      <w:r>
-        <w:rPr>
-          <w:rFonts w:asciiTheme="minorHAnsi" w:hAnsiTheme="minorHAnsi"/>
-        </w:rPr>
-        <w:t>muy bien ella</w:t>
-      </w:r>
-      <w:r>
-        <w:rPr>
-          <w:rFonts w:asciiTheme="minorHAnsi" w:hAnsiTheme="minorHAnsi"/>
-        </w:rPr>
-        <w:t xml:space="preserve"> financiaba los gastos, si no todo, si cubría los gastos de pasajes </w:t>
-      </w:r>
-      <w:r>
-        <w:rPr>
-          <w:rFonts w:asciiTheme="minorHAnsi" w:hAnsiTheme="minorHAnsi"/>
-        </w:rPr>
-        <w:t>y las universidades en la ciudad que se hacía esto</w:t>
-      </w:r>
-      <w:r>
-        <w:rPr>
-          <w:rFonts w:asciiTheme="minorHAnsi" w:hAnsiTheme="minorHAnsi"/>
-        </w:rPr>
-        <w:t xml:space="preserve"> </w:t>
-      </w:r>
-      <w:r>
-        <w:rPr>
-          <w:rFonts w:asciiTheme="minorHAnsi" w:hAnsiTheme="minorHAnsi"/>
-        </w:rPr>
-        <w:t>las</w:t>
-      </w:r>
-      <w:r>
-        <w:rPr>
-          <w:rFonts w:asciiTheme="minorHAnsi" w:hAnsiTheme="minorHAnsi"/>
-        </w:rPr>
-        <w:t xml:space="preserve"> universidad publicaban el libro, ese era el financiamiento que se necesitaba </w:t>
-      </w:r>
-      <w:r>
-        <w:rPr>
-          <w:rFonts w:asciiTheme="minorHAnsi" w:hAnsiTheme="minorHAnsi"/>
-        </w:rPr>
-        <w:t xml:space="preserve">pero </w:t>
-      </w:r>
-      <w:r>
-        <w:rPr>
-          <w:rFonts w:asciiTheme="minorHAnsi" w:hAnsiTheme="minorHAnsi"/>
-        </w:rPr>
-        <w:t>siempre peleo</w:t>
-      </w:r>
-      <w:r>
-        <w:rPr>
-          <w:rFonts w:asciiTheme="minorHAnsi" w:hAnsiTheme="minorHAnsi"/>
-        </w:rPr>
-        <w:t xml:space="preserve"> que vayamos por más, pero es muy difícil</w:t>
-      </w:r>
-      <w:r>
-        <w:rPr>
-          <w:rFonts w:asciiTheme="minorHAnsi" w:hAnsiTheme="minorHAnsi"/>
-        </w:rPr>
-        <w:t xml:space="preserve"> como organización.</w:t>
-      </w:r>
-    </w:p>
-    <w:p>
-      <w:pPr>
-        <w:pStyle w:val="vlaz4d"/>
-        <w:shd w:val="clear" w:color="auto" w:fill="FFFFFF"/>
-        <w:jc w:val="both"/>
-        <w:rPr>
-          <w:rFonts w:asciiTheme="minorHAnsi" w:eastAsia="Aptos" w:hAnsiTheme="minorHAnsi" w:cs="Aptos"/>
-          <w:color w:val="0070C0"/>
-          <w:lang w:eastAsia="ja-JP"/>
-        </w:rPr>
-      </w:pPr>
-      <w:r>
-        <w:rPr>
-          <w:rFonts w:asciiTheme="minorHAnsi" w:eastAsia="Aptos" w:hAnsiTheme="minorHAnsi" w:cs="Aptos"/>
-          <w:color w:val="0070C0"/>
-          <w:lang w:eastAsia="ja-JP"/>
-        </w:rPr>
-        <w:lastRenderedPageBreak/>
-        <w:t>01:12:03</w:t>
-      </w:r>
-    </w:p>
-    <w:p>
-      <w:pPr>
-        <w:pStyle w:val="vlaz4d"/>
-        <w:shd w:val="clear" w:color="auto" w:fill="FFFFFF"/>
-        <w:jc w:val="both"/>
-        <w:rPr>
-          <w:rFonts w:asciiTheme="minorHAnsi" w:hAnsiTheme="minorHAnsi"/>
-        </w:rPr>
-      </w:pPr>
-      <w:r>
-        <w:rPr>
-          <w:rFonts w:asciiTheme="minorHAnsi" w:hAnsiTheme="minorHAnsi"/>
-          <w:b/>
-          <w:bCs/>
-        </w:rPr>
-        <w:t>Julio:</w:t>
-      </w:r>
-      <w:r>
-        <w:rPr>
-          <w:rFonts w:asciiTheme="minorHAnsi" w:hAnsiTheme="minorHAnsi"/>
-        </w:rPr>
-        <w:t xml:space="preserve"> CONACYT</w:t>
-      </w:r>
-      <w:r>
-        <w:rPr>
-          <w:rFonts w:asciiTheme="minorHAnsi" w:hAnsiTheme="minorHAnsi"/>
-        </w:rPr>
-        <w:t xml:space="preserve"> puede financiar muchas cosas en México sin duda y lo ha hecho este, yo no he tenido</w:t>
-      </w:r>
-      <w:r>
-        <w:rPr>
-          <w:rFonts w:asciiTheme="minorHAnsi" w:hAnsiTheme="minorHAnsi"/>
-        </w:rPr>
-        <w:t xml:space="preserve"> miucha suerte. </w:t>
-      </w:r>
-      <w:r>
-        <w:rPr>
-          <w:rFonts w:asciiTheme="minorHAnsi" w:hAnsiTheme="minorHAnsi"/>
-        </w:rPr>
-        <w:t>Mis investigaciones grandes las he hecho bajo el cobijo de alguna institución, por ejemplo de 2008 a 2012</w:t>
-      </w:r>
-      <w:r>
-        <w:rPr>
-          <w:rFonts w:asciiTheme="minorHAnsi" w:hAnsiTheme="minorHAnsi"/>
-        </w:rPr>
-        <w:t xml:space="preserve">, </w:t>
-      </w:r>
-      <w:r>
-        <w:rPr>
-          <w:rFonts w:asciiTheme="minorHAnsi" w:hAnsiTheme="minorHAnsi"/>
-        </w:rPr>
-        <w:t xml:space="preserve">yo era consejero del Consejo de Evaluación del desarrollo social en la Ciudad de México y ahí conseguimos dinero para hacer encuestas hicimos muchas encuestas sobre la Ciudad de México y salieron varias publicaciones, al final tuvimos un </w:t>
-      </w:r>
-      <w:r>
-        <w:rPr>
-          <w:rFonts w:asciiTheme="minorHAnsi" w:hAnsiTheme="minorHAnsi"/>
-        </w:rPr>
-        <w:t>pleito</w:t>
-      </w:r>
-      <w:r>
-        <w:rPr>
-          <w:rFonts w:asciiTheme="minorHAnsi" w:hAnsiTheme="minorHAnsi"/>
-        </w:rPr>
-        <w:t xml:space="preserve"> con Ebrard</w:t>
-      </w:r>
-      <w:r>
-        <w:rPr>
-          <w:rFonts w:asciiTheme="minorHAnsi" w:hAnsiTheme="minorHAnsi"/>
-        </w:rPr>
-        <w:t>. P</w:t>
-      </w:r>
-      <w:r>
-        <w:rPr>
-          <w:rFonts w:asciiTheme="minorHAnsi" w:hAnsiTheme="minorHAnsi"/>
-        </w:rPr>
-        <w:t>rácticamente nos dio una patada en el trasero y nos ech</w:t>
-      </w:r>
-      <w:r>
-        <w:rPr>
-          <w:rFonts w:asciiTheme="minorHAnsi" w:hAnsiTheme="minorHAnsi"/>
-        </w:rPr>
-        <w:t>ó</w:t>
-      </w:r>
-      <w:r>
-        <w:rPr>
-          <w:rFonts w:asciiTheme="minorHAnsi" w:hAnsiTheme="minorHAnsi"/>
-        </w:rPr>
-        <w:t>, pero</w:t>
-      </w:r>
-      <w:r>
-        <w:rPr>
-          <w:rFonts w:asciiTheme="minorHAnsi" w:hAnsiTheme="minorHAnsi"/>
-        </w:rPr>
-        <w:t xml:space="preserve"> p</w:t>
-      </w:r>
-      <w:r>
-        <w:rPr>
-          <w:rFonts w:asciiTheme="minorHAnsi" w:hAnsiTheme="minorHAnsi"/>
-        </w:rPr>
-        <w:t xml:space="preserve">erdió continuidad, </w:t>
-      </w:r>
-      <w:r>
-        <w:rPr>
-          <w:rFonts w:asciiTheme="minorHAnsi" w:hAnsiTheme="minorHAnsi"/>
-        </w:rPr>
-        <w:t>p</w:t>
-      </w:r>
-      <w:r>
-        <w:rPr>
-          <w:rFonts w:asciiTheme="minorHAnsi" w:hAnsiTheme="minorHAnsi"/>
-        </w:rPr>
-        <w:t xml:space="preserve">orque </w:t>
-      </w:r>
-      <w:r>
-        <w:rPr>
-          <w:rFonts w:asciiTheme="minorHAnsi" w:hAnsiTheme="minorHAnsi"/>
-        </w:rPr>
-        <w:t>pasaron</w:t>
-      </w:r>
-      <w:r>
-        <w:rPr>
-          <w:rFonts w:asciiTheme="minorHAnsi" w:hAnsiTheme="minorHAnsi"/>
-        </w:rPr>
-        <w:t xml:space="preserve"> seis años hasta que llegó el nuevo gobierno ya de López Obrador y se volvió a reconstituir el consejo de comisión y ahora están haciendo otra vez cosas cosas buenas</w:t>
-      </w:r>
-      <w:r>
-        <w:rPr>
-          <w:rFonts w:asciiTheme="minorHAnsi" w:hAnsiTheme="minorHAnsi"/>
-        </w:rPr>
-        <w:t>.</w:t>
-      </w:r>
-      <w:r>
-        <w:rPr>
-          <w:rFonts w:asciiTheme="minorHAnsi" w:hAnsiTheme="minorHAnsi"/>
-        </w:rPr>
-        <w:t xml:space="preserve"> </w:t>
-      </w:r>
-      <w:r>
-        <w:rPr>
-          <w:rFonts w:asciiTheme="minorHAnsi" w:hAnsiTheme="minorHAnsi"/>
-        </w:rPr>
-        <w:t>E</w:t>
-      </w:r>
-      <w:r>
-        <w:rPr>
-          <w:rFonts w:asciiTheme="minorHAnsi" w:hAnsiTheme="minorHAnsi"/>
-        </w:rPr>
-        <w:t>se es un tipo de cobijo que puede conseguir</w:t>
-      </w:r>
-      <w:r>
-        <w:rPr>
-          <w:rFonts w:asciiTheme="minorHAnsi" w:hAnsiTheme="minorHAnsi"/>
-        </w:rPr>
-        <w:t>.</w:t>
-      </w:r>
-      <w:r>
-        <w:rPr>
-          <w:rFonts w:asciiTheme="minorHAnsi" w:hAnsiTheme="minorHAnsi"/>
-        </w:rPr>
-        <w:t xml:space="preserve"> </w:t>
-      </w:r>
-      <w:r>
-        <w:rPr>
-          <w:rFonts w:asciiTheme="minorHAnsi" w:hAnsiTheme="minorHAnsi"/>
-        </w:rPr>
-        <w:t>O</w:t>
-      </w:r>
-      <w:r>
-        <w:rPr>
-          <w:rFonts w:asciiTheme="minorHAnsi" w:hAnsiTheme="minorHAnsi"/>
-        </w:rPr>
-        <w:t>tro cobijo, por ejemplo, yo hice una encuesta muy importante abrir un campo nuevo en México de percepciones de lo que son los satisfactores necesarios</w:t>
-      </w:r>
-      <w:r>
-        <w:rPr>
-          <w:rFonts w:asciiTheme="minorHAnsi" w:hAnsiTheme="minorHAnsi"/>
-        </w:rPr>
-        <w:t>. E</w:t>
-      </w:r>
-      <w:r>
-        <w:rPr>
-          <w:rFonts w:asciiTheme="minorHAnsi" w:hAnsiTheme="minorHAnsi"/>
-        </w:rPr>
-        <w:t xml:space="preserve">so lo desarrollaron un par de ingleses, una mujer y un hombre </w:t>
-      </w:r>
-      <w:r>
-        <w:rPr>
-          <w:rFonts w:asciiTheme="minorHAnsi" w:hAnsiTheme="minorHAnsi"/>
-          <w:highlight w:val="yellow"/>
-        </w:rPr>
-        <w:t>Marc y lanceley</w:t>
-      </w:r>
-      <w:r>
-        <w:rPr>
-          <w:rFonts w:asciiTheme="minorHAnsi" w:hAnsiTheme="minorHAnsi"/>
-        </w:rPr>
-        <w:t xml:space="preserve">, desarrollaron el enfoque de percepciones sobre los satisfactores </w:t>
-      </w:r>
-      <w:r>
-        <w:rPr>
-          <w:rFonts w:asciiTheme="minorHAnsi" w:hAnsiTheme="minorHAnsi"/>
-        </w:rPr>
-        <w:t>base,</w:t>
-      </w:r>
-      <w:r>
-        <w:rPr>
-          <w:rFonts w:asciiTheme="minorHAnsi" w:hAnsiTheme="minorHAnsi"/>
-        </w:rPr>
-        <w:t xml:space="preserve"> un estudio precioso y yo lo estando en el año sabático en la Ibero es un año sabático que estaba en la Ibero ahí me pagaban un poquito este y entre la Ibero y la Procuraduría Federal del Consumidor conseguimos recursos para hacer una encuesta nacional en 18 ciudades, de qué piensan las familias de México sobre cuáles son los bienes y</w:t>
-      </w:r>
-      <w:r>
-        <w:rPr>
-          <w:rFonts w:asciiTheme="minorHAnsi" w:hAnsiTheme="minorHAnsi"/>
-        </w:rPr>
-        <w:t xml:space="preserve"> los </w:t>
-      </w:r>
-      <w:r>
-        <w:rPr>
-          <w:rFonts w:asciiTheme="minorHAnsi" w:hAnsiTheme="minorHAnsi"/>
-        </w:rPr>
-        <w:t xml:space="preserve">servicios estrictamente necesarios para cualquier lugar ese es una manera de estudiar la pobreza o más empírica apoyándose en lo que la gente piensa y </w:t>
-      </w:r>
-      <w:r>
-        <w:rPr>
-          <w:rFonts w:asciiTheme="minorHAnsi" w:hAnsiTheme="minorHAnsi"/>
-        </w:rPr>
-        <w:t>enriqueció mucho el enfoque.</w:t>
-      </w:r>
-    </w:p>
-    <w:p>
-      <w:pPr>
-        <w:pStyle w:val="vlaz4d"/>
-        <w:shd w:val="clear" w:color="auto" w:fill="FFFFFF"/>
-        <w:jc w:val="both"/>
-        <w:rPr>
-          <w:rFonts w:asciiTheme="minorHAnsi" w:eastAsia="Aptos" w:hAnsiTheme="minorHAnsi" w:cs="Aptos"/>
-          <w:color w:val="0070C0"/>
-          <w:lang w:eastAsia="ja-JP"/>
-        </w:rPr>
-      </w:pPr>
-      <w:r>
-        <w:rPr>
-          <w:rFonts w:asciiTheme="minorHAnsi" w:eastAsia="Aptos" w:hAnsiTheme="minorHAnsi" w:cs="Aptos"/>
-          <w:color w:val="0070C0"/>
-          <w:lang w:eastAsia="ja-JP"/>
-        </w:rPr>
-        <w:t>01:14:48</w:t>
-      </w:r>
-    </w:p>
-    <w:p>
-      <w:pPr>
-        <w:pStyle w:val="vlaz4d"/>
-        <w:shd w:val="clear" w:color="auto" w:fill="FFFFFF"/>
-        <w:jc w:val="both"/>
-        <w:rPr>
-          <w:rFonts w:asciiTheme="minorHAnsi" w:hAnsiTheme="minorHAnsi"/>
-        </w:rPr>
-      </w:pPr>
-      <w:r>
-        <w:rPr>
-          <w:rFonts w:asciiTheme="minorHAnsi" w:hAnsiTheme="minorHAnsi"/>
-          <w:b/>
-          <w:bCs/>
-        </w:rPr>
-        <w:t>Julio:</w:t>
-      </w:r>
-      <w:r>
-        <w:rPr>
-          <w:rFonts w:asciiTheme="minorHAnsi" w:hAnsiTheme="minorHAnsi"/>
-        </w:rPr>
-        <w:t xml:space="preserve"> </w:t>
-      </w:r>
-      <w:r>
-        <w:rPr>
-          <w:rFonts w:asciiTheme="minorHAnsi" w:hAnsiTheme="minorHAnsi"/>
-        </w:rPr>
-        <w:t>D</w:t>
-      </w:r>
-      <w:r>
-        <w:rPr>
-          <w:rFonts w:asciiTheme="minorHAnsi" w:hAnsiTheme="minorHAnsi"/>
-        </w:rPr>
-        <w:t xml:space="preserve">espués esto se ha generalizado y hasta el </w:t>
-      </w:r>
-      <w:r>
-        <w:rPr>
-          <w:rFonts w:asciiTheme="minorHAnsi" w:hAnsiTheme="minorHAnsi"/>
-          <w:highlight w:val="yellow"/>
-        </w:rPr>
-        <w:t>Coneval</w:t>
-      </w:r>
-      <w:r>
-        <w:rPr>
-          <w:rFonts w:asciiTheme="minorHAnsi" w:hAnsiTheme="minorHAnsi"/>
-        </w:rPr>
-        <w:t xml:space="preserve"> hizo este tipo de encuestas</w:t>
-      </w:r>
-      <w:r>
-        <w:rPr>
-          <w:rFonts w:asciiTheme="minorHAnsi" w:hAnsiTheme="minorHAnsi"/>
-        </w:rPr>
-        <w:t xml:space="preserve">, </w:t>
-      </w:r>
-      <w:r>
-        <w:rPr>
-          <w:rFonts w:asciiTheme="minorHAnsi" w:hAnsiTheme="minorHAnsi"/>
-        </w:rPr>
-        <w:t>no les hizo caso después porque les daban</w:t>
-      </w:r>
-      <w:r>
-        <w:rPr>
-          <w:rFonts w:asciiTheme="minorHAnsi" w:hAnsiTheme="minorHAnsi"/>
-        </w:rPr>
-        <w:t xml:space="preserve"> b</w:t>
-      </w:r>
-      <w:r>
-        <w:rPr>
-          <w:rFonts w:asciiTheme="minorHAnsi" w:hAnsiTheme="minorHAnsi"/>
-        </w:rPr>
-        <w:t>oyas</w:t>
-      </w:r>
-      <w:r>
-        <w:rPr>
-          <w:rFonts w:asciiTheme="minorHAnsi" w:hAnsiTheme="minorHAnsi"/>
-        </w:rPr>
-        <w:t xml:space="preserve">. Estaban preparen cual </w:t>
-      </w:r>
-      <w:r>
-        <w:rPr>
-          <w:rFonts w:asciiTheme="minorHAnsi" w:hAnsiTheme="minorHAnsi"/>
-        </w:rPr>
-        <w:t>es el nivel mínimo de estudios que todo el mundo debe tener</w:t>
-      </w:r>
-      <w:r>
-        <w:rPr>
-          <w:rFonts w:asciiTheme="minorHAnsi" w:hAnsiTheme="minorHAnsi"/>
-        </w:rPr>
-        <w:t xml:space="preserve"> y ellos</w:t>
-      </w:r>
-      <w:r>
-        <w:rPr>
-          <w:rFonts w:asciiTheme="minorHAnsi" w:hAnsiTheme="minorHAnsi"/>
-        </w:rPr>
-        <w:t xml:space="preserve"> pusieron primaria</w:t>
-      </w:r>
-      <w:r>
-        <w:rPr>
-          <w:rFonts w:asciiTheme="minorHAnsi" w:hAnsiTheme="minorHAnsi"/>
-        </w:rPr>
-        <w:t>, a</w:t>
-      </w:r>
-      <w:r>
-        <w:rPr>
-          <w:rFonts w:asciiTheme="minorHAnsi" w:hAnsiTheme="minorHAnsi"/>
-        </w:rPr>
-        <w:t>ese nivel</w:t>
-      </w:r>
-      <w:r>
-        <w:rPr>
-          <w:rFonts w:asciiTheme="minorHAnsi" w:hAnsiTheme="minorHAnsi"/>
-        </w:rPr>
-        <w:t>. S</w:t>
-      </w:r>
-      <w:r>
-        <w:rPr>
-          <w:rFonts w:asciiTheme="minorHAnsi" w:hAnsiTheme="minorHAnsi"/>
-        </w:rPr>
-        <w:t>us propias investigaciones tirarlas a la basura</w:t>
-      </w:r>
-      <w:r>
-        <w:rPr>
-          <w:rFonts w:asciiTheme="minorHAnsi" w:hAnsiTheme="minorHAnsi"/>
-        </w:rPr>
-        <w:t xml:space="preserve"> y m</w:t>
-      </w:r>
-      <w:r>
-        <w:rPr>
-          <w:rFonts w:asciiTheme="minorHAnsi" w:hAnsiTheme="minorHAnsi"/>
-        </w:rPr>
-        <w:t>entir este y bueno y están las fundaciones internacionales</w:t>
-      </w:r>
-      <w:r>
-        <w:rPr>
-          <w:rFonts w:asciiTheme="minorHAnsi" w:hAnsiTheme="minorHAnsi"/>
-        </w:rPr>
-        <w:t xml:space="preserve"> que dan recursos, esta la fundación Ford, la fundación Rockefeller se consiguen recursos. </w:t>
-      </w:r>
-    </w:p>
-    <w:p>
-      <w:pPr>
-        <w:pStyle w:val="vlaz4d"/>
-        <w:shd w:val="clear" w:color="auto" w:fill="FFFFFF"/>
-        <w:jc w:val="both"/>
-        <w:rPr>
-          <w:rFonts w:asciiTheme="minorHAnsi" w:hAnsiTheme="minorHAnsi"/>
-        </w:rPr>
-      </w:pPr>
-      <w:r>
-        <w:rPr>
-          <w:rFonts w:asciiTheme="minorHAnsi" w:hAnsiTheme="minorHAnsi"/>
-          <w:b/>
-          <w:bCs/>
-        </w:rPr>
-        <w:t>Julio:</w:t>
-      </w:r>
-      <w:r>
-        <w:rPr>
-          <w:rFonts w:asciiTheme="minorHAnsi" w:hAnsiTheme="minorHAnsi"/>
-        </w:rPr>
-        <w:t xml:space="preserve"> Y</w:t>
-      </w:r>
-      <w:r>
-        <w:rPr>
-          <w:rFonts w:asciiTheme="minorHAnsi" w:hAnsiTheme="minorHAnsi"/>
-        </w:rPr>
-        <w:t>o soy muy malo para eso porque me dan mucha flojera llenado los formularios</w:t>
-      </w:r>
-      <w:r>
-        <w:rPr>
-          <w:rFonts w:asciiTheme="minorHAnsi" w:hAnsiTheme="minorHAnsi"/>
-        </w:rPr>
-        <w:t>, se pasa uno de tres meses llenandolo</w:t>
-      </w:r>
-      <w:r>
-        <w:rPr>
-          <w:rFonts w:asciiTheme="minorHAnsi" w:hAnsiTheme="minorHAnsi"/>
-        </w:rPr>
-        <w:t xml:space="preserve"> y al final me dice, sabe que no nos alcanzó el dinero para este año, pero presentela el año próximo</w:t>
-      </w:r>
-      <w:r>
-        <w:rPr>
-          <w:rFonts w:asciiTheme="minorHAnsi" w:hAnsiTheme="minorHAnsi"/>
-        </w:rPr>
-        <w:t>,</w:t>
-      </w:r>
-      <w:r>
-        <w:rPr>
-          <w:rFonts w:asciiTheme="minorHAnsi" w:hAnsiTheme="minorHAnsi"/>
-        </w:rPr>
-        <w:t xml:space="preserve"> el cuestionario va a ser distinto así</w:t>
-      </w:r>
-      <w:r>
-        <w:rPr>
-          <w:rFonts w:asciiTheme="minorHAnsi" w:hAnsiTheme="minorHAnsi"/>
-        </w:rPr>
-        <w:t xml:space="preserve"> que muchas gracías (risas) estoy bromeando, bueno</w:t>
-      </w:r>
-    </w:p>
-    <w:p>
-      <w:pPr>
-        <w:pStyle w:val="vlaz4d"/>
-        <w:shd w:val="clear" w:color="auto" w:fill="FFFFFF"/>
-        <w:jc w:val="both"/>
-        <w:rPr>
-          <w:rFonts w:asciiTheme="minorHAnsi" w:eastAsia="Aptos" w:hAnsiTheme="minorHAnsi" w:cs="Aptos"/>
-          <w:color w:val="0070C0"/>
-          <w:lang w:eastAsia="ja-JP"/>
-        </w:rPr>
-      </w:pPr>
-      <w:r>
-        <w:rPr>
-          <w:rFonts w:asciiTheme="minorHAnsi" w:eastAsia="Aptos" w:hAnsiTheme="minorHAnsi" w:cs="Aptos"/>
-          <w:color w:val="0070C0"/>
-          <w:lang w:eastAsia="ja-JP"/>
-        </w:rPr>
-        <w:t>01:15:51</w:t>
-      </w:r>
-    </w:p>
-    <w:p>
-      <w:pPr>
-        <w:pStyle w:val="vlaz4d"/>
-        <w:shd w:val="clear" w:color="auto" w:fill="FFFFFF"/>
-        <w:jc w:val="both"/>
-        <w:rPr>
-          <w:rFonts w:asciiTheme="minorHAnsi" w:hAnsiTheme="minorHAnsi"/>
-        </w:rPr>
-      </w:pPr>
-      <w:r>
-        <w:rPr>
-          <w:rFonts w:asciiTheme="minorHAnsi" w:hAnsiTheme="minorHAnsi"/>
-          <w:b/>
-          <w:bCs/>
-        </w:rPr>
-        <w:t>Alberto:</w:t>
-      </w:r>
-      <w:r>
-        <w:rPr>
-          <w:rFonts w:asciiTheme="minorHAnsi" w:hAnsiTheme="minorHAnsi"/>
-        </w:rPr>
-        <w:t xml:space="preserve"> </w:t>
-      </w:r>
-      <w:r>
-        <w:rPr>
-          <w:rFonts w:asciiTheme="minorHAnsi" w:hAnsiTheme="minorHAnsi"/>
-        </w:rPr>
-        <w:t xml:space="preserve">Muchas gracias, </w:t>
-      </w:r>
-      <w:r>
-        <w:rPr>
-          <w:rFonts w:asciiTheme="minorHAnsi" w:hAnsiTheme="minorHAnsi"/>
-        </w:rPr>
-        <w:t>D</w:t>
-      </w:r>
-      <w:r>
-        <w:rPr>
-          <w:rFonts w:asciiTheme="minorHAnsi" w:hAnsiTheme="minorHAnsi"/>
-        </w:rPr>
-        <w:t>octor</w:t>
-      </w:r>
-      <w:r>
-        <w:rPr>
-          <w:rFonts w:asciiTheme="minorHAnsi" w:hAnsiTheme="minorHAnsi"/>
-        </w:rPr>
-        <w:t>. E</w:t>
-      </w:r>
-      <w:r>
-        <w:rPr>
-          <w:rFonts w:asciiTheme="minorHAnsi" w:hAnsiTheme="minorHAnsi"/>
-        </w:rPr>
-        <w:t>s un montón de información muy valiosa. Si usted nos lo permite, pues estaremos en contacto hacia finales del año, esperamos tener resultados que reportar nos gustaría mucho</w:t>
-      </w:r>
-      <w:r>
-        <w:rPr>
-          <w:rFonts w:asciiTheme="minorHAnsi" w:hAnsiTheme="minorHAnsi"/>
-        </w:rPr>
-        <w:t xml:space="preserve"> e</w:t>
-      </w:r>
-      <w:r>
-        <w:rPr>
-          <w:rFonts w:asciiTheme="minorHAnsi" w:hAnsiTheme="minorHAnsi"/>
-        </w:rPr>
-        <w:t xml:space="preserve">nviárselos cualquier comentario desde luego </w:t>
-      </w:r>
-      <w:r>
-        <w:rPr>
-          <w:rFonts w:asciiTheme="minorHAnsi" w:hAnsiTheme="minorHAnsi"/>
-        </w:rPr>
-        <w:t>para n</w:t>
-      </w:r>
-      <w:r>
-        <w:rPr>
-          <w:rFonts w:asciiTheme="minorHAnsi" w:hAnsiTheme="minorHAnsi"/>
-        </w:rPr>
-        <w:t xml:space="preserve">osotros va a ser muy valioso y en todo caso, pues estaremos dando los </w:t>
-      </w:r>
-      <w:r>
-        <w:rPr>
-          <w:rFonts w:asciiTheme="minorHAnsi" w:hAnsiTheme="minorHAnsi"/>
-        </w:rPr>
-        <w:lastRenderedPageBreak/>
-        <w:t xml:space="preserve">créditos de todas las participaciones, ya no le comenté, pero el </w:t>
-      </w:r>
-      <w:r>
-        <w:rPr>
-          <w:rFonts w:asciiTheme="minorHAnsi" w:hAnsiTheme="minorHAnsi"/>
-        </w:rPr>
-        <w:t>D</w:t>
-      </w:r>
-      <w:r>
-        <w:rPr>
-          <w:rFonts w:asciiTheme="minorHAnsi" w:hAnsiTheme="minorHAnsi"/>
-        </w:rPr>
-        <w:t>octor Mariano Rojas nos nos dio también muy generosamente una entrevista</w:t>
-      </w:r>
-      <w:r>
-        <w:rPr>
-          <w:rFonts w:asciiTheme="minorHAnsi" w:hAnsiTheme="minorHAnsi"/>
-        </w:rPr>
-        <w:t>,</w:t>
-      </w:r>
-      <w:r>
-        <w:rPr>
-          <w:rFonts w:asciiTheme="minorHAnsi" w:hAnsiTheme="minorHAnsi"/>
-        </w:rPr>
-        <w:t xml:space="preserve"> muy interesante. </w:t>
-      </w:r>
-    </w:p>
-    <w:p>
-      <w:pPr>
-        <w:pStyle w:val="vlaz4d"/>
-        <w:shd w:val="clear" w:color="auto" w:fill="FFFFFF"/>
-        <w:jc w:val="both"/>
-        <w:rPr>
-          <w:rFonts w:asciiTheme="minorHAnsi" w:hAnsiTheme="minorHAnsi"/>
-        </w:rPr>
-      </w:pPr>
-      <w:r>
-        <w:rPr>
-          <w:rFonts w:asciiTheme="minorHAnsi" w:hAnsiTheme="minorHAnsi"/>
-          <w:b/>
-          <w:bCs/>
-        </w:rPr>
-        <w:t>Julio:</w:t>
-      </w:r>
-      <w:r>
-        <w:rPr>
-          <w:rFonts w:asciiTheme="minorHAnsi" w:hAnsiTheme="minorHAnsi"/>
-        </w:rPr>
-        <w:t xml:space="preserve"> Muy bueno, Mariano es muy convincente</w:t>
-      </w:r>
-      <w:r>
-        <w:rPr>
-          <w:rFonts w:asciiTheme="minorHAnsi" w:hAnsiTheme="minorHAnsi"/>
-        </w:rPr>
-        <w:t xml:space="preserve">. </w:t>
-      </w:r>
-      <w:r>
-        <w:rPr>
-          <w:rFonts w:asciiTheme="minorHAnsi" w:hAnsiTheme="minorHAnsi"/>
-        </w:rPr>
-        <w:t xml:space="preserve">Ha sido realmente venden sus ideas que si se descuidan uno se las compre en las compras. </w:t>
-      </w:r>
-    </w:p>
-    <w:p>
-      <w:pPr>
-        <w:pStyle w:val="vlaz4d"/>
-        <w:shd w:val="clear" w:color="auto" w:fill="FFFFFF"/>
-        <w:jc w:val="both"/>
-        <w:rPr>
-          <w:rFonts w:asciiTheme="minorHAnsi" w:hAnsiTheme="minorHAnsi"/>
-        </w:rPr>
-      </w:pPr>
-      <w:r>
-        <w:rPr>
-          <w:rFonts w:asciiTheme="minorHAnsi" w:hAnsiTheme="minorHAnsi"/>
-          <w:b/>
-          <w:bCs/>
-        </w:rPr>
-        <w:t>Alberto:</w:t>
-      </w:r>
-      <w:r>
-        <w:rPr>
-          <w:rFonts w:asciiTheme="minorHAnsi" w:hAnsiTheme="minorHAnsi"/>
-        </w:rPr>
-        <w:t xml:space="preserve"> </w:t>
-      </w:r>
-      <w:r>
-        <w:rPr>
-          <w:rFonts w:asciiTheme="minorHAnsi" w:hAnsiTheme="minorHAnsi"/>
-        </w:rPr>
-        <w:t>Sí, sí es es buen psicólogo bueno.</w:t>
-      </w:r>
-    </w:p>
-    <w:p>
-      <w:pPr>
-        <w:pStyle w:val="vlaz4d"/>
-        <w:shd w:val="clear" w:color="auto" w:fill="FFFFFF"/>
-        <w:jc w:val="both"/>
-        <w:rPr>
-          <w:rFonts w:asciiTheme="minorHAnsi" w:hAnsiTheme="minorHAnsi"/>
-        </w:rPr>
-      </w:pPr>
-      <w:r>
-        <w:rPr>
-          <w:rFonts w:asciiTheme="minorHAnsi" w:hAnsiTheme="minorHAnsi"/>
-          <w:b/>
-          <w:bCs/>
-        </w:rPr>
-        <w:t>Julio:</w:t>
-      </w:r>
-      <w:r>
-        <w:rPr>
-          <w:rFonts w:asciiTheme="minorHAnsi" w:hAnsiTheme="minorHAnsi"/>
-        </w:rPr>
-        <w:t xml:space="preserve"> Muy bueno</w:t>
-      </w:r>
-    </w:p>
-    <w:p>
-      <w:pPr>
-        <w:pStyle w:val="vlaz4d"/>
-        <w:shd w:val="clear" w:color="auto" w:fill="FFFFFF"/>
-        <w:jc w:val="both"/>
-        <w:rPr>
-          <w:rFonts w:asciiTheme="minorHAnsi" w:hAnsiTheme="minorHAnsi"/>
-        </w:rPr>
-      </w:pPr>
-      <w:r>
-        <w:rPr>
-          <w:rFonts w:asciiTheme="minorHAnsi" w:hAnsiTheme="minorHAnsi"/>
-          <w:b/>
-          <w:bCs/>
-        </w:rPr>
-        <w:t>Alberto:</w:t>
-      </w:r>
-      <w:r>
-        <w:rPr>
-          <w:rFonts w:asciiTheme="minorHAnsi" w:hAnsiTheme="minorHAnsi"/>
-        </w:rPr>
-        <w:t xml:space="preserve"> </w:t>
-      </w:r>
-      <w:r>
-        <w:rPr>
-          <w:rFonts w:asciiTheme="minorHAnsi" w:hAnsiTheme="minorHAnsi"/>
-        </w:rPr>
-        <w:t xml:space="preserve">Doctor pues muchísimas gracias, estaremos en contacto y para siempre cuente con con amigos en el Tec de Monterrey que valoramos mucho su trabajo. </w:t>
-      </w:r>
-    </w:p>
-    <w:p>
-      <w:pPr>
-        <w:pStyle w:val="vlaz4d"/>
-        <w:shd w:val="clear" w:color="auto" w:fill="FFFFFF"/>
-        <w:jc w:val="both"/>
-        <w:rPr>
-          <w:rFonts w:asciiTheme="minorHAnsi" w:hAnsiTheme="minorHAnsi"/>
-        </w:rPr>
-      </w:pPr>
-      <w:r>
-        <w:rPr>
-          <w:rFonts w:asciiTheme="minorHAnsi" w:hAnsiTheme="minorHAnsi"/>
-          <w:b/>
-          <w:bCs/>
-        </w:rPr>
-        <w:t>Julio:</w:t>
-      </w:r>
-      <w:r>
-        <w:rPr>
-          <w:rFonts w:asciiTheme="minorHAnsi" w:hAnsiTheme="minorHAnsi"/>
-        </w:rPr>
-        <w:t xml:space="preserve"> </w:t>
-      </w:r>
-      <w:r>
-        <w:rPr>
-          <w:rFonts w:asciiTheme="minorHAnsi" w:hAnsiTheme="minorHAnsi"/>
-        </w:rPr>
-        <w:t xml:space="preserve">Ojalá se pueda hacer algo </w:t>
-      </w:r>
-    </w:p>
-    <w:p>
-      <w:pPr>
-        <w:pStyle w:val="vlaz4d"/>
-        <w:shd w:val="clear" w:color="auto" w:fill="FFFFFF"/>
-        <w:jc w:val="both"/>
-        <w:rPr>
-          <w:rFonts w:asciiTheme="minorHAnsi" w:hAnsiTheme="minorHAnsi"/>
-        </w:rPr>
-      </w:pPr>
-      <w:r>
-        <w:rPr>
-          <w:rFonts w:asciiTheme="minorHAnsi" w:hAnsiTheme="minorHAnsi"/>
-          <w:b/>
-          <w:bCs/>
-        </w:rPr>
-        <w:t>Alberto:</w:t>
-      </w:r>
-      <w:r>
-        <w:rPr>
-          <w:rFonts w:asciiTheme="minorHAnsi" w:hAnsiTheme="minorHAnsi"/>
-        </w:rPr>
-        <w:t xml:space="preserve"> O</w:t>
-      </w:r>
-      <w:r>
-        <w:rPr>
-          <w:rFonts w:asciiTheme="minorHAnsi" w:hAnsiTheme="minorHAnsi"/>
-        </w:rPr>
-        <w:t>jalá que sí</w:t>
-      </w:r>
-    </w:p>
-    <w:p>
-      <w:pPr>
-        <w:pStyle w:val="vlaz4d"/>
-        <w:shd w:val="clear" w:color="auto" w:fill="FFFFFF"/>
-        <w:jc w:val="both"/>
-        <w:rPr>
-          <w:rFonts w:asciiTheme="minorHAnsi" w:hAnsiTheme="minorHAnsi"/>
-        </w:rPr>
-      </w:pPr>
-      <w:r>
-        <w:rPr>
-          <w:rFonts w:asciiTheme="minorHAnsi" w:hAnsiTheme="minorHAnsi"/>
-          <w:b/>
-          <w:bCs/>
-        </w:rPr>
-        <w:t>Julio:</w:t>
-      </w:r>
-      <w:r>
-        <w:rPr>
-          <w:rFonts w:asciiTheme="minorHAnsi" w:hAnsiTheme="minorHAnsi"/>
-        </w:rPr>
-        <w:t xml:space="preserve"> P</w:t>
-      </w:r>
-      <w:r>
-        <w:rPr>
-          <w:rFonts w:asciiTheme="minorHAnsi" w:hAnsiTheme="minorHAnsi"/>
-        </w:rPr>
-        <w:t>orque veo que ustedes lo quieren hacer en grande y quieren trabajar en varios países no</w:t>
-      </w:r>
-      <w:r>
-        <w:rPr>
-          <w:rFonts w:asciiTheme="minorHAnsi" w:hAnsiTheme="minorHAnsi"/>
-        </w:rPr>
-        <w:t>?</w:t>
-      </w:r>
-      <w:r>
-        <w:rPr>
-          <w:rFonts w:asciiTheme="minorHAnsi" w:hAnsiTheme="minorHAnsi"/>
-        </w:rPr>
-        <w:t xml:space="preserve"> están pensando en trabajar en varios países</w:t>
-      </w:r>
-    </w:p>
-    <w:p>
-      <w:pPr>
-        <w:pStyle w:val="vlaz4d"/>
-        <w:shd w:val="clear" w:color="auto" w:fill="FFFFFF"/>
-        <w:jc w:val="both"/>
-        <w:rPr>
-          <w:rFonts w:asciiTheme="minorHAnsi" w:hAnsiTheme="minorHAnsi"/>
-        </w:rPr>
-      </w:pPr>
-      <w:r>
-        <w:rPr>
-          <w:rFonts w:asciiTheme="minorHAnsi" w:hAnsiTheme="minorHAnsi"/>
-          <w:b/>
-          <w:bCs/>
-        </w:rPr>
-        <w:t>Alberto:</w:t>
-      </w:r>
-      <w:r>
-        <w:rPr>
-          <w:rFonts w:asciiTheme="minorHAnsi" w:hAnsiTheme="minorHAnsi"/>
-        </w:rPr>
-        <w:t xml:space="preserve"> Si,</w:t>
-      </w:r>
-      <w:r>
-        <w:rPr>
-          <w:rFonts w:asciiTheme="minorHAnsi" w:hAnsiTheme="minorHAnsi"/>
-        </w:rPr>
-        <w:t xml:space="preserve"> de hecho estamos en paralelo</w:t>
-      </w:r>
-      <w:r>
-        <w:rPr>
-          <w:rFonts w:asciiTheme="minorHAnsi" w:hAnsiTheme="minorHAnsi"/>
-        </w:rPr>
-        <w:t>, e</w:t>
-      </w:r>
-      <w:r>
-        <w:rPr>
-          <w:rFonts w:asciiTheme="minorHAnsi" w:hAnsiTheme="minorHAnsi"/>
-        </w:rPr>
-        <w:t>stamos arrancando ahora en Chile en Colombia y en Brasil y ya tenemos algunas cosas, va a haber algunos recursos interactivos. Estamos desarrollando una aplicación que permite localizar a los principales autores y toda su producción registrada en bases de datos</w:t>
-      </w:r>
-      <w:r>
-        <w:rPr>
-          <w:rFonts w:asciiTheme="minorHAnsi" w:hAnsiTheme="minorHAnsi"/>
-        </w:rPr>
-        <w:t>,</w:t>
-      </w:r>
-      <w:r>
-        <w:rPr>
-          <w:rFonts w:asciiTheme="minorHAnsi" w:hAnsiTheme="minorHAnsi"/>
-        </w:rPr>
         <w:t xml:space="preserve"> dando el número de citas y el número de trabajos y la relevancia para el tema de florecimiento humano y todo esto va a ser de acceso abierto a quien quiera usarlo como herramienta de investigación</w:t>
       </w:r>
       <w:r>
@@ -14536,50 +13739,6 @@
           <w:rFonts w:asciiTheme="minorHAnsi" w:hAnsiTheme="minorHAnsi"/>
         </w:rPr>
         <w:t xml:space="preserve"> fin le estaremos compartiendo todo esto cuando esté en en a punto y ojalá que les resulte interesante</w:t>
-      </w:r>
-    </w:p>
-    <w:p>
-      <w:pPr>
-        <w:pStyle w:val="vlaz4d"/>
-        <w:shd w:val="clear" w:color="auto" w:fill="FFFFFF"/>
-        <w:jc w:val="both"/>
-        <w:rPr>
-          <w:rFonts w:asciiTheme="minorHAnsi" w:eastAsia="Aptos" w:hAnsiTheme="minorHAnsi" w:cs="Aptos"/>
-          <w:color w:val="0070C0"/>
-          <w:lang w:eastAsia="ja-JP"/>
-        </w:rPr>
-      </w:pPr>
-      <w:r>
-        <w:rPr>
-          <w:rFonts w:asciiTheme="minorHAnsi" w:eastAsia="Aptos" w:hAnsiTheme="minorHAnsi" w:cs="Aptos"/>
-          <w:color w:val="0070C0"/>
-          <w:lang w:eastAsia="ja-JP"/>
-        </w:rPr>
-        <w:t>01:1</w:t>
-      </w:r>
-      <w:r>
-        <w:rPr>
-          <w:rFonts w:asciiTheme="minorHAnsi" w:eastAsia="Aptos" w:hAnsiTheme="minorHAnsi" w:cs="Aptos"/>
-          <w:color w:val="0070C0"/>
-          <w:lang w:eastAsia="ja-JP"/>
-        </w:rPr>
-        <w:t>7</w:t>
-      </w:r>
-      <w:r>
-        <w:rPr>
-          <w:rFonts w:asciiTheme="minorHAnsi" w:eastAsia="Aptos" w:hAnsiTheme="minorHAnsi" w:cs="Aptos"/>
-          <w:color w:val="0070C0"/>
-          <w:lang w:eastAsia="ja-JP"/>
-        </w:rPr>
-        <w:t>:</w:t>
-      </w:r>
-      <w:r>
-        <w:rPr>
-          <w:rFonts w:asciiTheme="minorHAnsi" w:eastAsia="Aptos" w:hAnsiTheme="minorHAnsi" w:cs="Aptos"/>
-          <w:color w:val="0070C0"/>
-          <w:lang w:eastAsia="ja-JP"/>
-        </w:rPr>
-        <w:t>50</w:t>
       </w:r>
     </w:p>
     <w:p>
